--- a/downloads/teacher/ai-2-week-31.docx
+++ b/downloads/teacher/ai-2-week-31.docx
@@ -3241,6 +3241,396 @@
         <w:t>Give the recommender read-only access wherever sufficient, and require explicit owner review for catalogue edits or publication.</w:t>
       </w:r>
     </w:p>
+    <w:p>
+      <w:pPr>
+        <w:pStyle w:val="Heading1"/>
+      </w:pPr>
+      <w:r>
+        <w:t>07. Prepare, teach and assess</w:t>
+      </w:r>
+    </w:p>
+    <w:p>
+      <w:r>
+        <w:t>Teaching target: Explain the mechanism and terminology of least privilege and tool scopes</w:t>
+      </w:r>
+    </w:p>
+    <w:p>
+      <w:r>
+        <w:t>Prepare the labelled worked-case picture, the matching workbook, fictional input cards and a place for individual responses. No paid AI account is required for the paper reasoning activities.</w:t>
+      </w:r>
+    </w:p>
+    <w:tbl>
+      <w:tblPr>
+        <w:tblStyle w:val="LightShading-Accent1"/>
+        <w:tblW w:type="auto" w:w="0"/>
+        <w:tblLook w:firstColumn="1" w:firstRow="1" w:lastColumn="0" w:lastRow="0" w:noHBand="0" w:noVBand="1" w:val="04A0"/>
+      </w:tblPr>
+      <w:tblGrid>
+        <w:gridCol w:w="3408"/>
+        <w:gridCol w:w="3408"/>
+        <w:gridCol w:w="3408"/>
+      </w:tblGrid>
+      <w:tr>
+        <w:trPr>
+          <w:tblHeader/>
+        </w:trPr>
+        <w:tc>
+          <w:tcPr>
+            <w:tcW w:type="dxa" w:w="3408"/>
+          </w:tcPr>
+          <w:p>
+            <w:r>
+              <w:t>Session</w:t>
+            </w:r>
+          </w:p>
+        </w:tc>
+        <w:tc>
+          <w:tcPr>
+            <w:tcW w:type="dxa" w:w="3408"/>
+          </w:tcPr>
+          <w:p>
+            <w:r>
+              <w:t>Plan</w:t>
+            </w:r>
+          </w:p>
+        </w:tc>
+        <w:tc>
+          <w:tcPr>
+            <w:tcW w:type="dxa" w:w="3408"/>
+          </w:tcPr>
+          <w:p>
+            <w:r>
+              <w:t>Resources</w:t>
+            </w:r>
+          </w:p>
+        </w:tc>
+      </w:tr>
+      <w:tr>
+        <w:tc>
+          <w:tcPr>
+            <w:tcW w:type="dxa" w:w="3408"/>
+          </w:tcPr>
+          <w:p>
+            <w:r>
+              <w:t>Session 1 · Understand · 45 min</w:t>
+            </w:r>
+          </w:p>
+        </w:tc>
+        <w:tc>
+          <w:tcPr>
+            <w:tcW w:type="dxa" w:w="3408"/>
+          </w:tcPr>
+          <w:p>
+            <w:r>
+              <w:t>0–7: recall and prerequisite; 7–15: inspect the concrete case and predict; 15–30: teacher models the worked trace; 30–40: learners explain a step using the text and visual; 40–45: check the core idea.</w:t>
+            </w:r>
+          </w:p>
+        </w:tc>
+        <w:tc>
+          <w:tcPr>
+            <w:tcW w:type="dxa" w:w="3408"/>
+          </w:tcPr>
+          <w:p>
+            <w:r>
+              <w:t>Sections 1–6; record the brief recall in the workbook.</w:t>
+            </w:r>
+          </w:p>
+        </w:tc>
+      </w:tr>
+      <w:tr>
+        <w:tc>
+          <w:tcPr>
+            <w:tcW w:type="dxa" w:w="3408"/>
+          </w:tcPr>
+          <w:p>
+            <w:r>
+              <w:t>Session 2 · Practise · 45 min</w:t>
+            </w:r>
+          </w:p>
+        </w:tc>
+        <w:tc>
+          <w:tcPr>
+            <w:tcW w:type="dxa" w:w="3408"/>
+          </w:tcPr>
+          <w:p>
+            <w:r>
+              <w:t>0–5: retrieve the procedure; 5–15: W2 completion practice; 15–23: explain and check with a partner; 23–30: each learner answers the misconception check; 30–40: targeted reteaching or a harder variation; 40–45: prepare the investigation.</w:t>
+            </w:r>
+          </w:p>
+        </w:tc>
+        <w:tc>
+          <w:tcPr>
+            <w:tcW w:type="dxa" w:w="3408"/>
+          </w:tcPr>
+          <w:p>
+            <w:r>
+              <w:t>Sections 7–10; use the matching workbook W2 and misconception check.</w:t>
+            </w:r>
+          </w:p>
+        </w:tc>
+      </w:tr>
+      <w:tr>
+        <w:tc>
+          <w:tcPr>
+            <w:tcW w:type="dxa" w:w="3408"/>
+          </w:tcPr>
+          <w:p>
+            <w:r>
+              <w:t>Session 3 · Investigate and transfer · 45 min</w:t>
+            </w:r>
+          </w:p>
+        </w:tc>
+        <w:tc>
+          <w:tcPr>
+            <w:tcW w:type="dxa" w:w="3408"/>
+          </w:tcPr>
+          <w:p>
+            <w:r>
+              <w:t>0–5: retrieve the decision rule; 5–20: investigate or trace; 20–30: start the independent case; 30–38: connect the project; 38–43: act on feedback; 43–45: plan the return check.</w:t>
+            </w:r>
+          </w:p>
+        </w:tc>
+        <w:tc>
+          <w:tcPr>
+            <w:tcW w:type="dxa" w:w="3408"/>
+          </w:tcPr>
+          <w:p>
+            <w:r>
+              <w:t>Sections 9 and 11–14. Give extra time to finish the full task set; use Section 15 when the week includes a coding lab.</w:t>
+            </w:r>
+          </w:p>
+        </w:tc>
+      </w:tr>
+    </w:tbl>
+    <w:p>
+      <w:r>
+        <w:t>Before class, solve the supported practice: Tool token permits lookup(public-room). A proposed call writes teacher notes. Show the intermediate steps and give the conclusion with its scope.</w:t>
+      </w:r>
+    </w:p>
+    <w:p>
+      <w:r>
+        <w:t>Reasoned practice answer: Teacher explanation: Both operation and resource exceed scope; deny before execution, regardless of generated confidence.</w:t>
+      </w:r>
+    </w:p>
+    <w:p>
+      <w:r>
+        <w:t>Check every learner before discussion: Use the worked case for Least privilege and tool scopes. Proposed explanation: “The worked result establishes every future case”. Decide whether this explanation is supported. Point to the step or supplied fact that decides; explain your repair if needed.</w:t>
+      </w:r>
+    </w:p>
+    <w:p>
+      <w:r>
+        <w:t>Misconception repair: A generated plan cannot expand the token or actor scope.</w:t>
+      </w:r>
+    </w:p>
+    <w:p>
+      <w:r>
+        <w:t>Support: read the exact case aloud, enlarge the labelled picture, supply input cards and model only the first deciding step. Accept a spoken explanation or drawing; retain the reasoning goal.</w:t>
+      </w:r>
+    </w:p>
+    <w:p>
+      <w:r>
+        <w:t>Extension: The helper says it needs write R5 to correct an apparent typo. Require a prediction and a reason before comparing. Expected result: The write remains denied under the existing token. Reason: A useful purpose does not create an authorised operation; an authorised owner must review any scope change.</w:t>
+      </w:r>
+    </w:p>
+    <w:p>
+      <w:r>
+        <w:t>Independent assessment: withhold the reserved answer until the learner has attempted the new case. Record support separately from correctness.</w:t>
+      </w:r>
+    </w:p>
+    <w:tbl>
+      <w:tblPr>
+        <w:tblStyle w:val="LightShading-Accent1"/>
+        <w:tblW w:type="auto" w:w="0"/>
+        <w:tblLook w:firstColumn="1" w:firstRow="1" w:lastColumn="0" w:lastRow="0" w:noHBand="0" w:noVBand="1" w:val="04A0"/>
+      </w:tblPr>
+      <w:tblGrid>
+        <w:gridCol w:w="2556"/>
+        <w:gridCol w:w="2556"/>
+        <w:gridCol w:w="2556"/>
+        <w:gridCol w:w="2556"/>
+      </w:tblGrid>
+      <w:tr>
+        <w:trPr>
+          <w:tblHeader/>
+        </w:trPr>
+        <w:tc>
+          <w:tcPr>
+            <w:tcW w:type="dxa" w:w="2556"/>
+          </w:tcPr>
+          <w:p>
+            <w:r>
+              <w:t>Criterion</w:t>
+            </w:r>
+          </w:p>
+        </w:tc>
+        <w:tc>
+          <w:tcPr>
+            <w:tcW w:type="dxa" w:w="2556"/>
+          </w:tcPr>
+          <w:p>
+            <w:r>
+              <w:t>Not yet</w:t>
+            </w:r>
+          </w:p>
+        </w:tc>
+        <w:tc>
+          <w:tcPr>
+            <w:tcW w:type="dxa" w:w="2556"/>
+          </w:tcPr>
+          <w:p>
+            <w:r>
+              <w:t>With support</w:t>
+            </w:r>
+          </w:p>
+        </w:tc>
+        <w:tc>
+          <w:tcPr>
+            <w:tcW w:type="dxa" w:w="2556"/>
+          </w:tcPr>
+          <w:p>
+            <w:r>
+              <w:t>Independent</w:t>
+            </w:r>
+          </w:p>
+        </w:tc>
+      </w:tr>
+      <w:tr>
+        <w:tc>
+          <w:tcPr>
+            <w:tcW w:type="dxa" w:w="2556"/>
+          </w:tcPr>
+          <w:p>
+            <w:r>
+              <w:t>Explanation</w:t>
+            </w:r>
+          </w:p>
+        </w:tc>
+        <w:tc>
+          <w:tcPr>
+            <w:tcW w:type="dxa" w:w="2556"/>
+          </w:tcPr>
+          <w:p>
+            <w:r>
+              <w:t>Names an answer without a deciding fact</w:t>
+            </w:r>
+          </w:p>
+        </w:tc>
+        <w:tc>
+          <w:tcPr>
+            <w:tcW w:type="dxa" w:w="2556"/>
+          </w:tcPr>
+          <w:p>
+            <w:r>
+              <w:t>Uses a hint to link fact and decision</w:t>
+            </w:r>
+          </w:p>
+        </w:tc>
+        <w:tc>
+          <w:tcPr>
+            <w:tcW w:type="dxa" w:w="2556"/>
+          </w:tcPr>
+          <w:p>
+            <w:r>
+              <w:t>Explains the deciding fact in own words</w:t>
+            </w:r>
+          </w:p>
+        </w:tc>
+      </w:tr>
+      <w:tr>
+        <w:tc>
+          <w:tcPr>
+            <w:tcW w:type="dxa" w:w="2556"/>
+          </w:tcPr>
+          <w:p>
+            <w:r>
+              <w:t>Trace or test</w:t>
+            </w:r>
+          </w:p>
+        </w:tc>
+        <w:tc>
+          <w:tcPr>
+            <w:tcW w:type="dxa" w:w="2556"/>
+          </w:tcPr>
+          <w:p>
+            <w:r>
+              <w:t>Cannot connect input and result</w:t>
+            </w:r>
+          </w:p>
+        </w:tc>
+        <w:tc>
+          <w:tcPr>
+            <w:tcW w:type="dxa" w:w="2556"/>
+          </w:tcPr>
+          <w:p>
+            <w:r>
+              <w:t>Completes steps with prompts</w:t>
+            </w:r>
+          </w:p>
+        </w:tc>
+        <w:tc>
+          <w:tcPr>
+            <w:tcW w:type="dxa" w:w="2556"/>
+          </w:tcPr>
+          <w:p>
+            <w:r>
+              <w:t>Traces or tests a changed case accurately</w:t>
+            </w:r>
+          </w:p>
+        </w:tc>
+      </w:tr>
+      <w:tr>
+        <w:tc>
+          <w:tcPr>
+            <w:tcW w:type="dxa" w:w="2556"/>
+          </w:tcPr>
+          <w:p>
+            <w:r>
+              <w:t>Limits and revision</w:t>
+            </w:r>
+          </w:p>
+        </w:tc>
+        <w:tc>
+          <w:tcPr>
+            <w:tcW w:type="dxa" w:w="2556"/>
+          </w:tcPr>
+          <w:p>
+            <w:r>
+              <w:t>Claims more than evidence supports</w:t>
+            </w:r>
+          </w:p>
+        </w:tc>
+        <w:tc>
+          <w:tcPr>
+            <w:tcW w:type="dxa" w:w="2556"/>
+          </w:tcPr>
+          <w:p>
+            <w:r>
+              <w:t>Names a limit after a prompt</w:t>
+            </w:r>
+          </w:p>
+        </w:tc>
+        <w:tc>
+          <w:tcPr>
+            <w:tcW w:type="dxa" w:w="2556"/>
+          </w:tcPr>
+          <w:p>
+            <w:r>
+              <w:t>States a defensible limit and useful next test</w:t>
+            </w:r>
+          </w:p>
+        </w:tc>
+      </w:tr>
+    </w:tbl>
+    <w:p>
+      <w:r>
+        <w:t>Project checkpoint: Present and defend. Demonstrate the system, explain one failure and justify the next improvement with evidence.</w:t>
+      </w:r>
+    </w:p>
+    <w:p>
+      <w:r>
+        <w:t>Use the weekly teacher answer for topic-specific reasoning. A saved progress tick is an activity record; judge mastery from the learner’s explanation and evidence.</w:t>
+      </w:r>
+    </w:p>
     <w:sectPr>
       <w:pgSz w:w="12240" w:h="15840"/>
       <w:pgMar w:top="936" w:right="1008" w:bottom="936" w:left="1008" w:header="720" w:footer="720" w:gutter="0"/>

--- a/downloads/teacher/ai-2-week-31.docx
+++ b/downloads/teacher/ai-2-week-31.docx
@@ -3631,6 +3631,39 @@
         <w:t>Use the weekly teacher answer for topic-specific reasoning. A saved progress tick is an activity record; judge mastery from the learner’s explanation and evidence.</w:t>
       </w:r>
     </w:p>
+    <w:p>
+      <w:pPr>
+        <w:pStyle w:val="Heading1"/>
+      </w:pPr>
+      <w:r>
+        <w:t>08. Use feedback, labs and repair paths</w:t>
+      </w:r>
+    </w:p>
+    <w:p>
+      <w:r>
+        <w:t>Use the two formative questions as supported practice, not as independent mastery scores. Discuss the deciding evidence rather than accepting a guessed selection.</w:t>
+      </w:r>
+    </w:p>
+    <w:p>
+      <w:r>
+        <w:t>The feedback comes from the reviewed public worked case. Do not reveal the separately reserved independent teacher answer until the learner has attempted that case.</w:t>
+      </w:r>
+    </w:p>
+    <w:p>
+      <w:r>
+        <w:t>Ask students to predict before running code. Preserve errors and actual outputs; collect a changed test and an explanation. The branch-boundary and indexing lessons deliberately include failure cases.</w:t>
+      </w:r>
+    </w:p>
+    <w:p>
+      <w:r>
+        <w:t>Use the earlier worked-explanation links to address a specific missing building block, then return to the current question. Adapt this suggestion after observing the learner; it is not an automatic diagnosis.</w:t>
+      </w:r>
+    </w:p>
+    <w:p>
+      <w:r>
+        <w:t>Collect the completed-work portfolio as evidence. Record support separately from correctness, and assess explanation, trace/test and limitations. Progress ticks and quiz selections alone do not establish mastery.</w:t>
+      </w:r>
+    </w:p>
     <w:sectPr>
       <w:pgSz w:w="12240" w:h="15840"/>
       <w:pgMar w:top="936" w:right="1008" w:bottom="936" w:left="1008" w:header="720" w:footer="720" w:gutter="0"/>

--- a/downloads/teacher/ai-2-week-31.docx
+++ b/downloads/teacher/ai-2-week-31.docx
@@ -29,6 +29,11 @@
       </w:r>
     </w:p>
     <w:p>
+      <w:r>
+        <w:t>Prepare Permissions and Human Review: check the target, prerequisites, resources and adaptable teaching schedule.</w:t>
+      </w:r>
+    </w:p>
+    <w:p>
       <w:pPr>
         <w:pStyle w:val="Heading3"/>
       </w:pPr>
@@ -37,8 +42,38 @@
       </w:r>
     </w:p>
     <w:p>
-      <w:r>
-        <w:t>Primary target: Explain the mechanism and terminology of least privilege and tool scopes</w:t>
+      <w:pPr>
+        <w:spacing w:line="336" w:lineRule="auto" w:after="180"/>
+      </w:pPr>
+      <w:r>
+        <w:rPr>
+          <w:b w:val="0"/>
+        </w:rPr>
+        <w:t xml:space="preserve">Primary target: Explain the </w:t>
+      </w:r>
+      <w:r>
+        <w:rPr>
+          <w:b/>
+        </w:rPr>
+        <w:t>mechanism</w:t>
+      </w:r>
+      <w:r>
+        <w:rPr>
+          <w:b w:val="0"/>
+        </w:rPr>
+        <w:t xml:space="preserve"> and terminology of </w:t>
+      </w:r>
+      <w:r>
+        <w:rPr>
+          <w:b/>
+        </w:rPr>
+        <w:t>least privilege</w:t>
+      </w:r>
+      <w:r>
+        <w:rPr>
+          <w:b w:val="0"/>
+        </w:rPr>
+        <w:t xml:space="preserve"> and tool scopes</w:t>
       </w:r>
     </w:p>
     <w:tbl>
@@ -185,12 +220,47 @@
       </w:tr>
     </w:tbl>
     <w:p>
-      <w:r>
-        <w:t>This is a starting allocation of 135 minutes, not a validated duration. Preserve all named topics. Schedule extra time for connected examples, the full investigation, independent cases and project building. Repeated copies of a case share one recorded attempt; they are not new evidence.</w:t>
-      </w:r>
-    </w:p>
-    <w:p>
-      <w:r>
+      <w:pPr>
+        <w:spacing w:line="336" w:lineRule="auto" w:after="180"/>
+      </w:pPr>
+      <w:r>
+        <w:rPr>
+          <w:b w:val="0"/>
+        </w:rPr>
+        <w:t>This is a starting allocation of 135 minutes, not a validated duration. Preserve all named topics. Schedule extra time for connected examples, the full investigation, independent cases and project building.</w:t>
+      </w:r>
+    </w:p>
+    <w:p>
+      <w:pPr>
+        <w:spacing w:line="336" w:lineRule="auto" w:after="180"/>
+      </w:pPr>
+      <w:r>
+        <w:rPr>
+          <w:b w:val="0"/>
+        </w:rPr>
+        <w:t xml:space="preserve">Repeated copies of a case share one recorded attempt; they are not new </w:t>
+      </w:r>
+      <w:r>
+        <w:rPr>
+          <w:b/>
+        </w:rPr>
+        <w:t>evidence</w:t>
+      </w:r>
+      <w:r>
+        <w:rPr>
+          <w:b w:val="0"/>
+        </w:rPr>
+        <w:t>.</w:t>
+      </w:r>
+    </w:p>
+    <w:p>
+      <w:pPr>
+        <w:spacing w:line="336" w:lineRule="auto" w:after="180"/>
+      </w:pPr>
+      <w:r>
+        <w:rPr>
+          <w:b w:val="0"/>
+        </w:rPr>
         <w:t>Case exposure check: this source example appears in ai-2/31, ai-6/6. Reuse a familiar case for recall or modelling; verify that the case used to assess transfer has not already received feedback.</w:t>
       </w:r>
     </w:p>
@@ -211,18 +281,71 @@
       </w:r>
     </w:p>
     <w:p>
-      <w:r>
+      <w:pPr>
+        <w:spacing w:line="336" w:lineRule="auto" w:after="180"/>
+      </w:pPr>
+      <w:r>
+        <w:rPr>
+          <w:b w:val="0"/>
+        </w:rPr>
         <w:t>Without opening the old lesson, explain one key idea from Agents and Tools. Give an example and a mistake that the idea helps you avoid.</w:t>
       </w:r>
     </w:p>
     <w:p>
-      <w:r>
-        <w:t>Look for: Explain the mechanism and terminology of state machines for bounded agents</w:t>
-      </w:r>
-    </w:p>
-    <w:p>
-      <w:r>
-        <w:t>Reference example, not the only acceptable wording: Teacher explanation: A bounded agent uses explicit states and finite action limits. A state machine makes invalid transitions visible. States are ready, looking_up, review, done. ready may start lookup; lookup may finish done or request review; review may finish done after authorised evidence. done is terminal. Maximum two lookup attempts.</w:t>
+      <w:pPr>
+        <w:spacing w:line="336" w:lineRule="auto" w:after="180"/>
+      </w:pPr>
+      <w:r>
+        <w:rPr>
+          <w:b w:val="0"/>
+        </w:rPr>
+        <w:t xml:space="preserve">Look for: Explain the </w:t>
+      </w:r>
+      <w:r>
+        <w:rPr>
+          <w:b/>
+        </w:rPr>
+        <w:t>mechanism</w:t>
+      </w:r>
+      <w:r>
+        <w:rPr>
+          <w:b w:val="0"/>
+        </w:rPr>
+        <w:t xml:space="preserve"> and terminology of state machines for bounded agents</w:t>
+      </w:r>
+    </w:p>
+    <w:p>
+      <w:pPr>
+        <w:spacing w:line="336" w:lineRule="auto" w:after="180"/>
+      </w:pPr>
+      <w:r>
+        <w:rPr>
+          <w:b w:val="0"/>
+        </w:rPr>
+        <w:t>Reference example, not the only acceptable wording: Teacher explanation: A bounded agent uses explicit states and finite action limits. A state machine makes invalid transitions visible.</w:t>
+      </w:r>
+    </w:p>
+    <w:p>
+      <w:pPr>
+        <w:spacing w:line="336" w:lineRule="auto" w:after="180"/>
+      </w:pPr>
+      <w:r>
+        <w:rPr>
+          <w:b w:val="0"/>
+        </w:rPr>
+        <w:t xml:space="preserve">States are ready, looking_up, review, done. ready may start lookup; lookup may finish done or request review; review may finish done after authorised </w:t>
+      </w:r>
+      <w:r>
+        <w:rPr>
+          <w:b/>
+        </w:rPr>
+        <w:t>evidence</w:t>
+      </w:r>
+      <w:r>
+        <w:rPr>
+          <w:b w:val="0"/>
+        </w:rPr>
+        <w:t>. done is terminal. Maximum two lookup attempts.</w:t>
       </w:r>
     </w:p>
     <w:p>
@@ -234,18 +357,94 @@
       </w:r>
     </w:p>
     <w:p>
-      <w:r>
+      <w:pPr>
+        <w:spacing w:line="336" w:lineRule="auto" w:after="180"/>
+      </w:pPr>
+      <w:r>
+        <w:rPr>
+          <w:b w:val="0"/>
+        </w:rPr>
         <w:t>Without opening the old lesson, explain one key idea from Prompt Experiments. Give an example and a mistake that the idea helps you avoid.</w:t>
       </w:r>
     </w:p>
     <w:p>
-      <w:r>
-        <w:t>Look for: Explain the mechanism and terminology of controlled prompt experiments</w:t>
-      </w:r>
-    </w:p>
-    <w:p>
-      <w:r>
-        <w:t>Reference example, not the only acceptable wording: Teacher explanation: A prompt experiment compares complete specifications using the same task cases. Define success before inspecting outputs; change one intended instruction and preserve other settings. Evaluate both prompts on paired cases with fixed model/version, source records, output contract and scoring rubric. Use development results for selection, then reserve new final cases. Score each case rather than counting attractive sentences.</w:t>
+      <w:pPr>
+        <w:spacing w:line="336" w:lineRule="auto" w:after="180"/>
+      </w:pPr>
+      <w:r>
+        <w:rPr>
+          <w:b w:val="0"/>
+        </w:rPr>
+        <w:t xml:space="preserve">Look for: Explain the </w:t>
+      </w:r>
+      <w:r>
+        <w:rPr>
+          <w:b/>
+        </w:rPr>
+        <w:t>mechanism</w:t>
+      </w:r>
+      <w:r>
+        <w:rPr>
+          <w:b w:val="0"/>
+        </w:rPr>
+        <w:t xml:space="preserve"> and terminology of controlled prompt experiments</w:t>
+      </w:r>
+    </w:p>
+    <w:p>
+      <w:pPr>
+        <w:spacing w:line="336" w:lineRule="auto" w:after="180"/>
+      </w:pPr>
+      <w:r>
+        <w:rPr>
+          <w:b w:val="0"/>
+        </w:rPr>
+        <w:t>Reference example, not the only acceptable wording: Teacher explanation: A prompt experiment compares complete specifications using the same task cases.</w:t>
+      </w:r>
+    </w:p>
+    <w:p>
+      <w:pPr>
+        <w:spacing w:line="336" w:lineRule="auto" w:after="180"/>
+      </w:pPr>
+      <w:r>
+        <w:rPr>
+          <w:b w:val="0"/>
+        </w:rPr>
+        <w:t xml:space="preserve">Define success before inspecting </w:t>
+      </w:r>
+      <w:r>
+        <w:rPr>
+          <w:b/>
+        </w:rPr>
+        <w:t>output</w:t>
+      </w:r>
+      <w:r>
+        <w:rPr>
+          <w:b w:val="0"/>
+        </w:rPr>
+        <w:t xml:space="preserve">s; change one intended instruction and preserve other settings. Evaluate both prompts on paired cases with fixed model/version, source records, </w:t>
+      </w:r>
+      <w:r>
+        <w:rPr>
+          <w:b/>
+        </w:rPr>
+        <w:t>output</w:t>
+      </w:r>
+      <w:r>
+        <w:rPr>
+          <w:b w:val="0"/>
+        </w:rPr>
+        <w:t xml:space="preserve"> contract and scoring rubric.</w:t>
+      </w:r>
+    </w:p>
+    <w:p>
+      <w:pPr>
+        <w:spacing w:line="336" w:lineRule="auto" w:after="180"/>
+      </w:pPr>
+      <w:r>
+        <w:rPr>
+          <w:b w:val="0"/>
+        </w:rPr>
+        <w:t>Use development results for selection, then reserve new final cases. Score each case rather than counting attractive sentences.</w:t>
       </w:r>
     </w:p>
     <w:p>
@@ -257,22 +456,57 @@
       </w:r>
     </w:p>
     <w:p>
-      <w:r>
+      <w:pPr>
+        <w:spacing w:line="336" w:lineRule="auto" w:after="180"/>
+      </w:pPr>
+      <w:r>
+        <w:rPr>
+          <w:b w:val="0"/>
+        </w:rPr>
         <w:t>Without opening the old lesson, explain one key idea from Text as Pieces. Give an example and a mistake that the idea helps you avoid.</w:t>
       </w:r>
     </w:p>
     <w:p>
-      <w:r>
+      <w:pPr>
+        <w:spacing w:line="336" w:lineRule="auto" w:after="180"/>
+      </w:pPr>
+      <w:r>
+        <w:rPr>
+          <w:b w:val="0"/>
+        </w:rPr>
         <w:t>Look for: Encode and decode text under an explicit toy vocabulary</w:t>
       </w:r>
     </w:p>
     <w:p>
-      <w:r>
-        <w:t>Reference example, not the only acceptable wording: Teacher explanation: The rule chooses the longest matching ordinary token; sat has length three and s length one. Vocabulary and matching are case sensitive and contain no uppercase C.</w:t>
-      </w:r>
-    </w:p>
-    <w:p>
-      <w:r>
+      <w:pPr>
+        <w:spacing w:line="336" w:lineRule="auto" w:after="180"/>
+      </w:pPr>
+      <w:r>
+        <w:rPr>
+          <w:b w:val="0"/>
+        </w:rPr>
+        <w:t>Reference example, not the only acceptable wording: Teacher explanation: The rule chooses the longest matching ordinary token; sat has length three and s length one.</w:t>
+      </w:r>
+    </w:p>
+    <w:p>
+      <w:pPr>
+        <w:spacing w:line="336" w:lineRule="auto" w:after="180"/>
+      </w:pPr>
+      <w:r>
+        <w:rPr>
+          <w:b w:val="0"/>
+        </w:rPr>
+        <w:t>Vocabulary and matching are case sensitive and contain no uppercase C.</w:t>
+      </w:r>
+    </w:p>
+    <w:p>
+      <w:pPr>
+        <w:spacing w:line="336" w:lineRule="auto" w:after="180"/>
+      </w:pPr>
+      <w:r>
+        <w:rPr>
+          <w:b w:val="0"/>
+        </w:rPr>
         <w:t>Use the student module and workbook section with this exact week title. The worked case, independent question and answers below form one aligned lesson sequence.</w:t>
       </w:r>
     </w:p>
@@ -285,7 +519,13 @@
       </w:r>
     </w:p>
     <w:p>
-      <w:r>
+      <w:pPr>
+        <w:spacing w:line="336" w:lineRule="auto" w:after="180"/>
+      </w:pPr>
+      <w:r>
+        <w:rPr>
+          <w:b w:val="0"/>
+        </w:rPr>
         <w:t>A teacher approves posting version 1 to a class board. The assistant changes the text and destination to a public board. Does the old approval cover the new action? Define what must be reviewed.</w:t>
       </w:r>
     </w:p>
@@ -298,8 +538,26 @@
       </w:r>
     </w:p>
     <w:p>
-      <w:r>
-        <w:t>Week 31: Permissions and Human Review</w:t>
+      <w:pPr>
+        <w:spacing w:line="336" w:lineRule="auto" w:after="180"/>
+      </w:pPr>
+      <w:r>
+        <w:rPr>
+          <w:b w:val="0"/>
+        </w:rPr>
+        <w:t xml:space="preserve">Week 31: </w:t>
+      </w:r>
+      <w:r>
+        <w:rPr>
+          <w:b/>
+        </w:rPr>
+        <w:t>Permission</w:t>
+      </w:r>
+      <w:r>
+        <w:rPr>
+          <w:b w:val="0"/>
+        </w:rPr>
+        <w:t>s and Human Review</w:t>
       </w:r>
     </w:p>
     <w:tbl>
@@ -435,12 +693,38 @@
       </w:r>
     </w:p>
     <w:p>
-      <w:r>
+      <w:pPr>
+        <w:spacing w:line="336" w:lineRule="auto" w:after="180"/>
+      </w:pPr>
+      <w:r>
+        <w:rPr>
+          <w:b w:val="0"/>
+        </w:rPr>
         <w:t>Use the supplied scenario, student illustrations and blank paper. For numeric work, offer counters or a calculator after learners show the setup. Fictional records are supplied; personal data and paid accounts are unnecessary.</w:t>
       </w:r>
     </w:p>
     <w:p>
-      <w:r>
+      <w:pPr>
+        <w:pStyle w:val="Heading3"/>
+      </w:pPr>
+      <w:r>
+        <w:t>Alternative compact allocation</w:t>
+      </w:r>
+    </w:p>
+    <w:p>
+      <w:r>
+        <w:t>This compact option is not the full-week schedule. Use the main teaching cycle and allow extra sessions for the investigation, independent work and project.</w:t>
+      </w:r>
+    </w:p>
+    <w:p>
+      <w:pPr>
+        <w:spacing w:line="336" w:lineRule="auto" w:after="180"/>
+        <w:shd w:fill="F1F6F8"/>
+      </w:pPr>
+      <w:r>
+        <w:rPr>
+          <w:b w:val="0"/>
+        </w:rPr>
         <w:t>Allow 80 minutes: recall 8; explanation 12; worked demonstration 15; guided practice 20; independent assessment 15; project and reflection 10. Extend the lab into a second session when needed.</w:t>
       </w:r>
     </w:p>
@@ -453,8 +737,72 @@
       </w:r>
     </w:p>
     <w:p>
-      <w:r>
-        <w:t>Two 45-minute sessions. Least privilege grants only capabilities required by the task. Tool access should include resource and operation scope, not merely a broad tool name. Use the supplied constructed scenarios to make the mechanism inspectable. Collect W4 before sharing solutions. Students should name intermediate evidence and limitations; classroom pacing and learning effectiveness remain unvalidated.</w:t>
+      <w:pPr>
+        <w:spacing w:line="336" w:lineRule="auto" w:after="180"/>
+      </w:pPr>
+      <w:r>
+        <w:rPr>
+          <w:b w:val="0"/>
+        </w:rPr>
+        <w:t xml:space="preserve">Two 45-minute sessions. </w:t>
+      </w:r>
+      <w:r>
+        <w:rPr>
+          <w:b/>
+        </w:rPr>
+        <w:t>Least privilege</w:t>
+      </w:r>
+      <w:r>
+        <w:rPr>
+          <w:b w:val="0"/>
+        </w:rPr>
+        <w:t xml:space="preserve"> grants only capabilities required by the task. Tool access should include resource and operation scope, not merely a broad tool name.</w:t>
+      </w:r>
+    </w:p>
+    <w:p>
+      <w:pPr>
+        <w:spacing w:line="336" w:lineRule="auto" w:after="180"/>
+      </w:pPr>
+      <w:r>
+        <w:rPr>
+          <w:b w:val="0"/>
+        </w:rPr>
+        <w:t xml:space="preserve">Use the supplied constructed scenarios to make the </w:t>
+      </w:r>
+      <w:r>
+        <w:rPr>
+          <w:b/>
+        </w:rPr>
+        <w:t>mechanism</w:t>
+      </w:r>
+      <w:r>
+        <w:rPr>
+          <w:b w:val="0"/>
+        </w:rPr>
+        <w:t xml:space="preserve"> inspectable. Collect W4 before sharing solutions.</w:t>
+      </w:r>
+    </w:p>
+    <w:p>
+      <w:pPr>
+        <w:spacing w:line="336" w:lineRule="auto" w:after="180"/>
+      </w:pPr>
+      <w:r>
+        <w:rPr>
+          <w:b w:val="0"/>
+        </w:rPr>
+        <w:t xml:space="preserve">Students should name intermediate </w:t>
+      </w:r>
+      <w:r>
+        <w:rPr>
+          <w:b/>
+        </w:rPr>
+        <w:t>evidence</w:t>
+      </w:r>
+      <w:r>
+        <w:rPr>
+          <w:b w:val="0"/>
+        </w:rPr>
+        <w:t xml:space="preserve"> and limitations; classroom pacing and learning effectiveness remain unvalidated.</w:t>
       </w:r>
     </w:p>
     <w:p>
@@ -466,22 +814,81 @@
       </w:r>
     </w:p>
     <w:p>
-      <w:r>
-        <w:t>A result depends on the inputs, procedure and conditions that produced it. Preserve data roles and distinguish observed outcomes from predictions or unmeasured conditions. If the prior concept cannot be explained, use a short retrieval activity before this chapter.</w:t>
-      </w:r>
-    </w:p>
-    <w:p>
-      <w:r>
+      <w:pPr>
+        <w:spacing w:line="336" w:lineRule="auto" w:after="180"/>
+      </w:pPr>
+      <w:r>
+        <w:rPr>
+          <w:b w:val="0"/>
+        </w:rPr>
+        <w:t xml:space="preserve">A result depends on the </w:t>
+      </w:r>
+      <w:r>
+        <w:rPr>
+          <w:b/>
+        </w:rPr>
+        <w:t>input</w:t>
+      </w:r>
+      <w:r>
+        <w:rPr>
+          <w:b w:val="0"/>
+        </w:rPr>
+        <w:t xml:space="preserve">s, procedure and conditions that produced it. Preserve data roles and distinguish observed outcomes from </w:t>
+      </w:r>
+      <w:r>
+        <w:rPr>
+          <w:b/>
+        </w:rPr>
+        <w:t>prediction</w:t>
+      </w:r>
+      <w:r>
+        <w:rPr>
+          <w:b w:val="0"/>
+        </w:rPr>
+        <w:t>s or unmeasured conditions.</w:t>
+      </w:r>
+    </w:p>
+    <w:p>
+      <w:pPr>
+        <w:spacing w:line="336" w:lineRule="auto" w:after="180"/>
+      </w:pPr>
+      <w:r>
+        <w:rPr>
+          <w:b w:val="0"/>
+        </w:rPr>
+        <w:t>If the prior concept cannot be explained, use a short retrieval activity before this chapter.</w:t>
+      </w:r>
+    </w:p>
+    <w:p>
+      <w:pPr>
+        <w:spacing w:line="336" w:lineRule="auto" w:after="180"/>
+      </w:pPr>
+      <w:r>
+        <w:rPr>
+          <w:b w:val="0"/>
+        </w:rPr>
         <w:t>Lesson and workbook; paper and pencil</w:t>
       </w:r>
     </w:p>
     <w:p>
-      <w:r>
+      <w:pPr>
+        <w:spacing w:line="336" w:lineRule="auto" w:after="180"/>
+      </w:pPr>
+      <w:r>
+        <w:rPr>
+          <w:b w:val="0"/>
+        </w:rPr>
         <w:t>Calculator and optional local Python 3 for arithmetic; no live API or private data</w:t>
       </w:r>
     </w:p>
     <w:p>
-      <w:r>
+      <w:pPr>
+        <w:spacing w:line="336" w:lineRule="auto" w:after="180"/>
+      </w:pPr>
+      <w:r>
+        <w:rPr>
+          <w:b w:val="0"/>
+        </w:rPr>
         <w:t>Prepare the fresh retry separately and withhold its solution until after collection</w:t>
       </w:r>
     </w:p>
@@ -494,8 +901,37 @@
       </w:r>
     </w:p>
     <w:p>
-      <w:r>
-        <w:t>Teach Week 29 as a two-session investigation using fictional data. A fictional class activity dashboard needs category counts, not names or personal messages. Design its data and role permissions before collection. This exercise uses invented data and policy cards; do not change the Academy's actual authentication settings. Assess the three stated outcomes through the independent task, not by copying the worked result.</w:t>
+      <w:pPr>
+        <w:spacing w:line="336" w:lineRule="auto" w:after="180"/>
+      </w:pPr>
+      <w:r>
+        <w:rPr>
+          <w:b w:val="0"/>
+        </w:rPr>
+        <w:t xml:space="preserve">Teach Week 29 as a two-session investigation using fictional data. A fictional class activity dashboard needs category counts, not names or personal messages. Design its data and role </w:t>
+      </w:r>
+      <w:r>
+        <w:rPr>
+          <w:b/>
+        </w:rPr>
+        <w:t>permission</w:t>
+      </w:r>
+      <w:r>
+        <w:rPr>
+          <w:b w:val="0"/>
+        </w:rPr>
+        <w:t>s before collection.</w:t>
+      </w:r>
+    </w:p>
+    <w:p>
+      <w:pPr>
+        <w:spacing w:line="336" w:lineRule="auto" w:after="180"/>
+      </w:pPr>
+      <w:r>
+        <w:rPr>
+          <w:b w:val="0"/>
+        </w:rPr>
+        <w:t>This exercise uses invented data and policy cards; do not change the Academy's actual authentication settings. Assess the three stated outcomes through the independent task, not by copying the worked result.</w:t>
       </w:r>
     </w:p>
     <w:p>
@@ -507,23 +943,59 @@
       </w:r>
     </w:p>
     <w:p>
-      <w:r>
+      <w:pPr>
+        <w:spacing w:line="336" w:lineRule="auto" w:after="180"/>
+      </w:pPr>
+      <w:r>
+        <w:rPr>
+          <w:b w:val="0"/>
+        </w:rPr>
         <w:t>No; names are not required for that calculation.</w:t>
       </w:r>
     </w:p>
     <w:p>
-      <w:r>
+      <w:pPr>
+        <w:spacing w:line="336" w:lineRule="auto" w:after="180"/>
+      </w:pPr>
+      <w:r>
+        <w:rPr>
+          <w:b w:val="0"/>
+        </w:rPr>
         <w:t>Python 3 editor with a fresh local practice file</w:t>
       </w:r>
     </w:p>
     <w:p>
-      <w:r>
+      <w:pPr>
+        <w:spacing w:line="336" w:lineRule="auto" w:after="180"/>
+      </w:pPr>
+      <w:r>
+        <w:rPr>
+          <w:b w:val="0"/>
+        </w:rPr>
         <w:t>Paper trace table and the student workbook</w:t>
       </w:r>
     </w:p>
     <w:p>
-      <w:r>
-        <w:t>Fictional input records from this lesson; no real student identifiers</w:t>
+      <w:pPr>
+        <w:spacing w:line="336" w:lineRule="auto" w:after="180"/>
+      </w:pPr>
+      <w:r>
+        <w:rPr>
+          <w:b w:val="0"/>
+        </w:rPr>
+        <w:t xml:space="preserve">Fictional </w:t>
+      </w:r>
+      <w:r>
+        <w:rPr>
+          <w:b/>
+        </w:rPr>
+        <w:t>input</w:t>
+      </w:r>
+      <w:r>
+        <w:rPr>
+          <w:b w:val="0"/>
+        </w:rPr>
+        <w:t xml:space="preserve"> records from this lesson; no real student identifiers</w:t>
       </w:r>
     </w:p>
     <w:p>
@@ -535,12 +1007,36 @@
       </w:r>
     </w:p>
     <w:p>
-      <w:r>
-        <w:t>By the end, I can enforce least privilege by checking operation and object before execution.</w:t>
-      </w:r>
-    </w:p>
-    <w:p>
-      <w:r>
+      <w:pPr>
+        <w:spacing w:line="336" w:lineRule="auto" w:after="180"/>
+      </w:pPr>
+      <w:r>
+        <w:rPr>
+          <w:b w:val="0"/>
+        </w:rPr>
+        <w:t xml:space="preserve">By the end, I can enforce </w:t>
+      </w:r>
+      <w:r>
+        <w:rPr>
+          <w:b/>
+        </w:rPr>
+        <w:t>least privilege</w:t>
+      </w:r>
+      <w:r>
+        <w:rPr>
+          <w:b w:val="0"/>
+        </w:rPr>
+        <w:t xml:space="preserve"> by checking operation and object before execution.</w:t>
+      </w:r>
+    </w:p>
+    <w:p>
+      <w:pPr>
+        <w:spacing w:line="336" w:lineRule="auto" w:after="180"/>
+      </w:pPr>
+      <w:r>
+        <w:rPr>
+          <w:b w:val="0"/>
+        </w:rPr>
         <w:t>This added worked case illustrates the week’s main idea. Retain all original and connected topics; schedule its practice within the teaching cycle.</w:t>
       </w:r>
     </w:p>
@@ -553,61 +1049,203 @@
       </w:r>
     </w:p>
     <w:p>
+      <w:r>
+        <w:t>Model Permissions and Human Review using the supplied case, labelled mechanism and reasoning. Make the scope of each conclusion explicit.</w:t>
+      </w:r>
+    </w:p>
+    <w:p>
+      <w:pPr>
+        <w:spacing w:line="336" w:lineRule="auto" w:after="180"/>
+      </w:pPr>
+      <w:r>
+        <w:rPr>
+          <w:b/>
+        </w:rPr>
+        <w:t>Input</w:t>
+      </w:r>
+      <w:r>
+        <w:rPr>
+          <w:b w:val="0"/>
+        </w:rPr>
+        <w:t xml:space="preserve"> → </w:t>
+      </w:r>
+      <w:r>
+        <w:rPr>
+          <w:b/>
+        </w:rPr>
+        <w:t>Process</w:t>
+      </w:r>
+      <w:r>
+        <w:rPr>
+          <w:b w:val="0"/>
+        </w:rPr>
+        <w:t xml:space="preserve"> → </w:t>
+      </w:r>
+      <w:r>
+        <w:rPr>
+          <w:b/>
+        </w:rPr>
+        <w:t>Output</w:t>
+      </w:r>
+    </w:p>
+    <w:p>
+      <w:pPr>
+        <w:spacing w:line="336" w:lineRule="auto" w:after="180"/>
+      </w:pPr>
+      <w:r>
+        <w:rPr>
+          <w:b w:val="0"/>
+        </w:rPr>
+        <w:t>Trace the information. At each stage, ask what changed and how you could test it.</w:t>
+      </w:r>
+    </w:p>
+    <w:p>
+      <w:pPr>
+        <w:spacing w:line="336" w:lineRule="auto" w:after="180"/>
+      </w:pPr>
+      <w:r>
+        <w:rPr>
+          <w:b w:val="0"/>
+        </w:rPr>
+        <w:t>Which stage could fail even when the other two are correct? Explain:</w:t>
+      </w:r>
+    </w:p>
+    <w:p>
+      <w:pPr>
+        <w:spacing w:line="336" w:lineRule="auto" w:after="180"/>
+      </w:pPr>
+      <w:r>
+        <w:rPr>
+          <w:b w:val="0"/>
+        </w:rPr>
+        <w:t xml:space="preserve">Predict first. Then check each step. A correct answer without visible reasoning is incomplete </w:t>
+      </w:r>
+      <w:r>
+        <w:rPr>
+          <w:b/>
+        </w:rPr>
+        <w:t>evidence</w:t>
+      </w:r>
+      <w:r>
+        <w:rPr>
+          <w:b w:val="0"/>
+        </w:rPr>
+        <w:t>.</w:t>
+      </w:r>
+    </w:p>
+    <w:p>
+      <w:pPr>
+        <w:spacing w:line="336" w:lineRule="auto" w:after="180"/>
+        <w:shd w:fill="F4F9FC"/>
+      </w:pPr>
+      <w:r>
+        <w:rPr>
+          <w:b w:val="0"/>
+        </w:rPr>
+        <w:t xml:space="preserve">1. Low </w:t>
+      </w:r>
+      <w:r>
+        <w:rPr>
+          <w:b/>
+        </w:rPr>
+        <w:t>consequence</w:t>
+      </w:r>
+      <w:r>
+        <w:rPr>
+          <w:b w:val="0"/>
+        </w:rPr>
+        <w:t>: suggest three destinations.</w:t>
+      </w:r>
+    </w:p>
+    <w:p>
+      <w:pPr>
+        <w:spacing w:line="336" w:lineRule="auto" w:after="180"/>
+        <w:shd w:fill="F4F9FC"/>
+      </w:pPr>
+      <w:r>
+        <w:rPr>
+          <w:b w:val="0"/>
+        </w:rPr>
+        <w:t xml:space="preserve">2. Higher </w:t>
+      </w:r>
+      <w:r>
+        <w:rPr>
+          <w:b/>
+        </w:rPr>
+        <w:t>consequence</w:t>
+      </w:r>
+      <w:r>
+        <w:rPr>
+          <w:b w:val="0"/>
+        </w:rPr>
+        <w:t>: contact families, spend money, or submit forms.</w:t>
+      </w:r>
+    </w:p>
+    <w:p>
+      <w:pPr>
+        <w:spacing w:line="336" w:lineRule="auto" w:after="180"/>
+        <w:shd w:fill="F4F9FC"/>
+      </w:pPr>
+      <w:r>
+        <w:rPr>
+          <w:b w:val="0"/>
+        </w:rPr>
+        <w:t>3. The system drafts; an authorized adult reviews and decides.</w:t>
+      </w:r>
+    </w:p>
+    <w:p>
+      <w:pPr>
+        <w:spacing w:line="336" w:lineRule="auto" w:after="180"/>
+        <w:shd w:fill="F4F9FC"/>
+      </w:pPr>
+      <w:r>
+        <w:rPr>
+          <w:b w:val="0"/>
+        </w:rPr>
+        <w:t>4. Log what was approved, rejected, or changed, then stop after the approved scope.</w:t>
+      </w:r>
+    </w:p>
+    <w:p>
+      <w:pPr>
+        <w:spacing w:line="336" w:lineRule="auto" w:after="180"/>
+      </w:pPr>
+      <w:r>
+        <w:rPr>
+          <w:b w:val="0"/>
+        </w:rPr>
+        <w:t>Recalculate, retrace, or restate the reasoning in your own representation:</w:t>
+      </w:r>
+    </w:p>
+    <w:p>
+      <w:pPr>
+        <w:spacing w:line="336" w:lineRule="auto" w:after="180"/>
+        <w:shd w:fill="F5F1FB"/>
+      </w:pPr>
+      <w:r>
+        <w:rPr>
+          <w:b w:val="0"/>
+        </w:rPr>
+        <w:t xml:space="preserve">CHECK Did the </w:t>
+      </w:r>
+      <w:r>
+        <w:rPr>
+          <w:b/>
+        </w:rPr>
+        <w:t>evidence</w:t>
+      </w:r>
+      <w:r>
+        <w:rPr>
+          <w:b w:val="0"/>
+        </w:rPr>
+        <w:t xml:space="preserve"> answer the exact question? Did the total, path, or source record stay consistent?</w:t>
+      </w:r>
+    </w:p>
+    <w:p>
       <w:pPr>
         <w:pStyle w:val="Heading3"/>
       </w:pPr>
       <w:r>
-        <w:t>Explain the mechanism</w:t>
-      </w:r>
-    </w:p>
-    <w:p>
-      <w:r>
-        <w:t>Input → Process → Output</w:t>
-      </w:r>
-    </w:p>
-    <w:p>
-      <w:r>
-        <w:t>Trace the information. At each stage, ask what changed and how you could test it.</w:t>
-      </w:r>
-    </w:p>
-    <w:p>
-      <w:r>
-        <w:t>Which stage could fail even when the other two are correct? Explain:</w:t>
-      </w:r>
-    </w:p>
-    <w:p>
-      <w:r>
-        <w:t>Predict first. Then check each step. A correct answer without visible reasoning is incomplete evidence.</w:t>
-      </w:r>
-    </w:p>
-    <w:p>
-      <w:r>
-        <w:t>1. Low consequence: suggest three destinations.</w:t>
-      </w:r>
-    </w:p>
-    <w:p>
-      <w:r>
-        <w:t>2. Higher consequence: contact families, spend money, or submit forms.</w:t>
-      </w:r>
-    </w:p>
-    <w:p>
-      <w:r>
-        <w:t>3. The system drafts; an authorized adult reviews and decides.</w:t>
-      </w:r>
-    </w:p>
-    <w:p>
-      <w:r>
-        <w:t>4. Log what was approved, rejected, or changed, then stop after the approved scope.</w:t>
-      </w:r>
-    </w:p>
-    <w:p>
-      <w:r>
-        <w:t>Recalculate, retrace, or restate the reasoning in your own representation:</w:t>
-      </w:r>
-    </w:p>
-    <w:p>
-      <w:r>
-        <w:t>CHECK Did the evidence answer the exact question? Did the total, path, or source record stay consistent?</w:t>
+        <w:t>Concrete teaching case</w:t>
       </w:r>
     </w:p>
     <w:p>
@@ -615,58 +1253,211 @@
         <w:pStyle w:val="Heading3"/>
       </w:pPr>
       <w:r>
-        <w:t>Concrete teaching case</w:t>
-      </w:r>
-    </w:p>
-    <w:p>
-      <w:r>
+        <w:t>The teaching case</w:t>
+      </w:r>
+    </w:p>
+    <w:p>
+      <w:pPr>
+        <w:spacing w:line="336" w:lineRule="auto" w:after="180"/>
+        <w:shd w:fill="F1F6FC"/>
+      </w:pPr>
+      <w:r>
+        <w:rPr>
+          <w:b w:val="0"/>
+        </w:rPr>
         <w:t>Posting a recommendation requires teacher review.</w:t>
       </w:r>
     </w:p>
     <w:p>
-      <w:r>
-        <w:t>Place the approval gate.</w:t>
-      </w:r>
-    </w:p>
-    <w:p>
       <w:pPr>
         <w:pStyle w:val="Heading3"/>
       </w:pPr>
       <w:r>
+        <w:t>The teaching case</w:t>
+      </w:r>
+    </w:p>
+    <w:p>
+      <w:pPr>
+        <w:spacing w:line="336" w:lineRule="auto" w:after="180"/>
+        <w:shd w:fill="F1F6FC"/>
+      </w:pPr>
+      <w:r>
+        <w:rPr>
+          <w:b w:val="0"/>
+        </w:rPr>
+        <w:t xml:space="preserve">Place the </w:t>
+      </w:r>
+      <w:r>
+        <w:rPr>
+          <w:b/>
+        </w:rPr>
+        <w:t>approval gate</w:t>
+      </w:r>
+      <w:r>
+        <w:rPr>
+          <w:b w:val="0"/>
+        </w:rPr>
+        <w:t>.</w:t>
+      </w:r>
+    </w:p>
+    <w:p>
+      <w:pPr>
+        <w:pStyle w:val="Heading3"/>
+      </w:pPr>
+      <w:r>
         <w:t>Exact explanation to model</w:t>
       </w:r>
     </w:p>
     <w:p>
-      <w:r>
-        <w:t>After draft and evidence are visible, before posting; include content and destination. No approval means no post.</w:t>
-      </w:r>
-    </w:p>
-    <w:p>
       <w:pPr>
         <w:pStyle w:val="Heading3"/>
       </w:pPr>
       <w:r>
+        <w:t>Why the result follows</w:t>
+      </w:r>
+    </w:p>
+    <w:p>
+      <w:pPr>
+        <w:spacing w:line="336" w:lineRule="auto" w:after="180"/>
+        <w:shd w:fill="F1F6FC"/>
+      </w:pPr>
+      <w:r>
+        <w:rPr>
+          <w:b w:val="0"/>
+        </w:rPr>
+        <w:t xml:space="preserve">After draft and </w:t>
+      </w:r>
+      <w:r>
+        <w:rPr>
+          <w:b/>
+        </w:rPr>
+        <w:t>evidence</w:t>
+      </w:r>
+      <w:r>
+        <w:rPr>
+          <w:b w:val="0"/>
+        </w:rPr>
+        <w:t xml:space="preserve"> are visible, before posting; include content and destination. No approval means no post.</w:t>
+      </w:r>
+    </w:p>
+    <w:p>
+      <w:pPr>
+        <w:pStyle w:val="Heading3"/>
+      </w:pPr>
+      <w:r>
         <w:t>Explain the added worked example</w:t>
       </w:r>
     </w:p>
     <w:p>
-      <w:r>
-        <w:t>Least privilege grants only capabilities required by the task. Tool access should include resource and operation scope, not merely a broad tool name.</w:t>
-      </w:r>
-    </w:p>
-    <w:p>
-      <w:r>
-        <w:t>Begin by writing the question the procedure is intended to answer. Identify the information already supplied, the information it will produce and the information still missing. These are constructed classroom examples; they do not require live accounts, private records or an external service. Do not treat a plausible explanation as a measured outcome.</w:t>
-      </w:r>
-    </w:p>
-    <w:p>
-      <w:r>
+      <w:pPr>
+        <w:spacing w:line="336" w:lineRule="auto" w:after="180"/>
+      </w:pPr>
+      <w:r>
+        <w:rPr>
+          <w:b/>
+        </w:rPr>
+        <w:t>Least privilege</w:t>
+      </w:r>
+      <w:r>
+        <w:rPr>
+          <w:b w:val="0"/>
+        </w:rPr>
+        <w:t xml:space="preserve"> grants only capabilities required by the task. Tool access should include resource and operation scope, not merely a broad tool name.</w:t>
+      </w:r>
+    </w:p>
+    <w:p>
+      <w:pPr>
+        <w:pStyle w:val="Heading3"/>
+      </w:pPr>
+      <w:r>
+        <w:t>Explain the added worked example · 1</w:t>
+      </w:r>
+    </w:p>
+    <w:p>
+      <w:pPr>
+        <w:spacing w:line="336" w:lineRule="auto" w:after="180"/>
+      </w:pPr>
+      <w:r>
+        <w:rPr>
+          <w:b w:val="0"/>
+        </w:rPr>
+        <w:t>Begin by writing the question the procedure is intended to answer. Identify the information already supplied, the information it will produce and the information still missing.</w:t>
+      </w:r>
+    </w:p>
+    <w:p>
+      <w:pPr>
+        <w:spacing w:line="336" w:lineRule="auto" w:after="180"/>
+      </w:pPr>
+      <w:r>
+        <w:rPr>
+          <w:b w:val="0"/>
+        </w:rPr>
+        <w:t>These are constructed classroom examples; they do not require live accounts, private records or an external service. Do not treat a plausible explanation as a measured outcome.</w:t>
+      </w:r>
+    </w:p>
+    <w:p>
+      <w:pPr>
+        <w:spacing w:line="336" w:lineRule="auto" w:after="180"/>
+      </w:pPr>
+      <w:r>
+        <w:rPr>
+          <w:b w:val="0"/>
+        </w:rPr>
         <w:t>A reporting assistant may lookup public rooms but may not write records, send messages or read teacher notes. Check actor, operation and resource before executing a proposed call.</w:t>
       </w:r>
     </w:p>
     <w:p>
-      <w:r>
-        <w:t>Before applying the procedure, write its units, denominator or decision boundary where relevant. A partner should be able to repeat each step using the same inputs. If a required input is absent or violates the stated contract, record that condition explicitly instead of quietly replacing it with a convenient value.</w:t>
+      <w:pPr>
+        <w:pStyle w:val="Heading3"/>
+      </w:pPr>
+      <w:r>
+        <w:t>Explain the added worked example · 2</w:t>
+      </w:r>
+    </w:p>
+    <w:p>
+      <w:pPr>
+        <w:spacing w:line="336" w:lineRule="auto" w:after="180"/>
+      </w:pPr>
+      <w:r>
+        <w:rPr>
+          <w:b w:val="0"/>
+        </w:rPr>
+        <w:t xml:space="preserve">Before applying the procedure, write its units, denominator or decision boundary where relevant. A partner should be able to repeat each step using the same </w:t>
+      </w:r>
+      <w:r>
+        <w:rPr>
+          <w:b/>
+        </w:rPr>
+        <w:t>input</w:t>
+      </w:r>
+      <w:r>
+        <w:rPr>
+          <w:b w:val="0"/>
+        </w:rPr>
+        <w:t>s.</w:t>
+      </w:r>
+    </w:p>
+    <w:p>
+      <w:pPr>
+        <w:spacing w:line="336" w:lineRule="auto" w:after="180"/>
+      </w:pPr>
+      <w:r>
+        <w:rPr>
+          <w:b w:val="0"/>
+        </w:rPr>
+        <w:t xml:space="preserve">If a required </w:t>
+      </w:r>
+      <w:r>
+        <w:rPr>
+          <w:b/>
+        </w:rPr>
+        <w:t>input</w:t>
+      </w:r>
+      <w:r>
+        <w:rPr>
+          <w:b w:val="0"/>
+        </w:rPr>
+        <w:t xml:space="preserve"> is absent or violates the stated contract, record that condition explicitly instead of quietly replacing it with a convenient value.</w:t>
       </w:r>
     </w:p>
     <w:p>
@@ -788,17 +1579,93 @@
       </w:r>
     </w:p>
     <w:p>
-      <w:r>
-        <w:t>A fictional class activity dashboard needs category counts, not names or personal messages. Design its data and role permissions before collection. This exercise uses invented data and policy cards; do not change the Academy's actual authentication settings.</w:t>
-      </w:r>
-    </w:p>
-    <w:p>
-      <w:r>
-        <w:t>The toy code prints True, False, False. It models a permission decision, not a complete security system. A real server must verify identity and enforce authorization on every protected request; hiding a button in a page is insufficient.</w:t>
-      </w:r>
-    </w:p>
-    <w:p>
-      <w:r>
+      <w:pPr>
+        <w:spacing w:line="336" w:lineRule="auto" w:after="180"/>
+      </w:pPr>
+      <w:r>
+        <w:rPr>
+          <w:b w:val="0"/>
+        </w:rPr>
+        <w:t xml:space="preserve">A fictional class activity dashboard needs category counts, not names or personal messages. Design its data and role </w:t>
+      </w:r>
+      <w:r>
+        <w:rPr>
+          <w:b/>
+        </w:rPr>
+        <w:t>permission</w:t>
+      </w:r>
+      <w:r>
+        <w:rPr>
+          <w:b w:val="0"/>
+        </w:rPr>
+        <w:t>s before collection.</w:t>
+      </w:r>
+    </w:p>
+    <w:p>
+      <w:pPr>
+        <w:spacing w:line="336" w:lineRule="auto" w:after="180"/>
+      </w:pPr>
+      <w:r>
+        <w:rPr>
+          <w:b w:val="0"/>
+        </w:rPr>
+        <w:t>This exercise uses invented data and policy cards; do not change the Academy's actual authentication settings.</w:t>
+      </w:r>
+    </w:p>
+    <w:p>
+      <w:pPr>
+        <w:spacing w:line="336" w:lineRule="auto" w:after="180"/>
+      </w:pPr>
+      <w:r>
+        <w:rPr>
+          <w:b w:val="0"/>
+        </w:rPr>
+        <w:t xml:space="preserve">The toy code prints True, False, False. It models a </w:t>
+      </w:r>
+      <w:r>
+        <w:rPr>
+          <w:b/>
+        </w:rPr>
+        <w:t>permission</w:t>
+      </w:r>
+      <w:r>
+        <w:rPr>
+          <w:b w:val="0"/>
+        </w:rPr>
+        <w:t xml:space="preserve"> decision, not a complete security system.</w:t>
+      </w:r>
+    </w:p>
+    <w:p>
+      <w:pPr>
+        <w:spacing w:line="336" w:lineRule="auto" w:after="180"/>
+      </w:pPr>
+      <w:r>
+        <w:rPr>
+          <w:b w:val="0"/>
+        </w:rPr>
+        <w:t xml:space="preserve">A real server must verify identity and enforce </w:t>
+      </w:r>
+      <w:r>
+        <w:rPr>
+          <w:b/>
+        </w:rPr>
+        <w:t>authorization</w:t>
+      </w:r>
+      <w:r>
+        <w:rPr>
+          <w:b w:val="0"/>
+        </w:rPr>
+        <w:t xml:space="preserve"> on every protected request; hiding a button in a page is insufficient.</w:t>
+      </w:r>
+    </w:p>
+    <w:p>
+      <w:pPr>
+        <w:spacing w:line="336" w:lineRule="auto" w:after="180"/>
+      </w:pPr>
+      <w:r>
+        <w:rPr>
+          <w:b w:val="0"/>
+        </w:rPr>
         <w:t>No. The server must reject an unauthorized request even if a link is guessed. Exit: No. It omits authentication, server integration, session protection and many other controls; it demonstrates only a policy lookup.</w:t>
       </w:r>
     </w:p>
@@ -811,23 +1678,125 @@
       </w:r>
     </w:p>
     <w:p>
-      <w:r>
-        <w:t>Use the complete worked example below before asking learners to complete W2. Reveal a small part, invite a prediction, then explain the deciding step. These teacher notes contain solutions; do not reveal the independent case answer during modelling.</w:t>
-      </w:r>
-    </w:p>
-    <w:p>
-      <w:r>
+      <w:pPr>
+        <w:spacing w:line="336" w:lineRule="auto" w:after="180"/>
+      </w:pPr>
+      <w:r>
+        <w:rPr>
+          <w:b w:val="0"/>
+        </w:rPr>
+        <w:t xml:space="preserve">Use the complete worked example below before asking learners to complete W2. Reveal a small part, invite a </w:t>
+      </w:r>
+      <w:r>
+        <w:rPr>
+          <w:b/>
+        </w:rPr>
+        <w:t>prediction</w:t>
+      </w:r>
+      <w:r>
+        <w:rPr>
+          <w:b w:val="0"/>
+        </w:rPr>
+        <w:t>, then explain the deciding step.</w:t>
+      </w:r>
+    </w:p>
+    <w:p>
+      <w:pPr>
+        <w:spacing w:line="336" w:lineRule="auto" w:after="180"/>
+      </w:pPr>
+      <w:r>
+        <w:rPr>
+          <w:b w:val="0"/>
+        </w:rPr>
+        <w:t>These teacher notes contain solutions; do not reveal the independent case answer during modelling.</w:t>
+      </w:r>
+    </w:p>
+    <w:p>
+      <w:pPr>
+        <w:spacing w:line="336" w:lineRule="auto" w:after="180"/>
+      </w:pPr>
+      <w:r>
+        <w:rPr>
+          <w:b w:val="0"/>
+        </w:rPr>
         <w:t>Tool token permits lookup(public-room). A proposed call writes teacher notes.</w:t>
       </w:r>
     </w:p>
     <w:p>
-      <w:r>
+      <w:pPr>
+        <w:spacing w:line="336" w:lineRule="auto" w:after="180"/>
+      </w:pPr>
+      <w:r>
+        <w:rPr>
+          <w:b w:val="0"/>
+        </w:rPr>
         <w:t>Both operation and resource exceed scope; deny before execution, regardless of generated confidence.</w:t>
       </w:r>
     </w:p>
     <w:p>
-      <w:r>
-        <w:t>Compare the intermediate evidence with the final statement. Explain why each number or decision follows from the stated inputs. The conclusion belongs to this scenario and procedure; changing the inputs, evaluation population or authority can change what it establishes. Retain the raw record so a later revision can be compared honestly.</w:t>
+      <w:pPr>
+        <w:pStyle w:val="Heading3"/>
+      </w:pPr>
+      <w:r>
+        <w:t>Model the reasoning aloud · 3</w:t>
+      </w:r>
+    </w:p>
+    <w:p>
+      <w:pPr>
+        <w:spacing w:line="336" w:lineRule="auto" w:after="180"/>
+      </w:pPr>
+      <w:r>
+        <w:rPr>
+          <w:b w:val="0"/>
+        </w:rPr>
+        <w:t xml:space="preserve">Compare the intermediate </w:t>
+      </w:r>
+      <w:r>
+        <w:rPr>
+          <w:b/>
+        </w:rPr>
+        <w:t>evidence</w:t>
+      </w:r>
+      <w:r>
+        <w:rPr>
+          <w:b w:val="0"/>
+        </w:rPr>
+        <w:t xml:space="preserve"> with the final statement. Explain why each number or decision follows from the stated </w:t>
+      </w:r>
+      <w:r>
+        <w:rPr>
+          <w:b/>
+        </w:rPr>
+        <w:t>input</w:t>
+      </w:r>
+      <w:r>
+        <w:rPr>
+          <w:b w:val="0"/>
+        </w:rPr>
+        <w:t>s.</w:t>
+      </w:r>
+    </w:p>
+    <w:p>
+      <w:pPr>
+        <w:spacing w:line="336" w:lineRule="auto" w:after="180"/>
+      </w:pPr>
+      <w:r>
+        <w:rPr>
+          <w:b w:val="0"/>
+        </w:rPr>
+        <w:t xml:space="preserve">The conclusion belongs to this scenario and procedure; changing the </w:t>
+      </w:r>
+      <w:r>
+        <w:rPr>
+          <w:b/>
+        </w:rPr>
+        <w:t>input</w:t>
+      </w:r>
+      <w:r>
+        <w:rPr>
+          <w:b w:val="0"/>
+        </w:rPr>
+        <w:t>s, evaluation population or authority can change what it establishes. Retain the raw record so a later revision can be compared honestly.</w:t>
       </w:r>
     </w:p>
     <w:tbl>
@@ -933,7 +1902,13 @@
       </w:tr>
     </w:tbl>
     <w:p>
-      <w:r>
+      <w:pPr>
+        <w:spacing w:line="336" w:lineRule="auto" w:after="180"/>
+      </w:pPr>
+      <w:r>
+        <w:rPr>
+          <w:b w:val="0"/>
+        </w:rPr>
         <w:t>Use the diagram and verbal explanation together. Ask learners to match a sentence to a specific visual step; do not assign learners fixed visual or auditory learning styles.</w:t>
       </w:r>
     </w:p>
@@ -946,7 +1921,13 @@
       </w:r>
     </w:p>
     <w:p>
-      <w:r>
+      <w:pPr>
+        <w:spacing w:line="336" w:lineRule="auto" w:after="180"/>
+      </w:pPr>
+      <w:r>
+        <w:rPr>
+          <w:b w:val="0"/>
+        </w:rPr>
         <w:t>A fictional catalogue helper receives a narrowly scoped tool token.</w:t>
       </w:r>
     </w:p>
@@ -959,12 +1940,54 @@
       </w:r>
     </w:p>
     <w:p>
-      <w:r>
-        <w:t>Token allows read on catalogue records R2 and R5 only. No write permission is granted.</w:t>
-      </w:r>
-    </w:p>
-    <w:p>
-      <w:r>
+      <w:pPr>
+        <w:pStyle w:val="Heading3"/>
+      </w:pPr>
+      <w:r>
+        <w:t>Supplied facts</w:t>
+      </w:r>
+    </w:p>
+    <w:p>
+      <w:pPr>
+        <w:spacing w:line="336" w:lineRule="auto" w:after="180"/>
+        <w:shd w:fill="F1F6FC"/>
+      </w:pPr>
+      <w:r>
+        <w:rPr>
+          <w:b w:val="0"/>
+        </w:rPr>
+        <w:t xml:space="preserve">Token allows read on catalogue records R2 and R5 only. No write </w:t>
+      </w:r>
+      <w:r>
+        <w:rPr>
+          <w:b/>
+        </w:rPr>
+        <w:t>permission</w:t>
+      </w:r>
+      <w:r>
+        <w:rPr>
+          <w:b w:val="0"/>
+        </w:rPr>
+        <w:t xml:space="preserve"> is granted.</w:t>
+      </w:r>
+    </w:p>
+    <w:p>
+      <w:pPr>
+        <w:pStyle w:val="Heading3"/>
+      </w:pPr>
+      <w:r>
+        <w:t>Supplied facts</w:t>
+      </w:r>
+    </w:p>
+    <w:p>
+      <w:pPr>
+        <w:spacing w:line="336" w:lineRule="auto" w:after="180"/>
+        <w:shd w:fill="F1F6FC"/>
+      </w:pPr>
+      <w:r>
+        <w:rPr>
+          <w:b w:val="0"/>
+        </w:rPr>
         <w:t>Proposals: read R2; read R8; write R5. Generated text claims all are helpful.</w:t>
       </w:r>
     </w:p>
@@ -1150,43 +2173,148 @@
       </w:r>
     </w:p>
     <w:p>
-      <w:r>
-        <w:t>Permissions are concrete restrictions, not a confidence score or a general instruction to be useful. Each proposed call must match both dimensions before it happens. A request written inside catalogue text cannot enlarge the token’s authority. Denial should preserve the proposed action and reason without executing the disallowed mutation.</w:t>
-      </w:r>
-    </w:p>
-    <w:p>
       <w:pPr>
         <w:pStyle w:val="Heading3"/>
       </w:pPr>
       <w:r>
+        <w:t>Why the result follows</w:t>
+      </w:r>
+    </w:p>
+    <w:p>
+      <w:pPr>
+        <w:spacing w:line="336" w:lineRule="auto" w:after="180"/>
+        <w:shd w:fill="F1F6FC"/>
+      </w:pPr>
+      <w:r>
+        <w:rPr>
+          <w:b/>
+        </w:rPr>
+        <w:t>Permission</w:t>
+      </w:r>
+      <w:r>
+        <w:rPr>
+          <w:b w:val="0"/>
+        </w:rPr>
+        <w:t>s are concrete restrictions, not a confidence score or a general instruction to be useful. Each proposed call must match both dimensions before it happens.</w:t>
+      </w:r>
+    </w:p>
+    <w:p>
+      <w:pPr>
+        <w:spacing w:line="336" w:lineRule="auto" w:after="180"/>
+        <w:shd w:fill="F1F6FC"/>
+      </w:pPr>
+      <w:r>
+        <w:rPr>
+          <w:b w:val="0"/>
+        </w:rPr>
+        <w:t>A request written inside catalogue text cannot enlarge the token’s authority. Denial should preserve the proposed action and reason without executing the disallowed mutation.</w:t>
+      </w:r>
+    </w:p>
+    <w:p>
+      <w:pPr>
+        <w:pStyle w:val="Heading3"/>
+      </w:pPr>
+      <w:r>
         <w:t>What this example does not establish</w:t>
       </w:r>
     </w:p>
     <w:p>
-      <w:r>
-        <w:t>Permission checks do not establish that a read result is trustworthy or that an allowed action is factually correct.</w:t>
-      </w:r>
-    </w:p>
-    <w:p>
       <w:pPr>
         <w:pStyle w:val="Heading3"/>
       </w:pPr>
       <w:r>
+        <w:t>Keep the stated limit</w:t>
+      </w:r>
+    </w:p>
+    <w:p>
+      <w:pPr>
+        <w:spacing w:line="336" w:lineRule="auto" w:after="180"/>
+        <w:shd w:fill="FFF5E6"/>
+      </w:pPr>
+      <w:r>
+        <w:rPr>
+          <w:b/>
+        </w:rPr>
+        <w:t>Permission</w:t>
+      </w:r>
+      <w:r>
+        <w:rPr>
+          <w:b w:val="0"/>
+        </w:rPr>
+        <w:t xml:space="preserve"> checks do not establish that a read result is trustworthy or that an allowed action is factually correct.</w:t>
+      </w:r>
+    </w:p>
+    <w:p>
+      <w:pPr>
+        <w:pStyle w:val="Heading3"/>
+      </w:pPr>
+      <w:r>
         <w:t>Change one thing in the pictured case</w:t>
       </w:r>
     </w:p>
     <w:p>
-      <w:r>
+      <w:pPr>
+        <w:pStyle w:val="Heading3"/>
+      </w:pPr>
+      <w:r>
+        <w:t>Change one thing</w:t>
+      </w:r>
+    </w:p>
+    <w:p>
+      <w:pPr>
+        <w:spacing w:line="336" w:lineRule="auto" w:after="180"/>
+        <w:shd w:fill="F5F1FB"/>
+      </w:pPr>
+      <w:r>
+        <w:rPr>
+          <w:b w:val="0"/>
+        </w:rPr>
         <w:t>Change: The helper says it needs write R5 to correct an apparent typo.</w:t>
       </w:r>
     </w:p>
     <w:p>
-      <w:r>
-        <w:t>Prediction: The write remains denied under the existing token.</w:t>
-      </w:r>
-    </w:p>
-    <w:p>
-      <w:r>
+      <w:pPr>
+        <w:pStyle w:val="Heading3"/>
+      </w:pPr>
+      <w:r>
+        <w:t>Predicted result</w:t>
+      </w:r>
+    </w:p>
+    <w:p>
+      <w:pPr>
+        <w:spacing w:line="336" w:lineRule="auto" w:after="180"/>
+        <w:shd w:fill="F1F6FC"/>
+      </w:pPr>
+      <w:r>
+        <w:rPr>
+          <w:b/>
+        </w:rPr>
+        <w:t>Prediction</w:t>
+      </w:r>
+      <w:r>
+        <w:rPr>
+          <w:b w:val="0"/>
+        </w:rPr>
+        <w:t>: The write remains denied under the existing token.</w:t>
+      </w:r>
+    </w:p>
+    <w:p>
+      <w:pPr>
+        <w:pStyle w:val="Heading3"/>
+      </w:pPr>
+      <w:r>
+        <w:t>Why the result follows</w:t>
+      </w:r>
+    </w:p>
+    <w:p>
+      <w:pPr>
+        <w:spacing w:line="336" w:lineRule="auto" w:after="180"/>
+        <w:shd w:fill="F1F6FC"/>
+      </w:pPr>
+      <w:r>
+        <w:rPr>
+          <w:b w:val="0"/>
+        </w:rPr>
         <w:t>Reason: A useful purpose does not create an authorised operation; an authorised owner must review any scope change.</w:t>
       </w:r>
     </w:p>
@@ -1199,8 +2327,57 @@
       </w:r>
     </w:p>
     <w:p>
-      <w:r>
-        <w:t>Cover the result. Ask learners to name the inputs and predict the next step. Uncover one step, connect the icon to the actual procedure, and explain its evidence. Then change the supplied condition and compare. The picture is a representation; it does not document execution of a real AI model.</w:t>
+      <w:pPr>
+        <w:pStyle w:val="Heading3"/>
+      </w:pPr>
+      <w:r>
+        <w:t>Ask while showing the picture · 4</w:t>
+      </w:r>
+    </w:p>
+    <w:p>
+      <w:pPr>
+        <w:spacing w:line="336" w:lineRule="auto" w:after="180"/>
+      </w:pPr>
+      <w:r>
+        <w:rPr>
+          <w:b w:val="0"/>
+        </w:rPr>
+        <w:t xml:space="preserve">Cover the result. Ask learners to name the </w:t>
+      </w:r>
+      <w:r>
+        <w:rPr>
+          <w:b/>
+        </w:rPr>
+        <w:t>input</w:t>
+      </w:r>
+      <w:r>
+        <w:rPr>
+          <w:b w:val="0"/>
+        </w:rPr>
+        <w:t xml:space="preserve">s and predict the next step. Uncover one step, connect the icon to the actual procedure, and explain its </w:t>
+      </w:r>
+      <w:r>
+        <w:rPr>
+          <w:b/>
+        </w:rPr>
+        <w:t>evidence</w:t>
+      </w:r>
+      <w:r>
+        <w:rPr>
+          <w:b w:val="0"/>
+        </w:rPr>
+        <w:t>. Then change the supplied condition and compare.</w:t>
+      </w:r>
+    </w:p>
+    <w:p>
+      <w:pPr>
+        <w:spacing w:line="336" w:lineRule="auto" w:after="180"/>
+      </w:pPr>
+      <w:r>
+        <w:rPr>
+          <w:b w:val="0"/>
+        </w:rPr>
+        <w:t>The picture is a representation; it does not document execution of a real AI model.</w:t>
       </w:r>
     </w:p>
     <w:p>
@@ -1212,11 +2389,16 @@
       </w:r>
     </w:p>
     <w:p>
+      <w:r>
+        <w:t>Demonstrate Permissions and Human Review, reduce support deliberately and check individual reasoning before discussing answers.</w:t>
+      </w:r>
+    </w:p>
+    <w:p>
       <w:pPr>
         <w:pStyle w:val="Heading3"/>
       </w:pPr>
       <w:r>
-        <w:t>Demonstrate and guide practice</w:t>
+        <w:t>Board sequence</w:t>
       </w:r>
     </w:p>
     <w:p>
@@ -1224,26 +2406,114 @@
         <w:pStyle w:val="Heading3"/>
       </w:pPr>
       <w:r>
-        <w:t>Board sequence</w:t>
-      </w:r>
-    </w:p>
-    <w:p>
-      <w:r>
+        <w:t>1. Put the facts on the board</w:t>
+      </w:r>
+    </w:p>
+    <w:p>
+      <w:pPr>
+        <w:spacing w:line="336" w:lineRule="auto" w:after="180"/>
+        <w:shd w:fill="F4F9FC"/>
+      </w:pPr>
+      <w:r>
+        <w:rPr>
+          <w:b w:val="0"/>
+        </w:rPr>
         <w:t>Write the given facts: Posting a recommendation requires teacher review.</w:t>
       </w:r>
     </w:p>
     <w:p>
-      <w:r>
-        <w:t>Write the question to explain: Place the approval gate.</w:t>
-      </w:r>
-    </w:p>
-    <w:p>
-      <w:r>
-        <w:t>Reveal after predictions: After draft and evidence are visible, before posting; include content and destination. No approval means no post.</w:t>
-      </w:r>
-    </w:p>
-    <w:p>
-      <w:r>
+      <w:pPr>
+        <w:pStyle w:val="Heading3"/>
+      </w:pPr>
+      <w:r>
+        <w:t>2. State the decision to explain</w:t>
+      </w:r>
+    </w:p>
+    <w:p>
+      <w:pPr>
+        <w:spacing w:line="336" w:lineRule="auto" w:after="180"/>
+        <w:shd w:fill="F4F9FC"/>
+      </w:pPr>
+      <w:r>
+        <w:rPr>
+          <w:b w:val="0"/>
+        </w:rPr>
+        <w:t xml:space="preserve">Write the question to explain: Place the </w:t>
+      </w:r>
+      <w:r>
+        <w:rPr>
+          <w:b/>
+        </w:rPr>
+        <w:t>approval gate</w:t>
+      </w:r>
+      <w:r>
+        <w:rPr>
+          <w:b w:val="0"/>
+        </w:rPr>
+        <w:t>.</w:t>
+      </w:r>
+    </w:p>
+    <w:p>
+      <w:pPr>
+        <w:pStyle w:val="Heading3"/>
+      </w:pPr>
+      <w:r>
+        <w:t>3. Reveal the worked reasoning</w:t>
+      </w:r>
+    </w:p>
+    <w:p>
+      <w:pPr>
+        <w:spacing w:line="336" w:lineRule="auto" w:after="180"/>
+        <w:shd w:fill="F1F6FC"/>
+      </w:pPr>
+      <w:r>
+        <w:rPr>
+          <w:b w:val="0"/>
+        </w:rPr>
+        <w:t xml:space="preserve">Reveal after </w:t>
+      </w:r>
+      <w:r>
+        <w:rPr>
+          <w:b/>
+        </w:rPr>
+        <w:t>prediction</w:t>
+      </w:r>
+      <w:r>
+        <w:rPr>
+          <w:b w:val="0"/>
+        </w:rPr>
+        <w:t xml:space="preserve">s: After draft and </w:t>
+      </w:r>
+      <w:r>
+        <w:rPr>
+          <w:b/>
+        </w:rPr>
+        <w:t>evidence</w:t>
+      </w:r>
+      <w:r>
+        <w:rPr>
+          <w:b w:val="0"/>
+        </w:rPr>
+        <w:t xml:space="preserve"> are visible, before posting; include content and destination. No approval means no post.</w:t>
+      </w:r>
+    </w:p>
+    <w:p>
+      <w:pPr>
+        <w:pStyle w:val="Heading3"/>
+      </w:pPr>
+      <w:r>
+        <w:t>Hold back the independent task</w:t>
+      </w:r>
+    </w:p>
+    <w:p>
+      <w:pPr>
+        <w:spacing w:line="336" w:lineRule="auto" w:after="180"/>
+        <w:shd w:fill="FFF5E6"/>
+      </w:pPr>
+      <w:r>
+        <w:rPr>
+          <w:b w:val="0"/>
+        </w:rPr>
         <w:t>Keep for an independent attempt: A teacher allows a tool to draft a message but forbids sending. The draft is correct. May the agent send it? Explain the boundary.</w:t>
       </w:r>
     </w:p>
@@ -1256,23 +2526,77 @@
       </w:r>
     </w:p>
     <w:p>
-      <w:r>
+      <w:pPr>
+        <w:pStyle w:val="Heading3"/>
+      </w:pPr>
+      <w:r>
+        <w:t>Ask the class</w:t>
+      </w:r>
+    </w:p>
+    <w:p>
+      <w:pPr>
+        <w:spacing w:line="336" w:lineRule="auto" w:after="180"/>
+        <w:shd w:fill="F5F1FB"/>
+      </w:pPr>
+      <w:r>
+        <w:rPr>
+          <w:b w:val="0"/>
+        </w:rPr>
         <w:t>Ask: Which facts are given, and which would we have to assume? Learners mark relevant details before discussing answers.</w:t>
       </w:r>
     </w:p>
     <w:p>
-      <w:r>
+      <w:pPr>
+        <w:pStyle w:val="Heading3"/>
+      </w:pPr>
+      <w:r>
+        <w:t>Language to model</w:t>
+      </w:r>
+    </w:p>
+    <w:p>
+      <w:pPr>
+        <w:spacing w:line="336" w:lineRule="auto" w:after="180"/>
+        <w:shd w:fill="F1F6F8"/>
+      </w:pPr>
+      <w:r>
+        <w:rPr>
+          <w:b w:val="0"/>
+        </w:rPr>
         <w:t>Say: Predict first. Show the rule, information path or calculation that would produce the result. A correct guess is not yet an explanation.</w:t>
       </w:r>
     </w:p>
     <w:p>
-      <w:r>
+      <w:pPr>
+        <w:spacing w:line="336" w:lineRule="auto" w:after="180"/>
+      </w:pPr>
+      <w:r>
+        <w:rPr>
+          <w:b w:val="0"/>
+        </w:rPr>
         <w:t>Reveal reasoning one step at a time. Explain why a tempting alternative fails. Write units and denominators for arithmetic, trace conditions for decisions, and identify supporting sources for claims.</w:t>
       </w:r>
     </w:p>
     <w:p>
-      <w:r>
-        <w:t>In pairs, one learner solves while the other checks evidence; exchange roles. Remove the worked answer before independent assessment.</w:t>
+      <w:pPr>
+        <w:spacing w:line="336" w:lineRule="auto" w:after="180"/>
+      </w:pPr>
+      <w:r>
+        <w:rPr>
+          <w:b w:val="0"/>
+        </w:rPr>
+        <w:t xml:space="preserve">In pairs, one learner solves while the other checks </w:t>
+      </w:r>
+      <w:r>
+        <w:rPr>
+          <w:b/>
+        </w:rPr>
+        <w:t>evidence</w:t>
+      </w:r>
+      <w:r>
+        <w:rPr>
+          <w:b w:val="0"/>
+        </w:rPr>
+        <w:t>; exchange roles. Remove the worked answer before independent assessment.</w:t>
       </w:r>
     </w:p>
     <w:p>
@@ -1284,8 +2608,49 @@
       </w:r>
     </w:p>
     <w:p>
-      <w:r>
-        <w:t>Guided: Both operation and resource exceed scope; deny before execution, regardless of generated confidence. Qualification: A generated plan cannot expand the token or actor scope. Exit: accept a concrete variation with its predicted outcome and a stated condition that would challenge the mechanism; reject a claim resting on unmeasured evidence.</w:t>
+      <w:pPr>
+        <w:spacing w:line="336" w:lineRule="auto" w:after="180"/>
+      </w:pPr>
+      <w:r>
+        <w:rPr>
+          <w:b w:val="0"/>
+        </w:rPr>
+        <w:t>Guided: Both operation and resource exceed scope; deny before execution, regardless of generated confidence. Qualification: A generated plan cannot expand the token or actor scope.</w:t>
+      </w:r>
+    </w:p>
+    <w:p>
+      <w:pPr>
+        <w:spacing w:line="336" w:lineRule="auto" w:after="180"/>
+      </w:pPr>
+      <w:r>
+        <w:rPr>
+          <w:b w:val="0"/>
+        </w:rPr>
+        <w:t xml:space="preserve">Exit: accept a concrete variation with its predicted outcome and a stated condition that would challenge the </w:t>
+      </w:r>
+      <w:r>
+        <w:rPr>
+          <w:b/>
+        </w:rPr>
+        <w:t>mechanism</w:t>
+      </w:r>
+      <w:r>
+        <w:rPr>
+          <w:b w:val="0"/>
+        </w:rPr>
+        <w:t xml:space="preserve">; reject a claim resting on unmeasured </w:t>
+      </w:r>
+      <w:r>
+        <w:rPr>
+          <w:b/>
+        </w:rPr>
+        <w:t>evidence</w:t>
+      </w:r>
+      <w:r>
+        <w:rPr>
+          <w:b w:val="0"/>
+        </w:rPr>
+        <w:t>.</w:t>
       </w:r>
     </w:p>
     <w:p>
@@ -1737,18 +3102,77 @@
       </w:r>
     </w:p>
     <w:p>
-      <w:r>
+      <w:pPr>
+        <w:pStyle w:val="Heading3"/>
+      </w:pPr>
+      <w:r>
+        <w:t>Completion practice</w:t>
+      </w:r>
+    </w:p>
+    <w:p>
+      <w:pPr>
+        <w:spacing w:line="336" w:lineRule="auto" w:after="180"/>
+        <w:shd w:fill="F5F1FB"/>
+      </w:pPr>
+      <w:r>
+        <w:rPr>
+          <w:b w:val="0"/>
+        </w:rPr>
         <w:t>Completion task: Tool token permits lookup(public-room). A proposed call writes teacher notes. Show the intermediate steps and give the conclusion with its scope.</w:t>
       </w:r>
     </w:p>
     <w:p>
-      <w:r>
+      <w:pPr>
+        <w:pStyle w:val="Heading3"/>
+      </w:pPr>
+      <w:r>
+        <w:t>Reasoning to listen for</w:t>
+      </w:r>
+    </w:p>
+    <w:p>
+      <w:pPr>
+        <w:spacing w:line="336" w:lineRule="auto" w:after="180"/>
+        <w:shd w:fill="F1F6FC"/>
+      </w:pPr>
+      <w:r>
+        <w:rPr>
+          <w:b w:val="0"/>
+        </w:rPr>
         <w:t>Teacher check: Teacher explanation: Both operation and resource exceed scope; deny before execution, regardless of generated confidence.</w:t>
       </w:r>
     </w:p>
     <w:p>
-      <w:r>
-        <w:t>Start by identifying the given inputs together. Leave the intermediate steps blank. If needed, model one step, then withdraw that help on the next step. Move to a full trace only when the partial trace is understood. For partners, alternate explainer and checker; collect a response from every learner before discussion.</w:t>
+      <w:pPr>
+        <w:spacing w:line="336" w:lineRule="auto" w:after="180"/>
+      </w:pPr>
+      <w:r>
+        <w:rPr>
+          <w:b w:val="0"/>
+        </w:rPr>
+        <w:t xml:space="preserve">Start by identifying the given </w:t>
+      </w:r>
+      <w:r>
+        <w:rPr>
+          <w:b/>
+        </w:rPr>
+        <w:t>input</w:t>
+      </w:r>
+      <w:r>
+        <w:rPr>
+          <w:b w:val="0"/>
+        </w:rPr>
+        <w:t>s together. Leave the intermediate steps blank. If needed, model one step, then withdraw that help on the next step. Move to a full trace only when the partial trace is understood.</w:t>
+      </w:r>
+    </w:p>
+    <w:p>
+      <w:pPr>
+        <w:spacing w:line="336" w:lineRule="auto" w:after="180"/>
+      </w:pPr>
+      <w:r>
+        <w:rPr>
+          <w:b w:val="0"/>
+        </w:rPr>
+        <w:t>For partners, alternate explainer and checker; collect a response from every learner before discussion.</w:t>
       </w:r>
     </w:p>
     <w:p>
@@ -1760,18 +3184,79 @@
       </w:r>
     </w:p>
     <w:p>
-      <w:r>
-        <w:t>Use the worked case for Least privilege and tool scopes. Proposed explanation: “The worked result establishes every future case”. Decide whether this explanation is supported. Point to the step or supplied fact that decides; explain your repair if needed.</w:t>
-      </w:r>
-    </w:p>
-    <w:p>
-      <w:r>
+      <w:pPr>
+        <w:spacing w:line="336" w:lineRule="auto" w:after="180"/>
+      </w:pPr>
+      <w:r>
+        <w:rPr>
+          <w:b w:val="0"/>
+        </w:rPr>
+        <w:t xml:space="preserve">Use the worked case for </w:t>
+      </w:r>
+      <w:r>
+        <w:rPr>
+          <w:b/>
+        </w:rPr>
+        <w:t>Least privilege</w:t>
+      </w:r>
+      <w:r>
+        <w:rPr>
+          <w:b w:val="0"/>
+        </w:rPr>
+        <w:t xml:space="preserve"> and tool scopes. Proposed explanation: “The worked result establishes every future case”. Decide whether this explanation is supported.</w:t>
+      </w:r>
+    </w:p>
+    <w:p>
+      <w:pPr>
+        <w:spacing w:line="336" w:lineRule="auto" w:after="180"/>
+      </w:pPr>
+      <w:r>
+        <w:rPr>
+          <w:b w:val="0"/>
+        </w:rPr>
+        <w:t>Point to the step or supplied fact that decides; explain your repair if needed.</w:t>
+      </w:r>
+    </w:p>
+    <w:p>
+      <w:pPr>
+        <w:pStyle w:val="Heading3"/>
+      </w:pPr>
+      <w:r>
+        <w:t>Expected repair</w:t>
+      </w:r>
+    </w:p>
+    <w:p>
+      <w:pPr>
+        <w:spacing w:line="336" w:lineRule="auto" w:after="180"/>
+        <w:shd w:fill="F1F6FC"/>
+      </w:pPr>
+      <w:r>
+        <w:rPr>
+          <w:b w:val="0"/>
+        </w:rPr>
         <w:t>Expected correction: A generated plan cannot expand the token or actor scope.</w:t>
       </w:r>
     </w:p>
     <w:p>
-      <w:r>
-        <w:t>Collect explanations, not only yes/no votes. If a misunderstanding is common, re-model the relevant step for the class. If it affects a few learners, give a short targeted group explanation while others solve a more demanding variation.</w:t>
+      <w:pPr>
+        <w:spacing w:line="336" w:lineRule="auto" w:after="180"/>
+      </w:pPr>
+      <w:r>
+        <w:rPr>
+          <w:b w:val="0"/>
+        </w:rPr>
+        <w:t>Collect explanations, not only yes/no votes. If a misunderstanding is common, re-model the relevant step for the class.</w:t>
+      </w:r>
+    </w:p>
+    <w:p>
+      <w:pPr>
+        <w:spacing w:line="336" w:lineRule="auto" w:after="180"/>
+      </w:pPr>
+      <w:r>
+        <w:rPr>
+          <w:b w:val="0"/>
+        </w:rPr>
+        <w:t>If it affects a few learners, give a short targeted group explanation while others solve a more demanding variation.</w:t>
       </w:r>
     </w:p>
     <w:p>
@@ -1783,37 +3268,134 @@
       </w:r>
     </w:p>
     <w:p>
-      <w:r>
+      <w:pPr>
+        <w:spacing w:line="336" w:lineRule="auto" w:after="180"/>
+      </w:pPr>
+      <w:r>
+        <w:rPr>
+          <w:b w:val="0"/>
+        </w:rPr>
         <w:t>Target: Collect only necessary information</w:t>
       </w:r>
     </w:p>
     <w:p>
-      <w:r>
+      <w:pPr>
+        <w:spacing w:line="336" w:lineRule="auto" w:after="180"/>
+      </w:pPr>
+      <w:r>
+        <w:rPr>
+          <w:b w:val="0"/>
+        </w:rPr>
         <w:t>Reserve further sessions for this topic; the 135-minute primary plan does not absorb all added content.</w:t>
       </w:r>
     </w:p>
     <w:p>
-      <w:r>
+      <w:pPr>
+        <w:spacing w:line="336" w:lineRule="auto" w:after="180"/>
+        <w:shd w:fill="F5F1FB"/>
+      </w:pPr>
+      <w:r>
+        <w:rPr>
+          <w:b w:val="0"/>
+        </w:rPr>
         <w:t>Completion practice: Under the worked role policy, can teacher read_review and unknown read_summary?</w:t>
       </w:r>
     </w:p>
     <w:p>
-      <w:r>
+      <w:pPr>
+        <w:pStyle w:val="Heading3"/>
+      </w:pPr>
+      <w:r>
+        <w:t>Reasoning to listen for</w:t>
+      </w:r>
+    </w:p>
+    <w:p>
+      <w:pPr>
+        <w:spacing w:line="336" w:lineRule="auto" w:after="180"/>
+        <w:shd w:fill="F1F6FC"/>
+      </w:pPr>
+      <w:r>
+        <w:rPr>
+          <w:b w:val="0"/>
+        </w:rPr>
         <w:t>Teacher check: Teacher can; unknown cannot.</w:t>
       </w:r>
     </w:p>
     <w:p>
-      <w:r>
-        <w:t>Individual check: For Privacy and least privilege, use its worked case to evaluate this proposed explanation: “A successful run proves the conclusion”. Explain the deciding step.</w:t>
-      </w:r>
-    </w:p>
-    <w:p>
-      <w:r>
-        <w:t>Expected correction: Retention must be tied to a purpose and school policy rather than a guessed universal number of days. Identify who can correct or delete records and avoid keeping raw responses indefinitely just because storage is available.</w:t>
-      </w:r>
-    </w:p>
-    <w:p>
-      <w:r>
+      <w:pPr>
+        <w:spacing w:line="336" w:lineRule="auto" w:after="180"/>
+      </w:pPr>
+      <w:r>
+        <w:rPr>
+          <w:b w:val="0"/>
+        </w:rPr>
+        <w:t xml:space="preserve">Individual check: For Privacy and </w:t>
+      </w:r>
+      <w:r>
+        <w:rPr>
+          <w:b/>
+        </w:rPr>
+        <w:t>least privilege</w:t>
+      </w:r>
+      <w:r>
+        <w:rPr>
+          <w:b w:val="0"/>
+        </w:rPr>
+        <w:t>, use its worked case to evaluate this proposed explanation: “A successful run proves the conclusion”. Explain the deciding step.</w:t>
+      </w:r>
+    </w:p>
+    <w:p>
+      <w:pPr>
+        <w:pStyle w:val="Heading3"/>
+      </w:pPr>
+      <w:r>
+        <w:t>Expected repair</w:t>
+      </w:r>
+    </w:p>
+    <w:p>
+      <w:pPr>
+        <w:spacing w:line="336" w:lineRule="auto" w:after="180"/>
+        <w:shd w:fill="F1F6FC"/>
+      </w:pPr>
+      <w:r>
+        <w:rPr>
+          <w:b w:val="0"/>
+        </w:rPr>
+        <w:t xml:space="preserve">Expected correction: </w:t>
+      </w:r>
+      <w:r>
+        <w:rPr>
+          <w:b/>
+        </w:rPr>
+        <w:t>Retention</w:t>
+      </w:r>
+      <w:r>
+        <w:rPr>
+          <w:b w:val="0"/>
+        </w:rPr>
+        <w:t xml:space="preserve"> must be tied to a purpose and school policy rather than a guessed universal number of days.</w:t>
+      </w:r>
+    </w:p>
+    <w:p>
+      <w:pPr>
+        <w:spacing w:line="336" w:lineRule="auto" w:after="180"/>
+        <w:shd w:fill="F1F6FC"/>
+      </w:pPr>
+      <w:r>
+        <w:rPr>
+          <w:b w:val="0"/>
+        </w:rPr>
+        <w:t>Identify who can correct or delete records and avoid keeping raw responses indefinitely just because storage is available.</w:t>
+      </w:r>
+    </w:p>
+    <w:p>
+      <w:pPr>
+        <w:spacing w:line="336" w:lineRule="auto" w:after="180"/>
+      </w:pPr>
+      <w:r>
+        <w:rPr>
+          <w:b w:val="0"/>
+        </w:rPr>
         <w:t>Apply the same support, independent transfer and delayed-review decisions to the named connected-topic workbook tasks.</w:t>
       </w:r>
     </w:p>
@@ -1826,7 +3408,14 @@
       </w:r>
     </w:p>
     <w:p>
-      <w:r>
+      <w:pPr>
+        <w:spacing w:line="336" w:lineRule="auto" w:after="180"/>
+        <w:shd w:fill="F5F1FB"/>
+      </w:pPr>
+      <w:r>
+        <w:rPr>
+          <w:b w:val="0"/>
+        </w:rPr>
         <w:t>Which proposal is allowed, and why is an authorised object alone insufficient?</w:t>
       </w:r>
     </w:p>
@@ -1839,18 +3428,60 @@
       </w:r>
     </w:p>
     <w:p>
-      <w:r>
+      <w:pPr>
+        <w:spacing w:line="336" w:lineRule="auto" w:after="180"/>
+      </w:pPr>
+      <w:r>
+        <w:rPr>
+          <w:b w:val="0"/>
+        </w:rPr>
         <w:t>Only read R2. R5 is an allowed object for reading, but its write operation exceeds scope.</w:t>
       </w:r>
     </w:p>
     <w:p>
-      <w:r>
+      <w:pPr>
+        <w:spacing w:line="336" w:lineRule="auto" w:after="180"/>
+      </w:pPr>
+      <w:r>
+        <w:rPr>
+          <w:b w:val="0"/>
+        </w:rPr>
         <w:t>Changed-case reasoning: The write remains denied under the existing token. A useful purpose does not create an authorised operation; an authorised owner must review any scope change.</w:t>
       </w:r>
     </w:p>
     <w:p>
-      <w:r>
-        <w:t>Collect each learner’s explanation before discussion. Use the first missing connection between input, deciding step and result to choose support. This question is worked-case practice, not fresh mastery evidence.</w:t>
+      <w:pPr>
+        <w:spacing w:line="336" w:lineRule="auto" w:after="180"/>
+      </w:pPr>
+      <w:r>
+        <w:rPr>
+          <w:b w:val="0"/>
+        </w:rPr>
+        <w:t xml:space="preserve">Collect each learner’s explanation before discussion. Use the first missing connection between </w:t>
+      </w:r>
+      <w:r>
+        <w:rPr>
+          <w:b/>
+        </w:rPr>
+        <w:t>input</w:t>
+      </w:r>
+      <w:r>
+        <w:rPr>
+          <w:b w:val="0"/>
+        </w:rPr>
+        <w:t xml:space="preserve">, deciding step and result to choose support. This question is worked-case practice, not fresh mastery </w:t>
+      </w:r>
+      <w:r>
+        <w:rPr>
+          <w:b/>
+        </w:rPr>
+        <w:t>evidence</w:t>
+      </w:r>
+      <w:r>
+        <w:rPr>
+          <w:b w:val="0"/>
+        </w:rPr>
+        <w:t>.</w:t>
       </w:r>
     </w:p>
     <w:p>
@@ -1862,54 +3493,129 @@
       </w:r>
     </w:p>
     <w:p>
+      <w:r>
+        <w:t>Run the Permissions and Human Review investigation and use the first unsupported step to choose a teaching response.</w:t>
+      </w:r>
+    </w:p>
+    <w:p>
+      <w:pPr>
+        <w:spacing w:line="336" w:lineRule="auto" w:after="180"/>
+      </w:pPr>
+      <w:r>
+        <w:rPr>
+          <w:b w:val="0"/>
+        </w:rPr>
+        <w:t>Words You Can Use to Reason</w:t>
+      </w:r>
+    </w:p>
+    <w:p>
+      <w:pPr>
+        <w:spacing w:line="336" w:lineRule="auto" w:after="180"/>
+      </w:pPr>
+      <w:r>
+        <w:rPr>
+          <w:b w:val="0"/>
+        </w:rPr>
+        <w:t>A definition matters when you can recognize the idea, use it, and contrast it with a near-miss.</w:t>
+      </w:r>
+    </w:p>
+    <w:p>
+      <w:pPr>
+        <w:spacing w:line="336" w:lineRule="auto" w:after="180"/>
+      </w:pPr>
+      <w:r>
+        <w:rPr>
+          <w:b w:val="0"/>
+        </w:rPr>
+        <w:t>Predict → Test → Record → Explain</w:t>
+      </w:r>
+    </w:p>
+    <w:p>
+      <w:pPr>
+        <w:spacing w:line="336" w:lineRule="auto" w:after="180"/>
+      </w:pPr>
+      <w:r>
+        <w:rPr>
+          <w:b w:val="0"/>
+        </w:rPr>
+        <w:t>Keep expected and actual results separate. Surprises are useful data when recorded honestly.</w:t>
+      </w:r>
+    </w:p>
+    <w:p>
+      <w:pPr>
+        <w:spacing w:line="336" w:lineRule="auto" w:after="180"/>
+      </w:pPr>
+      <w:r>
+        <w:rPr>
+          <w:b w:val="0"/>
+        </w:rPr>
+        <w:t xml:space="preserve">Map actions by </w:t>
+      </w:r>
+      <w:r>
+        <w:rPr>
+          <w:b/>
+        </w:rPr>
+        <w:t>consequence</w:t>
+      </w:r>
+      <w:r>
+        <w:rPr>
+          <w:b w:val="0"/>
+        </w:rPr>
+        <w:t xml:space="preserve">, grant minimum </w:t>
+      </w:r>
+      <w:r>
+        <w:rPr>
+          <w:b/>
+        </w:rPr>
+        <w:t>permission</w:t>
+      </w:r>
+      <w:r>
+        <w:rPr>
+          <w:b w:val="0"/>
+        </w:rPr>
+        <w:t>s, add adult gates, test a denied request, and verify the workflow stops safely.</w:t>
+      </w:r>
+    </w:p>
+    <w:p>
+      <w:pPr>
+        <w:spacing w:line="336" w:lineRule="auto" w:after="180"/>
+        <w:shd w:fill="F5F1FB"/>
+      </w:pPr>
+      <w:r>
+        <w:rPr>
+          <w:b w:val="0"/>
+        </w:rPr>
+        <w:t>What did the hardest test teach you that the normal test did not?</w:t>
+      </w:r>
+    </w:p>
+    <w:p>
       <w:pPr>
         <w:pStyle w:val="Heading3"/>
       </w:pPr>
       <w:r>
-        <w:t>Run the weekly evidence lab</w:t>
-      </w:r>
-    </w:p>
-    <w:p>
-      <w:r>
-        <w:t>Words You Can Use to Reason</w:t>
-      </w:r>
-    </w:p>
-    <w:p>
-      <w:r>
-        <w:t>A definition matters when you can recognize the idea, use it, and contrast it with a near-miss.</w:t>
-      </w:r>
-    </w:p>
-    <w:p>
-      <w:r>
-        <w:t>Predict → Test → Record → Explain</w:t>
-      </w:r>
-    </w:p>
-    <w:p>
-      <w:r>
-        <w:t>Keep expected and actual results separate. Surprises are useful data when recorded honestly.</w:t>
-      </w:r>
-    </w:p>
-    <w:p>
-      <w:r>
-        <w:t>Map actions by consequence, grant minimum permissions, add adult gates, test a denied request, and verify the workflow stops safely.</w:t>
-      </w:r>
-    </w:p>
-    <w:p>
-      <w:r>
-        <w:t>What did the hardest test teach you that the normal test did not?</w:t>
-      </w:r>
-    </w:p>
-    <w:p>
-      <w:pPr>
-        <w:pStyle w:val="Heading3"/>
-      </w:pPr>
-      <w:r>
         <w:t>Make the lab runnable</w:t>
       </w:r>
     </w:p>
     <w:p>
-      <w:r>
-        <w:t>Use the concrete case as the shared normal case and the independent question as a second case. Each pair creates a boundary or missing-information case and predicts its result before testing. Keep the expected result separate from an observed mistake.</w:t>
+      <w:pPr>
+        <w:spacing w:line="336" w:lineRule="auto" w:after="180"/>
+      </w:pPr>
+      <w:r>
+        <w:rPr>
+          <w:b w:val="0"/>
+        </w:rPr>
+        <w:t>Use the concrete case as the shared normal case and the independent question as a second case. Each pair creates a boundary or missing-information case and predicts its result before testing.</w:t>
+      </w:r>
+    </w:p>
+    <w:p>
+      <w:pPr>
+        <w:spacing w:line="336" w:lineRule="auto" w:after="180"/>
+      </w:pPr>
+      <w:r>
+        <w:rPr>
+          <w:b w:val="0"/>
+        </w:rPr>
+        <w:t>Keep the expected result separate from an observed mistake.</w:t>
       </w:r>
     </w:p>
     <w:tbl>
@@ -2067,8 +3773,25 @@
       </w:r>
     </w:p>
     <w:p>
-      <w:r>
-        <w:t>For guessing, return to given facts and request a trace. For vocabulary without application, use one example and one non-example. For arithmetic errors, check the setup before the calculation. Finish with a different uncoached case before recording mastery.</w:t>
+      <w:pPr>
+        <w:spacing w:line="336" w:lineRule="auto" w:after="180"/>
+      </w:pPr>
+      <w:r>
+        <w:rPr>
+          <w:b w:val="0"/>
+        </w:rPr>
+        <w:t>For guessing, return to given facts and request a trace. For vocabulary without application, use one example and one non-example. For arithmetic errors, check the setup before the calculation.</w:t>
+      </w:r>
+    </w:p>
+    <w:p>
+      <w:pPr>
+        <w:spacing w:line="336" w:lineRule="auto" w:after="180"/>
+      </w:pPr>
+      <w:r>
+        <w:rPr>
+          <w:b w:val="0"/>
+        </w:rPr>
+        <w:t>Finish with a different uncoached case before recording mastery.</w:t>
       </w:r>
     </w:p>
     <w:p>
@@ -2080,18 +3803,72 @@
       </w:r>
     </w:p>
     <w:p>
-      <w:r>
+      <w:pPr>
+        <w:spacing w:line="336" w:lineRule="auto" w:after="180"/>
+      </w:pPr>
+      <w:r>
+        <w:rPr>
+          <w:b w:val="0"/>
+        </w:rPr>
         <w:t>The worked result establishes every future case: A generated plan cannot expand the token or actor scope.</w:t>
       </w:r>
     </w:p>
     <w:p>
-      <w:r>
-        <w:t>A missing input may be replaced without recording the change: A replacement changes the evidence or contract. Record the change and its justification; do not silently turn unknown into a measured value.</w:t>
-      </w:r>
-    </w:p>
-    <w:p>
-      <w:r>
-        <w:t>Repeating an assessed case is new independent evidence: A replay checks consistency. An example used for feedback or revision cannot later be described as untouched final evaluation.</w:t>
+      <w:pPr>
+        <w:spacing w:line="336" w:lineRule="auto" w:after="180"/>
+      </w:pPr>
+      <w:r>
+        <w:rPr>
+          <w:b w:val="0"/>
+        </w:rPr>
+        <w:t xml:space="preserve">A missing </w:t>
+      </w:r>
+      <w:r>
+        <w:rPr>
+          <w:b/>
+        </w:rPr>
+        <w:t>input</w:t>
+      </w:r>
+      <w:r>
+        <w:rPr>
+          <w:b w:val="0"/>
+        </w:rPr>
+        <w:t xml:space="preserve"> may be replaced without recording the change: A replacement changes the </w:t>
+      </w:r>
+      <w:r>
+        <w:rPr>
+          <w:b/>
+        </w:rPr>
+        <w:t>evidence</w:t>
+      </w:r>
+      <w:r>
+        <w:rPr>
+          <w:b w:val="0"/>
+        </w:rPr>
+        <w:t xml:space="preserve"> or contract. Record the change and its justification; do not silently turn unknown into a measured value.</w:t>
+      </w:r>
+    </w:p>
+    <w:p>
+      <w:pPr>
+        <w:spacing w:line="336" w:lineRule="auto" w:after="180"/>
+      </w:pPr>
+      <w:r>
+        <w:rPr>
+          <w:b w:val="0"/>
+        </w:rPr>
+        <w:t xml:space="preserve">Repeating an assessed case is new independent </w:t>
+      </w:r>
+      <w:r>
+        <w:rPr>
+          <w:b/>
+        </w:rPr>
+        <w:t>evidence</w:t>
+      </w:r>
+      <w:r>
+        <w:rPr>
+          <w:b w:val="0"/>
+        </w:rPr>
+        <w:t>: A replay checks consistency. An example used for feedback or revision cannot later be described as untouched final evaluation.</w:t>
       </w:r>
     </w:p>
     <w:p>
@@ -2103,18 +3880,117 @@
       </w:r>
     </w:p>
     <w:p>
-      <w:r>
-        <w:t>A successful run proves the conclusion: Retention must be tied to a purpose and school policy rather than a guessed universal number of days. Identify who can correct or delete records and avoid keeping raw responses indefinitely just because storage is available.</w:t>
-      </w:r>
-    </w:p>
-    <w:p>
-      <w:r>
-        <w:t>Matching the example is enough: Require the new W4 case, explicit predictions and an explanation. Fresh retry: a library category counter. Require category counts without names, default-deny permissions and an owner for retention/deletion decisions.</w:t>
-      </w:r>
-    </w:p>
-    <w:p>
-      <w:r>
-        <w:t>A convenient shortcut preserves meaning: A form asks for names, birthdays and comments to count activity preferences. Remove fields not needed for the purpose. Aggregated counts can still expose information in very small groups; choose reporting rules with the responsible teacher.</w:t>
+      <w:pPr>
+        <w:spacing w:line="336" w:lineRule="auto" w:after="180"/>
+      </w:pPr>
+      <w:r>
+        <w:rPr>
+          <w:b w:val="0"/>
+        </w:rPr>
+        <w:t xml:space="preserve">A successful run proves the conclusion: </w:t>
+      </w:r>
+      <w:r>
+        <w:rPr>
+          <w:b/>
+        </w:rPr>
+        <w:t>Retention</w:t>
+      </w:r>
+      <w:r>
+        <w:rPr>
+          <w:b w:val="0"/>
+        </w:rPr>
+        <w:t xml:space="preserve"> must be tied to a purpose and school policy rather than a guessed universal number of days.</w:t>
+      </w:r>
+    </w:p>
+    <w:p>
+      <w:pPr>
+        <w:spacing w:line="336" w:lineRule="auto" w:after="180"/>
+      </w:pPr>
+      <w:r>
+        <w:rPr>
+          <w:b w:val="0"/>
+        </w:rPr>
+        <w:t>Identify who can correct or delete records and avoid keeping raw responses indefinitely just because storage is available.</w:t>
+      </w:r>
+    </w:p>
+    <w:p>
+      <w:pPr>
+        <w:spacing w:line="336" w:lineRule="auto" w:after="180"/>
+      </w:pPr>
+      <w:r>
+        <w:rPr>
+          <w:b w:val="0"/>
+        </w:rPr>
+        <w:t xml:space="preserve">Matching the example is enough: Require the new W4 case, explicit </w:t>
+      </w:r>
+      <w:r>
+        <w:rPr>
+          <w:b/>
+        </w:rPr>
+        <w:t>prediction</w:t>
+      </w:r>
+      <w:r>
+        <w:rPr>
+          <w:b w:val="0"/>
+        </w:rPr>
+        <w:t>s and an explanation. Fresh retry: a library category counter.</w:t>
+      </w:r>
+    </w:p>
+    <w:p>
+      <w:pPr>
+        <w:spacing w:line="336" w:lineRule="auto" w:after="180"/>
+      </w:pPr>
+      <w:r>
+        <w:rPr>
+          <w:b w:val="0"/>
+        </w:rPr>
+        <w:t xml:space="preserve">Require category counts without names, default-deny </w:t>
+      </w:r>
+      <w:r>
+        <w:rPr>
+          <w:b/>
+        </w:rPr>
+        <w:t>permission</w:t>
+      </w:r>
+      <w:r>
+        <w:rPr>
+          <w:b w:val="0"/>
+        </w:rPr>
+        <w:t xml:space="preserve">s and an owner for </w:t>
+      </w:r>
+      <w:r>
+        <w:rPr>
+          <w:b/>
+        </w:rPr>
+        <w:t>retention</w:t>
+      </w:r>
+      <w:r>
+        <w:rPr>
+          <w:b w:val="0"/>
+        </w:rPr>
+        <w:t>/deletion decisions.</w:t>
+      </w:r>
+    </w:p>
+    <w:p>
+      <w:pPr>
+        <w:spacing w:line="336" w:lineRule="auto" w:after="180"/>
+      </w:pPr>
+      <w:r>
+        <w:rPr>
+          <w:b w:val="0"/>
+        </w:rPr>
+        <w:t>A convenient shortcut preserves meaning: A form asks for names, birthdays and comments to count activity preferences. Remove fields not needed for the purpose.</w:t>
+      </w:r>
+    </w:p>
+    <w:p>
+      <w:pPr>
+        <w:spacing w:line="336" w:lineRule="auto" w:after="180"/>
+      </w:pPr>
+      <w:r>
+        <w:rPr>
+          <w:b w:val="0"/>
+        </w:rPr>
+        <w:t>Aggregated counts can still expose information in very small groups; choose reporting rules with the responsible teacher.</w:t>
       </w:r>
     </w:p>
     <w:p>
@@ -2272,8 +4148,25 @@
       </w:tr>
     </w:tbl>
     <w:p>
-      <w:r>
-        <w:t>Offer an oral explanation, drawing, enlarged visual or fewer examples when that removes a reading/writing barrier. Keep the same reasoning goal. Stretch secure learners by changing a boundary or assumption and asking them to defend the effect, not simply by assigning more of the same questions.</w:t>
+      <w:pPr>
+        <w:spacing w:line="336" w:lineRule="auto" w:after="180"/>
+      </w:pPr>
+      <w:r>
+        <w:rPr>
+          <w:b w:val="0"/>
+        </w:rPr>
+        <w:t>Offer an oral explanation, drawing, enlarged visual or fewer examples when that removes a reading/writing barrier. Keep the same reasoning goal.</w:t>
+      </w:r>
+    </w:p>
+    <w:p>
+      <w:pPr>
+        <w:spacing w:line="336" w:lineRule="auto" w:after="180"/>
+      </w:pPr>
+      <w:r>
+        <w:rPr>
+          <w:b w:val="0"/>
+        </w:rPr>
+        <w:t>Stretch secure learners by changing a boundary or assumption and asking them to defend the effect, not simply by assigning more of the same questions.</w:t>
       </w:r>
     </w:p>
     <w:p>
@@ -2285,11 +4178,16 @@
       </w:r>
     </w:p>
     <w:p>
+      <w:r>
+        <w:t>Use the Permissions and Human Review questions, teacher keys and criteria after the relevant attempts. Previously discussed cases are practice; protect the separately selected independent task.</w:t>
+      </w:r>
+    </w:p>
+    <w:p>
       <w:pPr>
         <w:pStyle w:val="Heading3"/>
       </w:pPr>
       <w:r>
-        <w:t>Assess and explain the answers</w:t>
+        <w:t>Worked case answer</w:t>
       </w:r>
     </w:p>
     <w:p>
@@ -2297,12 +4195,31 @@
         <w:pStyle w:val="Heading3"/>
       </w:pPr>
       <w:r>
-        <w:t>Worked case answer</w:t>
-      </w:r>
-    </w:p>
-    <w:p>
-      <w:r>
-        <w:t>After draft and evidence are visible, before posting; include content and destination. No approval means no post.</w:t>
+        <w:t>Teacher key · Worked case answer</w:t>
+      </w:r>
+    </w:p>
+    <w:p>
+      <w:pPr>
+        <w:spacing w:line="336" w:lineRule="auto" w:after="180"/>
+        <w:shd w:fill="F1F6FC"/>
+      </w:pPr>
+      <w:r>
+        <w:rPr>
+          <w:b w:val="0"/>
+        </w:rPr>
+        <w:t xml:space="preserve">After draft and </w:t>
+      </w:r>
+      <w:r>
+        <w:rPr>
+          <w:b/>
+        </w:rPr>
+        <w:t>evidence</w:t>
+      </w:r>
+      <w:r>
+        <w:rPr>
+          <w:b w:val="0"/>
+        </w:rPr>
+        <w:t xml:space="preserve"> are visible, before posting; include content and destination. No approval means no post.</w:t>
       </w:r>
     </w:p>
     <w:p>
@@ -2314,7 +4231,22 @@
       </w:r>
     </w:p>
     <w:p>
-      <w:r>
+      <w:pPr>
+        <w:pStyle w:val="Heading3"/>
+      </w:pPr>
+      <w:r>
+        <w:t>Independent question · withhold the key</w:t>
+      </w:r>
+    </w:p>
+    <w:p>
+      <w:pPr>
+        <w:spacing w:line="336" w:lineRule="auto" w:after="180"/>
+        <w:shd w:fill="F5F1FB"/>
+      </w:pPr>
+      <w:r>
+        <w:rPr>
+          <w:b w:val="0"/>
+        </w:rPr>
         <w:t>A teacher allows a tool to draft a message but forbids sending. The draft is correct. May the agent send it? Explain the boundary.</w:t>
       </w:r>
     </w:p>
@@ -2327,8 +4259,35 @@
       </w:r>
     </w:p>
     <w:p>
-      <w:r>
-        <w:t>No. Correct content does not expand permission. It must stop at a draft unless the teacher explicitly authorises sending.</w:t>
+      <w:pPr>
+        <w:pStyle w:val="Heading3"/>
+      </w:pPr>
+      <w:r>
+        <w:t>Teacher key · Expected independent answer</w:t>
+      </w:r>
+    </w:p>
+    <w:p>
+      <w:pPr>
+        <w:spacing w:line="336" w:lineRule="auto" w:after="180"/>
+        <w:shd w:fill="F1F6FC"/>
+      </w:pPr>
+      <w:r>
+        <w:rPr>
+          <w:b w:val="0"/>
+        </w:rPr>
+        <w:t xml:space="preserve">No. Correct content does not expand </w:t>
+      </w:r>
+      <w:r>
+        <w:rPr>
+          <w:b/>
+        </w:rPr>
+        <w:t>permission</w:t>
+      </w:r>
+      <w:r>
+        <w:rPr>
+          <w:b w:val="0"/>
+        </w:rPr>
+        <w:t>. It must stop at a draft unless the teacher explicitly authorises sending.</w:t>
       </w:r>
     </w:p>
     <w:p>
@@ -2566,8 +4525,25 @@
       </w:tr>
     </w:tbl>
     <w:p>
-      <w:r>
-        <w:t>Use 6/8 as a classroom checkpoint, with 2 required for both Result and Reasoning. This is a proposed teaching rule, not a validated certification threshold. Do not count a coached answer as independent mastery; correct unsafe or unsupported claims regardless of total.</w:t>
+      <w:pPr>
+        <w:spacing w:line="336" w:lineRule="auto" w:after="180"/>
+      </w:pPr>
+      <w:r>
+        <w:rPr>
+          <w:b w:val="0"/>
+        </w:rPr>
+        <w:t>Use 6/8 as a classroom checkpoint, with 2 required for both Result and Reasoning. This is a proposed teaching rule, not a validated certification threshold.</w:t>
+      </w:r>
+    </w:p>
+    <w:p>
+      <w:pPr>
+        <w:spacing w:line="336" w:lineRule="auto" w:after="180"/>
+      </w:pPr>
+      <w:r>
+        <w:rPr>
+          <w:b w:val="0"/>
+        </w:rPr>
+        <w:t>Do not count a coached answer as independent mastery; correct unsafe or unsupported claims regardless of total.</w:t>
       </w:r>
     </w:p>
     <w:p>
@@ -2579,8 +4555,38 @@
       </w:r>
     </w:p>
     <w:p>
-      <w:r>
-        <w:t>Ask the learner to find the evidence that challenges this claim: “A correct result grants permission to act.” Keep the first attempt and an uncoached retry separate.</w:t>
+      <w:pPr>
+        <w:spacing w:line="336" w:lineRule="auto" w:after="180"/>
+      </w:pPr>
+      <w:r>
+        <w:rPr>
+          <w:b w:val="0"/>
+        </w:rPr>
+        <w:t xml:space="preserve">Ask the learner to find the </w:t>
+      </w:r>
+      <w:r>
+        <w:rPr>
+          <w:b/>
+        </w:rPr>
+        <w:t>evidence</w:t>
+      </w:r>
+      <w:r>
+        <w:rPr>
+          <w:b w:val="0"/>
+        </w:rPr>
+        <w:t xml:space="preserve"> that challenges this claim: “A correct result grants </w:t>
+      </w:r>
+      <w:r>
+        <w:rPr>
+          <w:b/>
+        </w:rPr>
+        <w:t>permission</w:t>
+      </w:r>
+      <w:r>
+        <w:rPr>
+          <w:b w:val="0"/>
+        </w:rPr>
+        <w:t xml:space="preserve"> to act.” Keep the first attempt and an uncoached retry separate.</w:t>
       </w:r>
     </w:p>
     <w:p>
@@ -2592,15 +4598,42 @@
       </w:r>
     </w:p>
     <w:p>
-      <w:r>
-        <w:t>No. Materially changed content and audience require a new authorised review. Present the revised draft and destination before posting, preserve the approval scope and do not treat silence as approval. A previous approval is not unlimited delegation.</w:t>
-      </w:r>
-    </w:p>
-    <w:p>
       <w:pPr>
         <w:pStyle w:val="Heading3"/>
       </w:pPr>
       <w:r>
+        <w:t>Teacher key · Original transfer answer</w:t>
+      </w:r>
+    </w:p>
+    <w:p>
+      <w:pPr>
+        <w:spacing w:line="336" w:lineRule="auto" w:after="180"/>
+        <w:shd w:fill="F1F6FC"/>
+      </w:pPr>
+      <w:r>
+        <w:rPr>
+          <w:b w:val="0"/>
+        </w:rPr>
+        <w:t>No. Materially changed content and audience require a new authorised review. Present the revised draft and destination before posting, preserve the approval scope and do not treat silence as approval.</w:t>
+      </w:r>
+    </w:p>
+    <w:p>
+      <w:pPr>
+        <w:spacing w:line="336" w:lineRule="auto" w:after="180"/>
+        <w:shd w:fill="F1F6FC"/>
+      </w:pPr>
+      <w:r>
+        <w:rPr>
+          <w:b w:val="0"/>
+        </w:rPr>
+        <w:t>A previous approval is not unlimited delegation.</w:t>
+      </w:r>
+    </w:p>
+    <w:p>
+      <w:pPr>
+        <w:pStyle w:val="Heading3"/>
+      </w:pPr>
+      <w:r>
         <w:t>Explanations for the additional workbook examples</w:t>
       </w:r>
     </w:p>
@@ -2613,30 +4646,150 @@
       </w:r>
     </w:p>
     <w:p>
-      <w:r>
-        <w:t>Explain the weekly mechanism in your own words. Use the worked scenario to name its input, decision rule and output.</w:t>
-      </w:r>
-    </w:p>
-    <w:p>
-      <w:r>
-        <w:t>Teacher explanation: Least privilege grants only capabilities required by the task. Tool access should include resource and operation scope, not merely a broad tool name. A reporting assistant may lookup public rooms but may not write records, send messages or read teacher notes. Check actor, operation and resource before executing a proposed call.</w:t>
-      </w:r>
-    </w:p>
-    <w:p>
       <w:pPr>
         <w:pStyle w:val="Heading3"/>
       </w:pPr>
       <w:r>
+        <w:t>Workbook question · W1</w:t>
+      </w:r>
+    </w:p>
+    <w:p>
+      <w:pPr>
+        <w:spacing w:line="336" w:lineRule="auto" w:after="180"/>
+        <w:shd w:fill="F5F1FB"/>
+      </w:pPr>
+      <w:r>
+        <w:rPr>
+          <w:b w:val="0"/>
+        </w:rPr>
+        <w:t xml:space="preserve">Explain the weekly </w:t>
+      </w:r>
+      <w:r>
+        <w:rPr>
+          <w:b/>
+        </w:rPr>
+        <w:t>mechanism</w:t>
+      </w:r>
+      <w:r>
+        <w:rPr>
+          <w:b w:val="0"/>
+        </w:rPr>
+        <w:t xml:space="preserve"> in your own words. Use the worked scenario to name its </w:t>
+      </w:r>
+      <w:r>
+        <w:rPr>
+          <w:b/>
+        </w:rPr>
+        <w:t>input</w:t>
+      </w:r>
+      <w:r>
+        <w:rPr>
+          <w:b w:val="0"/>
+        </w:rPr>
+        <w:t xml:space="preserve">, decision rule and </w:t>
+      </w:r>
+      <w:r>
+        <w:rPr>
+          <w:b/>
+        </w:rPr>
+        <w:t>output</w:t>
+      </w:r>
+      <w:r>
+        <w:rPr>
+          <w:b w:val="0"/>
+        </w:rPr>
+        <w:t>.</w:t>
+      </w:r>
+    </w:p>
+    <w:p>
+      <w:pPr>
+        <w:pStyle w:val="Heading3"/>
+      </w:pPr>
+      <w:r>
+        <w:t>Teacher reasoning · W1</w:t>
+      </w:r>
+    </w:p>
+    <w:p>
+      <w:pPr>
+        <w:spacing w:line="336" w:lineRule="auto" w:after="180"/>
+        <w:shd w:fill="F1F6FC"/>
+      </w:pPr>
+      <w:r>
+        <w:rPr>
+          <w:b w:val="0"/>
+        </w:rPr>
+        <w:t xml:space="preserve">Teacher explanation: </w:t>
+      </w:r>
+      <w:r>
+        <w:rPr>
+          <w:b/>
+        </w:rPr>
+        <w:t>Least privilege</w:t>
+      </w:r>
+      <w:r>
+        <w:rPr>
+          <w:b w:val="0"/>
+        </w:rPr>
+        <w:t xml:space="preserve"> grants only capabilities required by the task. Tool access should include resource and operation scope, not merely a broad tool name.</w:t>
+      </w:r>
+    </w:p>
+    <w:p>
+      <w:pPr>
+        <w:spacing w:line="336" w:lineRule="auto" w:after="180"/>
+        <w:shd w:fill="F1F6FC"/>
+      </w:pPr>
+      <w:r>
+        <w:rPr>
+          <w:b w:val="0"/>
+        </w:rPr>
+        <w:t>A reporting assistant may lookup public rooms but may not write records, send messages or read teacher notes. Check actor, operation and resource before executing a proposed call.</w:t>
+      </w:r>
+    </w:p>
+    <w:p>
+      <w:pPr>
+        <w:pStyle w:val="Heading3"/>
+      </w:pPr>
+      <w:r>
         <w:t>W2 Trace the worked case</w:t>
       </w:r>
     </w:p>
     <w:p>
-      <w:r>
+      <w:pPr>
+        <w:pStyle w:val="Heading3"/>
+      </w:pPr>
+      <w:r>
+        <w:t>Workbook question · W2</w:t>
+      </w:r>
+    </w:p>
+    <w:p>
+      <w:pPr>
+        <w:spacing w:line="336" w:lineRule="auto" w:after="180"/>
+        <w:shd w:fill="F5F1FB"/>
+      </w:pPr>
+      <w:r>
+        <w:rPr>
+          <w:b w:val="0"/>
+        </w:rPr>
         <w:t>Tool token permits lookup(public-room). A proposed call writes teacher notes. Show the intermediate steps and give the conclusion with its scope.</w:t>
       </w:r>
     </w:p>
     <w:p>
-      <w:r>
+      <w:pPr>
+        <w:pStyle w:val="Heading3"/>
+      </w:pPr>
+      <w:r>
+        <w:t>Teacher reasoning · W2</w:t>
+      </w:r>
+    </w:p>
+    <w:p>
+      <w:pPr>
+        <w:spacing w:line="336" w:lineRule="auto" w:after="180"/>
+        <w:shd w:fill="F1F6FC"/>
+      </w:pPr>
+      <w:r>
+        <w:rPr>
+          <w:b w:val="0"/>
+        </w:rPr>
         <w:t>Teacher explanation: Both operation and resource exceed scope; deny before execution, regardless of generated confidence.</w:t>
       </w:r>
     </w:p>
@@ -2649,66 +4802,252 @@
       </w:r>
     </w:p>
     <w:p>
-      <w:r>
+      <w:pPr>
+        <w:pStyle w:val="Heading3"/>
+      </w:pPr>
+      <w:r>
+        <w:t>Workbook question · W3</w:t>
+      </w:r>
+    </w:p>
+    <w:p>
+      <w:pPr>
+        <w:spacing w:line="336" w:lineRule="auto" w:after="180"/>
+        <w:shd w:fill="F5F1FB"/>
+      </w:pPr>
+      <w:r>
+        <w:rPr>
+          <w:b w:val="0"/>
+        </w:rPr>
         <w:t>A report omits this qualification: A generated plan cannot expand the token or actor scope. Explain how omitting it could change a reader's interpretation, and write an accurate replacement.</w:t>
       </w:r>
     </w:p>
     <w:p>
-      <w:r>
-        <w:t>Teacher explanation: A generated plan cannot expand the token or actor scope. State the observed result separately from the unverified or out-of-scope claim; preserve the original evidence rather than inventing a missing fact.</w:t>
-      </w:r>
-    </w:p>
-    <w:p>
       <w:pPr>
         <w:pStyle w:val="Heading3"/>
       </w:pPr>
       <w:r>
+        <w:t>Teacher reasoning · W3</w:t>
+      </w:r>
+    </w:p>
+    <w:p>
+      <w:pPr>
+        <w:spacing w:line="336" w:lineRule="auto" w:after="180"/>
+        <w:shd w:fill="F1F6FC"/>
+      </w:pPr>
+      <w:r>
+        <w:rPr>
+          <w:b w:val="0"/>
+        </w:rPr>
+        <w:t xml:space="preserve">Teacher explanation: A generated plan cannot expand the token or actor scope. State the observed result separately from the unverified or out-of-scope claim; preserve the original </w:t>
+      </w:r>
+      <w:r>
+        <w:rPr>
+          <w:b/>
+        </w:rPr>
+        <w:t>evidence</w:t>
+      </w:r>
+      <w:r>
+        <w:rPr>
+          <w:b w:val="0"/>
+        </w:rPr>
+        <w:t xml:space="preserve"> rather than inventing a missing fact.</w:t>
+      </w:r>
+    </w:p>
+    <w:p>
+      <w:pPr>
+        <w:pStyle w:val="Heading3"/>
+      </w:pPr>
+      <w:r>
         <w:t>W4 Apply a new case independently</w:t>
       </w:r>
     </w:p>
     <w:p>
-      <w:r>
+      <w:pPr>
+        <w:pStyle w:val="Heading3"/>
+      </w:pPr>
+      <w:r>
+        <w:t>Workbook question · W4</w:t>
+      </w:r>
+    </w:p>
+    <w:p>
+      <w:pPr>
+        <w:spacing w:line="336" w:lineRule="auto" w:after="180"/>
+        <w:shd w:fill="F5F1FB"/>
+      </w:pPr>
+      <w:r>
+        <w:rPr>
+          <w:b w:val="0"/>
+        </w:rPr>
         <w:t>Scope allows read inventory items A, B. Calls read A, read C, write B. Decide.</w:t>
       </w:r>
     </w:p>
     <w:p>
-      <w:r>
-        <w:t>Teacher explanation: read A permitted; read C denied by resource scope; write B denied by operation scope.</w:t>
-      </w:r>
-    </w:p>
-    <w:p>
       <w:pPr>
         <w:pStyle w:val="Heading3"/>
       </w:pPr>
       <w:r>
+        <w:t>Teacher reasoning · W4</w:t>
+      </w:r>
+    </w:p>
+    <w:p>
+      <w:pPr>
+        <w:spacing w:line="336" w:lineRule="auto" w:after="180"/>
+        <w:shd w:fill="F1F6FC"/>
+      </w:pPr>
+      <w:r>
+        <w:rPr>
+          <w:b w:val="0"/>
+        </w:rPr>
+        <w:t xml:space="preserve">Teacher explanation: read A permitted; read C denied by </w:t>
+      </w:r>
+      <w:r>
+        <w:rPr>
+          <w:b/>
+        </w:rPr>
+        <w:t>resource scope</w:t>
+      </w:r>
+      <w:r>
+        <w:rPr>
+          <w:b w:val="0"/>
+        </w:rPr>
+        <w:t>; write B denied by operation scope.</w:t>
+      </w:r>
+    </w:p>
+    <w:p>
+      <w:pPr>
+        <w:pStyle w:val="Heading3"/>
+      </w:pPr>
+      <w:r>
         <w:t>W5 Design a revealing follow-up</w:t>
       </w:r>
     </w:p>
     <w:p>
-      <w:r>
-        <w:t>For the worked scenario, propose one additional case that could reveal a failure, describe its expected outcome before running it, and explain what would need to remain fixed for a fair comparison. Do not reuse W4 as a new final test after receiving feedback.</w:t>
-      </w:r>
-    </w:p>
-    <w:p>
-      <w:r>
-        <w:t>Teacher explanation: Accept a concrete variant of the worked input or a missing/conflicting/boundary condition, with an expectation derived from the declared procedure. Require preserved settings, original outputs and data roles. A generated plan cannot expand the token or actor scope. The new case should test this particular mechanism rather than merely restate the original result.</w:t>
-      </w:r>
-    </w:p>
-    <w:p>
       <w:pPr>
         <w:pStyle w:val="Heading3"/>
       </w:pPr>
       <w:r>
+        <w:t>Workbook question · W5</w:t>
+      </w:r>
+    </w:p>
+    <w:p>
+      <w:pPr>
+        <w:spacing w:line="336" w:lineRule="auto" w:after="180"/>
+        <w:shd w:fill="F5F1FB"/>
+      </w:pPr>
+      <w:r>
+        <w:rPr>
+          <w:b w:val="0"/>
+        </w:rPr>
+        <w:t>For the worked scenario, propose one additional case that could reveal a failure, describe its expected outcome before running it, and explain what would need to remain fixed for a fair comparison.</w:t>
+      </w:r>
+    </w:p>
+    <w:p>
+      <w:pPr>
+        <w:spacing w:line="336" w:lineRule="auto" w:after="180"/>
+        <w:shd w:fill="F5F1FB"/>
+      </w:pPr>
+      <w:r>
+        <w:rPr>
+          <w:b w:val="0"/>
+        </w:rPr>
+        <w:t>Do not reuse W4 as a new final test after receiving feedback.</w:t>
+      </w:r>
+    </w:p>
+    <w:p>
+      <w:pPr>
+        <w:pStyle w:val="Heading3"/>
+      </w:pPr>
+      <w:r>
+        <w:t>Teacher reasoning · W5</w:t>
+      </w:r>
+    </w:p>
+    <w:p>
+      <w:pPr>
+        <w:spacing w:line="336" w:lineRule="auto" w:after="180"/>
+        <w:shd w:fill="F1F6FC"/>
+      </w:pPr>
+      <w:r>
+        <w:rPr>
+          <w:b w:val="0"/>
+        </w:rPr>
+        <w:t xml:space="preserve">Teacher explanation: Accept a concrete variant of the worked </w:t>
+      </w:r>
+      <w:r>
+        <w:rPr>
+          <w:b/>
+        </w:rPr>
+        <w:t>input</w:t>
+      </w:r>
+      <w:r>
+        <w:rPr>
+          <w:b w:val="0"/>
+        </w:rPr>
+        <w:t xml:space="preserve"> or a missing/conflicting/boundary condition, with an expectation derived from the declared procedure.</w:t>
+      </w:r>
+    </w:p>
+    <w:p>
+      <w:pPr>
+        <w:spacing w:line="336" w:lineRule="auto" w:after="180"/>
+        <w:shd w:fill="F1F6FC"/>
+      </w:pPr>
+      <w:r>
+        <w:rPr>
+          <w:b w:val="0"/>
+        </w:rPr>
+        <w:t xml:space="preserve">Require preserved settings, original </w:t>
+      </w:r>
+      <w:r>
+        <w:rPr>
+          <w:b/>
+        </w:rPr>
+        <w:t>output</w:t>
+      </w:r>
+      <w:r>
+        <w:rPr>
+          <w:b w:val="0"/>
+        </w:rPr>
+        <w:t xml:space="preserve">s and data roles. A generated plan cannot expand the token or actor scope. The new case should test this particular </w:t>
+      </w:r>
+      <w:r>
+        <w:rPr>
+          <w:b/>
+        </w:rPr>
+        <w:t>mechanism</w:t>
+      </w:r>
+      <w:r>
+        <w:rPr>
+          <w:b w:val="0"/>
+        </w:rPr>
+        <w:t xml:space="preserve"> rather than merely restate the original result.</w:t>
+      </w:r>
+    </w:p>
+    <w:p>
+      <w:pPr>
+        <w:pStyle w:val="Heading3"/>
+      </w:pPr>
+      <w:r>
         <w:t>Privacy and least privilege — W1 Minimize fields</w:t>
       </w:r>
     </w:p>
     <w:p>
-      <w:r>
+      <w:pPr>
+        <w:spacing w:line="336" w:lineRule="auto" w:after="180"/>
+      </w:pPr>
+      <w:r>
+        <w:rPr>
+          <w:b w:val="0"/>
+        </w:rPr>
         <w:t>For a count of preferred activities, identify which of activity choice, full name and birthday is necessary.</w:t>
       </w:r>
     </w:p>
     <w:p>
-      <w:r>
+      <w:pPr>
+        <w:spacing w:line="336" w:lineRule="auto" w:after="180"/>
+      </w:pPr>
+      <w:r>
+        <w:rPr>
+          <w:b w:val="0"/>
+        </w:rPr>
         <w:t>Activity choice is needed; full name and birthday are not needed for an anonymous category count.</w:t>
       </w:r>
     </w:p>
@@ -2721,18 +5060,60 @@
       </w:r>
     </w:p>
     <w:p>
-      <w:r>
+      <w:pPr>
+        <w:spacing w:line="336" w:lineRule="auto" w:after="180"/>
+        <w:shd w:fill="F5F1FB"/>
+      </w:pPr>
+      <w:r>
+        <w:rPr>
+          <w:b w:val="0"/>
+        </w:rPr>
         <w:t>Under the worked role policy, can teacher read_review and unknown read_summary?</w:t>
       </w:r>
     </w:p>
     <w:p>
-      <w:r>
+      <w:pPr>
+        <w:spacing w:line="336" w:lineRule="auto" w:after="180"/>
+      </w:pPr>
+      <w:r>
+        <w:rPr>
+          <w:b w:val="0"/>
+        </w:rPr>
         <w:t>Teacher can; unknown cannot.</w:t>
       </w:r>
     </w:p>
     <w:p>
-      <w:r>
-        <w:t>Look up the requested action in the list for each role. The teacher list contains read_review, so that request is permitted. unknown has no policy entry; get supplies an empty list, which does not contain read_summary. This models a permission decision after a role is trusted; it does not authenticate a visitor.</w:t>
+      <w:pPr>
+        <w:spacing w:line="336" w:lineRule="auto" w:after="180"/>
+      </w:pPr>
+      <w:r>
+        <w:rPr>
+          <w:b w:val="0"/>
+        </w:rPr>
+        <w:t>Look up the requested action in the list for each role. The teacher list contains read_review, so that request is permitted. unknown has no policy entry; get supplies an empty list, which does not contain read_summary.</w:t>
+      </w:r>
+    </w:p>
+    <w:p>
+      <w:pPr>
+        <w:spacing w:line="336" w:lineRule="auto" w:after="180"/>
+      </w:pPr>
+      <w:r>
+        <w:rPr>
+          <w:b w:val="0"/>
+        </w:rPr>
+        <w:t xml:space="preserve">This models a </w:t>
+      </w:r>
+      <w:r>
+        <w:rPr>
+          <w:b/>
+        </w:rPr>
+        <w:t>permission</w:t>
+      </w:r>
+      <w:r>
+        <w:rPr>
+          <w:b w:val="0"/>
+        </w:rPr>
+        <w:t xml:space="preserve"> decision after a role is trusted; it does not authenticate a visitor.</w:t>
       </w:r>
     </w:p>
     <w:p>
@@ -2744,13 +5125,37 @@
       </w:r>
     </w:p>
     <w:p>
-      <w:r>
+      <w:pPr>
+        <w:spacing w:line="336" w:lineRule="auto" w:after="180"/>
+      </w:pPr>
+      <w:r>
+        <w:rPr>
+          <w:b w:val="0"/>
+        </w:rPr>
         <w:t>A website hides teacher answers using CSS but sends them to student browsers. Explain the flaw and required boundary.</w:t>
       </w:r>
     </w:p>
     <w:p>
-      <w:r>
-        <w:t>Students still receive the content. Enforce teacher authorization on the server and do not send answers in student responses.</w:t>
+      <w:pPr>
+        <w:spacing w:line="336" w:lineRule="auto" w:after="180"/>
+      </w:pPr>
+      <w:r>
+        <w:rPr>
+          <w:b w:val="0"/>
+        </w:rPr>
+        <w:t xml:space="preserve">Students still receive the content. Enforce teacher </w:t>
+      </w:r>
+      <w:r>
+        <w:rPr>
+          <w:b/>
+        </w:rPr>
+        <w:t>authorization</w:t>
+      </w:r>
+      <w:r>
+        <w:rPr>
+          <w:b w:val="0"/>
+        </w:rPr>
+        <w:t xml:space="preserve"> on the server and do not send answers in student responses.</w:t>
       </w:r>
     </w:p>
     <w:p>
@@ -2762,13 +5167,72 @@
       </w:r>
     </w:p>
     <w:p>
-      <w:r>
-        <w:t>Design a fictional preference summary with student and teacher roles. List necessary fields, permitted actions, a retention purpose and a deletion owner.</w:t>
-      </w:r>
-    </w:p>
-    <w:p>
-      <w:r>
-        <w:t>Use anonymous choice/count data, student access to approved summary and teacher access only to necessary review data. State a purpose-limited school-approved retention period/process and a responsible deletion owner. Do not collect identifiers without a justified need.</w:t>
+      <w:pPr>
+        <w:spacing w:line="336" w:lineRule="auto" w:after="180"/>
+      </w:pPr>
+      <w:r>
+        <w:rPr>
+          <w:b w:val="0"/>
+        </w:rPr>
+        <w:t xml:space="preserve">Design a fictional preference summary with student and teacher roles. List necessary fields, permitted actions, a </w:t>
+      </w:r>
+      <w:r>
+        <w:rPr>
+          <w:b/>
+        </w:rPr>
+        <w:t>retention</w:t>
+      </w:r>
+      <w:r>
+        <w:rPr>
+          <w:b w:val="0"/>
+        </w:rPr>
+        <w:t xml:space="preserve"> purpose and a deletion owner.</w:t>
+      </w:r>
+    </w:p>
+    <w:p>
+      <w:pPr>
+        <w:spacing w:line="336" w:lineRule="auto" w:after="180"/>
+      </w:pPr>
+      <w:r>
+        <w:rPr>
+          <w:b w:val="0"/>
+        </w:rPr>
+        <w:t xml:space="preserve">Use anonymous choice/count data, student access to approved summary and teacher access only to necessary review data. State a purpose-limited school-approved </w:t>
+      </w:r>
+      <w:r>
+        <w:rPr>
+          <w:b/>
+        </w:rPr>
+        <w:t>retention</w:t>
+      </w:r>
+      <w:r>
+        <w:rPr>
+          <w:b w:val="0"/>
+        </w:rPr>
+        <w:t xml:space="preserve"> period/</w:t>
+      </w:r>
+      <w:r>
+        <w:rPr>
+          <w:b/>
+        </w:rPr>
+        <w:t>process</w:t>
+      </w:r>
+      <w:r>
+        <w:rPr>
+          <w:b w:val="0"/>
+        </w:rPr>
+        <w:t xml:space="preserve"> and a responsible deletion owner.</w:t>
+      </w:r>
+    </w:p>
+    <w:p>
+      <w:pPr>
+        <w:spacing w:line="336" w:lineRule="auto" w:after="180"/>
+      </w:pPr>
+      <w:r>
+        <w:rPr>
+          <w:b w:val="0"/>
+        </w:rPr>
+        <w:t>Do not collect identifiers without a justified need.</w:t>
       </w:r>
     </w:p>
     <w:p>
@@ -2780,12 +5244,25 @@
       </w:r>
     </w:p>
     <w:p>
-      <w:r>
+      <w:pPr>
+        <w:spacing w:line="336" w:lineRule="auto" w:after="180"/>
+        <w:shd w:fill="F5F1FB"/>
+      </w:pPr>
+      <w:r>
+        <w:rPr>
+          <w:b w:val="0"/>
+        </w:rPr>
         <w:t>Does the allowed function alone prove an app is secure?</w:t>
       </w:r>
     </w:p>
     <w:p>
-      <w:r>
+      <w:pPr>
+        <w:spacing w:line="336" w:lineRule="auto" w:after="180"/>
+      </w:pPr>
+      <w:r>
+        <w:rPr>
+          <w:b w:val="0"/>
+        </w:rPr>
         <w:t>No. It omits authentication, server integration, session protection and many other controls; it demonstrates only a policy lookup.</w:t>
       </w:r>
     </w:p>
@@ -2798,7 +5275,22 @@
       </w:r>
     </w:p>
     <w:p>
-      <w:r>
+      <w:pPr>
+        <w:pStyle w:val="Heading3"/>
+      </w:pPr>
+      <w:r>
+        <w:t>Independent question · withhold the key</w:t>
+      </w:r>
+    </w:p>
+    <w:p>
+      <w:pPr>
+        <w:spacing w:line="336" w:lineRule="auto" w:after="180"/>
+        <w:shd w:fill="F5F1FB"/>
+      </w:pPr>
+      <w:r>
+        <w:rPr>
+          <w:b w:val="0"/>
+        </w:rPr>
         <w:t>Selected case: Scope allows read inventory items A, B. Calls read A, read C, write B. Decide.</w:t>
       </w:r>
     </w:p>
@@ -2811,8 +5303,35 @@
       </w:r>
     </w:p>
     <w:p>
-      <w:r>
-        <w:t>Teacher explanation: read A permitted; read C denied by resource scope; write B denied by operation scope.</w:t>
+      <w:pPr>
+        <w:pStyle w:val="Heading3"/>
+      </w:pPr>
+      <w:r>
+        <w:t>Teacher key · Selected case answer</w:t>
+      </w:r>
+    </w:p>
+    <w:p>
+      <w:pPr>
+        <w:spacing w:line="336" w:lineRule="auto" w:after="180"/>
+        <w:shd w:fill="F1F6FC"/>
+      </w:pPr>
+      <w:r>
+        <w:rPr>
+          <w:b w:val="0"/>
+        </w:rPr>
+        <w:t xml:space="preserve">Teacher explanation: read A permitted; read C denied by </w:t>
+      </w:r>
+      <w:r>
+        <w:rPr>
+          <w:b/>
+        </w:rPr>
+        <w:t>resource scope</w:t>
+      </w:r>
+      <w:r>
+        <w:rPr>
+          <w:b w:val="0"/>
+        </w:rPr>
+        <w:t>; write B denied by operation scope.</w:t>
       </w:r>
     </w:p>
     <w:tbl>
@@ -2918,21 +5437,77 @@
       </w:tr>
     </w:tbl>
     <w:p>
-      <w:r>
-        <w:t>Record each dimension as not yet, with support, or independent. Accept a valid alternative procedure with a defensible trace. Do not penalise an honestly recorded model failure if the learner correctly explains its evidence and limits.</w:t>
-      </w:r>
-    </w:p>
-    <w:p>
       <w:pPr>
         <w:pStyle w:val="Heading3"/>
       </w:pPr>
       <w:r>
+        <w:t>Teacher key · Selected case answer</w:t>
+      </w:r>
+    </w:p>
+    <w:p>
+      <w:pPr>
+        <w:spacing w:line="336" w:lineRule="auto" w:after="180"/>
+        <w:shd w:fill="F1F6FC"/>
+      </w:pPr>
+      <w:r>
+        <w:rPr>
+          <w:b w:val="0"/>
+        </w:rPr>
+        <w:t>Record each dimension as not yet, with support, or independent. Accept a valid alternative procedure with a defensible trace.</w:t>
+      </w:r>
+    </w:p>
+    <w:p>
+      <w:pPr>
+        <w:spacing w:line="336" w:lineRule="auto" w:after="180"/>
+        <w:shd w:fill="F1F6FC"/>
+      </w:pPr>
+      <w:r>
+        <w:rPr>
+          <w:b w:val="0"/>
+        </w:rPr>
+        <w:t xml:space="preserve">Do not penalise an honestly recorded model failure if the learner correctly explains its </w:t>
+      </w:r>
+      <w:r>
+        <w:rPr>
+          <w:b/>
+        </w:rPr>
+        <w:t>evidence</w:t>
+      </w:r>
+      <w:r>
+        <w:rPr>
+          <w:b w:val="0"/>
+        </w:rPr>
+        <w:t xml:space="preserve"> and limits.</w:t>
+      </w:r>
+    </w:p>
+    <w:p>
+      <w:pPr>
+        <w:pStyle w:val="Heading3"/>
+      </w:pPr>
+      <w:r>
         <w:t>Feedback that the learner uses</w:t>
       </w:r>
     </w:p>
     <w:p>
-      <w:r>
-        <w:t>Name the earliest unsupported step and give one action to repair it. Have the learner make that repair now and explain why. Then assess the relevant skill on a fresh, fully specified case. Confirm it was not previously practised with feedback; solve and check the new case before assigning it. A follow-up design prompt is a starting brief, not automatically an equivalent test.</w:t>
+      <w:pPr>
+        <w:spacing w:line="336" w:lineRule="auto" w:after="180"/>
+      </w:pPr>
+      <w:r>
+        <w:rPr>
+          <w:b w:val="0"/>
+        </w:rPr>
+        <w:t>Name the earliest unsupported step and give one action to repair it. Have the learner make that repair now and explain why. Then assess the relevant skill on a fresh, fully specified case.</w:t>
+      </w:r>
+    </w:p>
+    <w:p>
+      <w:pPr>
+        <w:spacing w:line="336" w:lineRule="auto" w:after="180"/>
+      </w:pPr>
+      <w:r>
+        <w:rPr>
+          <w:b w:val="0"/>
+        </w:rPr>
+        <w:t>Confirm it was not previously practised with feedback; solve and check the new case before assigning it. A follow-up design prompt is a starting brief, not automatically an equivalent test.</w:t>
       </w:r>
     </w:p>
     <w:p>
@@ -2944,11 +5519,62 @@
       </w:r>
     </w:p>
     <w:p>
+      <w:r>
+        <w:t>Connect Permissions and Human Review to Transparent Book Recommender, adapt support and plan a later changed-case check.</w:t>
+      </w:r>
+    </w:p>
+    <w:p>
       <w:pPr>
         <w:pStyle w:val="Heading3"/>
       </w:pPr>
       <w:r>
-        <w:t>Connect and extend learning</w:t>
+        <w:t>Transparent Book Recommender</w:t>
+      </w:r>
+    </w:p>
+    <w:p>
+      <w:pPr>
+        <w:spacing w:line="336" w:lineRule="auto" w:after="180"/>
+      </w:pPr>
+      <w:r>
+        <w:rPr>
+          <w:b w:val="0"/>
+        </w:rPr>
+        <w:t>The recommender may suggest and explain; people decide, borrow, purchase, or share data.</w:t>
+      </w:r>
+    </w:p>
+    <w:p>
+      <w:pPr>
+        <w:spacing w:line="336" w:lineRule="auto" w:after="180"/>
+      </w:pPr>
+      <w:r>
+        <w:rPr>
+          <w:b w:val="0"/>
+        </w:rPr>
+        <w:t xml:space="preserve">Keep the decision, </w:t>
+      </w:r>
+      <w:r>
+        <w:rPr>
+          <w:b/>
+        </w:rPr>
+        <w:t>input</w:t>
+      </w:r>
+      <w:r>
+        <w:rPr>
+          <w:b w:val="0"/>
+        </w:rPr>
+        <w:t xml:space="preserve">, result, explanation and remaining limitation in the project </w:t>
+      </w:r>
+      <w:r>
+        <w:rPr>
+          <w:b/>
+        </w:rPr>
+        <w:t>evidence</w:t>
+      </w:r>
+      <w:r>
+        <w:rPr>
+          <w:b w:val="0"/>
+        </w:rPr>
+        <w:t xml:space="preserve"> record. Retrieve this record next week rather than restarting the project.</w:t>
       </w:r>
     </w:p>
     <w:p>
@@ -2956,17 +5582,18 @@
         <w:pStyle w:val="Heading3"/>
       </w:pPr>
       <w:r>
-        <w:t>Transparent Book Recommender</w:t>
-      </w:r>
-    </w:p>
-    <w:p>
-      <w:r>
-        <w:t>The recommender may suggest and explain; people decide, borrow, purchase, or share data.</w:t>
-      </w:r>
-    </w:p>
-    <w:p>
-      <w:r>
-        <w:t>Keep the decision, input, result, explanation and remaining limitation in the project evidence record. Retrieve this record next week rather than restarting the project.</w:t>
+        <w:t>Support and stretch</w:t>
+      </w:r>
+    </w:p>
+    <w:p>
+      <w:pPr>
+        <w:spacing w:line="336" w:lineRule="auto" w:after="180"/>
+      </w:pPr>
+      <w:r>
+        <w:rPr>
+          <w:b w:val="0"/>
+        </w:rPr>
+        <w:t>Trace one record or condition at a time with counters and labelled columns. Stretch: introduce a tie, boundary or missing field and declare its handling policy before rerunning.</w:t>
       </w:r>
     </w:p>
     <w:p>
@@ -2974,12 +5601,30 @@
         <w:pStyle w:val="Heading3"/>
       </w:pPr>
       <w:r>
-        <w:t>Support and stretch</w:t>
-      </w:r>
-    </w:p>
-    <w:p>
-      <w:r>
-        <w:t>Trace one record or condition at a time with counters and labelled columns. Stretch: introduce a tie, boundary or missing field and declare its handling policy before rerunning.</w:t>
+        <w:t>Exit reflection</w:t>
+      </w:r>
+    </w:p>
+    <w:p>
+      <w:pPr>
+        <w:spacing w:line="336" w:lineRule="auto" w:after="180"/>
+      </w:pPr>
+      <w:r>
+        <w:rPr>
+          <w:b w:val="0"/>
+        </w:rPr>
+        <w:t xml:space="preserve">Ask for one decision the learner can now justify and one situation requiring more </w:t>
+      </w:r>
+      <w:r>
+        <w:rPr>
+          <w:b/>
+        </w:rPr>
+        <w:t>evidence</w:t>
+      </w:r>
+      <w:r>
+        <w:rPr>
+          <w:b w:val="0"/>
+        </w:rPr>
+        <w:t xml:space="preserve"> or human review. Confidence ratings are separate from correct independent performance.</w:t>
       </w:r>
     </w:p>
     <w:p>
@@ -2987,12 +5632,30 @@
         <w:pStyle w:val="Heading3"/>
       </w:pPr>
       <w:r>
-        <w:t>Exit reflection</w:t>
-      </w:r>
-    </w:p>
-    <w:p>
-      <w:r>
-        <w:t>Ask for one decision the learner can now justify and one situation requiring more evidence or human review. Confidence ratings are separate from correct independent performance.</w:t>
+        <w:t>Bridge to the next week</w:t>
+      </w:r>
+    </w:p>
+    <w:p>
+      <w:pPr>
+        <w:spacing w:line="336" w:lineRule="auto" w:after="180"/>
+      </w:pPr>
+      <w:r>
+        <w:rPr>
+          <w:b w:val="0"/>
+        </w:rPr>
+        <w:t xml:space="preserve">Next: Week 32: Project Problem and Success Test. Retrieve today’s </w:t>
+      </w:r>
+      <w:r>
+        <w:rPr>
+          <w:b/>
+        </w:rPr>
+        <w:t>evidence</w:t>
+      </w:r>
+      <w:r>
+        <w:rPr>
+          <w:b w:val="0"/>
+        </w:rPr>
+        <w:t xml:space="preserve"> and identify what carries forward and what is new.</w:t>
       </w:r>
     </w:p>
     <w:p>
@@ -3000,12 +5663,121 @@
         <w:pStyle w:val="Heading3"/>
       </w:pPr>
       <w:r>
-        <w:t>Bridge to the next week</w:t>
-      </w:r>
-    </w:p>
-    <w:p>
-      <w:r>
-        <w:t>Next: Week 32: Project Problem and Success Test. Retrieve today’s evidence and identify what carries forward and what is new.</w:t>
+        <w:t>Support and fresh reassessment</w:t>
+      </w:r>
+    </w:p>
+    <w:p>
+      <w:pPr>
+        <w:spacing w:line="336" w:lineRule="auto" w:after="180"/>
+      </w:pPr>
+      <w:r>
+        <w:rPr>
+          <w:b w:val="0"/>
+        </w:rPr>
+        <w:t xml:space="preserve">Provide an </w:t>
+      </w:r>
+      <w:r>
+        <w:rPr>
+          <w:b/>
+        </w:rPr>
+        <w:t>input</w:t>
+      </w:r>
+      <w:r>
+        <w:rPr>
+          <w:b w:val="0"/>
+        </w:rPr>
+        <w:t>/procedure/result/limit frame and a calculator when needed. Ask students to identify the first step before completing the whole trace.</w:t>
+      </w:r>
+    </w:p>
+    <w:p>
+      <w:pPr>
+        <w:spacing w:line="336" w:lineRule="auto" w:after="180"/>
+      </w:pPr>
+      <w:r>
+        <w:rPr>
+          <w:b w:val="0"/>
+        </w:rPr>
+        <w:t xml:space="preserve">Extension: compare two concrete variants of this </w:t>
+      </w:r>
+      <w:r>
+        <w:rPr>
+          <w:b/>
+        </w:rPr>
+        <w:t>mechanism</w:t>
+      </w:r>
+      <w:r>
+        <w:rPr>
+          <w:b w:val="0"/>
+        </w:rPr>
+        <w:t xml:space="preserve"> while holding unrelated conditions fixed; report both successful and unsuccessful outcomes.</w:t>
+      </w:r>
+    </w:p>
+    <w:p>
+      <w:pPr>
+        <w:spacing w:line="336" w:lineRule="auto" w:after="180"/>
+      </w:pPr>
+      <w:r>
+        <w:rPr>
+          <w:b w:val="0"/>
+        </w:rPr>
+        <w:t xml:space="preserve">W4: read A permitted; read C denied by </w:t>
+      </w:r>
+      <w:r>
+        <w:rPr>
+          <w:b/>
+        </w:rPr>
+        <w:t>resource scope</w:t>
+      </w:r>
+      <w:r>
+        <w:rPr>
+          <w:b w:val="0"/>
+        </w:rPr>
+        <w:t>; write B denied by operation scope. Require intermediate reasoning and the stated scope. Fresh retry: Scope allows read timetable S only; calls read S and delete S.</w:t>
+      </w:r>
+    </w:p>
+    <w:p>
+      <w:pPr>
+        <w:spacing w:line="336" w:lineRule="auto" w:after="180"/>
+      </w:pPr>
+      <w:r>
+        <w:rPr>
+          <w:b w:val="0"/>
+        </w:rPr>
+        <w:t>Expected reasoning: Read permitted; delete denied. Same resource does not imply every operation is allowed.</w:t>
+      </w:r>
+    </w:p>
+    <w:p>
+      <w:pPr>
+        <w:spacing w:line="336" w:lineRule="auto" w:after="180"/>
+      </w:pPr>
+      <w:r>
+        <w:rPr>
+          <w:b w:val="0"/>
+        </w:rPr>
+        <w:t>If students need support, record it and reassess with another new case rather than awarding independence to a copied answer.</w:t>
+      </w:r>
+    </w:p>
+    <w:p>
+      <w:pPr>
+        <w:spacing w:line="336" w:lineRule="auto" w:after="180"/>
+      </w:pPr>
+      <w:r>
+        <w:rPr>
+          <w:b w:val="0"/>
+        </w:rPr>
+        <w:t xml:space="preserve">Next connection: Testing pure components. Preserve the current case record and retrieve its </w:t>
+      </w:r>
+      <w:r>
+        <w:rPr>
+          <w:b/>
+        </w:rPr>
+        <w:t>evidence</w:t>
+      </w:r>
+      <w:r>
+        <w:rPr>
+          <w:b w:val="0"/>
+        </w:rPr>
+        <w:t xml:space="preserve"> boundary before moving on.</w:t>
       </w:r>
     </w:p>
     <w:p>
@@ -3013,22 +5785,111 @@
         <w:pStyle w:val="Heading3"/>
       </w:pPr>
       <w:r>
-        <w:t>Support and fresh reassessment</w:t>
-      </w:r>
-    </w:p>
-    <w:p>
-      <w:r>
-        <w:t>Provide an input/procedure/result/limit frame and a calculator when needed. Ask students to identify the first step before completing the whole trace. Extension: compare two concrete variants of this mechanism while holding unrelated conditions fixed; report both successful and unsuccessful outcomes.</w:t>
-      </w:r>
-    </w:p>
-    <w:p>
-      <w:r>
-        <w:t>W4: read A permitted; read C denied by resource scope; write B denied by operation scope. Require intermediate reasoning and the stated scope. Fresh retry: Scope allows read timetable S only; calls read S and delete S. Expected reasoning: Read permitted; delete denied. Same resource does not imply every operation is allowed. If students need support, record it and reassess with another new case rather than awarding independence to a copied answer.</w:t>
-      </w:r>
-    </w:p>
-    <w:p>
-      <w:r>
-        <w:t>Next connection: Testing pure components. Preserve the current case record and retrieve its evidence boundary before moving on.</w:t>
+        <w:t>Readiness and reassessment for Privacy and least privilege</w:t>
+      </w:r>
+    </w:p>
+    <w:p>
+      <w:pPr>
+        <w:spacing w:line="336" w:lineRule="auto" w:after="180"/>
+      </w:pPr>
+      <w:r>
+        <w:rPr>
+          <w:b w:val="0"/>
+        </w:rPr>
+        <w:t>Use role and action cards. Extension: test direct unauthorized requests in a teacher-approved local demo, never by probing another person's system.</w:t>
+      </w:r>
+    </w:p>
+    <w:p>
+      <w:pPr>
+        <w:spacing w:line="336" w:lineRule="auto" w:after="180"/>
+      </w:pPr>
+      <w:r>
+        <w:rPr>
+          <w:b w:val="0"/>
+        </w:rPr>
+        <w:t xml:space="preserve">Independent W4 </w:t>
+      </w:r>
+      <w:r>
+        <w:rPr>
+          <w:b/>
+        </w:rPr>
+        <w:t>evidence</w:t>
+      </w:r>
+      <w:r>
+        <w:rPr>
+          <w:b w:val="0"/>
+        </w:rPr>
+        <w:t>: Use anonymous choice/count data, student access to approved summary and teacher access only to necessary review data.</w:t>
+      </w:r>
+    </w:p>
+    <w:p>
+      <w:pPr>
+        <w:spacing w:line="336" w:lineRule="auto" w:after="180"/>
+      </w:pPr>
+      <w:r>
+        <w:rPr>
+          <w:b w:val="0"/>
+        </w:rPr>
+        <w:t xml:space="preserve">State a purpose-limited school-approved </w:t>
+      </w:r>
+      <w:r>
+        <w:rPr>
+          <w:b/>
+        </w:rPr>
+        <w:t>retention</w:t>
+      </w:r>
+      <w:r>
+        <w:rPr>
+          <w:b w:val="0"/>
+        </w:rPr>
+        <w:t xml:space="preserve"> period/</w:t>
+      </w:r>
+      <w:r>
+        <w:rPr>
+          <w:b/>
+        </w:rPr>
+        <w:t>process</w:t>
+      </w:r>
+      <w:r>
+        <w:rPr>
+          <w:b w:val="0"/>
+        </w:rPr>
+        <w:t xml:space="preserve"> and a responsible deletion owner. Do not collect identifiers without a justified need. Record whether the learner needed no help, a hint or explanation.</w:t>
+      </w:r>
+    </w:p>
+    <w:p>
+      <w:pPr>
+        <w:spacing w:line="336" w:lineRule="auto" w:after="180"/>
+      </w:pPr>
+      <w:r>
+        <w:rPr>
+          <w:b w:val="0"/>
+        </w:rPr>
+        <w:t xml:space="preserve">Fresh retry: a library category counter. Require category counts without names, default-deny </w:t>
+      </w:r>
+      <w:r>
+        <w:rPr>
+          <w:b/>
+        </w:rPr>
+        <w:t>permission</w:t>
+      </w:r>
+      <w:r>
+        <w:rPr>
+          <w:b w:val="0"/>
+        </w:rPr>
+        <w:t xml:space="preserve">s and an owner for </w:t>
+      </w:r>
+      <w:r>
+        <w:rPr>
+          <w:b/>
+        </w:rPr>
+        <w:t>retention</w:t>
+      </w:r>
+      <w:r>
+        <w:rPr>
+          <w:b w:val="0"/>
+        </w:rPr>
+        <w:t>/deletion decisions.</w:t>
       </w:r>
     </w:p>
     <w:p>
@@ -3036,35 +5897,40 @@
         <w:pStyle w:val="Heading3"/>
       </w:pPr>
       <w:r>
-        <w:t>Readiness and reassessment for Privacy and least privilege</w:t>
-      </w:r>
-    </w:p>
-    <w:p>
-      <w:r>
-        <w:t>Use role and action cards. Extension: test direct unauthorized requests in a teacher-approved local demo, never by probing another person's system.</w:t>
-      </w:r>
-    </w:p>
-    <w:p>
-      <w:r>
-        <w:t>Independent W4 evidence: Use anonymous choice/count data, student access to approved summary and teacher access only to necessary review data. State a purpose-limited school-approved retention period/process and a responsible deletion owner. Do not collect identifiers without a justified need. Record whether the learner needed no help, a hint or explanation. Fresh retry: a library category counter. Require category counts without names, default-deny permissions and an owner for retention/deletion decisions.</w:t>
-      </w:r>
-    </w:p>
-    <w:p>
-      <w:pPr>
-        <w:pStyle w:val="Heading3"/>
-      </w:pPr>
-      <w:r>
         <w:t>Plan the delayed return</w:t>
       </w:r>
     </w:p>
     <w:p>
-      <w:r>
+      <w:pPr>
+        <w:spacing w:line="336" w:lineRule="auto" w:after="180"/>
+      </w:pPr>
+      <w:r>
+        <w:rPr>
+          <w:b w:val="0"/>
+        </w:rPr>
         <w:t>Suggested return points in this level: ai-2/32, ai-2/34. Use actual classroom dates, adjusting for holidays and gaps. One, three and six teaching weeks are scheduling choices, not a claimed optimal spacing.</w:t>
       </w:r>
     </w:p>
     <w:p>
-      <w:r>
-        <w:t>At a delayed check, ask for the idea from memory and a changed application. Compare with the earlier independent response and record support used. For a new level, revisit the previous capstone before checking the new prerequisites.</w:t>
+      <w:pPr>
+        <w:spacing w:line="336" w:lineRule="auto" w:after="180"/>
+      </w:pPr>
+      <w:r>
+        <w:rPr>
+          <w:b w:val="0"/>
+        </w:rPr>
+        <w:t>At a delayed check, ask for the idea from memory and a changed application. Compare with the earlier independent response and record support used.</w:t>
+      </w:r>
+    </w:p>
+    <w:p>
+      <w:pPr>
+        <w:spacing w:line="336" w:lineRule="auto" w:after="180"/>
+      </w:pPr>
+      <w:r>
+        <w:rPr>
+          <w:b w:val="0"/>
+        </w:rPr>
+        <w:t>For a new level, revisit the previous capstone before checking the new prerequisites.</w:t>
       </w:r>
     </w:p>
     <w:tbl>
@@ -3224,8 +6090,26 @@
       </w:tr>
     </w:tbl>
     <w:p>
-      <w:r>
-        <w:t>Use the evidence to choose reteaching or the next step. A completed page, confidence rating or attractive project does not by itself demonstrate understanding.</w:t>
+      <w:pPr>
+        <w:spacing w:line="336" w:lineRule="auto" w:after="180"/>
+      </w:pPr>
+      <w:r>
+        <w:rPr>
+          <w:b w:val="0"/>
+        </w:rPr>
+        <w:t xml:space="preserve">Use the </w:t>
+      </w:r>
+      <w:r>
+        <w:rPr>
+          <w:b/>
+        </w:rPr>
+        <w:t>evidence</w:t>
+      </w:r>
+      <w:r>
+        <w:rPr>
+          <w:b w:val="0"/>
+        </w:rPr>
+        <w:t xml:space="preserve"> to choose reteaching or the next step. A completed page, confidence rating or attractive project does not by itself demonstrate understanding.</w:t>
       </w:r>
     </w:p>
     <w:p>
@@ -3237,7 +6121,13 @@
       </w:r>
     </w:p>
     <w:p>
-      <w:r>
+      <w:pPr>
+        <w:spacing w:line="336" w:lineRule="auto" w:after="180"/>
+      </w:pPr>
+      <w:r>
+        <w:rPr>
+          <w:b w:val="0"/>
+        </w:rPr>
         <w:t>Give the recommender read-only access wherever sufficient, and require explicit owner review for catalogue edits or publication.</w:t>
       </w:r>
     </w:p>
@@ -3251,12 +6141,74 @@
     </w:p>
     <w:p>
       <w:r>
-        <w:t>Teaching target: Explain the mechanism and terminology of least privilege and tool scopes</w:t>
-      </w:r>
-    </w:p>
-    <w:p>
-      <w:r>
-        <w:t>Prepare the labelled worked-case picture, the matching workbook, fictional input cards and a place for individual responses. No paid AI account is required for the paper reasoning activities.</w:t>
+        <w:t>Use this preparation summary alongside the detailed Permissions and Human Review lesson; it is a checklist rather than a replacement for the full sequence.</w:t>
+      </w:r>
+    </w:p>
+    <w:p>
+      <w:pPr>
+        <w:pStyle w:val="Heading3"/>
+      </w:pPr>
+      <w:r>
+        <w:t>Teaching target</w:t>
+      </w:r>
+    </w:p>
+    <w:p>
+      <w:pPr>
+        <w:spacing w:line="336" w:lineRule="auto" w:after="180"/>
+        <w:shd w:fill="EDF7F3"/>
+      </w:pPr>
+      <w:r>
+        <w:rPr>
+          <w:b w:val="0"/>
+        </w:rPr>
+        <w:t xml:space="preserve">Teaching target: Explain the </w:t>
+      </w:r>
+      <w:r>
+        <w:rPr>
+          <w:b/>
+        </w:rPr>
+        <w:t>mechanism</w:t>
+      </w:r>
+      <w:r>
+        <w:rPr>
+          <w:b w:val="0"/>
+        </w:rPr>
+        <w:t xml:space="preserve"> and terminology of </w:t>
+      </w:r>
+      <w:r>
+        <w:rPr>
+          <w:b/>
+        </w:rPr>
+        <w:t>least privilege</w:t>
+      </w:r>
+      <w:r>
+        <w:rPr>
+          <w:b w:val="0"/>
+        </w:rPr>
+        <w:t xml:space="preserve"> and tool scopes</w:t>
+      </w:r>
+    </w:p>
+    <w:p>
+      <w:pPr>
+        <w:spacing w:line="336" w:lineRule="auto" w:after="180"/>
+      </w:pPr>
+      <w:r>
+        <w:rPr>
+          <w:b w:val="0"/>
+        </w:rPr>
+        <w:t xml:space="preserve">Prepare the labelled worked-case picture, the matching workbook, fictional </w:t>
+      </w:r>
+      <w:r>
+        <w:rPr>
+          <w:b/>
+        </w:rPr>
+        <w:t>input</w:t>
+      </w:r>
+      <w:r>
+        <w:rPr>
+          <w:b w:val="0"/>
+        </w:rPr>
+        <w:t xml:space="preserve"> cards and a place for individual responses. No paid AI account is required for the paper reasoning activities.</w:t>
       </w:r>
     </w:p>
     <w:tbl>
@@ -3403,37 +6355,183 @@
       </w:tr>
     </w:tbl>
     <w:p>
-      <w:r>
+      <w:pPr>
+        <w:spacing w:line="336" w:lineRule="auto" w:after="180"/>
+      </w:pPr>
+      <w:r>
+        <w:rPr>
+          <w:b w:val="0"/>
+        </w:rPr>
         <w:t>Before class, solve the supported practice: Tool token permits lookup(public-room). A proposed call writes teacher notes. Show the intermediate steps and give the conclusion with its scope.</w:t>
       </w:r>
     </w:p>
     <w:p>
-      <w:r>
+      <w:pPr>
+        <w:pStyle w:val="Heading3"/>
+      </w:pPr>
+      <w:r>
+        <w:t>Supported practice answer</w:t>
+      </w:r>
+    </w:p>
+    <w:p>
+      <w:pPr>
+        <w:spacing w:line="336" w:lineRule="auto" w:after="180"/>
+        <w:shd w:fill="F1F6FC"/>
+      </w:pPr>
+      <w:r>
+        <w:rPr>
+          <w:b w:val="0"/>
+        </w:rPr>
         <w:t>Reasoned practice answer: Teacher explanation: Both operation and resource exceed scope; deny before execution, regardless of generated confidence.</w:t>
       </w:r>
     </w:p>
     <w:p>
-      <w:r>
-        <w:t>Check every learner before discussion: Use the worked case for Least privilege and tool scopes. Proposed explanation: “The worked result establishes every future case”. Decide whether this explanation is supported. Point to the step or supplied fact that decides; explain your repair if needed.</w:t>
-      </w:r>
-    </w:p>
-    <w:p>
-      <w:r>
+      <w:pPr>
+        <w:spacing w:line="336" w:lineRule="auto" w:after="180"/>
+      </w:pPr>
+      <w:r>
+        <w:rPr>
+          <w:b w:val="0"/>
+        </w:rPr>
+        <w:t xml:space="preserve">Check every learner before discussion: Use the worked case for </w:t>
+      </w:r>
+      <w:r>
+        <w:rPr>
+          <w:b/>
+        </w:rPr>
+        <w:t>Least privilege</w:t>
+      </w:r>
+      <w:r>
+        <w:rPr>
+          <w:b w:val="0"/>
+        </w:rPr>
+        <w:t xml:space="preserve"> and tool scopes. Proposed explanation: “The worked result establishes every future case”. Decide whether this explanation is supported.</w:t>
+      </w:r>
+    </w:p>
+    <w:p>
+      <w:pPr>
+        <w:spacing w:line="336" w:lineRule="auto" w:after="180"/>
+      </w:pPr>
+      <w:r>
+        <w:rPr>
+          <w:b w:val="0"/>
+        </w:rPr>
+        <w:t>Point to the step or supplied fact that decides; explain your repair if needed.</w:t>
+      </w:r>
+    </w:p>
+    <w:p>
+      <w:pPr>
+        <w:pStyle w:val="Heading3"/>
+      </w:pPr>
+      <w:r>
+        <w:t>Repair the misconception</w:t>
+      </w:r>
+    </w:p>
+    <w:p>
+      <w:pPr>
+        <w:spacing w:line="336" w:lineRule="auto" w:after="180"/>
+        <w:shd w:fill="FFF5E6"/>
+      </w:pPr>
+      <w:r>
+        <w:rPr>
+          <w:b w:val="0"/>
+        </w:rPr>
         <w:t>Misconception repair: A generated plan cannot expand the token or actor scope.</w:t>
       </w:r>
     </w:p>
     <w:p>
-      <w:r>
-        <w:t>Support: read the exact case aloud, enlarge the labelled picture, supply input cards and model only the first deciding step. Accept a spoken explanation or drawing; retain the reasoning goal.</w:t>
-      </w:r>
-    </w:p>
-    <w:p>
-      <w:r>
-        <w:t>Extension: The helper says it needs write R5 to correct an apparent typo. Require a prediction and a reason before comparing. Expected result: The write remains denied under the existing token. Reason: A useful purpose does not create an authorised operation; an authorised owner must review any scope change.</w:t>
-      </w:r>
-    </w:p>
-    <w:p>
-      <w:r>
+      <w:pPr>
+        <w:pStyle w:val="Heading3"/>
+      </w:pPr>
+      <w:r>
+        <w:t>Support without giving away the answer</w:t>
+      </w:r>
+    </w:p>
+    <w:p>
+      <w:pPr>
+        <w:spacing w:line="336" w:lineRule="auto" w:after="180"/>
+        <w:shd w:fill="F1F6F8"/>
+      </w:pPr>
+      <w:r>
+        <w:rPr>
+          <w:b w:val="0"/>
+        </w:rPr>
+        <w:t xml:space="preserve">Support: read the exact case aloud, enlarge the labelled picture, supply </w:t>
+      </w:r>
+      <w:r>
+        <w:rPr>
+          <w:b/>
+        </w:rPr>
+        <w:t>input</w:t>
+      </w:r>
+      <w:r>
+        <w:rPr>
+          <w:b w:val="0"/>
+        </w:rPr>
+        <w:t xml:space="preserve"> cards and model only the first deciding step. Accept a spoken explanation or drawing; retain the reasoning goal.</w:t>
+      </w:r>
+    </w:p>
+    <w:p>
+      <w:pPr>
+        <w:pStyle w:val="Heading3"/>
+      </w:pPr>
+      <w:r>
+        <w:t>Extend the reasoning</w:t>
+      </w:r>
+    </w:p>
+    <w:p>
+      <w:pPr>
+        <w:spacing w:line="336" w:lineRule="auto" w:after="180"/>
+        <w:shd w:fill="F5F1FB"/>
+      </w:pPr>
+      <w:r>
+        <w:rPr>
+          <w:b w:val="0"/>
+        </w:rPr>
+        <w:t xml:space="preserve">Extension: The helper says it needs write R5 to correct an apparent typo. Require a </w:t>
+      </w:r>
+      <w:r>
+        <w:rPr>
+          <w:b/>
+        </w:rPr>
+        <w:t>prediction</w:t>
+      </w:r>
+      <w:r>
+        <w:rPr>
+          <w:b w:val="0"/>
+        </w:rPr>
+        <w:t xml:space="preserve"> and a reason before comparing. Expected result: The write remains denied under the existing token.</w:t>
+      </w:r>
+    </w:p>
+    <w:p>
+      <w:pPr>
+        <w:spacing w:line="336" w:lineRule="auto" w:after="180"/>
+        <w:shd w:fill="F5F1FB"/>
+      </w:pPr>
+      <w:r>
+        <w:rPr>
+          <w:b w:val="0"/>
+        </w:rPr>
+        <w:t>Reason: A useful purpose does not create an authorised operation; an authorised owner must review any scope change.</w:t>
+      </w:r>
+    </w:p>
+    <w:p>
+      <w:pPr>
+        <w:pStyle w:val="Heading3"/>
+      </w:pPr>
+      <w:r>
+        <w:t>Protect the independent attempt</w:t>
+      </w:r>
+    </w:p>
+    <w:p>
+      <w:pPr>
+        <w:spacing w:line="336" w:lineRule="auto" w:after="180"/>
+        <w:shd w:fill="FFF5E6"/>
+      </w:pPr>
+      <w:r>
+        <w:rPr>
+          <w:b w:val="0"/>
+        </w:rPr>
         <w:t>Independent assessment: withhold the reserved answer until the learner has attempted the new case. Record support separately from correctness.</w:t>
       </w:r>
     </w:p>
@@ -3622,13 +6720,58 @@
       </w:tr>
     </w:tbl>
     <w:p>
-      <w:r>
-        <w:t>Project checkpoint: Present and defend. Demonstrate the system, explain one failure and justify the next improvement with evidence.</w:t>
-      </w:r>
-    </w:p>
-    <w:p>
-      <w:r>
-        <w:t>Use the weekly teacher answer for topic-specific reasoning. A saved progress tick is an activity record; judge mastery from the learner’s explanation and evidence.</w:t>
+      <w:pPr>
+        <w:pStyle w:val="Heading3"/>
+      </w:pPr>
+      <w:r>
+        <w:t>Project checkpoint</w:t>
+      </w:r>
+    </w:p>
+    <w:p>
+      <w:pPr>
+        <w:spacing w:line="336" w:lineRule="auto" w:after="180"/>
+        <w:shd w:fill="EDF7F3"/>
+      </w:pPr>
+      <w:r>
+        <w:rPr>
+          <w:b w:val="0"/>
+        </w:rPr>
+        <w:t xml:space="preserve">Project checkpoint: Present and defend. Demonstrate the system, explain one failure and justify the next improvement with </w:t>
+      </w:r>
+      <w:r>
+        <w:rPr>
+          <w:b/>
+        </w:rPr>
+        <w:t>evidence</w:t>
+      </w:r>
+      <w:r>
+        <w:rPr>
+          <w:b w:val="0"/>
+        </w:rPr>
+        <w:t>.</w:t>
+      </w:r>
+    </w:p>
+    <w:p>
+      <w:pPr>
+        <w:spacing w:line="336" w:lineRule="auto" w:after="180"/>
+      </w:pPr>
+      <w:r>
+        <w:rPr>
+          <w:b w:val="0"/>
+        </w:rPr>
+        <w:t xml:space="preserve">Use the weekly teacher answer for topic-specific reasoning. A saved progress tick is an activity record; judge mastery from the learner’s explanation and </w:t>
+      </w:r>
+      <w:r>
+        <w:rPr>
+          <w:b/>
+        </w:rPr>
+        <w:t>evidence</w:t>
+      </w:r>
+      <w:r>
+        <w:rPr>
+          <w:b w:val="0"/>
+        </w:rPr>
+        <w:t>.</w:t>
       </w:r>
     </w:p>
     <w:p>
@@ -3641,27 +6784,889 @@
     </w:p>
     <w:p>
       <w:r>
-        <w:t>Use the two formative questions as supported practice, not as independent mastery scores. Discuss the deciding evidence rather than accepting a guessed selection.</w:t>
-      </w:r>
-    </w:p>
-    <w:p>
-      <w:r>
+        <w:t>Use feedback, earlier review and portfolios purposefully. Apply the coding routine only when this lesson has an executable lab.</w:t>
+      </w:r>
+    </w:p>
+    <w:p>
+      <w:pPr>
+        <w:spacing w:line="336" w:lineRule="auto" w:after="180"/>
+      </w:pPr>
+      <w:r>
+        <w:rPr>
+          <w:b w:val="0"/>
+        </w:rPr>
+        <w:t xml:space="preserve">Use the two formative questions as supported practice, not as independent mastery scores. Discuss the deciding </w:t>
+      </w:r>
+      <w:r>
+        <w:rPr>
+          <w:b/>
+        </w:rPr>
+        <w:t>evidence</w:t>
+      </w:r>
+      <w:r>
+        <w:rPr>
+          <w:b w:val="0"/>
+        </w:rPr>
+        <w:t xml:space="preserve"> rather than accepting a guessed selection.</w:t>
+      </w:r>
+    </w:p>
+    <w:p>
+      <w:pPr>
+        <w:spacing w:line="336" w:lineRule="auto" w:after="180"/>
+      </w:pPr>
+      <w:r>
+        <w:rPr>
+          <w:b w:val="0"/>
+        </w:rPr>
         <w:t>The feedback comes from the reviewed public worked case. Do not reveal the separately reserved independent teacher answer until the learner has attempted that case.</w:t>
       </w:r>
     </w:p>
     <w:p>
-      <w:r>
-        <w:t>Ask students to predict before running code. Preserve errors and actual outputs; collect a changed test and an explanation. The branch-boundary and indexing lessons deliberately include failure cases.</w:t>
-      </w:r>
-    </w:p>
-    <w:p>
-      <w:r>
+      <w:pPr>
+        <w:spacing w:line="336" w:lineRule="auto" w:after="180"/>
+      </w:pPr>
+      <w:r>
+        <w:rPr>
+          <w:b w:val="0"/>
+        </w:rPr>
+        <w:t xml:space="preserve">Ask students to predict before running code. Preserve errors and actual </w:t>
+      </w:r>
+      <w:r>
+        <w:rPr>
+          <w:b/>
+        </w:rPr>
+        <w:t>output</w:t>
+      </w:r>
+      <w:r>
+        <w:rPr>
+          <w:b w:val="0"/>
+        </w:rPr>
+        <w:t>s; collect a changed test and an explanation. The branch-boundary and indexing lessons deliberately include failure cases.</w:t>
+      </w:r>
+    </w:p>
+    <w:p>
+      <w:pPr>
+        <w:spacing w:line="336" w:lineRule="auto" w:after="180"/>
+      </w:pPr>
+      <w:r>
+        <w:rPr>
+          <w:b w:val="0"/>
+        </w:rPr>
         <w:t>Use the earlier worked-explanation links to address a specific missing building block, then return to the current question. Adapt this suggestion after observing the learner; it is not an automatic diagnosis.</w:t>
       </w:r>
     </w:p>
     <w:p>
-      <w:r>
-        <w:t>Collect the completed-work portfolio as evidence. Record support separately from correctness, and assess explanation, trace/test and limitations. Progress ticks and quiz selections alone do not establish mastery.</w:t>
+      <w:pPr>
+        <w:spacing w:line="336" w:lineRule="auto" w:after="180"/>
+      </w:pPr>
+      <w:r>
+        <w:rPr>
+          <w:b w:val="0"/>
+        </w:rPr>
+        <w:t xml:space="preserve">Collect the completed-work portfolio as </w:t>
+      </w:r>
+      <w:r>
+        <w:rPr>
+          <w:b/>
+        </w:rPr>
+        <w:t>evidence</w:t>
+      </w:r>
+      <w:r>
+        <w:rPr>
+          <w:b w:val="0"/>
+        </w:rPr>
+        <w:t>. Record support separately from correctness, and assess explanation, trace/test and limitations. Progress ticks and quiz selections alone do not establish mastery.</w:t>
+      </w:r>
+    </w:p>
+    <w:p>
+      <w:pPr>
+        <w:pStyle w:val="Heading1"/>
+      </w:pPr>
+      <w:r>
+        <w:t>09. Visual concept journey</w:t>
+      </w:r>
+    </w:p>
+    <w:p>
+      <w:r>
+        <w:t>Show one Permissions and Human Review graphic at a time, request a prediction and discuss its trace before the independent assessment.</w:t>
+      </w:r>
+    </w:p>
+    <w:p>
+      <w:pPr>
+        <w:spacing w:line="336" w:lineRule="auto" w:after="180"/>
+      </w:pPr>
+      <w:r>
+        <w:rPr>
+          <w:b w:val="0"/>
+        </w:rPr>
+        <w:t xml:space="preserve">Use one picture at a time. Hide a worked result before asking for a </w:t>
+      </w:r>
+      <w:r>
+        <w:rPr>
+          <w:b/>
+        </w:rPr>
+        <w:t>prediction</w:t>
+      </w:r>
+      <w:r>
+        <w:rPr>
+          <w:b w:val="0"/>
+        </w:rPr>
+        <w:t>, then reveal it for feedback. These are supported teaching cases; retain the separate independent assessment for a fresh first attempt.</w:t>
+      </w:r>
+    </w:p>
+    <w:p>
+      <w:pPr>
+        <w:pStyle w:val="Heading3"/>
+      </w:pPr>
+      <w:r>
+        <w:t>01. Permissions and Human Review: the case</w:t>
+      </w:r>
+    </w:p>
+    <w:p>
+      <w:r>
+        <w:drawing>
+          <wp:inline xmlns:a="http://schemas.openxmlformats.org/drawingml/2006/main" xmlns:pic="http://schemas.openxmlformats.org/drawingml/2006/picture">
+            <wp:extent cx="5486400" cy="2834640"/>
+            <wp:docPr id="2" name="Picture 2" descr="A fictional catalogue helper receives a narrowly scoped tool token. Supplied facts: Token allows read on catalogue records R2 and R5 only. No write permission is granted. Proposals: read R2; read R8; write R5. Generated text claims all are helpful."/>
+            <wp:cNvGraphicFramePr>
+              <a:graphicFrameLocks noChangeAspect="1"/>
+            </wp:cNvGraphicFramePr>
+            <a:graphic>
+              <a:graphicData uri="http://schemas.openxmlformats.org/drawingml/2006/picture">
+                <pic:pic>
+                  <pic:nvPicPr>
+                    <pic:cNvPr id="0" name="academy-story-ai-2-31-01.png"/>
+                    <pic:cNvPicPr/>
+                  </pic:nvPicPr>
+                  <pic:blipFill>
+                    <a:blip r:embed="rId10"/>
+                    <a:stretch>
+                      <a:fillRect/>
+                    </a:stretch>
+                  </pic:blipFill>
+                  <pic:spPr>
+                    <a:xfrm>
+                      <a:off x="0" y="0"/>
+                      <a:ext cx="5486400" cy="2834640"/>
+                    </a:xfrm>
+                    <a:prstGeom prst="rect"/>
+                  </pic:spPr>
+                </pic:pic>
+              </a:graphicData>
+            </a:graphic>
+          </wp:inline>
+        </w:drawing>
+      </w:r>
+    </w:p>
+    <w:p>
+      <w:pPr>
+        <w:spacing w:line="336" w:lineRule="auto" w:after="180"/>
+      </w:pPr>
+      <w:r>
+        <w:rPr>
+          <w:b w:val="0"/>
+        </w:rPr>
+        <w:t xml:space="preserve">A fictional catalogue helper receives a narrowly scoped tool token. Supplied facts: Token allows read on catalogue records R2 and R5 only. No write </w:t>
+      </w:r>
+      <w:r>
+        <w:rPr>
+          <w:b/>
+        </w:rPr>
+        <w:t>permission</w:t>
+      </w:r>
+      <w:r>
+        <w:rPr>
+          <w:b w:val="0"/>
+        </w:rPr>
+        <w:t xml:space="preserve"> is granted. Proposals: read R2; read R8; write R5.</w:t>
+      </w:r>
+    </w:p>
+    <w:p>
+      <w:pPr>
+        <w:spacing w:line="336" w:lineRule="auto" w:after="180"/>
+      </w:pPr>
+      <w:r>
+        <w:rPr>
+          <w:b w:val="0"/>
+        </w:rPr>
+        <w:t>Generated text claims all are helpful.</w:t>
+      </w:r>
+    </w:p>
+    <w:p>
+      <w:pPr>
+        <w:spacing w:line="336" w:lineRule="auto" w:after="180"/>
+        <w:shd w:fill="F5F1FB"/>
+      </w:pPr>
+      <w:r>
+        <w:rPr>
+          <w:b w:val="0"/>
+        </w:rPr>
+        <w:t>Point to the given fact that matters most. Explain why it matters.</w:t>
+      </w:r>
+    </w:p>
+    <w:p>
+      <w:pPr>
+        <w:pStyle w:val="Heading3"/>
+      </w:pPr>
+      <w:r>
+        <w:t>Discuss while showing the picture</w:t>
+      </w:r>
+    </w:p>
+    <w:p>
+      <w:pPr>
+        <w:spacing w:line="336" w:lineRule="auto" w:after="180"/>
+        <w:shd w:fill="F1F6F8"/>
+      </w:pPr>
+      <w:r>
+        <w:rPr>
+          <w:b w:val="0"/>
+        </w:rPr>
+        <w:t>Teacher prompt: Point to the given fact that matters most. Explain why it matters. Ask learners to describe one label or arrow in ordinary words. Use the adjacent transcript if the image is difficult to see.</w:t>
+      </w:r>
+    </w:p>
+    <w:p>
+      <w:pPr>
+        <w:pStyle w:val="Heading3"/>
+      </w:pPr>
+      <w:r>
+        <w:t>02. Follow the deciding steps</w:t>
+      </w:r>
+    </w:p>
+    <w:p>
+      <w:r>
+        <w:drawing>
+          <wp:inline xmlns:a="http://schemas.openxmlformats.org/drawingml/2006/main" xmlns:pic="http://schemas.openxmlformats.org/drawingml/2006/picture">
+            <wp:extent cx="5486400" cy="4005072"/>
+            <wp:docPr id="3" name="Picture 3" descr="Read token: Authorised operation is read; authorised objects are R2,R5. → Allowed call: read R2 matches both operation and object: allow. → Wrong object: read R8 fails object scope: deny. → Wrong operation: write R5 fails operation scope: deny even for an allowed record."/>
+            <wp:cNvGraphicFramePr>
+              <a:graphicFrameLocks noChangeAspect="1"/>
+            </wp:cNvGraphicFramePr>
+            <a:graphic>
+              <a:graphicData uri="http://schemas.openxmlformats.org/drawingml/2006/picture">
+                <pic:pic>
+                  <pic:nvPicPr>
+                    <pic:cNvPr id="0" name="academy-story-ai-2-31-02.png"/>
+                    <pic:cNvPicPr/>
+                  </pic:nvPicPr>
+                  <pic:blipFill>
+                    <a:blip r:embed="rId11"/>
+                    <a:stretch>
+                      <a:fillRect/>
+                    </a:stretch>
+                  </pic:blipFill>
+                  <pic:spPr>
+                    <a:xfrm>
+                      <a:off x="0" y="0"/>
+                      <a:ext cx="5486400" cy="4005072"/>
+                    </a:xfrm>
+                    <a:prstGeom prst="rect"/>
+                  </pic:spPr>
+                </pic:pic>
+              </a:graphicData>
+            </a:graphic>
+          </wp:inline>
+        </w:drawing>
+      </w:r>
+    </w:p>
+    <w:p>
+      <w:pPr>
+        <w:spacing w:line="336" w:lineRule="auto" w:after="180"/>
+      </w:pPr>
+      <w:r>
+        <w:rPr>
+          <w:b w:val="0"/>
+        </w:rPr>
+        <w:t>Read token: Authorised operation is read; authorised objects are R2,R5. → Allowed call: read R2 matches both operation and object: allow. → Wrong object: read R8 fails object scope: deny. → Wrong operation: write R5 fails operation scope: deny even for an allowed record.</w:t>
+      </w:r>
+    </w:p>
+    <w:p>
+      <w:pPr>
+        <w:spacing w:line="336" w:lineRule="auto" w:after="180"/>
+        <w:shd w:fill="F5F1FB"/>
+      </w:pPr>
+      <w:r>
+        <w:rPr>
+          <w:b w:val="0"/>
+        </w:rPr>
+        <w:t xml:space="preserve">Point to each numbered stage and explain which recorded </w:t>
+      </w:r>
+      <w:r>
+        <w:rPr>
+          <w:b/>
+        </w:rPr>
+        <w:t>input</w:t>
+      </w:r>
+      <w:r>
+        <w:rPr>
+          <w:b w:val="0"/>
+        </w:rPr>
+        <w:t xml:space="preserve"> it uses.</w:t>
+      </w:r>
+    </w:p>
+    <w:p>
+      <w:pPr>
+        <w:pStyle w:val="Heading3"/>
+      </w:pPr>
+      <w:r>
+        <w:t>Discuss while showing the picture</w:t>
+      </w:r>
+    </w:p>
+    <w:p>
+      <w:pPr>
+        <w:spacing w:line="336" w:lineRule="auto" w:after="180"/>
+        <w:shd w:fill="F1F6F8"/>
+      </w:pPr>
+      <w:r>
+        <w:rPr>
+          <w:b w:val="0"/>
+        </w:rPr>
+        <w:t xml:space="preserve">Teacher prompt: Point to each numbered stage and explain which recorded </w:t>
+      </w:r>
+      <w:r>
+        <w:rPr>
+          <w:b/>
+        </w:rPr>
+        <w:t>input</w:t>
+      </w:r>
+      <w:r>
+        <w:rPr>
+          <w:b w:val="0"/>
+        </w:rPr>
+        <w:t xml:space="preserve"> it uses. Ask learners to describe one label or arrow in ordinary words. Use the adjacent transcript if the image is difficult to see.</w:t>
+      </w:r>
+    </w:p>
+    <w:p>
+      <w:pPr>
+        <w:pStyle w:val="Heading3"/>
+      </w:pPr>
+      <w:r>
+        <w:t>03. Least privilege and tool scopes — evidence trace</w:t>
+      </w:r>
+    </w:p>
+    <w:p>
+      <w:r>
+        <w:drawing>
+          <wp:inline xmlns:a="http://schemas.openxmlformats.org/drawingml/2006/main" xmlns:pic="http://schemas.openxmlformats.org/drawingml/2006/picture">
+            <wp:extent cx="5486400" cy="2996184"/>
+            <wp:docPr id="4" name="Picture 4" descr="Least privilege and tool scopes — evidence trace. Tool token permits lookup(public-room). A proposed call writes teacher notes. | A reporting assistant may lookup public rooms but may not write records, send messages or read teacher notes. Check actor, operation and resource before executing a proposed call. | Both operation and resource exceed scope; deny before execution, regardless of generated confidence."/>
+            <wp:cNvGraphicFramePr>
+              <a:graphicFrameLocks noChangeAspect="1"/>
+            </wp:cNvGraphicFramePr>
+            <a:graphic>
+              <a:graphicData uri="http://schemas.openxmlformats.org/drawingml/2006/picture">
+                <pic:pic>
+                  <pic:nvPicPr>
+                    <pic:cNvPr id="0" name="academy-story-ai-2-31-03.png"/>
+                    <pic:cNvPicPr/>
+                  </pic:nvPicPr>
+                  <pic:blipFill>
+                    <a:blip r:embed="rId12"/>
+                    <a:stretch>
+                      <a:fillRect/>
+                    </a:stretch>
+                  </pic:blipFill>
+                  <pic:spPr>
+                    <a:xfrm>
+                      <a:off x="0" y="0"/>
+                      <a:ext cx="5486400" cy="2996184"/>
+                    </a:xfrm>
+                    <a:prstGeom prst="rect"/>
+                  </pic:spPr>
+                </pic:pic>
+              </a:graphicData>
+            </a:graphic>
+          </wp:inline>
+        </w:drawing>
+      </w:r>
+    </w:p>
+    <w:p>
+      <w:pPr>
+        <w:spacing w:line="336" w:lineRule="auto" w:after="180"/>
+      </w:pPr>
+      <w:r>
+        <w:rPr>
+          <w:b/>
+        </w:rPr>
+        <w:t>Least privilege</w:t>
+      </w:r>
+      <w:r>
+        <w:rPr>
+          <w:b w:val="0"/>
+        </w:rPr>
+        <w:t xml:space="preserve"> and tool scopes — </w:t>
+      </w:r>
+      <w:r>
+        <w:rPr>
+          <w:b/>
+        </w:rPr>
+        <w:t>evidence</w:t>
+      </w:r>
+      <w:r>
+        <w:rPr>
+          <w:b w:val="0"/>
+        </w:rPr>
+        <w:t xml:space="preserve"> trace. Tool token permits lookup(public-room).</w:t>
+      </w:r>
+    </w:p>
+    <w:p>
+      <w:pPr>
+        <w:spacing w:line="336" w:lineRule="auto" w:after="180"/>
+      </w:pPr>
+      <w:r>
+        <w:rPr>
+          <w:b w:val="0"/>
+        </w:rPr>
+        <w:t>A proposed call writes teacher notes. | A reporting assistant may lookup public rooms but may not write records, send messages or read teacher notes.</w:t>
+      </w:r>
+    </w:p>
+    <w:p>
+      <w:pPr>
+        <w:spacing w:line="336" w:lineRule="auto" w:after="180"/>
+      </w:pPr>
+      <w:r>
+        <w:rPr>
+          <w:b w:val="0"/>
+        </w:rPr>
+        <w:t>Check actor, operation and resource before executing a proposed call. | Both operation and resource exceed scope; deny before execution, regardless of generated confidence.</w:t>
+      </w:r>
+    </w:p>
+    <w:p>
+      <w:pPr>
+        <w:spacing w:line="336" w:lineRule="auto" w:after="180"/>
+        <w:shd w:fill="F5F1FB"/>
+      </w:pPr>
+      <w:r>
+        <w:rPr>
+          <w:b w:val="0"/>
+        </w:rPr>
+        <w:t>Read the labels and values. Explain the relationship the model shows.</w:t>
+      </w:r>
+    </w:p>
+    <w:p>
+      <w:pPr>
+        <w:pStyle w:val="Heading3"/>
+      </w:pPr>
+      <w:r>
+        <w:t>Discuss while showing the picture</w:t>
+      </w:r>
+    </w:p>
+    <w:p>
+      <w:pPr>
+        <w:spacing w:line="336" w:lineRule="auto" w:after="180"/>
+        <w:shd w:fill="F1F6F8"/>
+      </w:pPr>
+      <w:r>
+        <w:rPr>
+          <w:b w:val="0"/>
+        </w:rPr>
+        <w:t>Teacher prompt: Read the labels and values. Explain the relationship the model shows. Ask learners to describe one label or arrow in ordinary words. Use the adjacent transcript if the image is difficult to see.</w:t>
+      </w:r>
+    </w:p>
+    <w:p>
+      <w:pPr>
+        <w:pStyle w:val="Heading3"/>
+      </w:pPr>
+      <w:r>
+        <w:t>04. Change one thing. Trace what follows.</w:t>
+      </w:r>
+    </w:p>
+    <w:p>
+      <w:r>
+        <w:drawing>
+          <wp:inline xmlns:a="http://schemas.openxmlformats.org/drawingml/2006/main" xmlns:pic="http://schemas.openxmlformats.org/drawingml/2006/picture">
+            <wp:extent cx="5486400" cy="3179064"/>
+            <wp:docPr id="5" name="Picture 5" descr="Original case: write R5 fails operation scope: deny even for an allowed record. Changed condition: The helper says it needs write R5 to correct an apparent typo. Expected result: The write remains denied under the existing token. Reason: A useful purpose does not create an authorised operation; an authorised owner must review any scope change."/>
+            <wp:cNvGraphicFramePr>
+              <a:graphicFrameLocks noChangeAspect="1"/>
+            </wp:cNvGraphicFramePr>
+            <a:graphic>
+              <a:graphicData uri="http://schemas.openxmlformats.org/drawingml/2006/picture">
+                <pic:pic>
+                  <pic:nvPicPr>
+                    <pic:cNvPr id="0" name="academy-story-ai-2-31-04.png"/>
+                    <pic:cNvPicPr/>
+                  </pic:nvPicPr>
+                  <pic:blipFill>
+                    <a:blip r:embed="rId13"/>
+                    <a:stretch>
+                      <a:fillRect/>
+                    </a:stretch>
+                  </pic:blipFill>
+                  <pic:spPr>
+                    <a:xfrm>
+                      <a:off x="0" y="0"/>
+                      <a:ext cx="5486400" cy="3179064"/>
+                    </a:xfrm>
+                    <a:prstGeom prst="rect"/>
+                  </pic:spPr>
+                </pic:pic>
+              </a:graphicData>
+            </a:graphic>
+          </wp:inline>
+        </w:drawing>
+      </w:r>
+    </w:p>
+    <w:p>
+      <w:pPr>
+        <w:spacing w:line="336" w:lineRule="auto" w:after="180"/>
+      </w:pPr>
+      <w:r>
+        <w:rPr>
+          <w:b w:val="0"/>
+        </w:rPr>
+        <w:t>Original case: write R5 fails operation scope: deny even for an allowed record. Changed condition: The helper says it needs write R5 to correct an apparent typo.</w:t>
+      </w:r>
+    </w:p>
+    <w:p>
+      <w:pPr>
+        <w:spacing w:line="336" w:lineRule="auto" w:after="180"/>
+      </w:pPr>
+      <w:r>
+        <w:rPr>
+          <w:b w:val="0"/>
+        </w:rPr>
+        <w:t>Expected result: The write remains denied under the existing token. Reason: A useful purpose does not create an authorised operation; an authorised owner must review any scope change.</w:t>
+      </w:r>
+    </w:p>
+    <w:p>
+      <w:pPr>
+        <w:spacing w:line="336" w:lineRule="auto" w:after="180"/>
+        <w:shd w:fill="F5F1FB"/>
+      </w:pPr>
+      <w:r>
+        <w:rPr>
+          <w:b w:val="0"/>
+        </w:rPr>
+        <w:t>Predict before checking the worked changed-case result. Name what changed and what the supplied facts allow you to conclude.</w:t>
+      </w:r>
+    </w:p>
+    <w:p>
+      <w:pPr>
+        <w:pStyle w:val="Heading3"/>
+      </w:pPr>
+      <w:r>
+        <w:t>Discuss while showing the picture</w:t>
+      </w:r>
+    </w:p>
+    <w:p>
+      <w:pPr>
+        <w:spacing w:line="336" w:lineRule="auto" w:after="180"/>
+        <w:shd w:fill="F1F6F8"/>
+      </w:pPr>
+      <w:r>
+        <w:rPr>
+          <w:b w:val="0"/>
+        </w:rPr>
+        <w:t>Teacher prompt: Predict before checking the worked changed-case result. Name what changed and what the supplied facts allow you to conclude. Ask learners to describe one label or arrow in ordinary words.</w:t>
+      </w:r>
+    </w:p>
+    <w:p>
+      <w:pPr>
+        <w:spacing w:line="336" w:lineRule="auto" w:after="180"/>
+        <w:shd w:fill="F1F6F8"/>
+      </w:pPr>
+      <w:r>
+        <w:rPr>
+          <w:b w:val="0"/>
+        </w:rPr>
+        <w:t>Use the adjacent transcript if the image is difficult to see. Changed-case reasoning: A useful purpose does not create an authorised operation; an authorised owner must review any scope change.</w:t>
+      </w:r>
+    </w:p>
+    <w:p>
+      <w:pPr>
+        <w:pStyle w:val="Heading3"/>
+      </w:pPr>
+      <w:r>
+        <w:t>05. Connect the explanation to its limit</w:t>
+      </w:r>
+    </w:p>
+    <w:p>
+      <w:r>
+        <w:drawing>
+          <wp:inline xmlns:a="http://schemas.openxmlformats.org/drawingml/2006/main" xmlns:pic="http://schemas.openxmlformats.org/drawingml/2006/picture">
+            <wp:extent cx="5486400" cy="2834640"/>
+            <wp:docPr id="6" name="Picture 6" descr="Permissions are concrete restrictions, not a confidence score or a general instruction to be useful. Each proposed call must match both dimensions before it happens. A request written inside catalogue text cannot enlarge the token’s authority. Denial should preserve the proposed action and reason without executing the disallowed mutation. Limit: Permission checks do not establish that a read result is trustworthy or that an allowed action is factually correct."/>
+            <wp:cNvGraphicFramePr>
+              <a:graphicFrameLocks noChangeAspect="1"/>
+            </wp:cNvGraphicFramePr>
+            <a:graphic>
+              <a:graphicData uri="http://schemas.openxmlformats.org/drawingml/2006/picture">
+                <pic:pic>
+                  <pic:nvPicPr>
+                    <pic:cNvPr id="0" name="academy-story-ai-2-31-05.png"/>
+                    <pic:cNvPicPr/>
+                  </pic:nvPicPr>
+                  <pic:blipFill>
+                    <a:blip r:embed="rId14"/>
+                    <a:stretch>
+                      <a:fillRect/>
+                    </a:stretch>
+                  </pic:blipFill>
+                  <pic:spPr>
+                    <a:xfrm>
+                      <a:off x="0" y="0"/>
+                      <a:ext cx="5486400" cy="2834640"/>
+                    </a:xfrm>
+                    <a:prstGeom prst="rect"/>
+                  </pic:spPr>
+                </pic:pic>
+              </a:graphicData>
+            </a:graphic>
+          </wp:inline>
+        </w:drawing>
+      </w:r>
+    </w:p>
+    <w:p>
+      <w:pPr>
+        <w:spacing w:line="336" w:lineRule="auto" w:after="180"/>
+      </w:pPr>
+      <w:r>
+        <w:rPr>
+          <w:b/>
+        </w:rPr>
+        <w:t>Permission</w:t>
+      </w:r>
+      <w:r>
+        <w:rPr>
+          <w:b w:val="0"/>
+        </w:rPr>
+        <w:t>s are concrete restrictions, not a confidence score or a general instruction to be useful. Each proposed call must match both dimensions before it happens.</w:t>
+      </w:r>
+    </w:p>
+    <w:p>
+      <w:pPr>
+        <w:spacing w:line="336" w:lineRule="auto" w:after="180"/>
+      </w:pPr>
+      <w:r>
+        <w:rPr>
+          <w:b w:val="0"/>
+        </w:rPr>
+        <w:t>A request written inside catalogue text cannot enlarge the token’s authority. Denial should preserve the proposed action and reason without executing the disallowed mutation.</w:t>
+      </w:r>
+    </w:p>
+    <w:p>
+      <w:pPr>
+        <w:spacing w:line="336" w:lineRule="auto" w:after="180"/>
+      </w:pPr>
+      <w:r>
+        <w:rPr>
+          <w:b w:val="0"/>
+        </w:rPr>
+        <w:t xml:space="preserve">Limit: </w:t>
+      </w:r>
+      <w:r>
+        <w:rPr>
+          <w:b/>
+        </w:rPr>
+        <w:t>Permission</w:t>
+      </w:r>
+      <w:r>
+        <w:rPr>
+          <w:b w:val="0"/>
+        </w:rPr>
+        <w:t xml:space="preserve"> checks do not establish that a read result is trustworthy or that an allowed action is factually correct.</w:t>
+      </w:r>
+    </w:p>
+    <w:p>
+      <w:pPr>
+        <w:spacing w:line="336" w:lineRule="auto" w:after="180"/>
+        <w:shd w:fill="F5F1FB"/>
+      </w:pPr>
+      <w:r>
+        <w:rPr>
+          <w:b w:val="0"/>
+        </w:rPr>
+        <w:t>Explain the case, then point to a limit on the claim.</w:t>
+      </w:r>
+    </w:p>
+    <w:p>
+      <w:pPr>
+        <w:pStyle w:val="Heading3"/>
+      </w:pPr>
+      <w:r>
+        <w:t>Discuss while showing the picture</w:t>
+      </w:r>
+    </w:p>
+    <w:p>
+      <w:pPr>
+        <w:spacing w:line="336" w:lineRule="auto" w:after="180"/>
+        <w:shd w:fill="F1F6F8"/>
+      </w:pPr>
+      <w:r>
+        <w:rPr>
+          <w:b w:val="0"/>
+        </w:rPr>
+        <w:t>Teacher prompt: Explain the case, then point to a limit on the claim. Ask learners to describe one label or arrow in ordinary words. Use the adjacent transcript if the image is difficult to see.</w:t>
+      </w:r>
+    </w:p>
+    <w:p>
+      <w:pPr>
+        <w:spacing w:line="336" w:lineRule="auto" w:after="180"/>
+        <w:shd w:fill="F1F6F8"/>
+      </w:pPr>
+      <w:r>
+        <w:rPr>
+          <w:b w:val="0"/>
+        </w:rPr>
+        <w:t xml:space="preserve">Keep the stated scope: </w:t>
+      </w:r>
+      <w:r>
+        <w:rPr>
+          <w:b/>
+        </w:rPr>
+        <w:t>Permission</w:t>
+      </w:r>
+      <w:r>
+        <w:rPr>
+          <w:b w:val="0"/>
+        </w:rPr>
+        <w:t xml:space="preserve"> checks do not establish that a read result is trustworthy or that an allowed action is factually correct.</w:t>
+      </w:r>
+    </w:p>
+    <w:p>
+      <w:pPr>
+        <w:pStyle w:val="Heading3"/>
+      </w:pPr>
+      <w:r>
+        <w:t>06. Make the idea visible in your project</w:t>
+      </w:r>
+    </w:p>
+    <w:p>
+      <w:r>
+        <w:drawing>
+          <wp:inline xmlns:a="http://schemas.openxmlformats.org/drawingml/2006/main" xmlns:pic="http://schemas.openxmlformats.org/drawingml/2006/picture">
+            <wp:extent cx="5486400" cy="3380232"/>
+            <wp:docPr id="7" name="Picture 7" descr="Give the recommender read-only access wherever sufficient, and require explicit owner review for catalogue edits or publication. Draw your input, deciding step, result and limit. Supported question: Which proposal is allowed, and why is an authorised object alone insufficient?"/>
+            <wp:cNvGraphicFramePr>
+              <a:graphicFrameLocks noChangeAspect="1"/>
+            </wp:cNvGraphicFramePr>
+            <a:graphic>
+              <a:graphicData uri="http://schemas.openxmlformats.org/drawingml/2006/picture">
+                <pic:pic>
+                  <pic:nvPicPr>
+                    <pic:cNvPr id="0" name="academy-story-ai-2-31-06.png"/>
+                    <pic:cNvPicPr/>
+                  </pic:nvPicPr>
+                  <pic:blipFill>
+                    <a:blip r:embed="rId15"/>
+                    <a:stretch>
+                      <a:fillRect/>
+                    </a:stretch>
+                  </pic:blipFill>
+                  <pic:spPr>
+                    <a:xfrm>
+                      <a:off x="0" y="0"/>
+                      <a:ext cx="5486400" cy="3380232"/>
+                    </a:xfrm>
+                    <a:prstGeom prst="rect"/>
+                  </pic:spPr>
+                </pic:pic>
+              </a:graphicData>
+            </a:graphic>
+          </wp:inline>
+        </w:drawing>
+      </w:r>
+    </w:p>
+    <w:p>
+      <w:pPr>
+        <w:spacing w:line="336" w:lineRule="auto" w:after="180"/>
+      </w:pPr>
+      <w:r>
+        <w:rPr>
+          <w:b w:val="0"/>
+        </w:rPr>
+        <w:t xml:space="preserve">Give the recommender read-only access wherever sufficient, and require explicit owner review for catalogue edits or publication. Draw your </w:t>
+      </w:r>
+      <w:r>
+        <w:rPr>
+          <w:b/>
+        </w:rPr>
+        <w:t>input</w:t>
+      </w:r>
+      <w:r>
+        <w:rPr>
+          <w:b w:val="0"/>
+        </w:rPr>
+        <w:t>, deciding step, result and limit.</w:t>
+      </w:r>
+    </w:p>
+    <w:p>
+      <w:pPr>
+        <w:spacing w:line="336" w:lineRule="auto" w:after="180"/>
+      </w:pPr>
+      <w:r>
+        <w:rPr>
+          <w:b w:val="0"/>
+        </w:rPr>
+        <w:t>Supported question: Which proposal is allowed, and why is an authorised object alone insufficient?</w:t>
+      </w:r>
+    </w:p>
+    <w:p>
+      <w:pPr>
+        <w:spacing w:line="336" w:lineRule="auto" w:after="180"/>
+        <w:shd w:fill="F5F1FB"/>
+      </w:pPr>
+      <w:r>
+        <w:rPr>
+          <w:b w:val="0"/>
+        </w:rPr>
+        <w:t xml:space="preserve">Draw your project trace and justify the deciding step using </w:t>
+      </w:r>
+      <w:r>
+        <w:rPr>
+          <w:b/>
+        </w:rPr>
+        <w:t>evidence</w:t>
+      </w:r>
+      <w:r>
+        <w:rPr>
+          <w:b w:val="0"/>
+        </w:rPr>
+        <w:t>.</w:t>
+      </w:r>
+    </w:p>
+    <w:p>
+      <w:pPr>
+        <w:pStyle w:val="Heading3"/>
+      </w:pPr>
+      <w:r>
+        <w:t>Discuss while showing the picture</w:t>
+      </w:r>
+    </w:p>
+    <w:p>
+      <w:pPr>
+        <w:spacing w:line="336" w:lineRule="auto" w:after="180"/>
+        <w:shd w:fill="F1F6F8"/>
+      </w:pPr>
+      <w:r>
+        <w:rPr>
+          <w:b w:val="0"/>
+        </w:rPr>
+        <w:t xml:space="preserve">Teacher prompt: Draw your project trace and justify the deciding step using </w:t>
+      </w:r>
+      <w:r>
+        <w:rPr>
+          <w:b/>
+        </w:rPr>
+        <w:t>evidence</w:t>
+      </w:r>
+      <w:r>
+        <w:rPr>
+          <w:b w:val="0"/>
+        </w:rPr>
+        <w:t>. Ask learners to describe one label or arrow in ordinary words. Use the adjacent transcript if the image is difficult to see.</w:t>
+      </w:r>
+    </w:p>
+    <w:p>
+      <w:pPr>
+        <w:spacing w:line="336" w:lineRule="auto" w:after="180"/>
+        <w:shd w:fill="F1F6F8"/>
+      </w:pPr>
+      <w:r>
+        <w:rPr>
+          <w:b w:val="0"/>
+        </w:rPr>
+        <w:t>Supported practice key: Only read R2. R5 is an allowed object for reading, but its write operation exceeds scope.</w:t>
       </w:r>
     </w:p>
     <w:sectPr>

--- a/downloads/teacher/ai-2-week-31.docx
+++ b/downloads/teacher/ai-2-week-31.docx
@@ -149,7 +149,7 @@
           </w:tcPr>
           <w:p>
             <w:r>
-              <w:t>Sections 1–6; record the brief recall in the workbook.</w:t>
+              <w:t>Use Your mission, Notice the evidence, See how it works, Compare the cases, Words that unlock the idea and Follow a worked example; record the brief recall in the workbook.</w:t>
             </w:r>
           </w:p>
         </w:tc>
@@ -181,7 +181,7 @@
           </w:tcPr>
           <w:p>
             <w:r>
-              <w:t>Sections 7–10; use the matching workbook W2 and misconception check.</w:t>
+              <w:t>Use Find and repair a mistake, Practise together, Run the investigation and Build your understanding; use the matching workbook W2 and misconception check.</w:t>
             </w:r>
           </w:p>
         </w:tc>
@@ -213,7 +213,7 @@
           </w:tcPr>
           <w:p>
             <w:r>
-              <w:t>Sections 9 and 11–14. Give extra time to finish the full task set; use Section 15 when the week includes a coding lab.</w:t>
+              <w:t>Use Run the investigation, Connect your project, Show what you know, Study a complete case and Try a new case independently. Allow extra time for the full task set. Use a coding lab only when this week actually provides one; Your lesson route is the planning section.</w:t>
             </w:r>
           </w:p>
         </w:tc>
@@ -6284,7 +6284,7 @@
           </w:tcPr>
           <w:p>
             <w:r>
-              <w:t>Sections 1–6; record the brief recall in the workbook.</w:t>
+              <w:t>Use Your mission, Notice the evidence, See how it works, Compare the cases, Words that unlock the idea and Follow a worked example; record the brief recall in the workbook.</w:t>
             </w:r>
           </w:p>
         </w:tc>
@@ -6316,7 +6316,7 @@
           </w:tcPr>
           <w:p>
             <w:r>
-              <w:t>Sections 7–10; use the matching workbook W2 and misconception check.</w:t>
+              <w:t>Use Find and repair a mistake, Practise together, Run the investigation and Build your understanding; use the matching workbook W2 and misconception check.</w:t>
             </w:r>
           </w:p>
         </w:tc>
@@ -6348,7 +6348,7 @@
           </w:tcPr>
           <w:p>
             <w:r>
-              <w:t>Sections 9 and 11–14. Give extra time to finish the full task set; use Section 15 when the week includes a coding lab.</w:t>
+              <w:t>Use Run the investigation, Connect your project, Show what you know, Study a complete case and Try a new case independently. Allow extra time for the full task set. Use a coding lab only when this week actually provides one; Your lesson route is the planning section.</w:t>
             </w:r>
           </w:p>
         </w:tc>

--- a/downloads/teacher/ai-2-week-31.docx
+++ b/downloads/teacher/ai-2-week-31.docx
@@ -25,20 +25,38 @@
         <w:pStyle w:val="Heading1"/>
       </w:pPr>
       <w:r>
-        <w:t>01. Permissions and Human Review</w:t>
-      </w:r>
-    </w:p>
-    <w:p>
-      <w:r>
-        <w:t>Prepare Permissions and Human Review: check the target, prerequisites, resources and adaptable teaching schedule.</w:t>
-      </w:r>
-    </w:p>
-    <w:p>
-      <w:pPr>
-        <w:pStyle w:val="Heading3"/>
-      </w:pPr>
-      <w:r>
-        <w:t>Teach the learning cycle</w:t>
+        <w:t>Teach permissions with explicit policy cards and paper proposals.</w:t>
+      </w:r>
+    </w:p>
+    <w:p>
+      <w:r>
+        <w:t>Separate the worked policies, preserve the privacy extension and collect the inventory task before feedback.</w:t>
+      </w:r>
+    </w:p>
+    <w:p>
+      <w:r>
+        <w:t>Ask which exact permission permits each action, and keep factual correctness separate.</w:t>
+      </w:r>
+    </w:p>
+    <w:p>
+      <w:pPr>
+        <w:pStyle w:val="Heading1"/>
+      </w:pPr>
+      <w:r>
+        <w:t>01. Prepare the main lesson and its retained extension</w:t>
+      </w:r>
+    </w:p>
+    <w:p>
+      <w:r>
+        <w:t>Use fictional records and schedule separate extension time.</w:t>
+      </w:r>
+    </w:p>
+    <w:p>
+      <w:pPr>
+        <w:pStyle w:val="Heading2"/>
+      </w:pPr>
+      <w:r>
+        <w:t>Goal and preparation</w:t>
       </w:r>
     </w:p>
     <w:p>
@@ -74,6 +92,117 @@
           <w:b w:val="0"/>
         </w:rPr>
         <w:t xml:space="preserve"> and tool scopes</w:t>
+      </w:r>
+    </w:p>
+    <w:p>
+      <w:pPr>
+        <w:spacing w:line="336" w:lineRule="auto" w:after="180"/>
+      </w:pPr>
+      <w:r>
+        <w:rPr>
+          <w:b w:val="0"/>
+        </w:rPr>
+        <w:t xml:space="preserve">Two 45-minute sessions. </w:t>
+      </w:r>
+      <w:r>
+        <w:rPr>
+          <w:b/>
+        </w:rPr>
+        <w:t>Least privilege</w:t>
+      </w:r>
+      <w:r>
+        <w:rPr>
+          <w:b w:val="0"/>
+        </w:rPr>
+        <w:t xml:space="preserve"> grants only capabilities required by the task. Tool access should include resource and operation scope, not merely a broad tool name.</w:t>
+      </w:r>
+    </w:p>
+    <w:p>
+      <w:pPr>
+        <w:spacing w:line="336" w:lineRule="auto" w:after="180"/>
+      </w:pPr>
+      <w:r>
+        <w:rPr>
+          <w:b w:val="0"/>
+        </w:rPr>
+        <w:t xml:space="preserve">Use the supplied constructed scenarios to make the </w:t>
+      </w:r>
+      <w:r>
+        <w:rPr>
+          <w:b/>
+        </w:rPr>
+        <w:t>mechanism</w:t>
+      </w:r>
+      <w:r>
+        <w:rPr>
+          <w:b w:val="0"/>
+        </w:rPr>
+        <w:t xml:space="preserve"> inspectable. Collect W4 before sharing solutions.</w:t>
+      </w:r>
+    </w:p>
+    <w:p>
+      <w:pPr>
+        <w:spacing w:line="336" w:lineRule="auto" w:after="180"/>
+      </w:pPr>
+      <w:r>
+        <w:rPr>
+          <w:b w:val="0"/>
+        </w:rPr>
+        <w:t xml:space="preserve">Students should name intermediate </w:t>
+      </w:r>
+      <w:r>
+        <w:rPr>
+          <w:b/>
+        </w:rPr>
+        <w:t>evidence</w:t>
+      </w:r>
+      <w:r>
+        <w:rPr>
+          <w:b w:val="0"/>
+        </w:rPr>
+        <w:t xml:space="preserve"> and limitations; classroom pacing and learning effectiveness remain unvalidated.</w:t>
+      </w:r>
+    </w:p>
+    <w:p>
+      <w:pPr>
+        <w:spacing w:line="336" w:lineRule="auto" w:after="180"/>
+      </w:pPr>
+      <w:r>
+        <w:rPr>
+          <w:b w:val="0"/>
+        </w:rPr>
+        <w:t xml:space="preserve">By the end, I can enforce </w:t>
+      </w:r>
+      <w:r>
+        <w:rPr>
+          <w:b/>
+        </w:rPr>
+        <w:t>least privilege</w:t>
+      </w:r>
+      <w:r>
+        <w:rPr>
+          <w:b w:val="0"/>
+        </w:rPr>
+        <w:t xml:space="preserve"> by checking operation and object before execution.</w:t>
+      </w:r>
+    </w:p>
+    <w:p>
+      <w:pPr>
+        <w:spacing w:line="336" w:lineRule="auto" w:after="180"/>
+      </w:pPr>
+      <w:r>
+        <w:rPr>
+          <w:b w:val="0"/>
+        </w:rPr>
+        <w:t>Use the supplied scenario, student illustrations and blank paper. For numeric work, offer counters or a calculator after learners show the setup. Fictional records are supplied; personal data and paid accounts are unnecessary.</w:t>
+      </w:r>
+    </w:p>
+    <w:p>
+      <w:pPr>
+        <w:pStyle w:val="Heading2"/>
+      </w:pPr>
+      <w:r>
+        <w:t>Main plan</w:t>
       </w:r>
     </w:p>
     <w:tbl>
@@ -255,12 +384,432 @@
     </w:p>
     <w:p>
       <w:pPr>
+        <w:pStyle w:val="Heading2"/>
+      </w:pPr>
+      <w:r>
+        <w:t>Retrieval and readiness</w:t>
+      </w:r>
+    </w:p>
+    <w:p>
+      <w:pPr>
         <w:spacing w:line="336" w:lineRule="auto" w:after="180"/>
       </w:pPr>
       <w:r>
         <w:rPr>
           <w:b w:val="0"/>
         </w:rPr>
+        <w:t>Without opening the old lesson, explain one key idea from Agents and Tools. Give an example and a mistake that the idea helps you avoid.</w:t>
+      </w:r>
+    </w:p>
+    <w:p>
+      <w:pPr>
+        <w:spacing w:line="336" w:lineRule="auto" w:after="180"/>
+      </w:pPr>
+      <w:r>
+        <w:rPr>
+          <w:b w:val="0"/>
+        </w:rPr>
+        <w:t xml:space="preserve">Look for: Explain the </w:t>
+      </w:r>
+      <w:r>
+        <w:rPr>
+          <w:b/>
+        </w:rPr>
+        <w:t>mechanism</w:t>
+      </w:r>
+      <w:r>
+        <w:rPr>
+          <w:b w:val="0"/>
+        </w:rPr>
+        <w:t xml:space="preserve"> and terminology of state machines for bounded agents</w:t>
+      </w:r>
+    </w:p>
+    <w:p>
+      <w:pPr>
+        <w:spacing w:line="336" w:lineRule="auto" w:after="180"/>
+      </w:pPr>
+      <w:r>
+        <w:rPr>
+          <w:b w:val="0"/>
+        </w:rPr>
+        <w:t>Reference example, not the only acceptable wording: Teacher explanation: A bounded agent uses explicit states and finite action limits. A state machine makes invalid transitions visible.</w:t>
+      </w:r>
+    </w:p>
+    <w:p>
+      <w:pPr>
+        <w:spacing w:line="336" w:lineRule="auto" w:after="180"/>
+      </w:pPr>
+      <w:r>
+        <w:rPr>
+          <w:b w:val="0"/>
+        </w:rPr>
+        <w:t xml:space="preserve">States are ready, looking_up, review, done. ready may start lookup; lookup may finish done or request review; review may finish done after authorised </w:t>
+      </w:r>
+      <w:r>
+        <w:rPr>
+          <w:b/>
+        </w:rPr>
+        <w:t>evidence</w:t>
+      </w:r>
+      <w:r>
+        <w:rPr>
+          <w:b w:val="0"/>
+        </w:rPr>
+        <w:t>. done is terminal. Maximum two lookup attempts.</w:t>
+      </w:r>
+    </w:p>
+    <w:p>
+      <w:pPr>
+        <w:spacing w:line="336" w:lineRule="auto" w:after="180"/>
+      </w:pPr>
+      <w:r>
+        <w:rPr>
+          <w:b w:val="0"/>
+        </w:rPr>
+        <w:t>Without opening the old lesson, explain one key idea from Prompt Experiments. Give an example and a mistake that the idea helps you avoid.</w:t>
+      </w:r>
+    </w:p>
+    <w:p>
+      <w:pPr>
+        <w:spacing w:line="336" w:lineRule="auto" w:after="180"/>
+      </w:pPr>
+      <w:r>
+        <w:rPr>
+          <w:b w:val="0"/>
+        </w:rPr>
+        <w:t xml:space="preserve">Look for: Explain the </w:t>
+      </w:r>
+      <w:r>
+        <w:rPr>
+          <w:b/>
+        </w:rPr>
+        <w:t>mechanism</w:t>
+      </w:r>
+      <w:r>
+        <w:rPr>
+          <w:b w:val="0"/>
+        </w:rPr>
+        <w:t xml:space="preserve"> and terminology of controlled prompt experiments</w:t>
+      </w:r>
+    </w:p>
+    <w:p>
+      <w:pPr>
+        <w:spacing w:line="336" w:lineRule="auto" w:after="180"/>
+      </w:pPr>
+      <w:r>
+        <w:rPr>
+          <w:b w:val="0"/>
+        </w:rPr>
+        <w:t>Reference example, not the only acceptable wording: Teacher explanation: A prompt experiment compares complete specifications using the same task cases.</w:t>
+      </w:r>
+    </w:p>
+    <w:p>
+      <w:pPr>
+        <w:spacing w:line="336" w:lineRule="auto" w:after="180"/>
+      </w:pPr>
+      <w:r>
+        <w:rPr>
+          <w:b w:val="0"/>
+        </w:rPr>
+        <w:t xml:space="preserve">Define success before inspecting </w:t>
+      </w:r>
+      <w:r>
+        <w:rPr>
+          <w:b/>
+        </w:rPr>
+        <w:t>output</w:t>
+      </w:r>
+      <w:r>
+        <w:rPr>
+          <w:b w:val="0"/>
+        </w:rPr>
+        <w:t xml:space="preserve">s; change one intended instruction and preserve other settings. Evaluate both prompts on paired cases with fixed model/version, source records, </w:t>
+      </w:r>
+      <w:r>
+        <w:rPr>
+          <w:b/>
+        </w:rPr>
+        <w:t>output</w:t>
+      </w:r>
+      <w:r>
+        <w:rPr>
+          <w:b w:val="0"/>
+        </w:rPr>
+        <w:t xml:space="preserve"> contract and scoring rubric.</w:t>
+      </w:r>
+    </w:p>
+    <w:p>
+      <w:pPr>
+        <w:spacing w:line="336" w:lineRule="auto" w:after="180"/>
+      </w:pPr>
+      <w:r>
+        <w:rPr>
+          <w:b w:val="0"/>
+        </w:rPr>
+        <w:t>Use development results for selection, then reserve new final cases. Score each case rather than counting attractive sentences.</w:t>
+      </w:r>
+    </w:p>
+    <w:p>
+      <w:pPr>
+        <w:spacing w:line="336" w:lineRule="auto" w:after="180"/>
+      </w:pPr>
+      <w:r>
+        <w:rPr>
+          <w:b w:val="0"/>
+        </w:rPr>
+        <w:t>Without opening the old lesson, explain one key idea from Text as Pieces. Give an example and a mistake that the idea helps you avoid.</w:t>
+      </w:r>
+    </w:p>
+    <w:p>
+      <w:pPr>
+        <w:spacing w:line="336" w:lineRule="auto" w:after="180"/>
+      </w:pPr>
+      <w:r>
+        <w:rPr>
+          <w:b w:val="0"/>
+        </w:rPr>
+        <w:t>Look for: Encode and decode text under an explicit toy vocabulary</w:t>
+      </w:r>
+    </w:p>
+    <w:p>
+      <w:pPr>
+        <w:spacing w:line="336" w:lineRule="auto" w:after="180"/>
+      </w:pPr>
+      <w:r>
+        <w:rPr>
+          <w:b w:val="0"/>
+        </w:rPr>
+        <w:t>Reference example, not the only acceptable wording: Teacher explanation: The rule chooses the longest matching ordinary token; sat has length three and s length one.</w:t>
+      </w:r>
+    </w:p>
+    <w:p>
+      <w:pPr>
+        <w:spacing w:line="336" w:lineRule="auto" w:after="180"/>
+      </w:pPr>
+      <w:r>
+        <w:rPr>
+          <w:b w:val="0"/>
+        </w:rPr>
+        <w:t>Vocabulary and matching are case sensitive and contain no uppercase C.</w:t>
+      </w:r>
+    </w:p>
+    <w:p>
+      <w:pPr>
+        <w:spacing w:line="336" w:lineRule="auto" w:after="180"/>
+      </w:pPr>
+      <w:r>
+        <w:rPr>
+          <w:b w:val="0"/>
+        </w:rPr>
+        <w:t xml:space="preserve">A result depends on the </w:t>
+      </w:r>
+      <w:r>
+        <w:rPr>
+          <w:b/>
+        </w:rPr>
+        <w:t>input</w:t>
+      </w:r>
+      <w:r>
+        <w:rPr>
+          <w:b w:val="0"/>
+        </w:rPr>
+        <w:t xml:space="preserve">s, procedure and conditions that produced it. Preserve data roles and distinguish observed outcomes from </w:t>
+      </w:r>
+      <w:r>
+        <w:rPr>
+          <w:b/>
+        </w:rPr>
+        <w:t>prediction</w:t>
+      </w:r>
+      <w:r>
+        <w:rPr>
+          <w:b w:val="0"/>
+        </w:rPr>
+        <w:t>s or unmeasured conditions.</w:t>
+      </w:r>
+    </w:p>
+    <w:p>
+      <w:pPr>
+        <w:spacing w:line="336" w:lineRule="auto" w:after="180"/>
+      </w:pPr>
+      <w:r>
+        <w:rPr>
+          <w:b w:val="0"/>
+        </w:rPr>
+        <w:t>If the prior concept cannot be explained, use a short retrieval activity before this chapter.</w:t>
+      </w:r>
+    </w:p>
+    <w:p>
+      <w:pPr>
+        <w:pStyle w:val="Heading2"/>
+      </w:pPr>
+      <w:r>
+        <w:t>Materials and extension planning · reference / check after trying</w:t>
+      </w:r>
+    </w:p>
+    <w:p>
+      <w:pPr>
+        <w:spacing w:line="336" w:lineRule="auto" w:after="180"/>
+      </w:pPr>
+      <w:r>
+        <w:rPr>
+          <w:b w:val="0"/>
+        </w:rPr>
+        <w:t>Lesson and workbook; paper and pencil</w:t>
+      </w:r>
+    </w:p>
+    <w:p>
+      <w:pPr>
+        <w:spacing w:line="336" w:lineRule="auto" w:after="180"/>
+      </w:pPr>
+      <w:r>
+        <w:rPr>
+          <w:b w:val="0"/>
+        </w:rPr>
+        <w:t>Calculator and optional local Python 3 for arithmetic; no live API or private data</w:t>
+      </w:r>
+    </w:p>
+    <w:p>
+      <w:pPr>
+        <w:spacing w:line="336" w:lineRule="auto" w:after="180"/>
+      </w:pPr>
+      <w:r>
+        <w:rPr>
+          <w:b w:val="0"/>
+        </w:rPr>
+        <w:t>Prepare the fresh retry separately and withhold its solution until after collection</w:t>
+      </w:r>
+    </w:p>
+    <w:p>
+      <w:pPr>
+        <w:pStyle w:val="Heading3"/>
+      </w:pPr>
+      <w:r>
+        <w:t>Apply the connected idea: Privacy and least privilege</w:t>
+      </w:r>
+    </w:p>
+    <w:p>
+      <w:pPr>
+        <w:spacing w:line="336" w:lineRule="auto" w:after="180"/>
+      </w:pPr>
+      <w:r>
+        <w:rPr>
+          <w:b w:val="0"/>
+        </w:rPr>
+        <w:t xml:space="preserve">Teach Week 29 as a two-session investigation using fictional data. A fictional class activity dashboard needs category counts, not names or personal messages. Design its data and role </w:t>
+      </w:r>
+      <w:r>
+        <w:rPr>
+          <w:b/>
+        </w:rPr>
+        <w:t>permission</w:t>
+      </w:r>
+      <w:r>
+        <w:rPr>
+          <w:b w:val="0"/>
+        </w:rPr>
+        <w:t>s before collection.</w:t>
+      </w:r>
+    </w:p>
+    <w:p>
+      <w:pPr>
+        <w:spacing w:line="336" w:lineRule="auto" w:after="180"/>
+      </w:pPr>
+      <w:r>
+        <w:rPr>
+          <w:b w:val="0"/>
+        </w:rPr>
+        <w:t>This exercise uses invented data and policy cards; do not change the Academy's actual authentication settings. Assess the three stated outcomes through the independent task, not by copying the worked result.</w:t>
+      </w:r>
+    </w:p>
+    <w:p>
+      <w:pPr>
+        <w:pStyle w:val="Heading3"/>
+      </w:pPr>
+      <w:r>
+        <w:t>Readiness answer</w:t>
+      </w:r>
+    </w:p>
+    <w:p>
+      <w:pPr>
+        <w:spacing w:line="336" w:lineRule="auto" w:after="180"/>
+      </w:pPr>
+      <w:r>
+        <w:rPr>
+          <w:b w:val="0"/>
+        </w:rPr>
+        <w:t>No; names are not required for that calculation.</w:t>
+      </w:r>
+    </w:p>
+    <w:p>
+      <w:pPr>
+        <w:spacing w:line="336" w:lineRule="auto" w:after="180"/>
+      </w:pPr>
+      <w:r>
+        <w:rPr>
+          <w:b w:val="0"/>
+        </w:rPr>
+        <w:t>Python 3 editor with a fresh local practice file</w:t>
+      </w:r>
+    </w:p>
+    <w:p>
+      <w:pPr>
+        <w:spacing w:line="336" w:lineRule="auto" w:after="180"/>
+      </w:pPr>
+      <w:r>
+        <w:rPr>
+          <w:b w:val="0"/>
+        </w:rPr>
+        <w:t>Paper trace table and the student workbook</w:t>
+      </w:r>
+    </w:p>
+    <w:p>
+      <w:pPr>
+        <w:spacing w:line="336" w:lineRule="auto" w:after="180"/>
+      </w:pPr>
+      <w:r>
+        <w:rPr>
+          <w:b w:val="0"/>
+        </w:rPr>
+        <w:t xml:space="preserve">Fictional </w:t>
+      </w:r>
+      <w:r>
+        <w:rPr>
+          <w:b/>
+        </w:rPr>
+        <w:t>input</w:t>
+      </w:r>
+      <w:r>
+        <w:rPr>
+          <w:b w:val="0"/>
+        </w:rPr>
+        <w:t xml:space="preserve"> records from this lesson; no real student identifiers</w:t>
+      </w:r>
+    </w:p>
+    <w:p>
+      <w:pPr>
+        <w:pStyle w:val="Heading2"/>
+      </w:pPr>
+      <w:r>
+        <w:t>Earlier wording, alternatives and picture transcripts · reference / check after trying</w:t>
+      </w:r>
+    </w:p>
+    <w:p>
+      <w:pPr>
+        <w:pStyle w:val="Heading3"/>
+      </w:pPr>
+      <w:r>
+        <w:t>Teach the learning cycle</w:t>
+      </w:r>
+    </w:p>
+    <w:p>
+      <w:pPr>
+        <w:spacing w:line="336" w:lineRule="auto" w:after="180"/>
+      </w:pPr>
+      <w:r>
+        <w:rPr>
+          <w:b w:val="0"/>
+        </w:rPr>
         <w:t>Case exposure check: this source example appears in ai-2/31, ai-6/6. Reuse a familiar case for recall or modelling; verify that the case used to assess transfer has not already received feedback.</w:t>
       </w:r>
     </w:p>
@@ -282,74 +831,6 @@
     </w:p>
     <w:p>
       <w:pPr>
-        <w:spacing w:line="336" w:lineRule="auto" w:after="180"/>
-      </w:pPr>
-      <w:r>
-        <w:rPr>
-          <w:b w:val="0"/>
-        </w:rPr>
-        <w:t>Without opening the old lesson, explain one key idea from Agents and Tools. Give an example and a mistake that the idea helps you avoid.</w:t>
-      </w:r>
-    </w:p>
-    <w:p>
-      <w:pPr>
-        <w:spacing w:line="336" w:lineRule="auto" w:after="180"/>
-      </w:pPr>
-      <w:r>
-        <w:rPr>
-          <w:b w:val="0"/>
-        </w:rPr>
-        <w:t xml:space="preserve">Look for: Explain the </w:t>
-      </w:r>
-      <w:r>
-        <w:rPr>
-          <w:b/>
-        </w:rPr>
-        <w:t>mechanism</w:t>
-      </w:r>
-      <w:r>
-        <w:rPr>
-          <w:b w:val="0"/>
-        </w:rPr>
-        <w:t xml:space="preserve"> and terminology of state machines for bounded agents</w:t>
-      </w:r>
-    </w:p>
-    <w:p>
-      <w:pPr>
-        <w:spacing w:line="336" w:lineRule="auto" w:after="180"/>
-      </w:pPr>
-      <w:r>
-        <w:rPr>
-          <w:b w:val="0"/>
-        </w:rPr>
-        <w:t>Reference example, not the only acceptable wording: Teacher explanation: A bounded agent uses explicit states and finite action limits. A state machine makes invalid transitions visible.</w:t>
-      </w:r>
-    </w:p>
-    <w:p>
-      <w:pPr>
-        <w:spacing w:line="336" w:lineRule="auto" w:after="180"/>
-      </w:pPr>
-      <w:r>
-        <w:rPr>
-          <w:b w:val="0"/>
-        </w:rPr>
-        <w:t xml:space="preserve">States are ready, looking_up, review, done. ready may start lookup; lookup may finish done or request review; review may finish done after authorised </w:t>
-      </w:r>
-      <w:r>
-        <w:rPr>
-          <w:b/>
-        </w:rPr>
-        <w:t>evidence</w:t>
-      </w:r>
-      <w:r>
-        <w:rPr>
-          <w:b w:val="0"/>
-        </w:rPr>
-        <w:t>. done is terminal. Maximum two lookup attempts.</w:t>
-      </w:r>
-    </w:p>
-    <w:p>
-      <w:pPr>
         <w:pStyle w:val="Heading3"/>
       </w:pPr>
       <w:r>
@@ -358,145 +839,10 @@
     </w:p>
     <w:p>
       <w:pPr>
-        <w:spacing w:line="336" w:lineRule="auto" w:after="180"/>
-      </w:pPr>
-      <w:r>
-        <w:rPr>
-          <w:b w:val="0"/>
-        </w:rPr>
-        <w:t>Without opening the old lesson, explain one key idea from Prompt Experiments. Give an example and a mistake that the idea helps you avoid.</w:t>
-      </w:r>
-    </w:p>
-    <w:p>
-      <w:pPr>
-        <w:spacing w:line="336" w:lineRule="auto" w:after="180"/>
-      </w:pPr>
-      <w:r>
-        <w:rPr>
-          <w:b w:val="0"/>
-        </w:rPr>
-        <w:t xml:space="preserve">Look for: Explain the </w:t>
-      </w:r>
-      <w:r>
-        <w:rPr>
-          <w:b/>
-        </w:rPr>
-        <w:t>mechanism</w:t>
-      </w:r>
-      <w:r>
-        <w:rPr>
-          <w:b w:val="0"/>
-        </w:rPr>
-        <w:t xml:space="preserve"> and terminology of controlled prompt experiments</w:t>
-      </w:r>
-    </w:p>
-    <w:p>
-      <w:pPr>
-        <w:spacing w:line="336" w:lineRule="auto" w:after="180"/>
-      </w:pPr>
-      <w:r>
-        <w:rPr>
-          <w:b w:val="0"/>
-        </w:rPr>
-        <w:t>Reference example, not the only acceptable wording: Teacher explanation: A prompt experiment compares complete specifications using the same task cases.</w:t>
-      </w:r>
-    </w:p>
-    <w:p>
-      <w:pPr>
-        <w:spacing w:line="336" w:lineRule="auto" w:after="180"/>
-      </w:pPr>
-      <w:r>
-        <w:rPr>
-          <w:b w:val="0"/>
-        </w:rPr>
-        <w:t xml:space="preserve">Define success before inspecting </w:t>
-      </w:r>
-      <w:r>
-        <w:rPr>
-          <w:b/>
-        </w:rPr>
-        <w:t>output</w:t>
-      </w:r>
-      <w:r>
-        <w:rPr>
-          <w:b w:val="0"/>
-        </w:rPr>
-        <w:t xml:space="preserve">s; change one intended instruction and preserve other settings. Evaluate both prompts on paired cases with fixed model/version, source records, </w:t>
-      </w:r>
-      <w:r>
-        <w:rPr>
-          <w:b/>
-        </w:rPr>
-        <w:t>output</w:t>
-      </w:r>
-      <w:r>
-        <w:rPr>
-          <w:b w:val="0"/>
-        </w:rPr>
-        <w:t xml:space="preserve"> contract and scoring rubric.</w:t>
-      </w:r>
-    </w:p>
-    <w:p>
-      <w:pPr>
-        <w:spacing w:line="336" w:lineRule="auto" w:after="180"/>
-      </w:pPr>
-      <w:r>
-        <w:rPr>
-          <w:b w:val="0"/>
-        </w:rPr>
-        <w:t>Use development results for selection, then reserve new final cases. Score each case rather than counting attractive sentences.</w:t>
-      </w:r>
-    </w:p>
-    <w:p>
-      <w:pPr>
         <w:pStyle w:val="Heading3"/>
       </w:pPr>
       <w:r>
         <w:t>Text as Pieces</w:t>
-      </w:r>
-    </w:p>
-    <w:p>
-      <w:pPr>
-        <w:spacing w:line="336" w:lineRule="auto" w:after="180"/>
-      </w:pPr>
-      <w:r>
-        <w:rPr>
-          <w:b w:val="0"/>
-        </w:rPr>
-        <w:t>Without opening the old lesson, explain one key idea from Text as Pieces. Give an example and a mistake that the idea helps you avoid.</w:t>
-      </w:r>
-    </w:p>
-    <w:p>
-      <w:pPr>
-        <w:spacing w:line="336" w:lineRule="auto" w:after="180"/>
-      </w:pPr>
-      <w:r>
-        <w:rPr>
-          <w:b w:val="0"/>
-        </w:rPr>
-        <w:t>Look for: Encode and decode text under an explicit toy vocabulary</w:t>
-      </w:r>
-    </w:p>
-    <w:p>
-      <w:pPr>
-        <w:spacing w:line="336" w:lineRule="auto" w:after="180"/>
-      </w:pPr>
-      <w:r>
-        <w:rPr>
-          <w:b w:val="0"/>
-        </w:rPr>
-        <w:t>Reference example, not the only acceptable wording: Teacher explanation: The rule chooses the longest matching ordinary token; sat has length three and s length one.</w:t>
-      </w:r>
-    </w:p>
-    <w:p>
-      <w:pPr>
-        <w:spacing w:line="336" w:lineRule="auto" w:after="180"/>
-      </w:pPr>
-      <w:r>
-        <w:rPr>
-          <w:b w:val="0"/>
-        </w:rPr>
-        <w:t>Vocabulary and matching are case sensitive and contain no uppercase C.</w:t>
       </w:r>
     </w:p>
     <w:p>
@@ -693,6 +1039,11 @@
       </w:r>
     </w:p>
     <w:p>
+      <w:r>
+        <w:t>This compact option is not the full-week schedule. Use the main teaching cycle and allow extra sessions for the investigation, independent work and project.</w:t>
+      </w:r>
+    </w:p>
+    <w:p>
       <w:pPr>
         <w:spacing w:line="336" w:lineRule="auto" w:after="180"/>
       </w:pPr>
@@ -700,7 +1051,7 @@
         <w:rPr>
           <w:b w:val="0"/>
         </w:rPr>
-        <w:t>Use the supplied scenario, student illustrations and blank paper. For numeric work, offer counters or a calculator after learners show the setup. Fictional records are supplied; personal data and paid accounts are unnecessary.</w:t>
+        <w:t>Allow 80 minutes: recall 8; explanation 12; worked demonstration 15; guided practice 20; independent assessment 15; project and reflection 10. Extend the lab into a second session when needed.</w:t>
       </w:r>
     </w:p>
     <w:p>
@@ -708,32 +1059,55 @@
         <w:pStyle w:val="Heading3"/>
       </w:pPr>
       <w:r>
-        <w:t>Alternative compact allocation</w:t>
-      </w:r>
-    </w:p>
-    <w:p>
-      <w:r>
-        <w:t>This compact option is not the full-week schedule. Use the main teaching cycle and allow extra sessions for the investigation, independent work and project.</w:t>
+        <w:t>Preparation for the connected explanation</w:t>
+      </w:r>
+    </w:p>
+    <w:p>
+      <w:pPr>
+        <w:pStyle w:val="Heading3"/>
+      </w:pPr>
+      <w:r>
+        <w:t>Readiness answer</w:t>
+      </w:r>
+    </w:p>
+    <w:p>
+      <w:pPr>
+        <w:pStyle w:val="Heading3"/>
+      </w:pPr>
+      <w:r>
+        <w:t>End goal for the pictorial case</w:t>
       </w:r>
     </w:p>
     <w:p>
       <w:pPr>
         <w:spacing w:line="336" w:lineRule="auto" w:after="180"/>
-        <w:shd w:fill="F1F6F8"/>
-      </w:pPr>
-      <w:r>
-        <w:rPr>
-          <w:b w:val="0"/>
-        </w:rPr>
-        <w:t>Allow 80 minutes: recall 8; explanation 12; worked demonstration 15; guided practice 20; independent assessment 15; project and reflection 10. Extend the lab into a second session when needed.</w:t>
-      </w:r>
-    </w:p>
-    <w:p>
-      <w:pPr>
-        <w:pStyle w:val="Heading3"/>
-      </w:pPr>
-      <w:r>
-        <w:t>Preparation for the connected explanation</w:t>
+      </w:pPr>
+      <w:r>
+        <w:rPr>
+          <w:b w:val="0"/>
+        </w:rPr>
+        <w:t>This added worked case illustrates the week’s main idea. Retain all original and connected topics; schedule its practice within the teaching cycle.</w:t>
+      </w:r>
+    </w:p>
+    <w:p>
+      <w:pPr>
+        <w:pStyle w:val="Heading1"/>
+      </w:pPr>
+      <w:r>
+        <w:t>02. Model operation and resource checks before execution</w:t>
+      </w:r>
+    </w:p>
+    <w:p>
+      <w:r>
+        <w:t>Keep public-room, catalogue and role-policy examples separately labelled.</w:t>
+      </w:r>
+    </w:p>
+    <w:p>
+      <w:pPr>
+        <w:pStyle w:val="Heading2"/>
+      </w:pPr>
+      <w:r>
+        <w:t>Define least privilege and the reporting-assistant policy</w:t>
       </w:r>
     </w:p>
     <w:p>
@@ -742,12 +1116,6 @@
       </w:pPr>
       <w:r>
         <w:rPr>
-          <w:b w:val="0"/>
-        </w:rPr>
-        <w:t xml:space="preserve">Two 45-minute sessions. </w:t>
-      </w:r>
-      <w:r>
-        <w:rPr>
           <w:b/>
         </w:rPr>
         <w:t>Least privilege</w:t>
@@ -767,705 +1135,15 @@
         <w:rPr>
           <w:b w:val="0"/>
         </w:rPr>
-        <w:t xml:space="preserve">Use the supplied constructed scenarios to make the </w:t>
-      </w:r>
-      <w:r>
-        <w:rPr>
-          <w:b/>
-        </w:rPr>
-        <w:t>mechanism</w:t>
-      </w:r>
-      <w:r>
-        <w:rPr>
-          <w:b w:val="0"/>
-        </w:rPr>
-        <w:t xml:space="preserve"> inspectable. Collect W4 before sharing solutions.</w:t>
-      </w:r>
-    </w:p>
-    <w:p>
-      <w:pPr>
-        <w:spacing w:line="336" w:lineRule="auto" w:after="180"/>
-      </w:pPr>
-      <w:r>
-        <w:rPr>
-          <w:b w:val="0"/>
-        </w:rPr>
-        <w:t xml:space="preserve">Students should name intermediate </w:t>
-      </w:r>
-      <w:r>
-        <w:rPr>
-          <w:b/>
-        </w:rPr>
-        <w:t>evidence</w:t>
-      </w:r>
-      <w:r>
-        <w:rPr>
-          <w:b w:val="0"/>
-        </w:rPr>
-        <w:t xml:space="preserve"> and limitations; classroom pacing and learning effectiveness remain unvalidated.</w:t>
-      </w:r>
-    </w:p>
-    <w:p>
-      <w:pPr>
-        <w:pStyle w:val="Heading3"/>
-      </w:pPr>
-      <w:r>
-        <w:t>Readiness answer</w:t>
-      </w:r>
-    </w:p>
-    <w:p>
-      <w:pPr>
-        <w:spacing w:line="336" w:lineRule="auto" w:after="180"/>
-      </w:pPr>
-      <w:r>
-        <w:rPr>
-          <w:b w:val="0"/>
-        </w:rPr>
-        <w:t xml:space="preserve">A result depends on the </w:t>
-      </w:r>
-      <w:r>
-        <w:rPr>
-          <w:b/>
-        </w:rPr>
-        <w:t>input</w:t>
-      </w:r>
-      <w:r>
-        <w:rPr>
-          <w:b w:val="0"/>
-        </w:rPr>
-        <w:t xml:space="preserve">s, procedure and conditions that produced it. Preserve data roles and distinguish observed outcomes from </w:t>
-      </w:r>
-      <w:r>
-        <w:rPr>
-          <w:b/>
-        </w:rPr>
-        <w:t>prediction</w:t>
-      </w:r>
-      <w:r>
-        <w:rPr>
-          <w:b w:val="0"/>
-        </w:rPr>
-        <w:t>s or unmeasured conditions.</w:t>
-      </w:r>
-    </w:p>
-    <w:p>
-      <w:pPr>
-        <w:spacing w:line="336" w:lineRule="auto" w:after="180"/>
-      </w:pPr>
-      <w:r>
-        <w:rPr>
-          <w:b w:val="0"/>
-        </w:rPr>
-        <w:t>If the prior concept cannot be explained, use a short retrieval activity before this chapter.</w:t>
-      </w:r>
-    </w:p>
-    <w:p>
-      <w:pPr>
-        <w:spacing w:line="336" w:lineRule="auto" w:after="180"/>
-      </w:pPr>
-      <w:r>
-        <w:rPr>
-          <w:b w:val="0"/>
-        </w:rPr>
-        <w:t>Lesson and workbook; paper and pencil</w:t>
-      </w:r>
-    </w:p>
-    <w:p>
-      <w:pPr>
-        <w:spacing w:line="336" w:lineRule="auto" w:after="180"/>
-      </w:pPr>
-      <w:r>
-        <w:rPr>
-          <w:b w:val="0"/>
-        </w:rPr>
-        <w:t>Calculator and optional local Python 3 for arithmetic; no live API or private data</w:t>
-      </w:r>
-    </w:p>
-    <w:p>
-      <w:pPr>
-        <w:spacing w:line="336" w:lineRule="auto" w:after="180"/>
-      </w:pPr>
-      <w:r>
-        <w:rPr>
-          <w:b w:val="0"/>
-        </w:rPr>
-        <w:t>Prepare the fresh retry separately and withhold its solution until after collection</w:t>
-      </w:r>
-    </w:p>
-    <w:p>
-      <w:pPr>
-        <w:pStyle w:val="Heading3"/>
-      </w:pPr>
-      <w:r>
-        <w:t>Apply the connected idea: Privacy and least privilege</w:t>
-      </w:r>
-    </w:p>
-    <w:p>
-      <w:pPr>
-        <w:spacing w:line="336" w:lineRule="auto" w:after="180"/>
-      </w:pPr>
-      <w:r>
-        <w:rPr>
-          <w:b w:val="0"/>
-        </w:rPr>
-        <w:t xml:space="preserve">Teach Week 29 as a two-session investigation using fictional data. A fictional class activity dashboard needs category counts, not names or personal messages. Design its data and role </w:t>
-      </w:r>
-      <w:r>
-        <w:rPr>
-          <w:b/>
-        </w:rPr>
-        <w:t>permission</w:t>
-      </w:r>
-      <w:r>
-        <w:rPr>
-          <w:b w:val="0"/>
-        </w:rPr>
-        <w:t>s before collection.</w:t>
-      </w:r>
-    </w:p>
-    <w:p>
-      <w:pPr>
-        <w:spacing w:line="336" w:lineRule="auto" w:after="180"/>
-      </w:pPr>
-      <w:r>
-        <w:rPr>
-          <w:b w:val="0"/>
-        </w:rPr>
-        <w:t>This exercise uses invented data and policy cards; do not change the Academy's actual authentication settings. Assess the three stated outcomes through the independent task, not by copying the worked result.</w:t>
-      </w:r>
-    </w:p>
-    <w:p>
-      <w:pPr>
-        <w:pStyle w:val="Heading3"/>
-      </w:pPr>
-      <w:r>
-        <w:t>Readiness answer</w:t>
-      </w:r>
-    </w:p>
-    <w:p>
-      <w:pPr>
-        <w:spacing w:line="336" w:lineRule="auto" w:after="180"/>
-      </w:pPr>
-      <w:r>
-        <w:rPr>
-          <w:b w:val="0"/>
-        </w:rPr>
-        <w:t>No; names are not required for that calculation.</w:t>
-      </w:r>
-    </w:p>
-    <w:p>
-      <w:pPr>
-        <w:spacing w:line="336" w:lineRule="auto" w:after="180"/>
-      </w:pPr>
-      <w:r>
-        <w:rPr>
-          <w:b w:val="0"/>
-        </w:rPr>
-        <w:t>Python 3 editor with a fresh local practice file</w:t>
-      </w:r>
-    </w:p>
-    <w:p>
-      <w:pPr>
-        <w:spacing w:line="336" w:lineRule="auto" w:after="180"/>
-      </w:pPr>
-      <w:r>
-        <w:rPr>
-          <w:b w:val="0"/>
-        </w:rPr>
-        <w:t>Paper trace table and the student workbook</w:t>
-      </w:r>
-    </w:p>
-    <w:p>
-      <w:pPr>
-        <w:spacing w:line="336" w:lineRule="auto" w:after="180"/>
-      </w:pPr>
-      <w:r>
-        <w:rPr>
-          <w:b w:val="0"/>
-        </w:rPr>
-        <w:t xml:space="preserve">Fictional </w:t>
-      </w:r>
-      <w:r>
-        <w:rPr>
-          <w:b/>
-        </w:rPr>
-        <w:t>input</w:t>
-      </w:r>
-      <w:r>
-        <w:rPr>
-          <w:b w:val="0"/>
-        </w:rPr>
-        <w:t xml:space="preserve"> records from this lesson; no real student identifiers</w:t>
-      </w:r>
-    </w:p>
-    <w:p>
-      <w:pPr>
-        <w:pStyle w:val="Heading3"/>
-      </w:pPr>
-      <w:r>
-        <w:t>End goal for the pictorial case</w:t>
-      </w:r>
-    </w:p>
-    <w:p>
-      <w:pPr>
-        <w:spacing w:line="336" w:lineRule="auto" w:after="180"/>
-      </w:pPr>
-      <w:r>
-        <w:rPr>
-          <w:b w:val="0"/>
-        </w:rPr>
-        <w:t xml:space="preserve">By the end, I can enforce </w:t>
-      </w:r>
-      <w:r>
-        <w:rPr>
-          <w:b/>
-        </w:rPr>
-        <w:t>least privilege</w:t>
-      </w:r>
-      <w:r>
-        <w:rPr>
-          <w:b w:val="0"/>
-        </w:rPr>
-        <w:t xml:space="preserve"> by checking operation and object before execution.</w:t>
-      </w:r>
-    </w:p>
-    <w:p>
-      <w:pPr>
-        <w:spacing w:line="336" w:lineRule="auto" w:after="180"/>
-      </w:pPr>
-      <w:r>
-        <w:rPr>
-          <w:b w:val="0"/>
-        </w:rPr>
-        <w:t>This added worked case illustrates the week’s main idea. Retain all original and connected topics; schedule its practice within the teaching cycle.</w:t>
-      </w:r>
-    </w:p>
-    <w:p>
-      <w:pPr>
-        <w:pStyle w:val="Heading1"/>
-      </w:pPr>
-      <w:r>
-        <w:t>02. Explain the mechanism</w:t>
-      </w:r>
-    </w:p>
-    <w:p>
-      <w:r>
-        <w:t>Model Permissions and Human Review using the supplied case, labelled mechanism and reasoning. Make the scope of each conclusion explicit.</w:t>
-      </w:r>
-    </w:p>
-    <w:p>
-      <w:pPr>
-        <w:spacing w:line="336" w:lineRule="auto" w:after="180"/>
-      </w:pPr>
-      <w:r>
-        <w:rPr>
-          <w:b/>
-        </w:rPr>
-        <w:t>Input</w:t>
-      </w:r>
-      <w:r>
-        <w:rPr>
-          <w:b w:val="0"/>
-        </w:rPr>
-        <w:t xml:space="preserve"> → </w:t>
-      </w:r>
-      <w:r>
-        <w:rPr>
-          <w:b/>
-        </w:rPr>
-        <w:t>Process</w:t>
-      </w:r>
-      <w:r>
-        <w:rPr>
-          <w:b w:val="0"/>
-        </w:rPr>
-        <w:t xml:space="preserve"> → </w:t>
-      </w:r>
-      <w:r>
-        <w:rPr>
-          <w:b/>
-        </w:rPr>
-        <w:t>Output</w:t>
-      </w:r>
-    </w:p>
-    <w:p>
-      <w:pPr>
-        <w:spacing w:line="336" w:lineRule="auto" w:after="180"/>
-      </w:pPr>
-      <w:r>
-        <w:rPr>
-          <w:b w:val="0"/>
-        </w:rPr>
-        <w:t>Trace the information. At each stage, ask what changed and how you could test it.</w:t>
-      </w:r>
-    </w:p>
-    <w:p>
-      <w:pPr>
-        <w:spacing w:line="336" w:lineRule="auto" w:after="180"/>
-      </w:pPr>
-      <w:r>
-        <w:rPr>
-          <w:b w:val="0"/>
-        </w:rPr>
-        <w:t>Which stage could fail even when the other two are correct? Explain:</w:t>
-      </w:r>
-    </w:p>
-    <w:p>
-      <w:pPr>
-        <w:spacing w:line="336" w:lineRule="auto" w:after="180"/>
-      </w:pPr>
-      <w:r>
-        <w:rPr>
-          <w:b w:val="0"/>
-        </w:rPr>
-        <w:t xml:space="preserve">Predict first. Then check each step. A correct answer without visible reasoning is incomplete </w:t>
-      </w:r>
-      <w:r>
-        <w:rPr>
-          <w:b/>
-        </w:rPr>
-        <w:t>evidence</w:t>
-      </w:r>
-      <w:r>
-        <w:rPr>
-          <w:b w:val="0"/>
-        </w:rPr>
-        <w:t>.</w:t>
-      </w:r>
-    </w:p>
-    <w:p>
-      <w:pPr>
-        <w:spacing w:line="336" w:lineRule="auto" w:after="180"/>
-        <w:shd w:fill="F4F9FC"/>
-      </w:pPr>
-      <w:r>
-        <w:rPr>
-          <w:b w:val="0"/>
-        </w:rPr>
-        <w:t xml:space="preserve">1. Low </w:t>
-      </w:r>
-      <w:r>
-        <w:rPr>
-          <w:b/>
-        </w:rPr>
-        <w:t>consequence</w:t>
-      </w:r>
-      <w:r>
-        <w:rPr>
-          <w:b w:val="0"/>
-        </w:rPr>
-        <w:t>: suggest three destinations.</w:t>
-      </w:r>
-    </w:p>
-    <w:p>
-      <w:pPr>
-        <w:spacing w:line="336" w:lineRule="auto" w:after="180"/>
-        <w:shd w:fill="F4F9FC"/>
-      </w:pPr>
-      <w:r>
-        <w:rPr>
-          <w:b w:val="0"/>
-        </w:rPr>
-        <w:t xml:space="preserve">2. Higher </w:t>
-      </w:r>
-      <w:r>
-        <w:rPr>
-          <w:b/>
-        </w:rPr>
-        <w:t>consequence</w:t>
-      </w:r>
-      <w:r>
-        <w:rPr>
-          <w:b w:val="0"/>
-        </w:rPr>
-        <w:t>: contact families, spend money, or submit forms.</w:t>
-      </w:r>
-    </w:p>
-    <w:p>
-      <w:pPr>
-        <w:spacing w:line="336" w:lineRule="auto" w:after="180"/>
-        <w:shd w:fill="F4F9FC"/>
-      </w:pPr>
-      <w:r>
-        <w:rPr>
-          <w:b w:val="0"/>
-        </w:rPr>
-        <w:t>3. The system drafts; an authorized adult reviews and decides.</w:t>
-      </w:r>
-    </w:p>
-    <w:p>
-      <w:pPr>
-        <w:spacing w:line="336" w:lineRule="auto" w:after="180"/>
-        <w:shd w:fill="F4F9FC"/>
-      </w:pPr>
-      <w:r>
-        <w:rPr>
-          <w:b w:val="0"/>
-        </w:rPr>
-        <w:t>4. Log what was approved, rejected, or changed, then stop after the approved scope.</w:t>
-      </w:r>
-    </w:p>
-    <w:p>
-      <w:pPr>
-        <w:spacing w:line="336" w:lineRule="auto" w:after="180"/>
-      </w:pPr>
-      <w:r>
-        <w:rPr>
-          <w:b w:val="0"/>
-        </w:rPr>
-        <w:t>Recalculate, retrace, or restate the reasoning in your own representation:</w:t>
-      </w:r>
-    </w:p>
-    <w:p>
-      <w:pPr>
-        <w:spacing w:line="336" w:lineRule="auto" w:after="180"/>
-        <w:shd w:fill="F5F1FB"/>
-      </w:pPr>
-      <w:r>
-        <w:rPr>
-          <w:b w:val="0"/>
-        </w:rPr>
-        <w:t xml:space="preserve">CHECK Did the </w:t>
-      </w:r>
-      <w:r>
-        <w:rPr>
-          <w:b/>
-        </w:rPr>
-        <w:t>evidence</w:t>
-      </w:r>
-      <w:r>
-        <w:rPr>
-          <w:b w:val="0"/>
-        </w:rPr>
-        <w:t xml:space="preserve"> answer the exact question? Did the total, path, or source record stay consistent?</w:t>
-      </w:r>
-    </w:p>
-    <w:p>
-      <w:pPr>
-        <w:pStyle w:val="Heading3"/>
-      </w:pPr>
-      <w:r>
-        <w:t>Concrete teaching case</w:t>
-      </w:r>
-    </w:p>
-    <w:p>
-      <w:pPr>
-        <w:pStyle w:val="Heading3"/>
-      </w:pPr>
-      <w:r>
-        <w:t>The teaching case</w:t>
-      </w:r>
-    </w:p>
-    <w:p>
-      <w:pPr>
-        <w:spacing w:line="336" w:lineRule="auto" w:after="180"/>
-        <w:shd w:fill="F1F6FC"/>
-      </w:pPr>
-      <w:r>
-        <w:rPr>
-          <w:b w:val="0"/>
-        </w:rPr>
-        <w:t>Posting a recommendation requires teacher review.</w:t>
-      </w:r>
-    </w:p>
-    <w:p>
-      <w:pPr>
-        <w:pStyle w:val="Heading3"/>
-      </w:pPr>
-      <w:r>
-        <w:t>The teaching case</w:t>
-      </w:r>
-    </w:p>
-    <w:p>
-      <w:pPr>
-        <w:spacing w:line="336" w:lineRule="auto" w:after="180"/>
-        <w:shd w:fill="F1F6FC"/>
-      </w:pPr>
-      <w:r>
-        <w:rPr>
-          <w:b w:val="0"/>
-        </w:rPr>
-        <w:t xml:space="preserve">Place the </w:t>
-      </w:r>
-      <w:r>
-        <w:rPr>
-          <w:b/>
-        </w:rPr>
-        <w:t>approval gate</w:t>
-      </w:r>
-      <w:r>
-        <w:rPr>
-          <w:b w:val="0"/>
-        </w:rPr>
-        <w:t>.</w:t>
-      </w:r>
-    </w:p>
-    <w:p>
-      <w:pPr>
-        <w:pStyle w:val="Heading3"/>
-      </w:pPr>
-      <w:r>
-        <w:t>Exact explanation to model</w:t>
-      </w:r>
-    </w:p>
-    <w:p>
-      <w:pPr>
-        <w:pStyle w:val="Heading3"/>
-      </w:pPr>
-      <w:r>
-        <w:t>Why the result follows</w:t>
-      </w:r>
-    </w:p>
-    <w:p>
-      <w:pPr>
-        <w:spacing w:line="336" w:lineRule="auto" w:after="180"/>
-        <w:shd w:fill="F1F6FC"/>
-      </w:pPr>
-      <w:r>
-        <w:rPr>
-          <w:b w:val="0"/>
-        </w:rPr>
-        <w:t xml:space="preserve">After draft and </w:t>
-      </w:r>
-      <w:r>
-        <w:rPr>
-          <w:b/>
-        </w:rPr>
-        <w:t>evidence</w:t>
-      </w:r>
-      <w:r>
-        <w:rPr>
-          <w:b w:val="0"/>
-        </w:rPr>
-        <w:t xml:space="preserve"> are visible, before posting; include content and destination. No approval means no post.</w:t>
-      </w:r>
-    </w:p>
-    <w:p>
-      <w:pPr>
-        <w:pStyle w:val="Heading3"/>
-      </w:pPr>
-      <w:r>
-        <w:t>Explain the added worked example</w:t>
-      </w:r>
-    </w:p>
-    <w:p>
-      <w:pPr>
-        <w:spacing w:line="336" w:lineRule="auto" w:after="180"/>
-      </w:pPr>
-      <w:r>
-        <w:rPr>
-          <w:b/>
-        </w:rPr>
-        <w:t>Least privilege</w:t>
-      </w:r>
-      <w:r>
-        <w:rPr>
-          <w:b w:val="0"/>
-        </w:rPr>
-        <w:t xml:space="preserve"> grants only capabilities required by the task. Tool access should include resource and operation scope, not merely a broad tool name.</w:t>
-      </w:r>
-    </w:p>
-    <w:p>
-      <w:pPr>
-        <w:pStyle w:val="Heading3"/>
-      </w:pPr>
-      <w:r>
-        <w:t>Explain the added worked example · 1</w:t>
-      </w:r>
-    </w:p>
-    <w:p>
-      <w:pPr>
-        <w:spacing w:line="336" w:lineRule="auto" w:after="180"/>
-      </w:pPr>
-      <w:r>
-        <w:rPr>
-          <w:b w:val="0"/>
-        </w:rPr>
-        <w:t>Begin by writing the question the procedure is intended to answer. Identify the information already supplied, the information it will produce and the information still missing.</w:t>
-      </w:r>
-    </w:p>
-    <w:p>
-      <w:pPr>
-        <w:spacing w:line="336" w:lineRule="auto" w:after="180"/>
-      </w:pPr>
-      <w:r>
-        <w:rPr>
-          <w:b w:val="0"/>
-        </w:rPr>
-        <w:t>These are constructed classroom examples; they do not require live accounts, private records or an external service. Do not treat a plausible explanation as a measured outcome.</w:t>
-      </w:r>
-    </w:p>
-    <w:p>
-      <w:pPr>
-        <w:spacing w:line="336" w:lineRule="auto" w:after="180"/>
-      </w:pPr>
-      <w:r>
-        <w:rPr>
-          <w:b w:val="0"/>
-        </w:rPr>
         <w:t>A reporting assistant may lookup public rooms but may not write records, send messages or read teacher notes. Check actor, operation and resource before executing a proposed call.</w:t>
       </w:r>
     </w:p>
     <w:p>
       <w:pPr>
-        <w:pStyle w:val="Heading3"/>
-      </w:pPr>
-      <w:r>
-        <w:t>Explain the added worked example · 2</w:t>
-      </w:r>
-    </w:p>
-    <w:p>
-      <w:pPr>
-        <w:spacing w:line="336" w:lineRule="auto" w:after="180"/>
-      </w:pPr>
-      <w:r>
-        <w:rPr>
-          <w:b w:val="0"/>
-        </w:rPr>
-        <w:t xml:space="preserve">Before applying the procedure, write its units, denominator or decision boundary where relevant. A partner should be able to repeat each step using the same </w:t>
-      </w:r>
-      <w:r>
-        <w:rPr>
-          <w:b/>
-        </w:rPr>
-        <w:t>input</w:t>
-      </w:r>
-      <w:r>
-        <w:rPr>
-          <w:b w:val="0"/>
-        </w:rPr>
-        <w:t>s.</w:t>
-      </w:r>
-    </w:p>
-    <w:p>
-      <w:pPr>
-        <w:spacing w:line="336" w:lineRule="auto" w:after="180"/>
-      </w:pPr>
-      <w:r>
-        <w:rPr>
-          <w:b w:val="0"/>
-        </w:rPr>
-        <w:t xml:space="preserve">If a required </w:t>
-      </w:r>
-      <w:r>
-        <w:rPr>
-          <w:b/>
-        </w:rPr>
-        <w:t>input</w:t>
-      </w:r>
-      <w:r>
-        <w:rPr>
-          <w:b w:val="0"/>
-        </w:rPr>
-        <w:t xml:space="preserve"> is absent or violates the stated contract, record that condition explicitly instead of quietly replacing it with a convenient value.</w:t>
-      </w:r>
-    </w:p>
-    <w:p>
-      <w:pPr>
-        <w:pStyle w:val="Heading3"/>
-      </w:pPr>
-      <w:r>
-        <w:t>Key terms</w:t>
+        <w:pStyle w:val="Heading2"/>
+      </w:pPr>
+      <w:r>
+        <w:t>Trace the first scope violation</w:t>
       </w:r>
     </w:p>
     <w:tbl>
@@ -1488,7 +1166,7 @@
           </w:tcPr>
           <w:p>
             <w:r>
-              <w:t>Term</w:t>
+              <w:t>Policy dimension</w:t>
             </w:r>
           </w:p>
         </w:tc>
@@ -1498,7 +1176,7 @@
           </w:tcPr>
           <w:p>
             <w:r>
-              <w:t>Meaning</w:t>
+              <w:t>Reporting assistant</w:t>
             </w:r>
           </w:p>
         </w:tc>
@@ -1510,7 +1188,7 @@
           </w:tcPr>
           <w:p>
             <w:r>
-              <w:t>Least privilege</w:t>
+              <w:t>Actor</w:t>
             </w:r>
           </w:p>
         </w:tc>
@@ -1520,7 +1198,7 @@
           </w:tcPr>
           <w:p>
             <w:r>
-              <w:t>Granting only the necessary authority</w:t>
+              <w:t>The stated reporting assistant with its supplied trusted scope</w:t>
             </w:r>
           </w:p>
         </w:tc>
@@ -1532,7 +1210,7 @@
           </w:tcPr>
           <w:p>
             <w:r>
-              <w:t>Capability</w:t>
+              <w:t>Operation</w:t>
             </w:r>
           </w:p>
         </w:tc>
@@ -1542,7 +1220,7 @@
           </w:tcPr>
           <w:p>
             <w:r>
-              <w:t>A scoped permission to perform an operation</w:t>
+              <w:t>lookup only</w:t>
             </w:r>
           </w:p>
         </w:tc>
@@ -1554,7 +1232,7 @@
           </w:tcPr>
           <w:p>
             <w:r>
-              <w:t>Resource scope</w:t>
+              <w:t>Resource</w:t>
             </w:r>
           </w:p>
         </w:tc>
@@ -1564,272 +1242,7 @@
           </w:tcPr>
           <w:p>
             <w:r>
-              <w:t>The specific records an operation may address</w:t>
-            </w:r>
-          </w:p>
-        </w:tc>
-      </w:tr>
-    </w:tbl>
-    <w:p>
-      <w:pPr>
-        <w:pStyle w:val="Heading3"/>
-      </w:pPr>
-      <w:r>
-        <w:t>Apply the connected idea: Privacy and least privilege</w:t>
-      </w:r>
-    </w:p>
-    <w:p>
-      <w:pPr>
-        <w:spacing w:line="336" w:lineRule="auto" w:after="180"/>
-      </w:pPr>
-      <w:r>
-        <w:rPr>
-          <w:b w:val="0"/>
-        </w:rPr>
-        <w:t xml:space="preserve">A fictional class activity dashboard needs category counts, not names or personal messages. Design its data and role </w:t>
-      </w:r>
-      <w:r>
-        <w:rPr>
-          <w:b/>
-        </w:rPr>
-        <w:t>permission</w:t>
-      </w:r>
-      <w:r>
-        <w:rPr>
-          <w:b w:val="0"/>
-        </w:rPr>
-        <w:t>s before collection.</w:t>
-      </w:r>
-    </w:p>
-    <w:p>
-      <w:pPr>
-        <w:spacing w:line="336" w:lineRule="auto" w:after="180"/>
-      </w:pPr>
-      <w:r>
-        <w:rPr>
-          <w:b w:val="0"/>
-        </w:rPr>
-        <w:t>This exercise uses invented data and policy cards; do not change the Academy's actual authentication settings.</w:t>
-      </w:r>
-    </w:p>
-    <w:p>
-      <w:pPr>
-        <w:spacing w:line="336" w:lineRule="auto" w:after="180"/>
-      </w:pPr>
-      <w:r>
-        <w:rPr>
-          <w:b w:val="0"/>
-        </w:rPr>
-        <w:t xml:space="preserve">The toy code prints True, False, False. It models a </w:t>
-      </w:r>
-      <w:r>
-        <w:rPr>
-          <w:b/>
-        </w:rPr>
-        <w:t>permission</w:t>
-      </w:r>
-      <w:r>
-        <w:rPr>
-          <w:b w:val="0"/>
-        </w:rPr>
-        <w:t xml:space="preserve"> decision, not a complete security system.</w:t>
-      </w:r>
-    </w:p>
-    <w:p>
-      <w:pPr>
-        <w:spacing w:line="336" w:lineRule="auto" w:after="180"/>
-      </w:pPr>
-      <w:r>
-        <w:rPr>
-          <w:b w:val="0"/>
-        </w:rPr>
-        <w:t xml:space="preserve">A real server must verify identity and enforce </w:t>
-      </w:r>
-      <w:r>
-        <w:rPr>
-          <w:b/>
-        </w:rPr>
-        <w:t>authorization</w:t>
-      </w:r>
-      <w:r>
-        <w:rPr>
-          <w:b w:val="0"/>
-        </w:rPr>
-        <w:t xml:space="preserve"> on every protected request; hiding a button in a page is insufficient.</w:t>
-      </w:r>
-    </w:p>
-    <w:p>
-      <w:pPr>
-        <w:spacing w:line="336" w:lineRule="auto" w:after="180"/>
-      </w:pPr>
-      <w:r>
-        <w:rPr>
-          <w:b w:val="0"/>
-        </w:rPr>
-        <w:t>No. The server must reject an unauthorized request even if a link is guessed. Exit: No. It omits authentication, server integration, session protection and many other controls; it demonstrates only a policy lookup.</w:t>
-      </w:r>
-    </w:p>
-    <w:p>
-      <w:pPr>
-        <w:pStyle w:val="Heading3"/>
-      </w:pPr>
-      <w:r>
-        <w:t>Model the reasoning aloud</w:t>
-      </w:r>
-    </w:p>
-    <w:p>
-      <w:pPr>
-        <w:spacing w:line="336" w:lineRule="auto" w:after="180"/>
-      </w:pPr>
-      <w:r>
-        <w:rPr>
-          <w:b w:val="0"/>
-        </w:rPr>
-        <w:t xml:space="preserve">Use the complete worked example below before asking learners to complete W2. Reveal a small part, invite a </w:t>
-      </w:r>
-      <w:r>
-        <w:rPr>
-          <w:b/>
-        </w:rPr>
-        <w:t>prediction</w:t>
-      </w:r>
-      <w:r>
-        <w:rPr>
-          <w:b w:val="0"/>
-        </w:rPr>
-        <w:t>, then explain the deciding step.</w:t>
-      </w:r>
-    </w:p>
-    <w:p>
-      <w:pPr>
-        <w:spacing w:line="336" w:lineRule="auto" w:after="180"/>
-      </w:pPr>
-      <w:r>
-        <w:rPr>
-          <w:b w:val="0"/>
-        </w:rPr>
-        <w:t>These teacher notes contain solutions; do not reveal the independent case answer during modelling.</w:t>
-      </w:r>
-    </w:p>
-    <w:p>
-      <w:pPr>
-        <w:spacing w:line="336" w:lineRule="auto" w:after="180"/>
-      </w:pPr>
-      <w:r>
-        <w:rPr>
-          <w:b w:val="0"/>
-        </w:rPr>
-        <w:t>Tool token permits lookup(public-room). A proposed call writes teacher notes.</w:t>
-      </w:r>
-    </w:p>
-    <w:p>
-      <w:pPr>
-        <w:spacing w:line="336" w:lineRule="auto" w:after="180"/>
-      </w:pPr>
-      <w:r>
-        <w:rPr>
-          <w:b w:val="0"/>
-        </w:rPr>
-        <w:t>Both operation and resource exceed scope; deny before execution, regardless of generated confidence.</w:t>
-      </w:r>
-    </w:p>
-    <w:p>
-      <w:pPr>
-        <w:pStyle w:val="Heading3"/>
-      </w:pPr>
-      <w:r>
-        <w:t>Model the reasoning aloud · 3</w:t>
-      </w:r>
-    </w:p>
-    <w:p>
-      <w:pPr>
-        <w:spacing w:line="336" w:lineRule="auto" w:after="180"/>
-      </w:pPr>
-      <w:r>
-        <w:rPr>
-          <w:b w:val="0"/>
-        </w:rPr>
-        <w:t xml:space="preserve">Compare the intermediate </w:t>
-      </w:r>
-      <w:r>
-        <w:rPr>
-          <w:b/>
-        </w:rPr>
-        <w:t>evidence</w:t>
-      </w:r>
-      <w:r>
-        <w:rPr>
-          <w:b w:val="0"/>
-        </w:rPr>
-        <w:t xml:space="preserve"> with the final statement. Explain why each number or decision follows from the stated </w:t>
-      </w:r>
-      <w:r>
-        <w:rPr>
-          <w:b/>
-        </w:rPr>
-        <w:t>input</w:t>
-      </w:r>
-      <w:r>
-        <w:rPr>
-          <w:b w:val="0"/>
-        </w:rPr>
-        <w:t>s.</w:t>
-      </w:r>
-    </w:p>
-    <w:p>
-      <w:pPr>
-        <w:spacing w:line="336" w:lineRule="auto" w:after="180"/>
-      </w:pPr>
-      <w:r>
-        <w:rPr>
-          <w:b w:val="0"/>
-        </w:rPr>
-        <w:t xml:space="preserve">The conclusion belongs to this scenario and procedure; changing the </w:t>
-      </w:r>
-      <w:r>
-        <w:rPr>
-          <w:b/>
-        </w:rPr>
-        <w:t>input</w:t>
-      </w:r>
-      <w:r>
-        <w:rPr>
-          <w:b w:val="0"/>
-        </w:rPr>
-        <w:t>s, evaluation population or authority can change what it establishes. Retain the raw record so a later revision can be compared honestly.</w:t>
-      </w:r>
-    </w:p>
-    <w:tbl>
-      <w:tblPr>
-        <w:tblStyle w:val="LightShading-Accent1"/>
-        <w:tblW w:type="auto" w:w="0"/>
-        <w:tblLook w:firstColumn="1" w:firstRow="1" w:lastColumn="0" w:lastRow="0" w:noHBand="0" w:noVBand="1" w:val="04A0"/>
-      </w:tblPr>
-      <w:tblGrid>
-        <w:gridCol w:w="5112"/>
-        <w:gridCol w:w="5112"/>
-      </w:tblGrid>
-      <w:tr>
-        <w:trPr>
-          <w:tblHeader/>
-        </w:trPr>
-        <w:tc>
-          <w:tcPr>
-            <w:tcW w:type="dxa" w:w="5112"/>
-          </w:tcPr>
-          <w:p>
-            <w:r>
-              <w:t>Thinking move</w:t>
-            </w:r>
-          </w:p>
-        </w:tc>
-        <w:tc>
-          <w:tcPr>
-            <w:tcW w:type="dxa" w:w="5112"/>
-          </w:tcPr>
-          <w:p>
-            <w:r>
-              <w:t>Teacher prompt</w:t>
+              <w:t>public-room records only</w:t>
             </w:r>
           </w:p>
         </w:tc>
@@ -1841,7 +1254,7 @@
           </w:tcPr>
           <w:p>
             <w:r>
-              <w:t>Plan</w:t>
+              <w:t>Other operations or resources</w:t>
             </w:r>
           </w:p>
         </w:tc>
@@ -1851,51 +1264,7 @@
           </w:tcPr>
           <w:p>
             <w:r>
-              <w:t>What is given? What is the question? Which procedure fits these facts?</w:t>
-            </w:r>
-          </w:p>
-        </w:tc>
-      </w:tr>
-      <w:tr>
-        <w:tc>
-          <w:tcPr>
-            <w:tcW w:type="dxa" w:w="5112"/>
-          </w:tcPr>
-          <w:p>
-            <w:r>
-              <w:t>Do</w:t>
-            </w:r>
-          </w:p>
-        </w:tc>
-        <w:tc>
-          <w:tcPr>
-            <w:tcW w:type="dxa" w:w="5112"/>
-          </w:tcPr>
-          <w:p>
-            <w:r>
-              <w:t>Point to each input and intermediate step in the worked trace. Name the rule that allows the next step.</w:t>
-            </w:r>
-          </w:p>
-        </w:tc>
-      </w:tr>
-      <w:tr>
-        <w:tc>
-          <w:tcPr>
-            <w:tcW w:type="dxa" w:w="5112"/>
-          </w:tcPr>
-          <w:p>
-            <w:r>
-              <w:t>Check</w:t>
-            </w:r>
-          </w:p>
-        </w:tc>
-        <w:tc>
-          <w:tcPr>
-            <w:tcW w:type="dxa" w:w="5112"/>
-          </w:tcPr>
-          <w:p>
-            <w:r>
-              <w:t>Does the output answer the question? Which assumption or limitation prevents a larger claim?</w:t>
+              <w:t>not permitted under this policy</w:t>
             </w:r>
           </w:p>
         </w:tc>
@@ -1909,15 +1278,7 @@
         <w:rPr>
           <w:b w:val="0"/>
         </w:rPr>
-        <w:t>Use the diagram and verbal explanation together. Ask learners to match a sentence to a specific visual step; do not assign learners fixed visual or auditory learning styles.</w:t>
-      </w:r>
-    </w:p>
-    <w:p>
-      <w:pPr>
-        <w:pStyle w:val="Heading3"/>
-      </w:pPr>
-      <w:r>
-        <w:t>A pictorial worked case: Permissions and Human Review</w:t>
+        <w:t>Tool token permits lookup(public-room). A proposed call writes teacher notes.</w:t>
       </w:r>
     </w:p>
     <w:p>
@@ -1928,29 +1289,31 @@
         <w:rPr>
           <w:b w:val="0"/>
         </w:rPr>
+        <w:t>Both operation and resource exceed scope; deny before execution, regardless of generated confidence.</w:t>
+      </w:r>
+    </w:p>
+    <w:p>
+      <w:pPr>
+        <w:pStyle w:val="Heading2"/>
+      </w:pPr>
+      <w:r>
+        <w:t>Read the separate catalogue token</w:t>
+      </w:r>
+    </w:p>
+    <w:p>
+      <w:pPr>
+        <w:spacing w:line="336" w:lineRule="auto" w:after="180"/>
+      </w:pPr>
+      <w:r>
+        <w:rPr>
+          <w:b w:val="0"/>
+        </w:rPr>
         <w:t>A fictional catalogue helper receives a narrowly scoped tool token.</w:t>
       </w:r>
     </w:p>
     <w:p>
       <w:pPr>
-        <w:pStyle w:val="Heading3"/>
-      </w:pPr>
-      <w:r>
-        <w:t>The facts we will use</w:t>
-      </w:r>
-    </w:p>
-    <w:p>
-      <w:pPr>
-        <w:pStyle w:val="Heading3"/>
-      </w:pPr>
-      <w:r>
-        <w:t>Supplied facts</w:t>
-      </w:r>
-    </w:p>
-    <w:p>
-      <w:pPr>
         <w:spacing w:line="336" w:lineRule="auto" w:after="180"/>
-        <w:shd w:fill="F1F6FC"/>
       </w:pPr>
       <w:r>
         <w:rPr>
@@ -1973,30 +1336,29 @@
     </w:p>
     <w:p>
       <w:pPr>
-        <w:pStyle w:val="Heading3"/>
-      </w:pPr>
-      <w:r>
-        <w:t>Supplied facts</w:t>
-      </w:r>
-    </w:p>
-    <w:p>
-      <w:pPr>
         <w:spacing w:line="336" w:lineRule="auto" w:after="180"/>
-        <w:shd w:fill="F1F6FC"/>
       </w:pPr>
       <w:r>
         <w:rPr>
           <w:b w:val="0"/>
         </w:rPr>
         <w:t>Proposals: read R2; read R8; write R5. Generated text claims all are helpful.</w:t>
+      </w:r>
+    </w:p>
+    <w:p>
+      <w:pPr>
+        <w:pStyle w:val="Heading2"/>
+      </w:pPr>
+      <w:r>
+        <w:t>Trace its proposals</w:t>
       </w:r>
     </w:p>
     <w:p>
       <w:r>
         <w:drawing>
           <wp:inline xmlns:a="http://schemas.openxmlformats.org/drawingml/2006/main" xmlns:pic="http://schemas.openxmlformats.org/drawingml/2006/picture">
-            <wp:extent cx="5311302" cy="5943600"/>
-            <wp:docPr id="1" name="Picture 1" descr="Permissions and Human Review. Read token: Authorised operation is read; authorised objects are R2,R5.. Allowed call: read R2 matches both operation and object: allow.. Wrong object: read R8 fails object scope: deny.. Wrong operation: write R5 fails operation scope: deny even for an allowed record."/>
+            <wp:extent cx="5486400" cy="4005072"/>
+            <wp:docPr id="1" name="Picture 1" descr="Read token: Authorised operation is read; authorised objects are R2,R5. → Allowed call: read R2 matches both operation and object: allow. → Wrong object: read R8 fails object scope: deny. → Wrong operation: write R5 fails operation scope: deny even for an allowed record."/>
             <wp:cNvGraphicFramePr>
               <a:graphicFrameLocks noChangeAspect="1"/>
             </wp:cNvGraphicFramePr>
@@ -2004,7 +1366,7 @@
               <a:graphicData uri="http://schemas.openxmlformats.org/drawingml/2006/picture">
                 <pic:pic>
                   <pic:nvPicPr>
-                    <pic:cNvPr id="0" name="academy-visual-ai-2-31.png"/>
+                    <pic:cNvPr id="0" name="academy-story-ai-2-31-02.png"/>
                     <pic:cNvPicPr/>
                   </pic:nvPicPr>
                   <pic:blipFill>
@@ -2016,7 +1378,7 @@
                   <pic:spPr>
                     <a:xfrm>
                       <a:off x="0" y="0"/>
-                      <a:ext cx="5311302" cy="5943600"/>
+                      <a:ext cx="5486400" cy="4005072"/>
                     </a:xfrm>
                     <a:prstGeom prst="rect"/>
                   </pic:spPr>
@@ -2166,9 +1528,1009 @@
     </w:p>
     <w:p>
       <w:pPr>
+        <w:spacing w:line="336" w:lineRule="auto" w:after="180"/>
+      </w:pPr>
+      <w:r>
+        <w:rPr>
+          <w:b/>
+        </w:rPr>
+        <w:t>Permission</w:t>
+      </w:r>
+      <w:r>
+        <w:rPr>
+          <w:b w:val="0"/>
+        </w:rPr>
+        <w:t>s are concrete restrictions, not a confidence score or a general instruction to be useful. Each proposed call must match both dimensions before it happens.</w:t>
+      </w:r>
+    </w:p>
+    <w:p>
+      <w:pPr>
+        <w:spacing w:line="336" w:lineRule="auto" w:after="180"/>
+      </w:pPr>
+      <w:r>
+        <w:rPr>
+          <w:b w:val="0"/>
+        </w:rPr>
+        <w:t>A request written inside catalogue text cannot enlarge the token’s authority. Denial should preserve the proposed action and reason without executing the disallowed mutation.</w:t>
+      </w:r>
+    </w:p>
+    <w:p>
+      <w:pPr>
+        <w:pStyle w:val="Heading2"/>
+      </w:pPr>
+      <w:r>
+        <w:t>Predict the requested scope change</w:t>
+      </w:r>
+    </w:p>
+    <w:p>
+      <w:pPr>
+        <w:spacing w:line="336" w:lineRule="auto" w:after="180"/>
+      </w:pPr>
+      <w:r>
+        <w:rPr>
+          <w:b w:val="0"/>
+        </w:rPr>
+        <w:t>Change: The helper says it needs write R5 to correct an apparent typo.</w:t>
+      </w:r>
+    </w:p>
+    <w:p>
+      <w:pPr>
+        <w:spacing w:line="336" w:lineRule="auto" w:after="180"/>
+      </w:pPr>
+      <w:r>
+        <w:rPr>
+          <w:b/>
+        </w:rPr>
+        <w:t>Prediction</w:t>
+      </w:r>
+      <w:r>
+        <w:rPr>
+          <w:b w:val="0"/>
+        </w:rPr>
+        <w:t>: The write remains denied under the existing token.</w:t>
+      </w:r>
+    </w:p>
+    <w:p>
+      <w:pPr>
+        <w:spacing w:line="336" w:lineRule="auto" w:after="180"/>
+      </w:pPr>
+      <w:r>
+        <w:rPr>
+          <w:b w:val="0"/>
+        </w:rPr>
+        <w:t>Reason: A useful purpose does not create an authorised operation; an authorised owner must review any scope change.</w:t>
+      </w:r>
+    </w:p>
+    <w:p>
+      <w:pPr>
+        <w:pStyle w:val="Heading2"/>
+      </w:pPr>
+      <w:r>
+        <w:t>Explain the permission-versus-correctness limit</w:t>
+      </w:r>
+    </w:p>
+    <w:p>
+      <w:pPr>
+        <w:spacing w:line="336" w:lineRule="auto" w:after="180"/>
+      </w:pPr>
+      <w:r>
+        <w:rPr>
+          <w:b/>
+        </w:rPr>
+        <w:t>Permission</w:t>
+      </w:r>
+      <w:r>
+        <w:rPr>
+          <w:b w:val="0"/>
+        </w:rPr>
+        <w:t xml:space="preserve"> checks do not establish that a read result is trustworthy or that an allowed action is factually correct.</w:t>
+      </w:r>
+    </w:p>
+    <w:p>
+      <w:pPr>
+        <w:spacing w:line="336" w:lineRule="auto" w:after="180"/>
+      </w:pPr>
+      <w:r>
+        <w:rPr>
+          <w:b w:val="0"/>
+        </w:rPr>
+        <w:t xml:space="preserve">Cover the result. Ask learners to name the </w:t>
+      </w:r>
+      <w:r>
+        <w:rPr>
+          <w:b/>
+        </w:rPr>
+        <w:t>input</w:t>
+      </w:r>
+      <w:r>
+        <w:rPr>
+          <w:b w:val="0"/>
+        </w:rPr>
+        <w:t xml:space="preserve">s and predict the next step. Uncover one step, connect the icon to the actual procedure, and explain its </w:t>
+      </w:r>
+      <w:r>
+        <w:rPr>
+          <w:b/>
+        </w:rPr>
+        <w:t>evidence</w:t>
+      </w:r>
+      <w:r>
+        <w:rPr>
+          <w:b w:val="0"/>
+        </w:rPr>
+        <w:t>. Then change the supplied condition and compare.</w:t>
+      </w:r>
+    </w:p>
+    <w:p>
+      <w:pPr>
+        <w:spacing w:line="336" w:lineRule="auto" w:after="180"/>
+      </w:pPr>
+      <w:r>
+        <w:rPr>
+          <w:b w:val="0"/>
+        </w:rPr>
+        <w:t>The picture is a representation; it does not document execution of a real AI model.</w:t>
+      </w:r>
+    </w:p>
+    <w:p>
+      <w:pPr>
+        <w:pStyle w:val="Heading2"/>
+      </w:pPr>
+      <w:r>
+        <w:t>Privacy extension · Complete role code and server boundary · reference / check after trying</w:t>
+      </w:r>
+    </w:p>
+    <w:p>
+      <w:pPr>
+        <w:spacing w:line="336" w:lineRule="auto" w:after="180"/>
+      </w:pPr>
+      <w:r>
+        <w:rPr>
+          <w:b w:val="0"/>
+        </w:rPr>
+        <w:t xml:space="preserve">A fictional class activity dashboard needs category counts, not names or personal messages. Design its data and role </w:t>
+      </w:r>
+      <w:r>
+        <w:rPr>
+          <w:b/>
+        </w:rPr>
+        <w:t>permission</w:t>
+      </w:r>
+      <w:r>
+        <w:rPr>
+          <w:b w:val="0"/>
+        </w:rPr>
+        <w:t>s before collection.</w:t>
+      </w:r>
+    </w:p>
+    <w:p>
+      <w:pPr>
+        <w:spacing w:line="336" w:lineRule="auto" w:after="180"/>
+      </w:pPr>
+      <w:r>
+        <w:rPr>
+          <w:b w:val="0"/>
+        </w:rPr>
+        <w:t>This exercise uses invented data and policy cards; do not change the Academy's actual authentication settings.</w:t>
+      </w:r>
+    </w:p>
+    <w:p>
+      <w:r>
+        <w:rPr>
+          <w:rFonts w:ascii="Courier New" w:hAnsi="Courier New"/>
+          <w:sz w:val="18"/>
+        </w:rPr>
+        <w:t>roles = {"student": ["read_summary"],</w:t>
+        <w:br/>
+        <w:t xml:space="preserve">         "teacher": ["read_summary", "read_review"]}</w:t>
+        <w:br/>
+        <w:t>def allowed(role, action):</w:t>
+        <w:br/>
+        <w:t xml:space="preserve">    return action in roles.get(role, [])</w:t>
+        <w:br/>
+        <w:br/>
+        <w:t>print(allowed("student", "read_summary"))</w:t>
+        <w:br/>
+        <w:t>print(allowed("student", "read_review"))</w:t>
+        <w:br/>
+        <w:t>print(allowed("unknown", "read_summary"))</w:t>
+      </w:r>
+    </w:p>
+    <w:p>
+      <w:pPr>
+        <w:spacing w:line="336" w:lineRule="auto" w:after="180"/>
+      </w:pPr>
+      <w:r>
+        <w:rPr>
+          <w:b w:val="0"/>
+        </w:rPr>
+        <w:t xml:space="preserve">The toy code prints True, False, False. It models a </w:t>
+      </w:r>
+      <w:r>
+        <w:rPr>
+          <w:b/>
+        </w:rPr>
+        <w:t>permission</w:t>
+      </w:r>
+      <w:r>
+        <w:rPr>
+          <w:b w:val="0"/>
+        </w:rPr>
+        <w:t xml:space="preserve"> decision, not a complete security system.</w:t>
+      </w:r>
+    </w:p>
+    <w:p>
+      <w:pPr>
+        <w:spacing w:line="336" w:lineRule="auto" w:after="180"/>
+      </w:pPr>
+      <w:r>
+        <w:rPr>
+          <w:b w:val="0"/>
+        </w:rPr>
+        <w:t xml:space="preserve">A real server must verify identity and enforce </w:t>
+      </w:r>
+      <w:r>
+        <w:rPr>
+          <w:b/>
+        </w:rPr>
+        <w:t>authorization</w:t>
+      </w:r>
+      <w:r>
+        <w:rPr>
+          <w:b w:val="0"/>
+        </w:rPr>
+        <w:t xml:space="preserve"> on every protected request; hiding a button in a page is insufficient.</w:t>
+      </w:r>
+    </w:p>
+    <w:p>
+      <w:pPr>
+        <w:spacing w:line="336" w:lineRule="auto" w:after="180"/>
+      </w:pPr>
+      <w:r>
+        <w:rPr>
+          <w:b w:val="0"/>
+        </w:rPr>
+        <w:t>No. The server must reject an unauthorized request even if a link is guessed. Exit: No. It omits authentication, server integration, session protection and many other controls; it demonstrates only a policy lookup.</w:t>
+      </w:r>
+    </w:p>
+    <w:p>
+      <w:pPr>
+        <w:pStyle w:val="Heading2"/>
+      </w:pPr>
+      <w:r>
+        <w:t>Earlier wording, alternatives and picture transcripts · reference / check after trying</w:t>
+      </w:r>
+    </w:p>
+    <w:p>
+      <w:pPr>
+        <w:spacing w:line="336" w:lineRule="auto" w:after="180"/>
+      </w:pPr>
+      <w:r>
+        <w:rPr>
+          <w:b w:val="0"/>
+        </w:rPr>
+        <w:t>Explain the mechanism</w:t>
+      </w:r>
+    </w:p>
+    <w:p>
+      <w:pPr>
+        <w:spacing w:line="336" w:lineRule="auto" w:after="180"/>
+      </w:pPr>
+      <w:r>
+        <w:rPr>
+          <w:b/>
+        </w:rPr>
+        <w:t>Input</w:t>
+      </w:r>
+      <w:r>
+        <w:rPr>
+          <w:b w:val="0"/>
+        </w:rPr>
+        <w:t xml:space="preserve"> → </w:t>
+      </w:r>
+      <w:r>
+        <w:rPr>
+          <w:b/>
+        </w:rPr>
+        <w:t>Process</w:t>
+      </w:r>
+      <w:r>
+        <w:rPr>
+          <w:b w:val="0"/>
+        </w:rPr>
+        <w:t xml:space="preserve"> → </w:t>
+      </w:r>
+      <w:r>
+        <w:rPr>
+          <w:b/>
+        </w:rPr>
+        <w:t>Output</w:t>
+      </w:r>
+    </w:p>
+    <w:p>
+      <w:pPr>
+        <w:spacing w:line="336" w:lineRule="auto" w:after="180"/>
+      </w:pPr>
+      <w:r>
+        <w:rPr>
+          <w:b w:val="0"/>
+        </w:rPr>
+        <w:t>Trace the information. At each stage, ask what changed and how you could test it.</w:t>
+      </w:r>
+    </w:p>
+    <w:p>
+      <w:pPr>
+        <w:spacing w:line="336" w:lineRule="auto" w:after="180"/>
+      </w:pPr>
+      <w:r>
+        <w:rPr>
+          <w:b w:val="0"/>
+        </w:rPr>
+        <w:t>Which stage could fail even when the other two are correct? Explain:</w:t>
+      </w:r>
+    </w:p>
+    <w:p>
+      <w:pPr>
+        <w:spacing w:line="336" w:lineRule="auto" w:after="180"/>
+      </w:pPr>
+      <w:r>
+        <w:rPr>
+          <w:b w:val="0"/>
+        </w:rPr>
+        <w:t xml:space="preserve">Predict first. Then check each step. A correct answer without visible reasoning is incomplete </w:t>
+      </w:r>
+      <w:r>
+        <w:rPr>
+          <w:b/>
+        </w:rPr>
+        <w:t>evidence</w:t>
+      </w:r>
+      <w:r>
+        <w:rPr>
+          <w:b w:val="0"/>
+        </w:rPr>
+        <w:t>.</w:t>
+      </w:r>
+    </w:p>
+    <w:p>
+      <w:pPr>
+        <w:spacing w:line="336" w:lineRule="auto" w:after="180"/>
+      </w:pPr>
+      <w:r>
+        <w:rPr>
+          <w:b w:val="0"/>
+        </w:rPr>
+        <w:t xml:space="preserve">1. Low </w:t>
+      </w:r>
+      <w:r>
+        <w:rPr>
+          <w:b/>
+        </w:rPr>
+        <w:t>consequence</w:t>
+      </w:r>
+      <w:r>
+        <w:rPr>
+          <w:b w:val="0"/>
+        </w:rPr>
+        <w:t>: suggest three destinations.</w:t>
+      </w:r>
+    </w:p>
+    <w:p>
+      <w:pPr>
+        <w:spacing w:line="336" w:lineRule="auto" w:after="180"/>
+      </w:pPr>
+      <w:r>
+        <w:rPr>
+          <w:b w:val="0"/>
+        </w:rPr>
+        <w:t xml:space="preserve">2. Higher </w:t>
+      </w:r>
+      <w:r>
+        <w:rPr>
+          <w:b/>
+        </w:rPr>
+        <w:t>consequence</w:t>
+      </w:r>
+      <w:r>
+        <w:rPr>
+          <w:b w:val="0"/>
+        </w:rPr>
+        <w:t>: contact families, spend money, or submit forms.</w:t>
+      </w:r>
+    </w:p>
+    <w:p>
+      <w:pPr>
+        <w:spacing w:line="336" w:lineRule="auto" w:after="180"/>
+      </w:pPr>
+      <w:r>
+        <w:rPr>
+          <w:b w:val="0"/>
+        </w:rPr>
+        <w:t>3. The system drafts; an authorized adult reviews and decides.</w:t>
+      </w:r>
+    </w:p>
+    <w:p>
+      <w:pPr>
+        <w:spacing w:line="336" w:lineRule="auto" w:after="180"/>
+      </w:pPr>
+      <w:r>
+        <w:rPr>
+          <w:b w:val="0"/>
+        </w:rPr>
+        <w:t>4. Log what was approved, rejected, or changed, then stop after the approved scope.</w:t>
+      </w:r>
+    </w:p>
+    <w:p>
+      <w:pPr>
+        <w:spacing w:line="336" w:lineRule="auto" w:after="180"/>
+      </w:pPr>
+      <w:r>
+        <w:rPr>
+          <w:b w:val="0"/>
+        </w:rPr>
+        <w:t>Recalculate, retrace, or restate the reasoning in your own representation:</w:t>
+      </w:r>
+    </w:p>
+    <w:p>
+      <w:pPr>
+        <w:spacing w:line="336" w:lineRule="auto" w:after="180"/>
+      </w:pPr>
+      <w:r>
+        <w:rPr>
+          <w:b w:val="0"/>
+        </w:rPr>
+        <w:t xml:space="preserve">CHECK Did the </w:t>
+      </w:r>
+      <w:r>
+        <w:rPr>
+          <w:b/>
+        </w:rPr>
+        <w:t>evidence</w:t>
+      </w:r>
+      <w:r>
+        <w:rPr>
+          <w:b w:val="0"/>
+        </w:rPr>
+        <w:t xml:space="preserve"> answer the exact question? Did the total, path, or source record stay consistent?</w:t>
+      </w:r>
+    </w:p>
+    <w:p>
+      <w:pPr>
         <w:pStyle w:val="Heading3"/>
       </w:pPr>
       <w:r>
+        <w:t>Concrete teaching case</w:t>
+      </w:r>
+    </w:p>
+    <w:p>
+      <w:pPr>
+        <w:spacing w:line="336" w:lineRule="auto" w:after="180"/>
+      </w:pPr>
+      <w:r>
+        <w:rPr>
+          <w:b w:val="0"/>
+        </w:rPr>
+        <w:t>Posting a recommendation requires teacher review.</w:t>
+      </w:r>
+    </w:p>
+    <w:p>
+      <w:pPr>
+        <w:spacing w:line="336" w:lineRule="auto" w:after="180"/>
+      </w:pPr>
+      <w:r>
+        <w:rPr>
+          <w:b w:val="0"/>
+        </w:rPr>
+        <w:t xml:space="preserve">Place the </w:t>
+      </w:r>
+      <w:r>
+        <w:rPr>
+          <w:b/>
+        </w:rPr>
+        <w:t>approval gate</w:t>
+      </w:r>
+      <w:r>
+        <w:rPr>
+          <w:b w:val="0"/>
+        </w:rPr>
+        <w:t>.</w:t>
+      </w:r>
+    </w:p>
+    <w:p>
+      <w:pPr>
+        <w:pStyle w:val="Heading3"/>
+      </w:pPr>
+      <w:r>
+        <w:t>Exact explanation to model</w:t>
+      </w:r>
+    </w:p>
+    <w:p>
+      <w:pPr>
+        <w:spacing w:line="336" w:lineRule="auto" w:after="180"/>
+      </w:pPr>
+      <w:r>
+        <w:rPr>
+          <w:b w:val="0"/>
+        </w:rPr>
+        <w:t xml:space="preserve">After draft and </w:t>
+      </w:r>
+      <w:r>
+        <w:rPr>
+          <w:b/>
+        </w:rPr>
+        <w:t>evidence</w:t>
+      </w:r>
+      <w:r>
+        <w:rPr>
+          <w:b w:val="0"/>
+        </w:rPr>
+        <w:t xml:space="preserve"> are visible, before posting; include content and destination. No approval means no post.</w:t>
+      </w:r>
+    </w:p>
+    <w:p>
+      <w:pPr>
+        <w:pStyle w:val="Heading3"/>
+      </w:pPr>
+      <w:r>
+        <w:t>Explain the added worked example</w:t>
+      </w:r>
+    </w:p>
+    <w:p>
+      <w:pPr>
+        <w:spacing w:line="336" w:lineRule="auto" w:after="180"/>
+      </w:pPr>
+      <w:r>
+        <w:rPr>
+          <w:b w:val="0"/>
+        </w:rPr>
+        <w:t>Begin by writing the question the procedure is intended to answer. Identify the information already supplied, the information it will produce and the information still missing.</w:t>
+      </w:r>
+    </w:p>
+    <w:p>
+      <w:pPr>
+        <w:spacing w:line="336" w:lineRule="auto" w:after="180"/>
+      </w:pPr>
+      <w:r>
+        <w:rPr>
+          <w:b w:val="0"/>
+        </w:rPr>
+        <w:t>These are constructed classroom examples; they do not require live accounts, private records or an external service. Do not treat a plausible explanation as a measured outcome.</w:t>
+      </w:r>
+    </w:p>
+    <w:p>
+      <w:pPr>
+        <w:spacing w:line="336" w:lineRule="auto" w:after="180"/>
+      </w:pPr>
+      <w:r>
+        <w:rPr>
+          <w:b w:val="0"/>
+        </w:rPr>
+        <w:t xml:space="preserve">Before applying the procedure, write its units, denominator or decision boundary where relevant. A partner should be able to repeat each step using the same </w:t>
+      </w:r>
+      <w:r>
+        <w:rPr>
+          <w:b/>
+        </w:rPr>
+        <w:t>input</w:t>
+      </w:r>
+      <w:r>
+        <w:rPr>
+          <w:b w:val="0"/>
+        </w:rPr>
+        <w:t>s.</w:t>
+      </w:r>
+    </w:p>
+    <w:p>
+      <w:pPr>
+        <w:spacing w:line="336" w:lineRule="auto" w:after="180"/>
+      </w:pPr>
+      <w:r>
+        <w:rPr>
+          <w:b w:val="0"/>
+        </w:rPr>
+        <w:t xml:space="preserve">If a required </w:t>
+      </w:r>
+      <w:r>
+        <w:rPr>
+          <w:b/>
+        </w:rPr>
+        <w:t>input</w:t>
+      </w:r>
+      <w:r>
+        <w:rPr>
+          <w:b w:val="0"/>
+        </w:rPr>
+        <w:t xml:space="preserve"> is absent or violates the stated contract, record that condition explicitly instead of quietly replacing it with a convenient value.</w:t>
+      </w:r>
+    </w:p>
+    <w:p>
+      <w:pPr>
+        <w:pStyle w:val="Heading3"/>
+      </w:pPr>
+      <w:r>
+        <w:t>Key terms</w:t>
+      </w:r>
+    </w:p>
+    <w:tbl>
+      <w:tblPr>
+        <w:tblStyle w:val="LightShading-Accent1"/>
+        <w:tblW w:type="auto" w:w="0"/>
+        <w:tblLook w:firstColumn="1" w:firstRow="1" w:lastColumn="0" w:lastRow="0" w:noHBand="0" w:noVBand="1" w:val="04A0"/>
+      </w:tblPr>
+      <w:tblGrid>
+        <w:gridCol w:w="5112"/>
+        <w:gridCol w:w="5112"/>
+      </w:tblGrid>
+      <w:tr>
+        <w:trPr>
+          <w:tblHeader/>
+        </w:trPr>
+        <w:tc>
+          <w:tcPr>
+            <w:tcW w:type="dxa" w:w="5112"/>
+          </w:tcPr>
+          <w:p>
+            <w:r>
+              <w:t>Term</w:t>
+            </w:r>
+          </w:p>
+        </w:tc>
+        <w:tc>
+          <w:tcPr>
+            <w:tcW w:type="dxa" w:w="5112"/>
+          </w:tcPr>
+          <w:p>
+            <w:r>
+              <w:t>Meaning</w:t>
+            </w:r>
+          </w:p>
+        </w:tc>
+      </w:tr>
+      <w:tr>
+        <w:tc>
+          <w:tcPr>
+            <w:tcW w:type="dxa" w:w="5112"/>
+          </w:tcPr>
+          <w:p>
+            <w:r>
+              <w:t>Least privilege</w:t>
+            </w:r>
+          </w:p>
+        </w:tc>
+        <w:tc>
+          <w:tcPr>
+            <w:tcW w:type="dxa" w:w="5112"/>
+          </w:tcPr>
+          <w:p>
+            <w:r>
+              <w:t>Granting only the necessary authority</w:t>
+            </w:r>
+          </w:p>
+        </w:tc>
+      </w:tr>
+      <w:tr>
+        <w:tc>
+          <w:tcPr>
+            <w:tcW w:type="dxa" w:w="5112"/>
+          </w:tcPr>
+          <w:p>
+            <w:r>
+              <w:t>Capability</w:t>
+            </w:r>
+          </w:p>
+        </w:tc>
+        <w:tc>
+          <w:tcPr>
+            <w:tcW w:type="dxa" w:w="5112"/>
+          </w:tcPr>
+          <w:p>
+            <w:r>
+              <w:t>A scoped permission to perform an operation</w:t>
+            </w:r>
+          </w:p>
+        </w:tc>
+      </w:tr>
+      <w:tr>
+        <w:tc>
+          <w:tcPr>
+            <w:tcW w:type="dxa" w:w="5112"/>
+          </w:tcPr>
+          <w:p>
+            <w:r>
+              <w:t>Resource scope</w:t>
+            </w:r>
+          </w:p>
+        </w:tc>
+        <w:tc>
+          <w:tcPr>
+            <w:tcW w:type="dxa" w:w="5112"/>
+          </w:tcPr>
+          <w:p>
+            <w:r>
+              <w:t>The specific records an operation may address</w:t>
+            </w:r>
+          </w:p>
+        </w:tc>
+      </w:tr>
+    </w:tbl>
+    <w:p>
+      <w:pPr>
+        <w:pStyle w:val="Heading3"/>
+      </w:pPr>
+      <w:r>
+        <w:t>Apply the connected idea: Privacy and least privilege</w:t>
+      </w:r>
+    </w:p>
+    <w:p>
+      <w:pPr>
+        <w:pStyle w:val="Heading3"/>
+      </w:pPr>
+      <w:r>
+        <w:t>Model the reasoning aloud</w:t>
+      </w:r>
+    </w:p>
+    <w:p>
+      <w:pPr>
+        <w:spacing w:line="336" w:lineRule="auto" w:after="180"/>
+      </w:pPr>
+      <w:r>
+        <w:rPr>
+          <w:b w:val="0"/>
+        </w:rPr>
+        <w:t xml:space="preserve">Use the complete worked example below before asking learners to complete W2. Reveal a small part, invite a </w:t>
+      </w:r>
+      <w:r>
+        <w:rPr>
+          <w:b/>
+        </w:rPr>
+        <w:t>prediction</w:t>
+      </w:r>
+      <w:r>
+        <w:rPr>
+          <w:b w:val="0"/>
+        </w:rPr>
+        <w:t>, then explain the deciding step.</w:t>
+      </w:r>
+    </w:p>
+    <w:p>
+      <w:pPr>
+        <w:spacing w:line="336" w:lineRule="auto" w:after="180"/>
+      </w:pPr>
+      <w:r>
+        <w:rPr>
+          <w:b w:val="0"/>
+        </w:rPr>
+        <w:t>These teacher notes contain solutions; do not reveal the independent case answer during modelling.</w:t>
+      </w:r>
+    </w:p>
+    <w:p>
+      <w:pPr>
+        <w:spacing w:line="336" w:lineRule="auto" w:after="180"/>
+      </w:pPr>
+      <w:r>
+        <w:rPr>
+          <w:b w:val="0"/>
+        </w:rPr>
+        <w:t xml:space="preserve">Compare the intermediate </w:t>
+      </w:r>
+      <w:r>
+        <w:rPr>
+          <w:b/>
+        </w:rPr>
+        <w:t>evidence</w:t>
+      </w:r>
+      <w:r>
+        <w:rPr>
+          <w:b w:val="0"/>
+        </w:rPr>
+        <w:t xml:space="preserve"> with the final statement. Explain why each number or decision follows from the stated </w:t>
+      </w:r>
+      <w:r>
+        <w:rPr>
+          <w:b/>
+        </w:rPr>
+        <w:t>input</w:t>
+      </w:r>
+      <w:r>
+        <w:rPr>
+          <w:b w:val="0"/>
+        </w:rPr>
+        <w:t>s.</w:t>
+      </w:r>
+    </w:p>
+    <w:p>
+      <w:pPr>
+        <w:spacing w:line="336" w:lineRule="auto" w:after="180"/>
+      </w:pPr>
+      <w:r>
+        <w:rPr>
+          <w:b w:val="0"/>
+        </w:rPr>
+        <w:t xml:space="preserve">The conclusion belongs to this scenario and procedure; changing the </w:t>
+      </w:r>
+      <w:r>
+        <w:rPr>
+          <w:b/>
+        </w:rPr>
+        <w:t>input</w:t>
+      </w:r>
+      <w:r>
+        <w:rPr>
+          <w:b w:val="0"/>
+        </w:rPr>
+        <w:t>s, evaluation population or authority can change what it establishes. Retain the raw record so a later revision can be compared honestly.</w:t>
+      </w:r>
+    </w:p>
+    <w:tbl>
+      <w:tblPr>
+        <w:tblStyle w:val="LightShading-Accent1"/>
+        <w:tblW w:type="auto" w:w="0"/>
+        <w:tblLook w:firstColumn="1" w:firstRow="1" w:lastColumn="0" w:lastRow="0" w:noHBand="0" w:noVBand="1" w:val="04A0"/>
+      </w:tblPr>
+      <w:tblGrid>
+        <w:gridCol w:w="5112"/>
+        <w:gridCol w:w="5112"/>
+      </w:tblGrid>
+      <w:tr>
+        <w:trPr>
+          <w:tblHeader/>
+        </w:trPr>
+        <w:tc>
+          <w:tcPr>
+            <w:tcW w:type="dxa" w:w="5112"/>
+          </w:tcPr>
+          <w:p>
+            <w:r>
+              <w:t>Thinking move</w:t>
+            </w:r>
+          </w:p>
+        </w:tc>
+        <w:tc>
+          <w:tcPr>
+            <w:tcW w:type="dxa" w:w="5112"/>
+          </w:tcPr>
+          <w:p>
+            <w:r>
+              <w:t>Teacher prompt</w:t>
+            </w:r>
+          </w:p>
+        </w:tc>
+      </w:tr>
+      <w:tr>
+        <w:tc>
+          <w:tcPr>
+            <w:tcW w:type="dxa" w:w="5112"/>
+          </w:tcPr>
+          <w:p>
+            <w:r>
+              <w:t>Plan</w:t>
+            </w:r>
+          </w:p>
+        </w:tc>
+        <w:tc>
+          <w:tcPr>
+            <w:tcW w:type="dxa" w:w="5112"/>
+          </w:tcPr>
+          <w:p>
+            <w:r>
+              <w:t>What is given? What is the question? Which procedure fits these facts?</w:t>
+            </w:r>
+          </w:p>
+        </w:tc>
+      </w:tr>
+      <w:tr>
+        <w:tc>
+          <w:tcPr>
+            <w:tcW w:type="dxa" w:w="5112"/>
+          </w:tcPr>
+          <w:p>
+            <w:r>
+              <w:t>Do</w:t>
+            </w:r>
+          </w:p>
+        </w:tc>
+        <w:tc>
+          <w:tcPr>
+            <w:tcW w:type="dxa" w:w="5112"/>
+          </w:tcPr>
+          <w:p>
+            <w:r>
+              <w:t>Point to each input and intermediate step in the worked trace. Name the rule that allows the next step.</w:t>
+            </w:r>
+          </w:p>
+        </w:tc>
+      </w:tr>
+      <w:tr>
+        <w:tc>
+          <w:tcPr>
+            <w:tcW w:type="dxa" w:w="5112"/>
+          </w:tcPr>
+          <w:p>
+            <w:r>
+              <w:t>Check</w:t>
+            </w:r>
+          </w:p>
+        </w:tc>
+        <w:tc>
+          <w:tcPr>
+            <w:tcW w:type="dxa" w:w="5112"/>
+          </w:tcPr>
+          <w:p>
+            <w:r>
+              <w:t>Does the output answer the question? Which assumption or limitation prevents a larger claim?</w:t>
+            </w:r>
+          </w:p>
+        </w:tc>
+      </w:tr>
+    </w:tbl>
+    <w:p>
+      <w:pPr>
+        <w:spacing w:line="336" w:lineRule="auto" w:after="180"/>
+      </w:pPr>
+      <w:r>
+        <w:rPr>
+          <w:b w:val="0"/>
+        </w:rPr>
+        <w:t>Use the diagram and verbal explanation together. Ask learners to match a sentence to a specific visual step; do not assign learners fixed visual or auditory learning styles.</w:t>
+      </w:r>
+    </w:p>
+    <w:p>
+      <w:pPr>
+        <w:pStyle w:val="Heading3"/>
+      </w:pPr>
+      <w:r>
+        <w:t>A pictorial worked case: Permissions and Human Review</w:t>
+      </w:r>
+    </w:p>
+    <w:p>
+      <w:pPr>
+        <w:pStyle w:val="Heading3"/>
+      </w:pPr>
+      <w:r>
+        <w:t>The facts we will use</w:t>
+      </w:r>
+    </w:p>
+    <w:p>
+      <w:r>
+        <w:drawing>
+          <wp:inline xmlns:a="http://schemas.openxmlformats.org/drawingml/2006/main" xmlns:pic="http://schemas.openxmlformats.org/drawingml/2006/picture">
+            <wp:extent cx="5311302" cy="5943600"/>
+            <wp:docPr id="2" name="Picture 2" descr="Permissions and Human Review. Read token: Authorised operation is read; authorised objects are R2,R5.. Allowed call: read R2 matches both operation and object: allow.. Wrong object: read R8 fails object scope: deny.. Wrong operation: write R5 fails operation scope: deny even for an allowed record."/>
+            <wp:cNvGraphicFramePr>
+              <a:graphicFrameLocks noChangeAspect="1"/>
+            </wp:cNvGraphicFramePr>
+            <a:graphic>
+              <a:graphicData uri="http://schemas.openxmlformats.org/drawingml/2006/picture">
+                <pic:pic>
+                  <pic:nvPicPr>
+                    <pic:cNvPr id="0" name="academy-visual-ai-2-31.png"/>
+                    <pic:cNvPicPr/>
+                  </pic:nvPicPr>
+                  <pic:blipFill>
+                    <a:blip r:embed="rId10"/>
+                    <a:stretch>
+                      <a:fillRect/>
+                    </a:stretch>
+                  </pic:blipFill>
+                  <pic:spPr>
+                    <a:xfrm>
+                      <a:off x="0" y="0"/>
+                      <a:ext cx="5311302" cy="5943600"/>
+                    </a:xfrm>
+                    <a:prstGeom prst="rect"/>
+                  </pic:spPr>
+                </pic:pic>
+              </a:graphicData>
+            </a:graphic>
+          </wp:inline>
+        </w:drawing>
+      </w:r>
+    </w:p>
+    <w:p>
+      <w:pPr>
+        <w:pStyle w:val="Heading3"/>
+      </w:pPr>
+      <w:r>
         <w:t>Why this result follows</w:t>
       </w:r>
     </w:p>
@@ -2177,37 +2539,432 @@
         <w:pStyle w:val="Heading3"/>
       </w:pPr>
       <w:r>
-        <w:t>Why the result follows</w:t>
+        <w:t>What this example does not establish</w:t>
+      </w:r>
+    </w:p>
+    <w:p>
+      <w:pPr>
+        <w:pStyle w:val="Heading3"/>
+      </w:pPr>
+      <w:r>
+        <w:t>Change one thing in the pictured case</w:t>
+      </w:r>
+    </w:p>
+    <w:p>
+      <w:pPr>
+        <w:pStyle w:val="Heading3"/>
+      </w:pPr>
+      <w:r>
+        <w:t>Ask while showing the picture</w:t>
+      </w:r>
+    </w:p>
+    <w:p>
+      <w:pPr>
+        <w:pStyle w:val="Heading1"/>
+      </w:pPr>
+      <w:r>
+        <w:t>03. Guide the main explanation, then fade support</w:t>
+      </w:r>
+    </w:p>
+    <w:p>
+      <w:r>
+        <w:t>Collect each learner’s reasoning before revealing a key.</w:t>
+      </w:r>
+    </w:p>
+    <w:p>
+      <w:pPr>
+        <w:pStyle w:val="Heading2"/>
+      </w:pPr>
+      <w:r>
+        <w:t>Main completion question and key</w:t>
       </w:r>
     </w:p>
     <w:p>
       <w:pPr>
         <w:spacing w:line="336" w:lineRule="auto" w:after="180"/>
-        <w:shd w:fill="F1F6FC"/>
-      </w:pPr>
+      </w:pPr>
+      <w:r>
+        <w:rPr>
+          <w:b w:val="0"/>
+        </w:rPr>
+        <w:t>Completion task: Tool token permits lookup(public-room). A proposed call writes teacher notes. Show the intermediate steps and give the conclusion with its scope.</w:t>
+      </w:r>
+    </w:p>
+    <w:p>
+      <w:pPr>
+        <w:spacing w:line="336" w:lineRule="auto" w:after="180"/>
+      </w:pPr>
+      <w:r>
+        <w:rPr>
+          <w:b w:val="0"/>
+        </w:rPr>
+        <w:t>Teacher check: Teacher explanation: Both operation and resource exceed scope; deny before execution, regardless of generated confidence.</w:t>
+      </w:r>
+    </w:p>
+    <w:p>
+      <w:pPr>
+        <w:spacing w:line="336" w:lineRule="auto" w:after="180"/>
+      </w:pPr>
+      <w:r>
+        <w:rPr>
+          <w:b w:val="0"/>
+        </w:rPr>
+        <w:t xml:space="preserve">Start by identifying the given </w:t>
+      </w:r>
       <w:r>
         <w:rPr>
           <w:b/>
         </w:rPr>
-        <w:t>Permission</w:t>
-      </w:r>
-      <w:r>
-        <w:rPr>
-          <w:b w:val="0"/>
-        </w:rPr>
-        <w:t>s are concrete restrictions, not a confidence score or a general instruction to be useful. Each proposed call must match both dimensions before it happens.</w:t>
+        <w:t>input</w:t>
+      </w:r>
+      <w:r>
+        <w:rPr>
+          <w:b w:val="0"/>
+        </w:rPr>
+        <w:t>s together. Leave the intermediate steps blank. If needed, model one step, then withdraw that help on the next step. Move to a full trace only when the partial trace is understood.</w:t>
       </w:r>
     </w:p>
     <w:p>
       <w:pPr>
         <w:spacing w:line="336" w:lineRule="auto" w:after="180"/>
-        <w:shd w:fill="F1F6FC"/>
-      </w:pPr>
-      <w:r>
-        <w:rPr>
-          <w:b w:val="0"/>
-        </w:rPr>
-        <w:t>A request written inside catalogue text cannot enlarge the token’s authority. Denial should preserve the proposed action and reason without executing the disallowed mutation.</w:t>
+      </w:pPr>
+      <w:r>
+        <w:rPr>
+          <w:b w:val="0"/>
+        </w:rPr>
+        <w:t>For partners, alternate explainer and checker; collect a response from every learner before discussion.</w:t>
+      </w:r>
+    </w:p>
+    <w:p>
+      <w:pPr>
+        <w:pStyle w:val="Heading2"/>
+      </w:pPr>
+      <w:r>
+        <w:t>Main individual check</w:t>
+      </w:r>
+    </w:p>
+    <w:p>
+      <w:pPr>
+        <w:spacing w:line="336" w:lineRule="auto" w:after="180"/>
+      </w:pPr>
+      <w:r>
+        <w:rPr>
+          <w:b w:val="0"/>
+        </w:rPr>
+        <w:t xml:space="preserve">Use the worked case for </w:t>
+      </w:r>
+      <w:r>
+        <w:rPr>
+          <w:b/>
+        </w:rPr>
+        <w:t>Least privilege</w:t>
+      </w:r>
+      <w:r>
+        <w:rPr>
+          <w:b w:val="0"/>
+        </w:rPr>
+        <w:t xml:space="preserve"> and tool scopes. Proposed explanation: “The worked result establishes every future case”. Decide whether this explanation is supported.</w:t>
+      </w:r>
+    </w:p>
+    <w:p>
+      <w:pPr>
+        <w:spacing w:line="336" w:lineRule="auto" w:after="180"/>
+      </w:pPr>
+      <w:r>
+        <w:rPr>
+          <w:b w:val="0"/>
+        </w:rPr>
+        <w:t>Point to the step or supplied fact that decides; explain your repair if needed.</w:t>
+      </w:r>
+    </w:p>
+    <w:p>
+      <w:pPr>
+        <w:spacing w:line="336" w:lineRule="auto" w:after="180"/>
+      </w:pPr>
+      <w:r>
+        <w:rPr>
+          <w:b w:val="0"/>
+        </w:rPr>
+        <w:t>Expected correction: A generated plan cannot expand the token or actor scope.</w:t>
+      </w:r>
+    </w:p>
+    <w:p>
+      <w:pPr>
+        <w:spacing w:line="336" w:lineRule="auto" w:after="180"/>
+      </w:pPr>
+      <w:r>
+        <w:rPr>
+          <w:b w:val="0"/>
+        </w:rPr>
+        <w:t>Collect explanations, not only yes/no votes. If a misunderstanding is common, re-model the relevant step for the class.</w:t>
+      </w:r>
+    </w:p>
+    <w:p>
+      <w:pPr>
+        <w:spacing w:line="336" w:lineRule="auto" w:after="180"/>
+      </w:pPr>
+      <w:r>
+        <w:rPr>
+          <w:b w:val="0"/>
+        </w:rPr>
+        <w:t>If it affects a few learners, give a short targeted group explanation while others solve a more demanding variation.</w:t>
+      </w:r>
+    </w:p>
+    <w:p>
+      <w:pPr>
+        <w:pStyle w:val="Heading2"/>
+      </w:pPr>
+      <w:r>
+        <w:t>Pictorial question and changed case</w:t>
+      </w:r>
+    </w:p>
+    <w:p>
+      <w:pPr>
+        <w:spacing w:line="336" w:lineRule="auto" w:after="180"/>
+      </w:pPr>
+      <w:r>
+        <w:rPr>
+          <w:b w:val="0"/>
+        </w:rPr>
+        <w:t>Which proposal is allowed, and why is an authorised object alone insufficient?</w:t>
+      </w:r>
+    </w:p>
+    <w:p>
+      <w:pPr>
+        <w:spacing w:line="336" w:lineRule="auto" w:after="180"/>
+      </w:pPr>
+      <w:r>
+        <w:rPr>
+          <w:b w:val="0"/>
+        </w:rPr>
+        <w:t>Only read R2. R5 is an allowed object for reading, but its write operation exceeds scope.</w:t>
+      </w:r>
+    </w:p>
+    <w:p>
+      <w:pPr>
+        <w:spacing w:line="336" w:lineRule="auto" w:after="180"/>
+      </w:pPr>
+      <w:r>
+        <w:rPr>
+          <w:b w:val="0"/>
+        </w:rPr>
+        <w:t>Changed-case reasoning: The write remains denied under the existing token. A useful purpose does not create an authorised operation; an authorised owner must review any scope change.</w:t>
+      </w:r>
+    </w:p>
+    <w:p>
+      <w:pPr>
+        <w:spacing w:line="336" w:lineRule="auto" w:after="180"/>
+      </w:pPr>
+      <w:r>
+        <w:rPr>
+          <w:b w:val="0"/>
+        </w:rPr>
+        <w:t xml:space="preserve">Collect each learner’s explanation before discussion. Use the first missing connection between </w:t>
+      </w:r>
+      <w:r>
+        <w:rPr>
+          <w:b/>
+        </w:rPr>
+        <w:t>input</w:t>
+      </w:r>
+      <w:r>
+        <w:rPr>
+          <w:b w:val="0"/>
+        </w:rPr>
+        <w:t xml:space="preserve">, deciding step and result to choose support. This question is worked-case practice, not fresh mastery </w:t>
+      </w:r>
+      <w:r>
+        <w:rPr>
+          <w:b/>
+        </w:rPr>
+        <w:t>evidence</w:t>
+      </w:r>
+      <w:r>
+        <w:rPr>
+          <w:b w:val="0"/>
+        </w:rPr>
+        <w:t>.</w:t>
+      </w:r>
+    </w:p>
+    <w:p>
+      <w:pPr>
+        <w:pStyle w:val="Heading2"/>
+      </w:pPr>
+      <w:r>
+        <w:t>Keep learners explaining</w:t>
+      </w:r>
+    </w:p>
+    <w:p>
+      <w:pPr>
+        <w:spacing w:line="336" w:lineRule="auto" w:after="180"/>
+      </w:pPr>
+      <w:r>
+        <w:rPr>
+          <w:b w:val="0"/>
+        </w:rPr>
+        <w:t>Ask: Which facts are given, and which would we have to assume? Learners mark relevant details before discussing answers.</w:t>
+      </w:r>
+    </w:p>
+    <w:p>
+      <w:pPr>
+        <w:spacing w:line="336" w:lineRule="auto" w:after="180"/>
+      </w:pPr>
+      <w:r>
+        <w:rPr>
+          <w:b w:val="0"/>
+        </w:rPr>
+        <w:t>Say: Predict first. Show the rule, information path or calculation that would produce the result. A correct guess is not yet an explanation.</w:t>
+      </w:r>
+    </w:p>
+    <w:p>
+      <w:pPr>
+        <w:spacing w:line="336" w:lineRule="auto" w:after="180"/>
+      </w:pPr>
+      <w:r>
+        <w:rPr>
+          <w:b w:val="0"/>
+        </w:rPr>
+        <w:t xml:space="preserve">In pairs, one learner solves while the other checks </w:t>
+      </w:r>
+      <w:r>
+        <w:rPr>
+          <w:b/>
+        </w:rPr>
+        <w:t>evidence</w:t>
+      </w:r>
+      <w:r>
+        <w:rPr>
+          <w:b w:val="0"/>
+        </w:rPr>
+        <w:t>; exchange roles. Remove the worked answer before independent assessment.</w:t>
+      </w:r>
+    </w:p>
+    <w:p>
+      <w:pPr>
+        <w:pStyle w:val="Heading2"/>
+      </w:pPr>
+      <w:r>
+        <w:t>Extension teaching cycle · reference / check after trying</w:t>
+      </w:r>
+    </w:p>
+    <w:p>
+      <w:pPr>
+        <w:spacing w:line="336" w:lineRule="auto" w:after="180"/>
+      </w:pPr>
+      <w:r>
+        <w:rPr>
+          <w:b w:val="0"/>
+        </w:rPr>
+        <w:t>Target: Collect only necessary information</w:t>
+      </w:r>
+    </w:p>
+    <w:p>
+      <w:pPr>
+        <w:spacing w:line="336" w:lineRule="auto" w:after="180"/>
+      </w:pPr>
+      <w:r>
+        <w:rPr>
+          <w:b w:val="0"/>
+        </w:rPr>
+        <w:t>Reserve further sessions for this topic; the 135-minute primary plan does not absorb all added content.</w:t>
+      </w:r>
+    </w:p>
+    <w:p>
+      <w:pPr>
+        <w:spacing w:line="336" w:lineRule="auto" w:after="180"/>
+      </w:pPr>
+      <w:r>
+        <w:rPr>
+          <w:b w:val="0"/>
+        </w:rPr>
+        <w:t>Completion practice: Under the worked role policy, can teacher read_review and unknown read_summary?</w:t>
+      </w:r>
+    </w:p>
+    <w:p>
+      <w:pPr>
+        <w:spacing w:line="336" w:lineRule="auto" w:after="180"/>
+      </w:pPr>
+      <w:r>
+        <w:rPr>
+          <w:b w:val="0"/>
+        </w:rPr>
+        <w:t>Teacher check: Teacher can; unknown cannot.</w:t>
+      </w:r>
+    </w:p>
+    <w:p>
+      <w:pPr>
+        <w:spacing w:line="336" w:lineRule="auto" w:after="180"/>
+      </w:pPr>
+      <w:r>
+        <w:rPr>
+          <w:b w:val="0"/>
+        </w:rPr>
+        <w:t>Individual check: The toy role-policy function returns True for a permitted read. Does that establish that every collected field is necessary and can be retained indefinitely? Explain what else must be decided.</w:t>
+      </w:r>
+    </w:p>
+    <w:p>
+      <w:pPr>
+        <w:spacing w:line="336" w:lineRule="auto" w:after="180"/>
+      </w:pPr>
+      <w:r>
+        <w:rPr>
+          <w:b w:val="0"/>
+        </w:rPr>
+        <w:t xml:space="preserve">Expected correction: No. A permission-table result does not justify unnecessary fields, authenticate the caller or specify </w:t>
+      </w:r>
+      <w:r>
+        <w:rPr>
+          <w:b/>
+        </w:rPr>
+        <w:t>retention</w:t>
+      </w:r>
+      <w:r>
+        <w:rPr>
+          <w:b w:val="0"/>
+        </w:rPr>
+        <w:t xml:space="preserve">. Choose fields for the stated purpose, use an approved </w:t>
+      </w:r>
+      <w:r>
+        <w:rPr>
+          <w:b/>
+        </w:rPr>
+        <w:t>retention</w:t>
+      </w:r>
+      <w:r>
+        <w:rPr>
+          <w:b w:val="0"/>
+        </w:rPr>
+        <w:t>/deletion process and name the responsible owner.</w:t>
+      </w:r>
+    </w:p>
+    <w:p>
+      <w:pPr>
+        <w:spacing w:line="336" w:lineRule="auto" w:after="180"/>
+      </w:pPr>
+      <w:r>
+        <w:rPr>
+          <w:b w:val="0"/>
+        </w:rPr>
+        <w:t>Apply the same support, independent transfer and delayed-review decisions to the named connected-topic workbook tasks.</w:t>
+      </w:r>
+    </w:p>
+    <w:p>
+      <w:pPr>
+        <w:pStyle w:val="Heading2"/>
+      </w:pPr>
+      <w:r>
+        <w:t>Earlier wording, alternatives and picture transcripts · reference / check after trying</w:t>
+      </w:r>
+    </w:p>
+    <w:p>
+      <w:pPr>
+        <w:spacing w:line="336" w:lineRule="auto" w:after="180"/>
+      </w:pPr>
+      <w:r>
+        <w:rPr>
+          <w:b w:val="0"/>
+        </w:rPr>
+        <w:t>Demonstrate and guide practice</w:t>
       </w:r>
     </w:p>
     <w:p>
@@ -2215,7 +2972,87 @@
         <w:pStyle w:val="Heading3"/>
       </w:pPr>
       <w:r>
-        <w:t>What this example does not establish</w:t>
+        <w:t>Board sequence</w:t>
+      </w:r>
+    </w:p>
+    <w:p>
+      <w:pPr>
+        <w:spacing w:line="336" w:lineRule="auto" w:after="180"/>
+      </w:pPr>
+      <w:r>
+        <w:rPr>
+          <w:b w:val="0"/>
+        </w:rPr>
+        <w:t>Write the given facts: Posting a recommendation requires teacher review.</w:t>
+      </w:r>
+    </w:p>
+    <w:p>
+      <w:pPr>
+        <w:spacing w:line="336" w:lineRule="auto" w:after="180"/>
+      </w:pPr>
+      <w:r>
+        <w:rPr>
+          <w:b w:val="0"/>
+        </w:rPr>
+        <w:t xml:space="preserve">Write the question to explain: Place the </w:t>
+      </w:r>
+      <w:r>
+        <w:rPr>
+          <w:b/>
+        </w:rPr>
+        <w:t>approval gate</w:t>
+      </w:r>
+      <w:r>
+        <w:rPr>
+          <w:b w:val="0"/>
+        </w:rPr>
+        <w:t>.</w:t>
+      </w:r>
+    </w:p>
+    <w:p>
+      <w:pPr>
+        <w:spacing w:line="336" w:lineRule="auto" w:after="180"/>
+      </w:pPr>
+      <w:r>
+        <w:rPr>
+          <w:b w:val="0"/>
+        </w:rPr>
+        <w:t xml:space="preserve">Reveal after </w:t>
+      </w:r>
+      <w:r>
+        <w:rPr>
+          <w:b/>
+        </w:rPr>
+        <w:t>prediction</w:t>
+      </w:r>
+      <w:r>
+        <w:rPr>
+          <w:b w:val="0"/>
+        </w:rPr>
+        <w:t xml:space="preserve">s: After draft and </w:t>
+      </w:r>
+      <w:r>
+        <w:rPr>
+          <w:b/>
+        </w:rPr>
+        <w:t>evidence</w:t>
+      </w:r>
+      <w:r>
+        <w:rPr>
+          <w:b w:val="0"/>
+        </w:rPr>
+        <w:t xml:space="preserve"> are visible, before posting; include content and destination. No approval means no post.</w:t>
+      </w:r>
+    </w:p>
+    <w:p>
+      <w:pPr>
+        <w:spacing w:line="336" w:lineRule="auto" w:after="180"/>
+      </w:pPr>
+      <w:r>
+        <w:rPr>
+          <w:b w:val="0"/>
+        </w:rPr>
+        <w:t>Use the earlier transfer question as optional practice. Reserve Decide inventory calls independently for the first independent attempt before hints or feedback.</w:t>
       </w:r>
     </w:p>
     <w:p>
@@ -2223,380 +3060,18 @@
         <w:pStyle w:val="Heading3"/>
       </w:pPr>
       <w:r>
-        <w:t>Keep the stated limit</w:t>
+        <w:t>Classroom dialogue</w:t>
       </w:r>
     </w:p>
     <w:p>
       <w:pPr>
         <w:spacing w:line="336" w:lineRule="auto" w:after="180"/>
-        <w:shd w:fill="FFF5E6"/>
-      </w:pPr>
-      <w:r>
-        <w:rPr>
-          <w:b/>
-        </w:rPr>
-        <w:t>Permission</w:t>
-      </w:r>
-      <w:r>
-        <w:rPr>
-          <w:b w:val="0"/>
-        </w:rPr>
-        <w:t xml:space="preserve"> checks do not establish that a read result is trustworthy or that an allowed action is factually correct.</w:t>
-      </w:r>
-    </w:p>
-    <w:p>
-      <w:pPr>
-        <w:pStyle w:val="Heading3"/>
-      </w:pPr>
-      <w:r>
-        <w:t>Change one thing in the pictured case</w:t>
-      </w:r>
-    </w:p>
-    <w:p>
-      <w:pPr>
-        <w:pStyle w:val="Heading3"/>
-      </w:pPr>
-      <w:r>
-        <w:t>Change one thing</w:t>
-      </w:r>
-    </w:p>
-    <w:p>
-      <w:pPr>
-        <w:spacing w:line="336" w:lineRule="auto" w:after="180"/>
-        <w:shd w:fill="F5F1FB"/>
-      </w:pPr>
-      <w:r>
-        <w:rPr>
-          <w:b w:val="0"/>
-        </w:rPr>
-        <w:t>Change: The helper says it needs write R5 to correct an apparent typo.</w:t>
-      </w:r>
-    </w:p>
-    <w:p>
-      <w:pPr>
-        <w:pStyle w:val="Heading3"/>
-      </w:pPr>
-      <w:r>
-        <w:t>Predicted result</w:t>
-      </w:r>
-    </w:p>
-    <w:p>
-      <w:pPr>
-        <w:spacing w:line="336" w:lineRule="auto" w:after="180"/>
-        <w:shd w:fill="F1F6FC"/>
-      </w:pPr>
-      <w:r>
-        <w:rPr>
-          <w:b/>
-        </w:rPr>
-        <w:t>Prediction</w:t>
-      </w:r>
-      <w:r>
-        <w:rPr>
-          <w:b w:val="0"/>
-        </w:rPr>
-        <w:t>: The write remains denied under the existing token.</w:t>
-      </w:r>
-    </w:p>
-    <w:p>
-      <w:pPr>
-        <w:pStyle w:val="Heading3"/>
-      </w:pPr>
-      <w:r>
-        <w:t>Why the result follows</w:t>
-      </w:r>
-    </w:p>
-    <w:p>
-      <w:pPr>
-        <w:spacing w:line="336" w:lineRule="auto" w:after="180"/>
-        <w:shd w:fill="F1F6FC"/>
-      </w:pPr>
-      <w:r>
-        <w:rPr>
-          <w:b w:val="0"/>
-        </w:rPr>
-        <w:t>Reason: A useful purpose does not create an authorised operation; an authorised owner must review any scope change.</w:t>
-      </w:r>
-    </w:p>
-    <w:p>
-      <w:pPr>
-        <w:pStyle w:val="Heading3"/>
-      </w:pPr>
-      <w:r>
-        <w:t>Ask while showing the picture</w:t>
-      </w:r>
-    </w:p>
-    <w:p>
-      <w:pPr>
-        <w:pStyle w:val="Heading3"/>
-      </w:pPr>
-      <w:r>
-        <w:t>Ask while showing the picture · 4</w:t>
-      </w:r>
-    </w:p>
-    <w:p>
-      <w:pPr>
-        <w:spacing w:line="336" w:lineRule="auto" w:after="180"/>
-      </w:pPr>
-      <w:r>
-        <w:rPr>
-          <w:b w:val="0"/>
-        </w:rPr>
-        <w:t xml:space="preserve">Cover the result. Ask learners to name the </w:t>
-      </w:r>
-      <w:r>
-        <w:rPr>
-          <w:b/>
-        </w:rPr>
-        <w:t>input</w:t>
-      </w:r>
-      <w:r>
-        <w:rPr>
-          <w:b w:val="0"/>
-        </w:rPr>
-        <w:t xml:space="preserve">s and predict the next step. Uncover one step, connect the icon to the actual procedure, and explain its </w:t>
-      </w:r>
-      <w:r>
-        <w:rPr>
-          <w:b/>
-        </w:rPr>
-        <w:t>evidence</w:t>
-      </w:r>
-      <w:r>
-        <w:rPr>
-          <w:b w:val="0"/>
-        </w:rPr>
-        <w:t>. Then change the supplied condition and compare.</w:t>
-      </w:r>
-    </w:p>
-    <w:p>
-      <w:pPr>
-        <w:spacing w:line="336" w:lineRule="auto" w:after="180"/>
-      </w:pPr>
-      <w:r>
-        <w:rPr>
-          <w:b w:val="0"/>
-        </w:rPr>
-        <w:t>The picture is a representation; it does not document execution of a real AI model.</w:t>
-      </w:r>
-    </w:p>
-    <w:p>
-      <w:pPr>
-        <w:pStyle w:val="Heading1"/>
-      </w:pPr>
-      <w:r>
-        <w:t>03. Demonstrate and guide practice</w:t>
-      </w:r>
-    </w:p>
-    <w:p>
-      <w:r>
-        <w:t>Demonstrate Permissions and Human Review, reduce support deliberately and check individual reasoning before discussing answers.</w:t>
-      </w:r>
-    </w:p>
-    <w:p>
-      <w:pPr>
-        <w:pStyle w:val="Heading3"/>
-      </w:pPr>
-      <w:r>
-        <w:t>Board sequence</w:t>
-      </w:r>
-    </w:p>
-    <w:p>
-      <w:pPr>
-        <w:pStyle w:val="Heading3"/>
-      </w:pPr>
-      <w:r>
-        <w:t>1. Put the facts on the board</w:t>
-      </w:r>
-    </w:p>
-    <w:p>
-      <w:pPr>
-        <w:spacing w:line="336" w:lineRule="auto" w:after="180"/>
-        <w:shd w:fill="F4F9FC"/>
-      </w:pPr>
-      <w:r>
-        <w:rPr>
-          <w:b w:val="0"/>
-        </w:rPr>
-        <w:t>Write the given facts: Posting a recommendation requires teacher review.</w:t>
-      </w:r>
-    </w:p>
-    <w:p>
-      <w:pPr>
-        <w:pStyle w:val="Heading3"/>
-      </w:pPr>
-      <w:r>
-        <w:t>2. State the decision to explain</w:t>
-      </w:r>
-    </w:p>
-    <w:p>
-      <w:pPr>
-        <w:spacing w:line="336" w:lineRule="auto" w:after="180"/>
-        <w:shd w:fill="F4F9FC"/>
-      </w:pPr>
-      <w:r>
-        <w:rPr>
-          <w:b w:val="0"/>
-        </w:rPr>
-        <w:t xml:space="preserve">Write the question to explain: Place the </w:t>
-      </w:r>
-      <w:r>
-        <w:rPr>
-          <w:b/>
-        </w:rPr>
-        <w:t>approval gate</w:t>
-      </w:r>
-      <w:r>
-        <w:rPr>
-          <w:b w:val="0"/>
-        </w:rPr>
-        <w:t>.</w:t>
-      </w:r>
-    </w:p>
-    <w:p>
-      <w:pPr>
-        <w:pStyle w:val="Heading3"/>
-      </w:pPr>
-      <w:r>
-        <w:t>3. Reveal the worked reasoning</w:t>
-      </w:r>
-    </w:p>
-    <w:p>
-      <w:pPr>
-        <w:spacing w:line="336" w:lineRule="auto" w:after="180"/>
-        <w:shd w:fill="F1F6FC"/>
-      </w:pPr>
-      <w:r>
-        <w:rPr>
-          <w:b w:val="0"/>
-        </w:rPr>
-        <w:t xml:space="preserve">Reveal after </w:t>
-      </w:r>
-      <w:r>
-        <w:rPr>
-          <w:b/>
-        </w:rPr>
-        <w:t>prediction</w:t>
-      </w:r>
-      <w:r>
-        <w:rPr>
-          <w:b w:val="0"/>
-        </w:rPr>
-        <w:t xml:space="preserve">s: After draft and </w:t>
-      </w:r>
-      <w:r>
-        <w:rPr>
-          <w:b/>
-        </w:rPr>
-        <w:t>evidence</w:t>
-      </w:r>
-      <w:r>
-        <w:rPr>
-          <w:b w:val="0"/>
-        </w:rPr>
-        <w:t xml:space="preserve"> are visible, before posting; include content and destination. No approval means no post.</w:t>
-      </w:r>
-    </w:p>
-    <w:p>
-      <w:pPr>
-        <w:pStyle w:val="Heading3"/>
-      </w:pPr>
-      <w:r>
-        <w:t>Hold back the independent task</w:t>
-      </w:r>
-    </w:p>
-    <w:p>
-      <w:pPr>
-        <w:spacing w:line="336" w:lineRule="auto" w:after="180"/>
-        <w:shd w:fill="FFF5E6"/>
-      </w:pPr>
-      <w:r>
-        <w:rPr>
-          <w:b w:val="0"/>
-        </w:rPr>
-        <w:t>Keep for an independent attempt: A teacher allows a tool to draft a message but forbids sending. The draft is correct. May the agent send it? Explain the boundary.</w:t>
-      </w:r>
-    </w:p>
-    <w:p>
-      <w:pPr>
-        <w:pStyle w:val="Heading3"/>
-      </w:pPr>
-      <w:r>
-        <w:t>Classroom dialogue</w:t>
-      </w:r>
-    </w:p>
-    <w:p>
-      <w:pPr>
-        <w:pStyle w:val="Heading3"/>
-      </w:pPr>
-      <w:r>
-        <w:t>Ask the class</w:t>
-      </w:r>
-    </w:p>
-    <w:p>
-      <w:pPr>
-        <w:spacing w:line="336" w:lineRule="auto" w:after="180"/>
-        <w:shd w:fill="F5F1FB"/>
-      </w:pPr>
-      <w:r>
-        <w:rPr>
-          <w:b w:val="0"/>
-        </w:rPr>
-        <w:t>Ask: Which facts are given, and which would we have to assume? Learners mark relevant details before discussing answers.</w:t>
-      </w:r>
-    </w:p>
-    <w:p>
-      <w:pPr>
-        <w:pStyle w:val="Heading3"/>
-      </w:pPr>
-      <w:r>
-        <w:t>Language to model</w:t>
-      </w:r>
-    </w:p>
-    <w:p>
-      <w:pPr>
-        <w:spacing w:line="336" w:lineRule="auto" w:after="180"/>
-        <w:shd w:fill="F1F6F8"/>
-      </w:pPr>
-      <w:r>
-        <w:rPr>
-          <w:b w:val="0"/>
-        </w:rPr>
-        <w:t>Say: Predict first. Show the rule, information path or calculation that would produce the result. A correct guess is not yet an explanation.</w:t>
-      </w:r>
-    </w:p>
-    <w:p>
-      <w:pPr>
-        <w:spacing w:line="336" w:lineRule="auto" w:after="180"/>
       </w:pPr>
       <w:r>
         <w:rPr>
           <w:b w:val="0"/>
         </w:rPr>
         <w:t>Reveal reasoning one step at a time. Explain why a tempting alternative fails. Write units and denominators for arithmetic, trace conditions for decisions, and identify supporting sources for claims.</w:t>
-      </w:r>
-    </w:p>
-    <w:p>
-      <w:pPr>
-        <w:spacing w:line="336" w:lineRule="auto" w:after="180"/>
-      </w:pPr>
-      <w:r>
-        <w:rPr>
-          <w:b w:val="0"/>
-        </w:rPr>
-        <w:t xml:space="preserve">In pairs, one learner solves while the other checks </w:t>
-      </w:r>
-      <w:r>
-        <w:rPr>
-          <w:b/>
-        </w:rPr>
-        <w:t>evidence</w:t>
-      </w:r>
-      <w:r>
-        <w:rPr>
-          <w:b w:val="0"/>
-        </w:rPr>
-        <w:t>; exchange roles. Remove the worked answer before independent assessment.</w:t>
       </w:r>
     </w:p>
     <w:p>
@@ -3106,516 +3581,122 @@
         <w:pStyle w:val="Heading3"/>
       </w:pPr>
       <w:r>
-        <w:t>Completion practice</w:t>
+        <w:t>Individual reasoning check</w:t>
+      </w:r>
+    </w:p>
+    <w:p>
+      <w:pPr>
+        <w:pStyle w:val="Heading3"/>
+      </w:pPr>
+      <w:r>
+        <w:t>Connected teaching cycle: Privacy and least privilege</w:t>
+      </w:r>
+    </w:p>
+    <w:p>
+      <w:pPr>
+        <w:pStyle w:val="Heading3"/>
+      </w:pPr>
+      <w:r>
+        <w:t>Pictorial practice question</w:t>
+      </w:r>
+    </w:p>
+    <w:p>
+      <w:pPr>
+        <w:pStyle w:val="Heading3"/>
+      </w:pPr>
+      <w:r>
+        <w:t>Reasoned teacher answer</w:t>
+      </w:r>
+    </w:p>
+    <w:p>
+      <w:pPr>
+        <w:pStyle w:val="Heading1"/>
+      </w:pPr>
+      <w:r>
+        <w:t>04. Run the supplied main investigation</w:t>
+      </w:r>
+    </w:p>
+    <w:p>
+      <w:r>
+        <w:t>Keep the selected independent task out of shared practice.</w:t>
+      </w:r>
+    </w:p>
+    <w:p>
+      <w:pPr>
+        <w:pStyle w:val="Heading2"/>
+      </w:pPr>
+      <w:r>
+        <w:t>Supplied records and answer guidance</w:t>
       </w:r>
     </w:p>
     <w:p>
       <w:pPr>
         <w:spacing w:line="336" w:lineRule="auto" w:after="180"/>
-        <w:shd w:fill="F5F1FB"/>
-      </w:pPr>
-      <w:r>
-        <w:rPr>
-          <w:b w:val="0"/>
-        </w:rPr>
-        <w:t>Completion task: Tool token permits lookup(public-room). A proposed call writes teacher notes. Show the intermediate steps and give the conclusion with its scope.</w:t>
-      </w:r>
-    </w:p>
-    <w:p>
-      <w:pPr>
-        <w:pStyle w:val="Heading3"/>
-      </w:pPr>
-      <w:r>
-        <w:t>Reasoning to listen for</w:t>
+      </w:pPr>
+      <w:r>
+        <w:rPr>
+          <w:b w:val="0"/>
+        </w:rPr>
+        <w:t>Catalogue proposals: read R2 is allowed; read R8 fails object scope; write R5 and delete R2 fail operation scope. Reading R5 is allowed, but a write instruction in its contents does not authorise a write. Adult review must cover the exact draft, destination and cost before an action. All actions here are paper proposals.</w:t>
       </w:r>
     </w:p>
     <w:p>
       <w:pPr>
         <w:spacing w:line="336" w:lineRule="auto" w:after="180"/>
-        <w:shd w:fill="F1F6FC"/>
-      </w:pPr>
-      <w:r>
-        <w:rPr>
-          <w:b w:val="0"/>
-        </w:rPr>
-        <w:t>Teacher check: Teacher explanation: Both operation and resource exceed scope; deny before execution, regardless of generated confidence.</w:t>
-      </w:r>
-    </w:p>
-    <w:p>
-      <w:pPr>
-        <w:spacing w:line="336" w:lineRule="auto" w:after="180"/>
-      </w:pPr>
-      <w:r>
-        <w:rPr>
-          <w:b w:val="0"/>
-        </w:rPr>
-        <w:t xml:space="preserve">Start by identifying the given </w:t>
-      </w:r>
-      <w:r>
-        <w:rPr>
-          <w:b/>
-        </w:rPr>
-        <w:t>input</w:t>
-      </w:r>
-      <w:r>
-        <w:rPr>
-          <w:b w:val="0"/>
-        </w:rPr>
-        <w:t>s together. Leave the intermediate steps blank. If needed, model one step, then withdraw that help on the next step. Move to a full trace only when the partial trace is understood.</w:t>
-      </w:r>
-    </w:p>
-    <w:p>
-      <w:pPr>
-        <w:spacing w:line="336" w:lineRule="auto" w:after="180"/>
-      </w:pPr>
-      <w:r>
-        <w:rPr>
-          <w:b w:val="0"/>
-        </w:rPr>
-        <w:t>For partners, alternate explainer and checker; collect a response from every learner before discussion.</w:t>
-      </w:r>
-    </w:p>
-    <w:p>
-      <w:pPr>
-        <w:pStyle w:val="Heading3"/>
-      </w:pPr>
-      <w:r>
-        <w:t>Individual reasoning check</w:t>
-      </w:r>
-    </w:p>
-    <w:p>
-      <w:pPr>
-        <w:spacing w:line="336" w:lineRule="auto" w:after="180"/>
-      </w:pPr>
-      <w:r>
-        <w:rPr>
-          <w:b w:val="0"/>
-        </w:rPr>
-        <w:t xml:space="preserve">Use the worked case for </w:t>
-      </w:r>
-      <w:r>
-        <w:rPr>
-          <w:b/>
-        </w:rPr>
-        <w:t>Least privilege</w:t>
-      </w:r>
-      <w:r>
-        <w:rPr>
-          <w:b w:val="0"/>
-        </w:rPr>
-        <w:t xml:space="preserve"> and tool scopes. Proposed explanation: “The worked result establishes every future case”. Decide whether this explanation is supported.</w:t>
-      </w:r>
-    </w:p>
-    <w:p>
-      <w:pPr>
-        <w:spacing w:line="336" w:lineRule="auto" w:after="180"/>
-      </w:pPr>
-      <w:r>
-        <w:rPr>
-          <w:b w:val="0"/>
-        </w:rPr>
-        <w:t>Point to the step or supplied fact that decides; explain your repair if needed.</w:t>
-      </w:r>
-    </w:p>
-    <w:p>
-      <w:pPr>
-        <w:pStyle w:val="Heading3"/>
-      </w:pPr>
-      <w:r>
-        <w:t>Expected repair</w:t>
-      </w:r>
-    </w:p>
-    <w:p>
-      <w:pPr>
-        <w:spacing w:line="336" w:lineRule="auto" w:after="180"/>
-        <w:shd w:fill="F1F6FC"/>
-      </w:pPr>
-      <w:r>
-        <w:rPr>
-          <w:b w:val="0"/>
-        </w:rPr>
-        <w:t>Expected correction: A generated plan cannot expand the token or actor scope.</w:t>
-      </w:r>
-    </w:p>
-    <w:p>
-      <w:pPr>
-        <w:spacing w:line="336" w:lineRule="auto" w:after="180"/>
-      </w:pPr>
-      <w:r>
-        <w:rPr>
-          <w:b w:val="0"/>
-        </w:rPr>
-        <w:t>Collect explanations, not only yes/no votes. If a misunderstanding is common, re-model the relevant step for the class.</w:t>
-      </w:r>
-    </w:p>
-    <w:p>
-      <w:pPr>
-        <w:spacing w:line="336" w:lineRule="auto" w:after="180"/>
-      </w:pPr>
-      <w:r>
-        <w:rPr>
-          <w:b w:val="0"/>
-        </w:rPr>
-        <w:t>If it affects a few learners, give a short targeted group explanation while others solve a more demanding variation.</w:t>
-      </w:r>
-    </w:p>
-    <w:p>
-      <w:pPr>
-        <w:pStyle w:val="Heading3"/>
-      </w:pPr>
-      <w:r>
-        <w:t>Connected teaching cycle: Privacy and least privilege</w:t>
-      </w:r>
-    </w:p>
-    <w:p>
-      <w:pPr>
-        <w:spacing w:line="336" w:lineRule="auto" w:after="180"/>
-      </w:pPr>
-      <w:r>
-        <w:rPr>
-          <w:b w:val="0"/>
-        </w:rPr>
-        <w:t>Target: Collect only necessary information</w:t>
-      </w:r>
-    </w:p>
-    <w:p>
-      <w:pPr>
-        <w:spacing w:line="336" w:lineRule="auto" w:after="180"/>
-      </w:pPr>
-      <w:r>
-        <w:rPr>
-          <w:b w:val="0"/>
-        </w:rPr>
-        <w:t>Reserve further sessions for this topic; the 135-minute primary plan does not absorb all added content.</w:t>
-      </w:r>
-    </w:p>
-    <w:p>
-      <w:pPr>
-        <w:spacing w:line="336" w:lineRule="auto" w:after="180"/>
-        <w:shd w:fill="F5F1FB"/>
-      </w:pPr>
-      <w:r>
-        <w:rPr>
-          <w:b w:val="0"/>
-        </w:rPr>
-        <w:t>Completion practice: Under the worked role policy, can teacher read_review and unknown read_summary?</w:t>
-      </w:r>
-    </w:p>
-    <w:p>
-      <w:pPr>
-        <w:pStyle w:val="Heading3"/>
-      </w:pPr>
-      <w:r>
-        <w:t>Reasoning to listen for</w:t>
-      </w:r>
-    </w:p>
-    <w:p>
-      <w:pPr>
-        <w:spacing w:line="336" w:lineRule="auto" w:after="180"/>
-        <w:shd w:fill="F1F6FC"/>
-      </w:pPr>
-      <w:r>
-        <w:rPr>
-          <w:b w:val="0"/>
-        </w:rPr>
-        <w:t>Teacher check: Teacher can; unknown cannot.</w:t>
-      </w:r>
-    </w:p>
-    <w:p>
-      <w:pPr>
-        <w:spacing w:line="336" w:lineRule="auto" w:after="180"/>
-      </w:pPr>
-      <w:r>
-        <w:rPr>
-          <w:b w:val="0"/>
-        </w:rPr>
-        <w:t xml:space="preserve">Individual check: For Privacy and </w:t>
-      </w:r>
-      <w:r>
-        <w:rPr>
-          <w:b/>
-        </w:rPr>
-        <w:t>least privilege</w:t>
-      </w:r>
-      <w:r>
-        <w:rPr>
-          <w:b w:val="0"/>
-        </w:rPr>
-        <w:t>, use its worked case to evaluate this proposed explanation: “A successful run proves the conclusion”. Explain the deciding step.</w:t>
-      </w:r>
-    </w:p>
-    <w:p>
-      <w:pPr>
-        <w:pStyle w:val="Heading3"/>
-      </w:pPr>
-      <w:r>
-        <w:t>Expected repair</w:t>
-      </w:r>
-    </w:p>
-    <w:p>
-      <w:pPr>
-        <w:spacing w:line="336" w:lineRule="auto" w:after="180"/>
-        <w:shd w:fill="F1F6FC"/>
-      </w:pPr>
-      <w:r>
-        <w:rPr>
-          <w:b w:val="0"/>
-        </w:rPr>
-        <w:t xml:space="preserve">Expected correction: </w:t>
-      </w:r>
-      <w:r>
-        <w:rPr>
-          <w:b/>
-        </w:rPr>
-        <w:t>Retention</w:t>
-      </w:r>
-      <w:r>
-        <w:rPr>
-          <w:b w:val="0"/>
-        </w:rPr>
-        <w:t xml:space="preserve"> must be tied to a purpose and school policy rather than a guessed universal number of days.</w:t>
-      </w:r>
-    </w:p>
-    <w:p>
-      <w:pPr>
-        <w:spacing w:line="336" w:lineRule="auto" w:after="180"/>
-        <w:shd w:fill="F1F6FC"/>
-      </w:pPr>
-      <w:r>
-        <w:rPr>
-          <w:b w:val="0"/>
-        </w:rPr>
-        <w:t>Identify who can correct or delete records and avoid keeping raw responses indefinitely just because storage is available.</w:t>
-      </w:r>
-    </w:p>
-    <w:p>
-      <w:pPr>
-        <w:spacing w:line="336" w:lineRule="auto" w:after="180"/>
-      </w:pPr>
-      <w:r>
-        <w:rPr>
-          <w:b w:val="0"/>
-        </w:rPr>
-        <w:t>Apply the same support, independent transfer and delayed-review decisions to the named connected-topic workbook tasks.</w:t>
-      </w:r>
-    </w:p>
-    <w:p>
-      <w:pPr>
-        <w:pStyle w:val="Heading3"/>
-      </w:pPr>
-      <w:r>
-        <w:t>Pictorial practice question</w:t>
-      </w:r>
-    </w:p>
-    <w:p>
-      <w:pPr>
-        <w:spacing w:line="336" w:lineRule="auto" w:after="180"/>
-        <w:shd w:fill="F5F1FB"/>
-      </w:pPr>
-      <w:r>
-        <w:rPr>
-          <w:b w:val="0"/>
-        </w:rPr>
-        <w:t>Which proposal is allowed, and why is an authorised object alone insufficient?</w:t>
-      </w:r>
-    </w:p>
-    <w:p>
-      <w:pPr>
-        <w:pStyle w:val="Heading3"/>
-      </w:pPr>
-      <w:r>
-        <w:t>Reasoned teacher answer</w:t>
-      </w:r>
-    </w:p>
-    <w:p>
-      <w:pPr>
-        <w:spacing w:line="336" w:lineRule="auto" w:after="180"/>
-      </w:pPr>
-      <w:r>
-        <w:rPr>
-          <w:b w:val="0"/>
-        </w:rPr>
-        <w:t>Only read R2. R5 is an allowed object for reading, but its write operation exceeds scope.</w:t>
-      </w:r>
-    </w:p>
-    <w:p>
-      <w:pPr>
-        <w:spacing w:line="336" w:lineRule="auto" w:after="180"/>
-      </w:pPr>
-      <w:r>
-        <w:rPr>
-          <w:b w:val="0"/>
-        </w:rPr>
-        <w:t>Changed-case reasoning: The write remains denied under the existing token. A useful purpose does not create an authorised operation; an authorised owner must review any scope change.</w:t>
-      </w:r>
-    </w:p>
-    <w:p>
-      <w:pPr>
-        <w:spacing w:line="336" w:lineRule="auto" w:after="180"/>
-      </w:pPr>
-      <w:r>
-        <w:rPr>
-          <w:b w:val="0"/>
-        </w:rPr>
-        <w:t xml:space="preserve">Collect each learner’s explanation before discussion. Use the first missing connection between </w:t>
-      </w:r>
-      <w:r>
-        <w:rPr>
-          <w:b/>
-        </w:rPr>
-        <w:t>input</w:t>
-      </w:r>
-      <w:r>
-        <w:rPr>
-          <w:b w:val="0"/>
-        </w:rPr>
-        <w:t xml:space="preserve">, deciding step and result to choose support. This question is worked-case practice, not fresh mastery </w:t>
-      </w:r>
-      <w:r>
-        <w:rPr>
-          <w:b/>
-        </w:rPr>
-        <w:t>evidence</w:t>
-      </w:r>
-      <w:r>
-        <w:rPr>
-          <w:b w:val="0"/>
-        </w:rPr>
-        <w:t>.</w:t>
-      </w:r>
-    </w:p>
-    <w:p>
-      <w:pPr>
-        <w:pStyle w:val="Heading1"/>
-      </w:pPr>
-      <w:r>
-        <w:t>04. Run the weekly evidence lab</w:t>
-      </w:r>
-    </w:p>
-    <w:p>
-      <w:r>
-        <w:t>Run the Permissions and Human Review investigation and use the first unsupported step to choose a teaching response.</w:t>
-      </w:r>
-    </w:p>
-    <w:p>
-      <w:pPr>
-        <w:spacing w:line="336" w:lineRule="auto" w:after="180"/>
-      </w:pPr>
-      <w:r>
-        <w:rPr>
-          <w:b w:val="0"/>
-        </w:rPr>
-        <w:t>Words You Can Use to Reason</w:t>
-      </w:r>
-    </w:p>
-    <w:p>
-      <w:pPr>
-        <w:spacing w:line="336" w:lineRule="auto" w:after="180"/>
-      </w:pPr>
-      <w:r>
-        <w:rPr>
-          <w:b w:val="0"/>
-        </w:rPr>
-        <w:t>A definition matters when you can recognize the idea, use it, and contrast it with a near-miss.</w:t>
-      </w:r>
-    </w:p>
-    <w:p>
-      <w:pPr>
-        <w:spacing w:line="336" w:lineRule="auto" w:after="180"/>
-      </w:pPr>
-      <w:r>
-        <w:rPr>
-          <w:b w:val="0"/>
-        </w:rPr>
+      </w:pPr>
+      <w:r>
+        <w:rPr>
+          <w:b w:val="0"/>
+        </w:rPr>
+        <w:t>Main W2 violates both operation and resource scope. Privacy code prints True, False, False; teacher/read_review is allowed and unknown/read_summary is denied. Keep the inventory task independent.</w:t>
+      </w:r>
+    </w:p>
+    <w:p>
+      <w:pPr>
+        <w:pStyle w:val="Heading2"/>
+      </w:pPr>
+      <w:r>
+        <w:t>Predict, investigate and record</w:t>
+      </w:r>
+    </w:p>
+    <w:p>
+      <w:pPr>
+        <w:pStyle w:val="ListNumber"/>
+      </w:pPr>
+      <w:r>
         <w:t>Predict → Test → Record → Explain</w:t>
       </w:r>
     </w:p>
     <w:p>
       <w:pPr>
-        <w:spacing w:line="336" w:lineRule="auto" w:after="180"/>
-      </w:pPr>
-      <w:r>
-        <w:rPr>
-          <w:b w:val="0"/>
-        </w:rPr>
+        <w:pStyle w:val="ListNumber"/>
+      </w:pPr>
+      <w:r>
         <w:t>Keep expected and actual results separate. Surprises are useful data when recorded honestly.</w:t>
       </w:r>
     </w:p>
     <w:p>
       <w:pPr>
-        <w:spacing w:line="336" w:lineRule="auto" w:after="180"/>
-      </w:pPr>
-      <w:r>
-        <w:rPr>
-          <w:b w:val="0"/>
-        </w:rPr>
-        <w:t xml:space="preserve">Map actions by </w:t>
-      </w:r>
-      <w:r>
-        <w:rPr>
-          <w:b/>
-        </w:rPr>
-        <w:t>consequence</w:t>
-      </w:r>
-      <w:r>
-        <w:rPr>
-          <w:b w:val="0"/>
-        </w:rPr>
-        <w:t xml:space="preserve">, grant minimum </w:t>
-      </w:r>
-      <w:r>
-        <w:rPr>
-          <w:b/>
-        </w:rPr>
-        <w:t>permission</w:t>
-      </w:r>
-      <w:r>
-        <w:rPr>
-          <w:b w:val="0"/>
-        </w:rPr>
-        <w:t>s, add adult gates, test a denied request, and verify the workflow stops safely.</w:t>
-      </w:r>
-    </w:p>
-    <w:p>
-      <w:pPr>
-        <w:spacing w:line="336" w:lineRule="auto" w:after="180"/>
-        <w:shd w:fill="F5F1FB"/>
-      </w:pPr>
-      <w:r>
-        <w:rPr>
-          <w:b w:val="0"/>
-        </w:rPr>
+        <w:pStyle w:val="ListNumber"/>
+      </w:pPr>
+      <w:r>
+        <w:t>Audit the five supplied catalogue proposals under read R2/R5 only, then draw a fictional draft→adult review→permitted-action gate. Check exact content and destination. All decisions are paper simulations; do not execute messages, edits or purchases.</w:t>
+      </w:r>
+    </w:p>
+    <w:p>
+      <w:pPr>
+        <w:pStyle w:val="ListNumber"/>
+      </w:pPr>
+      <w:r>
         <w:t>What did the hardest test teach you that the normal test did not?</w:t>
       </w:r>
     </w:p>
     <w:p>
       <w:pPr>
-        <w:pStyle w:val="Heading3"/>
-      </w:pPr>
-      <w:r>
-        <w:t>Make the lab runnable</w:t>
-      </w:r>
-    </w:p>
-    <w:p>
-      <w:pPr>
-        <w:spacing w:line="336" w:lineRule="auto" w:after="180"/>
-      </w:pPr>
-      <w:r>
-        <w:rPr>
-          <w:b w:val="0"/>
-        </w:rPr>
-        <w:t>Use the concrete case as the shared normal case and the independent question as a second case. Each pair creates a boundary or missing-information case and predicts its result before testing.</w:t>
-      </w:r>
-    </w:p>
-    <w:p>
-      <w:pPr>
-        <w:spacing w:line="336" w:lineRule="auto" w:after="180"/>
-      </w:pPr>
-      <w:r>
-        <w:rPr>
-          <w:b w:val="0"/>
-        </w:rPr>
-        <w:t>Keep the expected result separate from an observed mistake.</w:t>
+        <w:pStyle w:val="Heading2"/>
+      </w:pPr>
+      <w:r>
+        <w:t>Keep the evidence</w:t>
       </w:r>
     </w:p>
     <w:tbl>
@@ -3766,10 +3847,10 @@
     </w:tbl>
     <w:p>
       <w:pPr>
-        <w:pStyle w:val="Heading3"/>
-      </w:pPr>
-      <w:r>
-        <w:t>Diagnose and reteach</w:t>
+        <w:pStyle w:val="Heading2"/>
+      </w:pPr>
+      <w:r>
+        <w:t>Main misconceptions</w:t>
       </w:r>
     </w:p>
     <w:p>
@@ -3780,7 +3861,7 @@
         <w:rPr>
           <w:b w:val="0"/>
         </w:rPr>
-        <w:t>For guessing, return to given facts and request a trace. For vocabulary without application, use one example and one non-example. For arithmetic errors, check the setup before the calculation.</w:t>
+        <w:t>The worked result establishes every future case: A generated plan cannot expand the token or actor scope.</w:t>
       </w:r>
     </w:p>
     <w:p>
@@ -3791,15 +3872,31 @@
         <w:rPr>
           <w:b w:val="0"/>
         </w:rPr>
-        <w:t>Finish with a different uncoached case before recording mastery.</w:t>
-      </w:r>
-    </w:p>
-    <w:p>
-      <w:pPr>
-        <w:pStyle w:val="Heading3"/>
-      </w:pPr>
-      <w:r>
-        <w:t>Address these additional misconceptions</w:t>
+        <w:t xml:space="preserve">A missing </w:t>
+      </w:r>
+      <w:r>
+        <w:rPr>
+          <w:b/>
+        </w:rPr>
+        <w:t>input</w:t>
+      </w:r>
+      <w:r>
+        <w:rPr>
+          <w:b w:val="0"/>
+        </w:rPr>
+        <w:t xml:space="preserve"> may be replaced without recording the change: A replacement changes the </w:t>
+      </w:r>
+      <w:r>
+        <w:rPr>
+          <w:b/>
+        </w:rPr>
+        <w:t>evidence</w:t>
+      </w:r>
+      <w:r>
+        <w:rPr>
+          <w:b w:val="0"/>
+        </w:rPr>
+        <w:t xml:space="preserve"> or contract. Record the change and its justification; do not silently turn unknown into a measured value.</w:t>
       </w:r>
     </w:p>
     <w:p>
@@ -3810,195 +3907,27 @@
         <w:rPr>
           <w:b w:val="0"/>
         </w:rPr>
-        <w:t>The worked result establishes every future case: A generated plan cannot expand the token or actor scope.</w:t>
-      </w:r>
-    </w:p>
-    <w:p>
-      <w:pPr>
-        <w:spacing w:line="336" w:lineRule="auto" w:after="180"/>
-      </w:pPr>
-      <w:r>
-        <w:rPr>
-          <w:b w:val="0"/>
-        </w:rPr>
-        <w:t xml:space="preserve">A missing </w:t>
+        <w:t xml:space="preserve">Repeating an assessed case is new independent </w:t>
       </w:r>
       <w:r>
         <w:rPr>
           <w:b/>
         </w:rPr>
-        <w:t>input</w:t>
-      </w:r>
-      <w:r>
-        <w:rPr>
-          <w:b w:val="0"/>
-        </w:rPr>
-        <w:t xml:space="preserve"> may be replaced without recording the change: A replacement changes the </w:t>
-      </w:r>
-      <w:r>
-        <w:rPr>
-          <w:b/>
-        </w:rPr>
         <w:t>evidence</w:t>
       </w:r>
       <w:r>
         <w:rPr>
           <w:b w:val="0"/>
         </w:rPr>
-        <w:t xml:space="preserve"> or contract. Record the change and its justification; do not silently turn unknown into a measured value.</w:t>
-      </w:r>
-    </w:p>
-    <w:p>
-      <w:pPr>
-        <w:spacing w:line="336" w:lineRule="auto" w:after="180"/>
-      </w:pPr>
-      <w:r>
-        <w:rPr>
-          <w:b w:val="0"/>
-        </w:rPr>
-        <w:t xml:space="preserve">Repeating an assessed case is new independent </w:t>
-      </w:r>
-      <w:r>
-        <w:rPr>
-          <w:b/>
-        </w:rPr>
-        <w:t>evidence</w:t>
-      </w:r>
-      <w:r>
-        <w:rPr>
-          <w:b w:val="0"/>
-        </w:rPr>
         <w:t>: A replay checks consistency. An example used for feedback or revision cannot later be described as untouched final evaluation.</w:t>
       </w:r>
     </w:p>
     <w:p>
       <w:pPr>
-        <w:pStyle w:val="Heading3"/>
-      </w:pPr>
-      <w:r>
-        <w:t>Check these misconceptions</w:t>
-      </w:r>
-    </w:p>
-    <w:p>
-      <w:pPr>
-        <w:spacing w:line="336" w:lineRule="auto" w:after="180"/>
-      </w:pPr>
-      <w:r>
-        <w:rPr>
-          <w:b w:val="0"/>
-        </w:rPr>
-        <w:t xml:space="preserve">A successful run proves the conclusion: </w:t>
-      </w:r>
-      <w:r>
-        <w:rPr>
-          <w:b/>
-        </w:rPr>
-        <w:t>Retention</w:t>
-      </w:r>
-      <w:r>
-        <w:rPr>
-          <w:b w:val="0"/>
-        </w:rPr>
-        <w:t xml:space="preserve"> must be tied to a purpose and school policy rather than a guessed universal number of days.</w:t>
-      </w:r>
-    </w:p>
-    <w:p>
-      <w:pPr>
-        <w:spacing w:line="336" w:lineRule="auto" w:after="180"/>
-      </w:pPr>
-      <w:r>
-        <w:rPr>
-          <w:b w:val="0"/>
-        </w:rPr>
-        <w:t>Identify who can correct or delete records and avoid keeping raw responses indefinitely just because storage is available.</w:t>
-      </w:r>
-    </w:p>
-    <w:p>
-      <w:pPr>
-        <w:spacing w:line="336" w:lineRule="auto" w:after="180"/>
-      </w:pPr>
-      <w:r>
-        <w:rPr>
-          <w:b w:val="0"/>
-        </w:rPr>
-        <w:t xml:space="preserve">Matching the example is enough: Require the new W4 case, explicit </w:t>
-      </w:r>
-      <w:r>
-        <w:rPr>
-          <w:b/>
-        </w:rPr>
-        <w:t>prediction</w:t>
-      </w:r>
-      <w:r>
-        <w:rPr>
-          <w:b w:val="0"/>
-        </w:rPr>
-        <w:t>s and an explanation. Fresh retry: a library category counter.</w:t>
-      </w:r>
-    </w:p>
-    <w:p>
-      <w:pPr>
-        <w:spacing w:line="336" w:lineRule="auto" w:after="180"/>
-      </w:pPr>
-      <w:r>
-        <w:rPr>
-          <w:b w:val="0"/>
-        </w:rPr>
-        <w:t xml:space="preserve">Require category counts without names, default-deny </w:t>
-      </w:r>
-      <w:r>
-        <w:rPr>
-          <w:b/>
-        </w:rPr>
-        <w:t>permission</w:t>
-      </w:r>
-      <w:r>
-        <w:rPr>
-          <w:b w:val="0"/>
-        </w:rPr>
-        <w:t xml:space="preserve">s and an owner for </w:t>
-      </w:r>
-      <w:r>
-        <w:rPr>
-          <w:b/>
-        </w:rPr>
-        <w:t>retention</w:t>
-      </w:r>
-      <w:r>
-        <w:rPr>
-          <w:b w:val="0"/>
-        </w:rPr>
-        <w:t>/deletion decisions.</w:t>
-      </w:r>
-    </w:p>
-    <w:p>
-      <w:pPr>
-        <w:spacing w:line="336" w:lineRule="auto" w:after="180"/>
-      </w:pPr>
-      <w:r>
-        <w:rPr>
-          <w:b w:val="0"/>
-        </w:rPr>
-        <w:t>A convenient shortcut preserves meaning: A form asks for names, birthdays and comments to count activity preferences. Remove fields not needed for the purpose.</w:t>
-      </w:r>
-    </w:p>
-    <w:p>
-      <w:pPr>
-        <w:spacing w:line="336" w:lineRule="auto" w:after="180"/>
-      </w:pPr>
-      <w:r>
-        <w:rPr>
-          <w:b w:val="0"/>
-        </w:rPr>
-        <w:t>Aggregated counts can still expose information in very small groups; choose reporting rules with the responsible teacher.</w:t>
-      </w:r>
-    </w:p>
-    <w:p>
-      <w:pPr>
-        <w:pStyle w:val="Heading3"/>
-      </w:pPr>
-      <w:r>
-        <w:t>Match the support to the first error</w:t>
+        <w:pStyle w:val="Heading2"/>
+      </w:pPr>
+      <w:r>
+        <w:t>Choose support</w:t>
       </w:r>
     </w:p>
     <w:tbl>
@@ -4171,15 +4100,724 @@
     </w:p>
     <w:p>
       <w:pPr>
+        <w:pStyle w:val="Heading2"/>
+      </w:pPr>
+      <w:r>
+        <w:t>Extension misconceptions · reference / check after trying</w:t>
+      </w:r>
+    </w:p>
+    <w:p>
+      <w:pPr>
+        <w:spacing w:line="336" w:lineRule="auto" w:after="180"/>
+      </w:pPr>
+      <w:r>
+        <w:rPr>
+          <w:b w:val="0"/>
+        </w:rPr>
+        <w:t xml:space="preserve">A successful run proves the conclusion: </w:t>
+      </w:r>
+      <w:r>
+        <w:rPr>
+          <w:b/>
+        </w:rPr>
+        <w:t>Retention</w:t>
+      </w:r>
+      <w:r>
+        <w:rPr>
+          <w:b w:val="0"/>
+        </w:rPr>
+        <w:t xml:space="preserve"> must be tied to a purpose and school policy rather than a guessed universal number of days.</w:t>
+      </w:r>
+    </w:p>
+    <w:p>
+      <w:pPr>
+        <w:spacing w:line="336" w:lineRule="auto" w:after="180"/>
+      </w:pPr>
+      <w:r>
+        <w:rPr>
+          <w:b w:val="0"/>
+        </w:rPr>
+        <w:t>Identify who can correct or delete records and avoid keeping raw responses indefinitely just because storage is available.</w:t>
+      </w:r>
+    </w:p>
+    <w:p>
+      <w:pPr>
+        <w:spacing w:line="336" w:lineRule="auto" w:after="180"/>
+      </w:pPr>
+      <w:r>
+        <w:rPr>
+          <w:b w:val="0"/>
+        </w:rPr>
+        <w:t xml:space="preserve">Matching the example is enough: Require the new W4 case, explicit </w:t>
+      </w:r>
+      <w:r>
+        <w:rPr>
+          <w:b/>
+        </w:rPr>
+        <w:t>prediction</w:t>
+      </w:r>
+      <w:r>
+        <w:rPr>
+          <w:b w:val="0"/>
+        </w:rPr>
+        <w:t>s and an explanation. Fresh retry: a library category counter.</w:t>
+      </w:r>
+    </w:p>
+    <w:p>
+      <w:pPr>
+        <w:spacing w:line="336" w:lineRule="auto" w:after="180"/>
+      </w:pPr>
+      <w:r>
+        <w:rPr>
+          <w:b w:val="0"/>
+        </w:rPr>
+        <w:t xml:space="preserve">Require category counts without names, default-deny </w:t>
+      </w:r>
+      <w:r>
+        <w:rPr>
+          <w:b/>
+        </w:rPr>
+        <w:t>permission</w:t>
+      </w:r>
+      <w:r>
+        <w:rPr>
+          <w:b w:val="0"/>
+        </w:rPr>
+        <w:t xml:space="preserve">s and an owner for </w:t>
+      </w:r>
+      <w:r>
+        <w:rPr>
+          <w:b/>
+        </w:rPr>
+        <w:t>retention</w:t>
+      </w:r>
+      <w:r>
+        <w:rPr>
+          <w:b w:val="0"/>
+        </w:rPr>
+        <w:t>/deletion decisions.</w:t>
+      </w:r>
+    </w:p>
+    <w:p>
+      <w:pPr>
+        <w:spacing w:line="336" w:lineRule="auto" w:after="180"/>
+      </w:pPr>
+      <w:r>
+        <w:rPr>
+          <w:b w:val="0"/>
+        </w:rPr>
+        <w:t>A convenient shortcut preserves meaning: A form asks for names, birthdays and comments to count activity preferences. Remove fields not needed for the purpose.</w:t>
+      </w:r>
+    </w:p>
+    <w:p>
+      <w:pPr>
+        <w:spacing w:line="336" w:lineRule="auto" w:after="180"/>
+      </w:pPr>
+      <w:r>
+        <w:rPr>
+          <w:b w:val="0"/>
+        </w:rPr>
+        <w:t>Aggregated counts can still expose information in very small groups; choose reporting rules with the responsible teacher.</w:t>
+      </w:r>
+    </w:p>
+    <w:p>
+      <w:pPr>
+        <w:pStyle w:val="Heading2"/>
+      </w:pPr>
+      <w:r>
+        <w:t>Earlier wording, alternatives and picture transcripts · reference / check after trying</w:t>
+      </w:r>
+    </w:p>
+    <w:p>
+      <w:pPr>
+        <w:spacing w:line="336" w:lineRule="auto" w:after="180"/>
+      </w:pPr>
+      <w:r>
+        <w:rPr>
+          <w:b w:val="0"/>
+        </w:rPr>
+        <w:t>Run the weekly evidence lab</w:t>
+      </w:r>
+    </w:p>
+    <w:p>
+      <w:pPr>
+        <w:spacing w:line="336" w:lineRule="auto" w:after="180"/>
+      </w:pPr>
+      <w:r>
+        <w:rPr>
+          <w:b w:val="0"/>
+        </w:rPr>
+        <w:t>Words You Can Use to Reason</w:t>
+      </w:r>
+    </w:p>
+    <w:p>
+      <w:pPr>
+        <w:spacing w:line="336" w:lineRule="auto" w:after="180"/>
+      </w:pPr>
+      <w:r>
+        <w:rPr>
+          <w:b w:val="0"/>
+        </w:rPr>
+        <w:t>A definition matters when you can recognize the idea, use it, and contrast it with a near-miss.</w:t>
+      </w:r>
+    </w:p>
+    <w:p>
+      <w:pPr>
+        <w:pStyle w:val="Heading3"/>
+      </w:pPr>
+      <w:r>
+        <w:t>Make the lab runnable</w:t>
+      </w:r>
+    </w:p>
+    <w:p>
+      <w:pPr>
+        <w:spacing w:line="336" w:lineRule="auto" w:after="180"/>
+      </w:pPr>
+      <w:r>
+        <w:rPr>
+          <w:b w:val="0"/>
+        </w:rPr>
+        <w:t>Use the supplied main investigation for shared practice. Reserve Decide inventory calls independently for the individual first attempt. The named extension has separate tasks and feedback.</w:t>
+      </w:r>
+    </w:p>
+    <w:p>
+      <w:pPr>
+        <w:pStyle w:val="Heading3"/>
+      </w:pPr>
+      <w:r>
+        <w:t>Diagnose and reteach</w:t>
+      </w:r>
+    </w:p>
+    <w:p>
+      <w:pPr>
+        <w:spacing w:line="336" w:lineRule="auto" w:after="180"/>
+      </w:pPr>
+      <w:r>
+        <w:rPr>
+          <w:b w:val="0"/>
+        </w:rPr>
+        <w:t>For guessing, return to given facts and request a trace. For vocabulary without application, use one example and one non-example. For arithmetic errors, check the setup before the calculation.</w:t>
+      </w:r>
+    </w:p>
+    <w:p>
+      <w:pPr>
+        <w:spacing w:line="336" w:lineRule="auto" w:after="180"/>
+      </w:pPr>
+      <w:r>
+        <w:rPr>
+          <w:b w:val="0"/>
+        </w:rPr>
+        <w:t>Finish with a different uncoached case before recording mastery.</w:t>
+      </w:r>
+    </w:p>
+    <w:p>
+      <w:pPr>
+        <w:pStyle w:val="Heading3"/>
+      </w:pPr>
+      <w:r>
+        <w:t>Address these additional misconceptions</w:t>
+      </w:r>
+    </w:p>
+    <w:p>
+      <w:pPr>
+        <w:pStyle w:val="Heading3"/>
+      </w:pPr>
+      <w:r>
+        <w:t>Check these misconceptions</w:t>
+      </w:r>
+    </w:p>
+    <w:p>
+      <w:pPr>
+        <w:pStyle w:val="Heading3"/>
+      </w:pPr>
+      <w:r>
+        <w:t>Match the support to the first error</w:t>
+      </w:r>
+    </w:p>
+    <w:p>
+      <w:pPr>
         <w:pStyle w:val="Heading1"/>
       </w:pPr>
       <w:r>
-        <w:t>05. Assess and explain the answers</w:t>
-      </w:r>
-    </w:p>
-    <w:p>
-      <w:r>
-        <w:t>Use the Permissions and Human Review questions, teacher keys and criteria after the relevant attempts. Previously discussed cases are practice; protect the separately selected independent task.</w:t>
+        <w:t>05. Assess the selected main independent task</w:t>
+      </w:r>
+    </w:p>
+    <w:p>
+      <w:r>
+        <w:t>Reveal its key after the first attempt; extension tasks have their own keys.</w:t>
+      </w:r>
+    </w:p>
+    <w:p>
+      <w:pPr>
+        <w:pStyle w:val="Heading2"/>
+      </w:pPr>
+      <w:r>
+        <w:t>Selected independent question and key</w:t>
+      </w:r>
+    </w:p>
+    <w:p>
+      <w:pPr>
+        <w:spacing w:line="336" w:lineRule="auto" w:after="180"/>
+      </w:pPr>
+      <w:r>
+        <w:rPr>
+          <w:b w:val="0"/>
+        </w:rPr>
+        <w:t>Selected case: Scope allows read inventory items A, B. Calls read A, read C, write B. Decide.</w:t>
+      </w:r>
+    </w:p>
+    <w:p>
+      <w:pPr>
+        <w:spacing w:line="336" w:lineRule="auto" w:after="180"/>
+      </w:pPr>
+      <w:r>
+        <w:rPr>
+          <w:b w:val="0"/>
+        </w:rPr>
+        <w:t xml:space="preserve">Teacher explanation: read A permitted; read C denied by </w:t>
+      </w:r>
+      <w:r>
+        <w:rPr>
+          <w:b/>
+        </w:rPr>
+        <w:t>resource scope</w:t>
+      </w:r>
+      <w:r>
+        <w:rPr>
+          <w:b w:val="0"/>
+        </w:rPr>
+        <w:t>; write B denied by operation scope.</w:t>
+      </w:r>
+    </w:p>
+    <w:p>
+      <w:pPr>
+        <w:pStyle w:val="Heading2"/>
+      </w:pPr>
+      <w:r>
+        <w:t>Judge reasoning and limits</w:t>
+      </w:r>
+    </w:p>
+    <w:tbl>
+      <w:tblPr>
+        <w:tblStyle w:val="LightShading-Accent1"/>
+        <w:tblW w:type="auto" w:w="0"/>
+        <w:tblLook w:firstColumn="1" w:firstRow="1" w:lastColumn="0" w:lastRow="0" w:noHBand="0" w:noVBand="1" w:val="04A0"/>
+      </w:tblPr>
+      <w:tblGrid>
+        <w:gridCol w:w="5112"/>
+        <w:gridCol w:w="5112"/>
+      </w:tblGrid>
+      <w:tr>
+        <w:trPr>
+          <w:tblHeader/>
+        </w:trPr>
+        <w:tc>
+          <w:tcPr>
+            <w:tcW w:type="dxa" w:w="5112"/>
+          </w:tcPr>
+          <w:p>
+            <w:r>
+              <w:t>Dimension</w:t>
+            </w:r>
+          </w:p>
+        </w:tc>
+        <w:tc>
+          <w:tcPr>
+            <w:tcW w:type="dxa" w:w="5112"/>
+          </w:tcPr>
+          <w:p>
+            <w:r>
+              <w:t>Evidence required</w:t>
+            </w:r>
+          </w:p>
+        </w:tc>
+      </w:tr>
+      <w:tr>
+        <w:tc>
+          <w:tcPr>
+            <w:tcW w:type="dxa" w:w="5112"/>
+          </w:tcPr>
+          <w:p>
+            <w:r>
+              <w:t>Explanation</w:t>
+            </w:r>
+          </w:p>
+        </w:tc>
+        <w:tc>
+          <w:tcPr>
+            <w:tcW w:type="dxa" w:w="5112"/>
+          </w:tcPr>
+          <w:p>
+            <w:r>
+              <w:t>Names the applicable idea or procedure and ties it to the supplied facts.</w:t>
+            </w:r>
+          </w:p>
+        </w:tc>
+      </w:tr>
+      <w:tr>
+        <w:tc>
+          <w:tcPr>
+            <w:tcW w:type="dxa" w:w="5112"/>
+          </w:tcPr>
+          <w:p>
+            <w:r>
+              <w:t>Trace and result</w:t>
+            </w:r>
+          </w:p>
+        </w:tc>
+        <w:tc>
+          <w:tcPr>
+            <w:tcW w:type="dxa" w:w="5112"/>
+          </w:tcPr>
+          <w:p>
+            <w:r>
+              <w:t>Preserves the given inputs and shows the relevant intermediate steps; distinguishes a prediction from an observed execution.</w:t>
+            </w:r>
+          </w:p>
+        </w:tc>
+      </w:tr>
+      <w:tr>
+        <w:tc>
+          <w:tcPr>
+            <w:tcW w:type="dxa" w:w="5112"/>
+          </w:tcPr>
+          <w:p>
+            <w:r>
+              <w:t>Limits</w:t>
+            </w:r>
+          </w:p>
+        </w:tc>
+        <w:tc>
+          <w:tcPr>
+            <w:tcW w:type="dxa" w:w="5112"/>
+          </w:tcPr>
+          <w:p>
+            <w:r>
+              <w:t>States the assumptions, missing evidence or conditions under which the result would change.</w:t>
+            </w:r>
+          </w:p>
+        </w:tc>
+      </w:tr>
+    </w:tbl>
+    <w:p>
+      <w:pPr>
+        <w:spacing w:line="336" w:lineRule="auto" w:after="180"/>
+      </w:pPr>
+      <w:r>
+        <w:rPr>
+          <w:b w:val="0"/>
+        </w:rPr>
+        <w:t>Record each dimension as not yet, with support, or independent. Accept a valid alternative procedure with a defensible trace.</w:t>
+      </w:r>
+    </w:p>
+    <w:p>
+      <w:pPr>
+        <w:spacing w:line="336" w:lineRule="auto" w:after="180"/>
+      </w:pPr>
+      <w:r>
+        <w:rPr>
+          <w:b w:val="0"/>
+        </w:rPr>
+        <w:t xml:space="preserve">Do not penalise an honestly recorded model failure if the learner correctly explains its </w:t>
+      </w:r>
+      <w:r>
+        <w:rPr>
+          <w:b/>
+        </w:rPr>
+        <w:t>evidence</w:t>
+      </w:r>
+      <w:r>
+        <w:rPr>
+          <w:b w:val="0"/>
+        </w:rPr>
+        <w:t xml:space="preserve"> and limits.</w:t>
+      </w:r>
+    </w:p>
+    <w:p>
+      <w:pPr>
+        <w:pStyle w:val="Heading2"/>
+      </w:pPr>
+      <w:r>
+        <w:t>Give one repair action</w:t>
+      </w:r>
+    </w:p>
+    <w:p>
+      <w:pPr>
+        <w:spacing w:line="336" w:lineRule="auto" w:after="180"/>
+      </w:pPr>
+      <w:r>
+        <w:rPr>
+          <w:b w:val="0"/>
+        </w:rPr>
+        <w:t>Name the earliest unsupported step and give one action to repair it. Have the learner make that repair now and explain why. Then assess the relevant skill on a fresh, fully specified case.</w:t>
+      </w:r>
+    </w:p>
+    <w:p>
+      <w:pPr>
+        <w:spacing w:line="336" w:lineRule="auto" w:after="180"/>
+      </w:pPr>
+      <w:r>
+        <w:rPr>
+          <w:b w:val="0"/>
+        </w:rPr>
+        <w:t>Confirm it was not previously practised with feedback; solve and check the new case before assigning it. A follow-up design prompt is a starting brief, not automatically an equivalent test.</w:t>
+      </w:r>
+    </w:p>
+    <w:p>
+      <w:pPr>
+        <w:pStyle w:val="Heading2"/>
+      </w:pPr>
+      <w:r>
+        <w:t>W1 Explain the mechanism</w:t>
+      </w:r>
+    </w:p>
+    <w:p>
+      <w:pPr>
+        <w:spacing w:line="336" w:lineRule="auto" w:after="180"/>
+      </w:pPr>
+      <w:r>
+        <w:rPr>
+          <w:b w:val="0"/>
+        </w:rPr>
+        <w:t xml:space="preserve">Explain the weekly </w:t>
+      </w:r>
+      <w:r>
+        <w:rPr>
+          <w:b/>
+        </w:rPr>
+        <w:t>mechanism</w:t>
+      </w:r>
+      <w:r>
+        <w:rPr>
+          <w:b w:val="0"/>
+        </w:rPr>
+        <w:t xml:space="preserve"> in your own words. Use the worked scenario to name its </w:t>
+      </w:r>
+      <w:r>
+        <w:rPr>
+          <w:b/>
+        </w:rPr>
+        <w:t>input</w:t>
+      </w:r>
+      <w:r>
+        <w:rPr>
+          <w:b w:val="0"/>
+        </w:rPr>
+        <w:t xml:space="preserve">, decision rule and </w:t>
+      </w:r>
+      <w:r>
+        <w:rPr>
+          <w:b/>
+        </w:rPr>
+        <w:t>output</w:t>
+      </w:r>
+      <w:r>
+        <w:rPr>
+          <w:b w:val="0"/>
+        </w:rPr>
+        <w:t>.</w:t>
+      </w:r>
+    </w:p>
+    <w:p>
+      <w:pPr>
+        <w:spacing w:line="336" w:lineRule="auto" w:after="180"/>
+      </w:pPr>
+      <w:r>
+        <w:rPr>
+          <w:b w:val="0"/>
+        </w:rPr>
+        <w:t xml:space="preserve">Teacher explanation: </w:t>
+      </w:r>
+      <w:r>
+        <w:rPr>
+          <w:b/>
+        </w:rPr>
+        <w:t>Least privilege</w:t>
+      </w:r>
+      <w:r>
+        <w:rPr>
+          <w:b w:val="0"/>
+        </w:rPr>
+        <w:t xml:space="preserve"> grants only capabilities required by the task. Tool access should include resource and operation scope, not merely a broad tool name.</w:t>
+      </w:r>
+    </w:p>
+    <w:p>
+      <w:pPr>
+        <w:spacing w:line="336" w:lineRule="auto" w:after="180"/>
+      </w:pPr>
+      <w:r>
+        <w:rPr>
+          <w:b w:val="0"/>
+        </w:rPr>
+        <w:t>A reporting assistant may lookup public rooms but may not write records, send messages or read teacher notes. Check actor, operation and resource before executing a proposed call.</w:t>
+      </w:r>
+    </w:p>
+    <w:p>
+      <w:pPr>
+        <w:pStyle w:val="Heading2"/>
+      </w:pPr>
+      <w:r>
+        <w:t>W2 Trace the worked case</w:t>
+      </w:r>
+    </w:p>
+    <w:p>
+      <w:pPr>
+        <w:spacing w:line="336" w:lineRule="auto" w:after="180"/>
+      </w:pPr>
+      <w:r>
+        <w:rPr>
+          <w:b w:val="0"/>
+        </w:rPr>
+        <w:t>Tool token permits lookup(public-room). A proposed call writes teacher notes. Show the intermediate steps and give the conclusion with its scope.</w:t>
+      </w:r>
+    </w:p>
+    <w:p>
+      <w:pPr>
+        <w:spacing w:line="336" w:lineRule="auto" w:after="180"/>
+      </w:pPr>
+      <w:r>
+        <w:rPr>
+          <w:b w:val="0"/>
+        </w:rPr>
+        <w:t>Teacher explanation: Both operation and resource exceed scope; deny before execution, regardless of generated confidence.</w:t>
+      </w:r>
+    </w:p>
+    <w:p>
+      <w:pPr>
+        <w:pStyle w:val="Heading2"/>
+      </w:pPr>
+      <w:r>
+        <w:t>W3 Audit the limit</w:t>
+      </w:r>
+    </w:p>
+    <w:p>
+      <w:pPr>
+        <w:spacing w:line="336" w:lineRule="auto" w:after="180"/>
+      </w:pPr>
+      <w:r>
+        <w:rPr>
+          <w:b w:val="0"/>
+        </w:rPr>
+        <w:t>A report omits this qualification: A generated plan cannot expand the token or actor scope. Explain how omitting it could change a reader's interpretation, and write an accurate replacement.</w:t>
+      </w:r>
+    </w:p>
+    <w:p>
+      <w:pPr>
+        <w:spacing w:line="336" w:lineRule="auto" w:after="180"/>
+      </w:pPr>
+      <w:r>
+        <w:rPr>
+          <w:b w:val="0"/>
+        </w:rPr>
+        <w:t xml:space="preserve">Teacher explanation: A generated plan cannot expand the token or actor scope. State the observed result separately from the unverified or out-of-scope claim; preserve the original </w:t>
+      </w:r>
+      <w:r>
+        <w:rPr>
+          <w:b/>
+        </w:rPr>
+        <w:t>evidence</w:t>
+      </w:r>
+      <w:r>
+        <w:rPr>
+          <w:b w:val="0"/>
+        </w:rPr>
+        <w:t xml:space="preserve"> rather than inventing a missing fact.</w:t>
+      </w:r>
+    </w:p>
+    <w:p>
+      <w:pPr>
+        <w:pStyle w:val="Heading2"/>
+      </w:pPr>
+      <w:r>
+        <w:t>W5 Design a revealing follow-up</w:t>
+      </w:r>
+    </w:p>
+    <w:p>
+      <w:pPr>
+        <w:spacing w:line="336" w:lineRule="auto" w:after="180"/>
+      </w:pPr>
+      <w:r>
+        <w:rPr>
+          <w:b w:val="0"/>
+        </w:rPr>
+        <w:t>For the worked scenario, propose one additional case that could reveal a failure, describe its expected outcome before running it, and explain what would need to remain fixed for a fair comparison.</w:t>
+      </w:r>
+    </w:p>
+    <w:p>
+      <w:pPr>
+        <w:spacing w:line="336" w:lineRule="auto" w:after="180"/>
+      </w:pPr>
+      <w:r>
+        <w:rPr>
+          <w:b w:val="0"/>
+        </w:rPr>
+        <w:t>Do not reuse W4 as a new final test after receiving feedback.</w:t>
+      </w:r>
+    </w:p>
+    <w:p>
+      <w:pPr>
+        <w:spacing w:line="336" w:lineRule="auto" w:after="180"/>
+      </w:pPr>
+      <w:r>
+        <w:rPr>
+          <w:b w:val="0"/>
+        </w:rPr>
+        <w:t xml:space="preserve">Teacher explanation: Accept a concrete variant of the worked </w:t>
+      </w:r>
+      <w:r>
+        <w:rPr>
+          <w:b/>
+        </w:rPr>
+        <w:t>input</w:t>
+      </w:r>
+      <w:r>
+        <w:rPr>
+          <w:b w:val="0"/>
+        </w:rPr>
+        <w:t xml:space="preserve"> or a missing/conflicting/boundary condition, with an expectation derived from the declared procedure.</w:t>
+      </w:r>
+    </w:p>
+    <w:p>
+      <w:pPr>
+        <w:spacing w:line="336" w:lineRule="auto" w:after="180"/>
+      </w:pPr>
+      <w:r>
+        <w:rPr>
+          <w:b w:val="0"/>
+        </w:rPr>
+        <w:t xml:space="preserve">Require preserved settings, original </w:t>
+      </w:r>
+      <w:r>
+        <w:rPr>
+          <w:b/>
+        </w:rPr>
+        <w:t>output</w:t>
+      </w:r>
+      <w:r>
+        <w:rPr>
+          <w:b w:val="0"/>
+        </w:rPr>
+        <w:t xml:space="preserve">s and data roles. A generated plan cannot expand the token or actor scope. The new case should test this particular </w:t>
+      </w:r>
+      <w:r>
+        <w:rPr>
+          <w:b/>
+        </w:rPr>
+        <w:t>mechanism</w:t>
+      </w:r>
+      <w:r>
+        <w:rPr>
+          <w:b w:val="0"/>
+        </w:rPr>
+        <w:t xml:space="preserve"> rather than merely restate the original result.</w:t>
+      </w:r>
+    </w:p>
+    <w:p>
+      <w:pPr>
+        <w:pStyle w:val="Heading2"/>
+      </w:pPr>
+      <w:r>
+        <w:t>Extension questions and keys · reference / check after trying</w:t>
       </w:r>
     </w:p>
     <w:p>
@@ -4187,39 +4825,311 @@
         <w:pStyle w:val="Heading3"/>
       </w:pPr>
       <w:r>
+        <w:t>Privacy and least privilege — W1 Minimize fields</w:t>
+      </w:r>
+    </w:p>
+    <w:p>
+      <w:pPr>
+        <w:spacing w:line="336" w:lineRule="auto" w:after="180"/>
+      </w:pPr>
+      <w:r>
+        <w:rPr>
+          <w:b w:val="0"/>
+        </w:rPr>
+        <w:t>For a count of preferred activities, identify which of activity choice, full name and birthday is necessary.</w:t>
+      </w:r>
+    </w:p>
+    <w:p>
+      <w:pPr>
+        <w:spacing w:line="336" w:lineRule="auto" w:after="180"/>
+      </w:pPr>
+      <w:r>
+        <w:rPr>
+          <w:b w:val="0"/>
+        </w:rPr>
+        <w:t>Activity choice is needed; full name and birthday are not needed for an anonymous category count.</w:t>
+      </w:r>
+    </w:p>
+    <w:p>
+      <w:pPr>
+        <w:pStyle w:val="Heading3"/>
+      </w:pPr>
+      <w:r>
+        <w:t>Privacy and least privilege — W2 Trace permissions</w:t>
+      </w:r>
+    </w:p>
+    <w:p>
+      <w:pPr>
+        <w:spacing w:line="336" w:lineRule="auto" w:after="180"/>
+      </w:pPr>
+      <w:r>
+        <w:rPr>
+          <w:b w:val="0"/>
+        </w:rPr>
+        <w:t>Under the worked role policy, can teacher read_review and unknown read_summary?</w:t>
+      </w:r>
+    </w:p>
+    <w:p>
+      <w:pPr>
+        <w:spacing w:line="336" w:lineRule="auto" w:after="180"/>
+      </w:pPr>
+      <w:r>
+        <w:rPr>
+          <w:b w:val="0"/>
+        </w:rPr>
+        <w:t>Teacher can; unknown cannot.</w:t>
+      </w:r>
+    </w:p>
+    <w:p>
+      <w:pPr>
+        <w:spacing w:line="336" w:lineRule="auto" w:after="180"/>
+      </w:pPr>
+      <w:r>
+        <w:rPr>
+          <w:b w:val="0"/>
+        </w:rPr>
+        <w:t>Look up the requested action in the list for each role. The teacher list contains read_review, so that request is permitted. unknown has no policy entry; get supplies an empty list, which does not contain read_summary.</w:t>
+      </w:r>
+    </w:p>
+    <w:p>
+      <w:pPr>
+        <w:spacing w:line="336" w:lineRule="auto" w:after="180"/>
+      </w:pPr>
+      <w:r>
+        <w:rPr>
+          <w:b w:val="0"/>
+        </w:rPr>
+        <w:t xml:space="preserve">This models a </w:t>
+      </w:r>
+      <w:r>
+        <w:rPr>
+          <w:b/>
+        </w:rPr>
+        <w:t>permission</w:t>
+      </w:r>
+      <w:r>
+        <w:rPr>
+          <w:b w:val="0"/>
+        </w:rPr>
+        <w:t xml:space="preserve"> decision after a role is trusted; it does not authenticate a visitor.</w:t>
+      </w:r>
+    </w:p>
+    <w:p>
+      <w:pPr>
+        <w:pStyle w:val="Heading3"/>
+      </w:pPr>
+      <w:r>
+        <w:t>Privacy and least privilege — W3 Repair access control</w:t>
+      </w:r>
+    </w:p>
+    <w:p>
+      <w:pPr>
+        <w:spacing w:line="336" w:lineRule="auto" w:after="180"/>
+      </w:pPr>
+      <w:r>
+        <w:rPr>
+          <w:b w:val="0"/>
+        </w:rPr>
+        <w:t>A website hides teacher answers using CSS but sends them to student browsers. Explain the flaw and required boundary.</w:t>
+      </w:r>
+    </w:p>
+    <w:p>
+      <w:pPr>
+        <w:spacing w:line="336" w:lineRule="auto" w:after="180"/>
+      </w:pPr>
+      <w:r>
+        <w:rPr>
+          <w:b w:val="0"/>
+        </w:rPr>
+        <w:t xml:space="preserve">Students still receive the content. Enforce teacher </w:t>
+      </w:r>
+      <w:r>
+        <w:rPr>
+          <w:b/>
+        </w:rPr>
+        <w:t>authorization</w:t>
+      </w:r>
+      <w:r>
+        <w:rPr>
+          <w:b w:val="0"/>
+        </w:rPr>
+        <w:t xml:space="preserve"> on the server and do not send answers in student responses.</w:t>
+      </w:r>
+    </w:p>
+    <w:p>
+      <w:pPr>
+        <w:pStyle w:val="Heading3"/>
+      </w:pPr>
+      <w:r>
+        <w:t>Privacy and least privilege — W4 Design independently</w:t>
+      </w:r>
+    </w:p>
+    <w:p>
+      <w:pPr>
+        <w:spacing w:line="336" w:lineRule="auto" w:after="180"/>
+      </w:pPr>
+      <w:r>
+        <w:rPr>
+          <w:b w:val="0"/>
+        </w:rPr>
+        <w:t xml:space="preserve">Design a fictional preference summary with student and teacher roles. List necessary fields, permitted actions, a </w:t>
+      </w:r>
+      <w:r>
+        <w:rPr>
+          <w:b/>
+        </w:rPr>
+        <w:t>retention</w:t>
+      </w:r>
+      <w:r>
+        <w:rPr>
+          <w:b w:val="0"/>
+        </w:rPr>
+        <w:t xml:space="preserve"> purpose and a deletion owner.</w:t>
+      </w:r>
+    </w:p>
+    <w:p>
+      <w:pPr>
+        <w:spacing w:line="336" w:lineRule="auto" w:after="180"/>
+      </w:pPr>
+      <w:r>
+        <w:rPr>
+          <w:b w:val="0"/>
+        </w:rPr>
+        <w:t xml:space="preserve">Use anonymous choice/count data, student access to approved summary and teacher access only to necessary review data. State a purpose-limited school-approved </w:t>
+      </w:r>
+      <w:r>
+        <w:rPr>
+          <w:b/>
+        </w:rPr>
+        <w:t>retention</w:t>
+      </w:r>
+      <w:r>
+        <w:rPr>
+          <w:b w:val="0"/>
+        </w:rPr>
+        <w:t xml:space="preserve"> period/</w:t>
+      </w:r>
+      <w:r>
+        <w:rPr>
+          <w:b/>
+        </w:rPr>
+        <w:t>process</w:t>
+      </w:r>
+      <w:r>
+        <w:rPr>
+          <w:b w:val="0"/>
+        </w:rPr>
+        <w:t xml:space="preserve"> and a responsible deletion owner.</w:t>
+      </w:r>
+    </w:p>
+    <w:p>
+      <w:pPr>
+        <w:spacing w:line="336" w:lineRule="auto" w:after="180"/>
+      </w:pPr>
+      <w:r>
+        <w:rPr>
+          <w:b w:val="0"/>
+        </w:rPr>
+        <w:t>Do not collect identifiers without a justified need.</w:t>
+      </w:r>
+    </w:p>
+    <w:p>
+      <w:pPr>
+        <w:pStyle w:val="Heading3"/>
+      </w:pPr>
+      <w:r>
+        <w:t>Privacy and least privilege — W5 Limit the toy model</w:t>
+      </w:r>
+    </w:p>
+    <w:p>
+      <w:pPr>
+        <w:spacing w:line="336" w:lineRule="auto" w:after="180"/>
+      </w:pPr>
+      <w:r>
+        <w:rPr>
+          <w:b w:val="0"/>
+        </w:rPr>
+        <w:t>Does the allowed function alone prove an app is secure?</w:t>
+      </w:r>
+    </w:p>
+    <w:p>
+      <w:pPr>
+        <w:spacing w:line="336" w:lineRule="auto" w:after="180"/>
+      </w:pPr>
+      <w:r>
+        <w:rPr>
+          <w:b w:val="0"/>
+        </w:rPr>
+        <w:t>No. It omits authentication, server integration, session protection and many other controls; it demonstrates only a policy lookup.</w:t>
+      </w:r>
+    </w:p>
+    <w:p>
+      <w:pPr>
+        <w:pStyle w:val="Heading2"/>
+      </w:pPr>
+      <w:r>
+        <w:t>Earlier wording, alternatives and picture transcripts · reference / check after trying</w:t>
+      </w:r>
+    </w:p>
+    <w:p>
+      <w:pPr>
+        <w:spacing w:line="336" w:lineRule="auto" w:after="180"/>
+      </w:pPr>
+      <w:r>
+        <w:rPr>
+          <w:b w:val="0"/>
+        </w:rPr>
+        <w:t>Assess and explain the answers</w:t>
+      </w:r>
+    </w:p>
+    <w:p>
+      <w:pPr>
+        <w:pStyle w:val="Heading3"/>
+      </w:pPr>
+      <w:r>
         <w:t>Worked case answer</w:t>
       </w:r>
     </w:p>
     <w:p>
       <w:pPr>
+        <w:spacing w:line="336" w:lineRule="auto" w:after="180"/>
+      </w:pPr>
+      <w:r>
+        <w:rPr>
+          <w:b w:val="0"/>
+        </w:rPr>
+        <w:t xml:space="preserve">After draft and </w:t>
+      </w:r>
+      <w:r>
+        <w:rPr>
+          <w:b/>
+        </w:rPr>
+        <w:t>evidence</w:t>
+      </w:r>
+      <w:r>
+        <w:rPr>
+          <w:b w:val="0"/>
+        </w:rPr>
+        <w:t xml:space="preserve"> are visible, before posting; include content and destination. No approval means no post.</w:t>
+      </w:r>
+    </w:p>
+    <w:p>
+      <w:pPr>
         <w:pStyle w:val="Heading3"/>
       </w:pPr>
       <w:r>
-        <w:t>Teacher key · Worked case answer</w:t>
+        <w:t>Additional transfer practice</w:t>
       </w:r>
     </w:p>
     <w:p>
       <w:pPr>
         <w:spacing w:line="336" w:lineRule="auto" w:after="180"/>
-        <w:shd w:fill="F1F6FC"/>
-      </w:pPr>
-      <w:r>
-        <w:rPr>
-          <w:b w:val="0"/>
-        </w:rPr>
-        <w:t xml:space="preserve">After draft and </w:t>
-      </w:r>
-      <w:r>
-        <w:rPr>
-          <w:b/>
-        </w:rPr>
-        <w:t>evidence</w:t>
-      </w:r>
-      <w:r>
-        <w:rPr>
-          <w:b w:val="0"/>
-        </w:rPr>
-        <w:t xml:space="preserve"> are visible, before posting; include content and destination. No approval means no post.</w:t>
+      </w:pPr>
+      <w:r>
+        <w:rPr>
+          <w:b w:val="0"/>
+        </w:rPr>
+        <w:t>A teacher allows a tool to draft a message but forbids sending. The draft is correct. May the agent send it? Explain the boundary.</w:t>
       </w:r>
     </w:p>
     <w:p>
@@ -4227,49 +5137,12 @@
         <w:pStyle w:val="Heading3"/>
       </w:pPr>
       <w:r>
-        <w:t>Independent question</w:t>
-      </w:r>
-    </w:p>
-    <w:p>
-      <w:pPr>
-        <w:pStyle w:val="Heading3"/>
-      </w:pPr>
-      <w:r>
-        <w:t>Independent question · withhold the key</w:t>
+        <w:t>Reasoned practice answer</w:t>
       </w:r>
     </w:p>
     <w:p>
       <w:pPr>
         <w:spacing w:line="336" w:lineRule="auto" w:after="180"/>
-        <w:shd w:fill="F5F1FB"/>
-      </w:pPr>
-      <w:r>
-        <w:rPr>
-          <w:b w:val="0"/>
-        </w:rPr>
-        <w:t>A teacher allows a tool to draft a message but forbids sending. The draft is correct. May the agent send it? Explain the boundary.</w:t>
-      </w:r>
-    </w:p>
-    <w:p>
-      <w:pPr>
-        <w:pStyle w:val="Heading3"/>
-      </w:pPr>
-      <w:r>
-        <w:t>Expected independent answer</w:t>
-      </w:r>
-    </w:p>
-    <w:p>
-      <w:pPr>
-        <w:pStyle w:val="Heading3"/>
-      </w:pPr>
-      <w:r>
-        <w:t>Teacher key · Expected independent answer</w:t>
-      </w:r>
-    </w:p>
-    <w:p>
-      <w:pPr>
-        <w:spacing w:line="336" w:lineRule="auto" w:after="180"/>
-        <w:shd w:fill="F1F6FC"/>
       </w:pPr>
       <w:r>
         <w:rPr>
@@ -4599,34 +5472,98 @@
     </w:p>
     <w:p>
       <w:pPr>
+        <w:spacing w:line="336" w:lineRule="auto" w:after="180"/>
+      </w:pPr>
+      <w:r>
+        <w:rPr>
+          <w:b w:val="0"/>
+        </w:rPr>
+        <w:t>No. Materially changed content and audience require a new authorised review. Present the revised draft and destination before posting, preserve the approval scope and do not treat silence as approval.</w:t>
+      </w:r>
+    </w:p>
+    <w:p>
+      <w:pPr>
+        <w:spacing w:line="336" w:lineRule="auto" w:after="180"/>
+      </w:pPr>
+      <w:r>
+        <w:rPr>
+          <w:b w:val="0"/>
+        </w:rPr>
+        <w:t>A previous approval is not unlimited delegation.</w:t>
+      </w:r>
+    </w:p>
+    <w:p>
+      <w:pPr>
         <w:pStyle w:val="Heading3"/>
       </w:pPr>
       <w:r>
-        <w:t>Teacher key · Original transfer answer</w:t>
+        <w:t>Explanations for the additional workbook examples</w:t>
+      </w:r>
+    </w:p>
+    <w:p>
+      <w:pPr>
+        <w:pStyle w:val="Heading3"/>
+      </w:pPr>
+      <w:r>
+        <w:t>W1 Explain the mechanism</w:t>
+      </w:r>
+    </w:p>
+    <w:p>
+      <w:pPr>
+        <w:pStyle w:val="Heading3"/>
+      </w:pPr>
+      <w:r>
+        <w:t>W2 Trace the worked case</w:t>
+      </w:r>
+    </w:p>
+    <w:p>
+      <w:pPr>
+        <w:pStyle w:val="Heading3"/>
+      </w:pPr>
+      <w:r>
+        <w:t>W3 Audit the limit</w:t>
+      </w:r>
+    </w:p>
+    <w:p>
+      <w:pPr>
+        <w:pStyle w:val="Heading3"/>
+      </w:pPr>
+      <w:r>
+        <w:t>W4 Apply a new case independently</w:t>
       </w:r>
     </w:p>
     <w:p>
       <w:pPr>
         <w:spacing w:line="336" w:lineRule="auto" w:after="180"/>
-        <w:shd w:fill="F1F6FC"/>
-      </w:pPr>
-      <w:r>
-        <w:rPr>
-          <w:b w:val="0"/>
-        </w:rPr>
-        <w:t>No. Materially changed content and audience require a new authorised review. Present the revised draft and destination before posting, preserve the approval scope and do not treat silence as approval.</w:t>
+      </w:pPr>
+      <w:r>
+        <w:rPr>
+          <w:b w:val="0"/>
+        </w:rPr>
+        <w:t>Scope allows read inventory items A, B. Calls read A, read C, write B. Decide.</w:t>
       </w:r>
     </w:p>
     <w:p>
       <w:pPr>
         <w:spacing w:line="336" w:lineRule="auto" w:after="180"/>
-        <w:shd w:fill="F1F6FC"/>
-      </w:pPr>
-      <w:r>
-        <w:rPr>
-          <w:b w:val="0"/>
-        </w:rPr>
-        <w:t>A previous approval is not unlimited delegation.</w:t>
+      </w:pPr>
+      <w:r>
+        <w:rPr>
+          <w:b w:val="0"/>
+        </w:rPr>
+        <w:t xml:space="preserve">Teacher explanation: read A permitted; read C denied by </w:t>
+      </w:r>
+      <w:r>
+        <w:rPr>
+          <w:b/>
+        </w:rPr>
+        <w:t>resource scope</w:t>
+      </w:r>
+      <w:r>
+        <w:rPr>
+          <w:b w:val="0"/>
+        </w:rPr>
+        <w:t>; write B denied by operation scope.</w:t>
       </w:r>
     </w:p>
     <w:p>
@@ -4634,7 +5571,7 @@
         <w:pStyle w:val="Heading3"/>
       </w:pPr>
       <w:r>
-        <w:t>Explanations for the additional workbook examples</w:t>
+        <w:t>W5 Design a revealing follow-up</w:t>
       </w:r>
     </w:p>
     <w:p>
@@ -4642,7 +5579,7 @@
         <w:pStyle w:val="Heading3"/>
       </w:pPr>
       <w:r>
-        <w:t>W1 Explain the mechanism</w:t>
+        <w:t>Assess independent transfer</w:t>
       </w:r>
     </w:p>
     <w:p>
@@ -4650,1105 +5587,175 @@
         <w:pStyle w:val="Heading3"/>
       </w:pPr>
       <w:r>
-        <w:t>Workbook question · W1</w:t>
+        <w:t>Selected case answer</w:t>
+      </w:r>
+    </w:p>
+    <w:p>
+      <w:pPr>
+        <w:pStyle w:val="Heading3"/>
+      </w:pPr>
+      <w:r>
+        <w:t>Feedback that the learner uses</w:t>
+      </w:r>
+    </w:p>
+    <w:p>
+      <w:pPr>
+        <w:pStyle w:val="Heading1"/>
+      </w:pPr>
+      <w:r>
+        <w:t>06. Connect, support and return</w:t>
+      </w:r>
+    </w:p>
+    <w:p>
+      <w:r>
+        <w:t>Keep main and extension assessment evidence distinguishable.</w:t>
+      </w:r>
+    </w:p>
+    <w:p>
+      <w:pPr>
+        <w:pStyle w:val="Heading2"/>
+      </w:pPr>
+      <w:r>
+        <w:t>Project record</w:t>
       </w:r>
     </w:p>
     <w:p>
       <w:pPr>
         <w:spacing w:line="336" w:lineRule="auto" w:after="180"/>
-        <w:shd w:fill="F5F1FB"/>
-      </w:pPr>
-      <w:r>
-        <w:rPr>
-          <w:b w:val="0"/>
-        </w:rPr>
-        <w:t xml:space="preserve">Explain the weekly </w:t>
+      </w:pPr>
+      <w:r>
+        <w:rPr>
+          <w:b w:val="0"/>
+        </w:rPr>
+        <w:t xml:space="preserve">Keep the decision, </w:t>
       </w:r>
       <w:r>
         <w:rPr>
           <w:b/>
         </w:rPr>
+        <w:t>input</w:t>
+      </w:r>
+      <w:r>
+        <w:rPr>
+          <w:b w:val="0"/>
+        </w:rPr>
+        <w:t xml:space="preserve">, result, explanation and remaining limitation in the project </w:t>
+      </w:r>
+      <w:r>
+        <w:rPr>
+          <w:b/>
+        </w:rPr>
+        <w:t>evidence</w:t>
+      </w:r>
+      <w:r>
+        <w:rPr>
+          <w:b w:val="0"/>
+        </w:rPr>
+        <w:t xml:space="preserve"> record. Retrieve this record next week rather than restarting the project.</w:t>
+      </w:r>
+    </w:p>
+    <w:p>
+      <w:pPr>
+        <w:spacing w:line="336" w:lineRule="auto" w:after="180"/>
+      </w:pPr>
+      <w:r>
+        <w:rPr>
+          <w:b w:val="0"/>
+        </w:rPr>
+        <w:t>Give the recommender read-only access wherever sufficient, and require explicit owner review for catalogue edits or publication.</w:t>
+      </w:r>
+    </w:p>
+    <w:p>
+      <w:pPr>
+        <w:pStyle w:val="Heading2"/>
+      </w:pPr>
+      <w:r>
+        <w:t>Main support and fresh assessment</w:t>
+      </w:r>
+    </w:p>
+    <w:p>
+      <w:pPr>
+        <w:spacing w:line="336" w:lineRule="auto" w:after="180"/>
+      </w:pPr>
+      <w:r>
+        <w:rPr>
+          <w:b w:val="0"/>
+        </w:rPr>
+        <w:t xml:space="preserve">Provide an </w:t>
+      </w:r>
+      <w:r>
+        <w:rPr>
+          <w:b/>
+        </w:rPr>
+        <w:t>input</w:t>
+      </w:r>
+      <w:r>
+        <w:rPr>
+          <w:b w:val="0"/>
+        </w:rPr>
+        <w:t>/procedure/result/limit frame and a calculator when needed. Ask students to identify the first step before completing the whole trace.</w:t>
+      </w:r>
+    </w:p>
+    <w:p>
+      <w:pPr>
+        <w:spacing w:line="336" w:lineRule="auto" w:after="180"/>
+      </w:pPr>
+      <w:r>
+        <w:rPr>
+          <w:b w:val="0"/>
+        </w:rPr>
+        <w:t xml:space="preserve">Extension: compare two concrete variants of this </w:t>
+      </w:r>
+      <w:r>
+        <w:rPr>
+          <w:b/>
+        </w:rPr>
         <w:t>mechanism</w:t>
       </w:r>
       <w:r>
         <w:rPr>
           <w:b w:val="0"/>
         </w:rPr>
-        <w:t xml:space="preserve"> in your own words. Use the worked scenario to name its </w:t>
+        <w:t xml:space="preserve"> while holding unrelated conditions fixed; report both successful and unsuccessful outcomes.</w:t>
+      </w:r>
+    </w:p>
+    <w:p>
+      <w:pPr>
+        <w:spacing w:line="336" w:lineRule="auto" w:after="180"/>
+      </w:pPr>
+      <w:r>
+        <w:rPr>
+          <w:b w:val="0"/>
+        </w:rPr>
+        <w:t xml:space="preserve">W4: read A permitted; read C denied by </w:t>
       </w:r>
       <w:r>
         <w:rPr>
           <w:b/>
         </w:rPr>
-        <w:t>input</w:t>
-      </w:r>
-      <w:r>
-        <w:rPr>
-          <w:b w:val="0"/>
-        </w:rPr>
-        <w:t xml:space="preserve">, decision rule and </w:t>
-      </w:r>
-      <w:r>
-        <w:rPr>
-          <w:b/>
-        </w:rPr>
-        <w:t>output</w:t>
-      </w:r>
-      <w:r>
-        <w:rPr>
-          <w:b w:val="0"/>
-        </w:rPr>
-        <w:t>.</w:t>
-      </w:r>
-    </w:p>
-    <w:p>
-      <w:pPr>
-        <w:pStyle w:val="Heading3"/>
-      </w:pPr>
-      <w:r>
-        <w:t>Teacher reasoning · W1</w:t>
+        <w:t>resource scope</w:t>
+      </w:r>
+      <w:r>
+        <w:rPr>
+          <w:b w:val="0"/>
+        </w:rPr>
+        <w:t>; write B denied by operation scope. Require intermediate reasoning and the stated scope. Fresh retry: Scope allows read timetable S only; calls read S and delete S.</w:t>
       </w:r>
     </w:p>
     <w:p>
       <w:pPr>
         <w:spacing w:line="336" w:lineRule="auto" w:after="180"/>
-        <w:shd w:fill="F1F6FC"/>
-      </w:pPr>
-      <w:r>
-        <w:rPr>
-          <w:b w:val="0"/>
-        </w:rPr>
-        <w:t xml:space="preserve">Teacher explanation: </w:t>
-      </w:r>
-      <w:r>
-        <w:rPr>
-          <w:b/>
-        </w:rPr>
-        <w:t>Least privilege</w:t>
-      </w:r>
-      <w:r>
-        <w:rPr>
-          <w:b w:val="0"/>
-        </w:rPr>
-        <w:t xml:space="preserve"> grants only capabilities required by the task. Tool access should include resource and operation scope, not merely a broad tool name.</w:t>
+      </w:pPr>
+      <w:r>
+        <w:rPr>
+          <w:b w:val="0"/>
+        </w:rPr>
+        <w:t>Expected reasoning: Read permitted; delete denied. Same resource does not imply every operation is allowed.</w:t>
       </w:r>
     </w:p>
     <w:p>
       <w:pPr>
         <w:spacing w:line="336" w:lineRule="auto" w:after="180"/>
-        <w:shd w:fill="F1F6FC"/>
-      </w:pPr>
-      <w:r>
-        <w:rPr>
-          <w:b w:val="0"/>
-        </w:rPr>
-        <w:t>A reporting assistant may lookup public rooms but may not write records, send messages or read teacher notes. Check actor, operation and resource before executing a proposed call.</w:t>
-      </w:r>
-    </w:p>
-    <w:p>
-      <w:pPr>
-        <w:pStyle w:val="Heading3"/>
-      </w:pPr>
-      <w:r>
-        <w:t>W2 Trace the worked case</w:t>
-      </w:r>
-    </w:p>
-    <w:p>
-      <w:pPr>
-        <w:pStyle w:val="Heading3"/>
-      </w:pPr>
-      <w:r>
-        <w:t>Workbook question · W2</w:t>
-      </w:r>
-    </w:p>
-    <w:p>
-      <w:pPr>
-        <w:spacing w:line="336" w:lineRule="auto" w:after="180"/>
-        <w:shd w:fill="F5F1FB"/>
-      </w:pPr>
-      <w:r>
-        <w:rPr>
-          <w:b w:val="0"/>
-        </w:rPr>
-        <w:t>Tool token permits lookup(public-room). A proposed call writes teacher notes. Show the intermediate steps and give the conclusion with its scope.</w:t>
-      </w:r>
-    </w:p>
-    <w:p>
-      <w:pPr>
-        <w:pStyle w:val="Heading3"/>
-      </w:pPr>
-      <w:r>
-        <w:t>Teacher reasoning · W2</w:t>
-      </w:r>
-    </w:p>
-    <w:p>
-      <w:pPr>
-        <w:spacing w:line="336" w:lineRule="auto" w:after="180"/>
-        <w:shd w:fill="F1F6FC"/>
-      </w:pPr>
-      <w:r>
-        <w:rPr>
-          <w:b w:val="0"/>
-        </w:rPr>
-        <w:t>Teacher explanation: Both operation and resource exceed scope; deny before execution, regardless of generated confidence.</w:t>
-      </w:r>
-    </w:p>
-    <w:p>
-      <w:pPr>
-        <w:pStyle w:val="Heading3"/>
-      </w:pPr>
-      <w:r>
-        <w:t>W3 Audit the limit</w:t>
-      </w:r>
-    </w:p>
-    <w:p>
-      <w:pPr>
-        <w:pStyle w:val="Heading3"/>
-      </w:pPr>
-      <w:r>
-        <w:t>Workbook question · W3</w:t>
-      </w:r>
-    </w:p>
-    <w:p>
-      <w:pPr>
-        <w:spacing w:line="336" w:lineRule="auto" w:after="180"/>
-        <w:shd w:fill="F5F1FB"/>
-      </w:pPr>
-      <w:r>
-        <w:rPr>
-          <w:b w:val="0"/>
-        </w:rPr>
-        <w:t>A report omits this qualification: A generated plan cannot expand the token or actor scope. Explain how omitting it could change a reader's interpretation, and write an accurate replacement.</w:t>
-      </w:r>
-    </w:p>
-    <w:p>
-      <w:pPr>
-        <w:pStyle w:val="Heading3"/>
-      </w:pPr>
-      <w:r>
-        <w:t>Teacher reasoning · W3</w:t>
-      </w:r>
-    </w:p>
-    <w:p>
-      <w:pPr>
-        <w:spacing w:line="336" w:lineRule="auto" w:after="180"/>
-        <w:shd w:fill="F1F6FC"/>
-      </w:pPr>
-      <w:r>
-        <w:rPr>
-          <w:b w:val="0"/>
-        </w:rPr>
-        <w:t xml:space="preserve">Teacher explanation: A generated plan cannot expand the token or actor scope. State the observed result separately from the unverified or out-of-scope claim; preserve the original </w:t>
-      </w:r>
-      <w:r>
-        <w:rPr>
-          <w:b/>
-        </w:rPr>
-        <w:t>evidence</w:t>
-      </w:r>
-      <w:r>
-        <w:rPr>
-          <w:b w:val="0"/>
-        </w:rPr>
-        <w:t xml:space="preserve"> rather than inventing a missing fact.</w:t>
-      </w:r>
-    </w:p>
-    <w:p>
-      <w:pPr>
-        <w:pStyle w:val="Heading3"/>
-      </w:pPr>
-      <w:r>
-        <w:t>W4 Apply a new case independently</w:t>
-      </w:r>
-    </w:p>
-    <w:p>
-      <w:pPr>
-        <w:pStyle w:val="Heading3"/>
-      </w:pPr>
-      <w:r>
-        <w:t>Workbook question · W4</w:t>
-      </w:r>
-    </w:p>
-    <w:p>
-      <w:pPr>
-        <w:spacing w:line="336" w:lineRule="auto" w:after="180"/>
-        <w:shd w:fill="F5F1FB"/>
-      </w:pPr>
-      <w:r>
-        <w:rPr>
-          <w:b w:val="0"/>
-        </w:rPr>
-        <w:t>Scope allows read inventory items A, B. Calls read A, read C, write B. Decide.</w:t>
-      </w:r>
-    </w:p>
-    <w:p>
-      <w:pPr>
-        <w:pStyle w:val="Heading3"/>
-      </w:pPr>
-      <w:r>
-        <w:t>Teacher reasoning · W4</w:t>
-      </w:r>
-    </w:p>
-    <w:p>
-      <w:pPr>
-        <w:spacing w:line="336" w:lineRule="auto" w:after="180"/>
-        <w:shd w:fill="F1F6FC"/>
-      </w:pPr>
-      <w:r>
-        <w:rPr>
-          <w:b w:val="0"/>
-        </w:rPr>
-        <w:t xml:space="preserve">Teacher explanation: read A permitted; read C denied by </w:t>
-      </w:r>
-      <w:r>
-        <w:rPr>
-          <w:b/>
-        </w:rPr>
-        <w:t>resource scope</w:t>
-      </w:r>
-      <w:r>
-        <w:rPr>
-          <w:b w:val="0"/>
-        </w:rPr>
-        <w:t>; write B denied by operation scope.</w:t>
-      </w:r>
-    </w:p>
-    <w:p>
-      <w:pPr>
-        <w:pStyle w:val="Heading3"/>
-      </w:pPr>
-      <w:r>
-        <w:t>W5 Design a revealing follow-up</w:t>
-      </w:r>
-    </w:p>
-    <w:p>
-      <w:pPr>
-        <w:pStyle w:val="Heading3"/>
-      </w:pPr>
-      <w:r>
-        <w:t>Workbook question · W5</w:t>
-      </w:r>
-    </w:p>
-    <w:p>
-      <w:pPr>
-        <w:spacing w:line="336" w:lineRule="auto" w:after="180"/>
-        <w:shd w:fill="F5F1FB"/>
-      </w:pPr>
-      <w:r>
-        <w:rPr>
-          <w:b w:val="0"/>
-        </w:rPr>
-        <w:t>For the worked scenario, propose one additional case that could reveal a failure, describe its expected outcome before running it, and explain what would need to remain fixed for a fair comparison.</w:t>
-      </w:r>
-    </w:p>
-    <w:p>
-      <w:pPr>
-        <w:spacing w:line="336" w:lineRule="auto" w:after="180"/>
-        <w:shd w:fill="F5F1FB"/>
-      </w:pPr>
-      <w:r>
-        <w:rPr>
-          <w:b w:val="0"/>
-        </w:rPr>
-        <w:t>Do not reuse W4 as a new final test after receiving feedback.</w:t>
-      </w:r>
-    </w:p>
-    <w:p>
-      <w:pPr>
-        <w:pStyle w:val="Heading3"/>
-      </w:pPr>
-      <w:r>
-        <w:t>Teacher reasoning · W5</w:t>
-      </w:r>
-    </w:p>
-    <w:p>
-      <w:pPr>
-        <w:spacing w:line="336" w:lineRule="auto" w:after="180"/>
-        <w:shd w:fill="F1F6FC"/>
-      </w:pPr>
-      <w:r>
-        <w:rPr>
-          <w:b w:val="0"/>
-        </w:rPr>
-        <w:t xml:space="preserve">Teacher explanation: Accept a concrete variant of the worked </w:t>
-      </w:r>
-      <w:r>
-        <w:rPr>
-          <w:b/>
-        </w:rPr>
-        <w:t>input</w:t>
-      </w:r>
-      <w:r>
-        <w:rPr>
-          <w:b w:val="0"/>
-        </w:rPr>
-        <w:t xml:space="preserve"> or a missing/conflicting/boundary condition, with an expectation derived from the declared procedure.</w:t>
-      </w:r>
-    </w:p>
-    <w:p>
-      <w:pPr>
-        <w:spacing w:line="336" w:lineRule="auto" w:after="180"/>
-        <w:shd w:fill="F1F6FC"/>
-      </w:pPr>
-      <w:r>
-        <w:rPr>
-          <w:b w:val="0"/>
-        </w:rPr>
-        <w:t xml:space="preserve">Require preserved settings, original </w:t>
-      </w:r>
-      <w:r>
-        <w:rPr>
-          <w:b/>
-        </w:rPr>
-        <w:t>output</w:t>
-      </w:r>
-      <w:r>
-        <w:rPr>
-          <w:b w:val="0"/>
-        </w:rPr>
-        <w:t xml:space="preserve">s and data roles. A generated plan cannot expand the token or actor scope. The new case should test this particular </w:t>
-      </w:r>
-      <w:r>
-        <w:rPr>
-          <w:b/>
-        </w:rPr>
-        <w:t>mechanism</w:t>
-      </w:r>
-      <w:r>
-        <w:rPr>
-          <w:b w:val="0"/>
-        </w:rPr>
-        <w:t xml:space="preserve"> rather than merely restate the original result.</w:t>
-      </w:r>
-    </w:p>
-    <w:p>
-      <w:pPr>
-        <w:pStyle w:val="Heading3"/>
-      </w:pPr>
-      <w:r>
-        <w:t>Privacy and least privilege — W1 Minimize fields</w:t>
-      </w:r>
-    </w:p>
-    <w:p>
-      <w:pPr>
-        <w:spacing w:line="336" w:lineRule="auto" w:after="180"/>
-      </w:pPr>
-      <w:r>
-        <w:rPr>
-          <w:b w:val="0"/>
-        </w:rPr>
-        <w:t>For a count of preferred activities, identify which of activity choice, full name and birthday is necessary.</w:t>
-      </w:r>
-    </w:p>
-    <w:p>
-      <w:pPr>
-        <w:spacing w:line="336" w:lineRule="auto" w:after="180"/>
-      </w:pPr>
-      <w:r>
-        <w:rPr>
-          <w:b w:val="0"/>
-        </w:rPr>
-        <w:t>Activity choice is needed; full name and birthday are not needed for an anonymous category count.</w:t>
-      </w:r>
-    </w:p>
-    <w:p>
-      <w:pPr>
-        <w:pStyle w:val="Heading3"/>
-      </w:pPr>
-      <w:r>
-        <w:t>Privacy and least privilege — W2 Trace permissions</w:t>
-      </w:r>
-    </w:p>
-    <w:p>
-      <w:pPr>
-        <w:spacing w:line="336" w:lineRule="auto" w:after="180"/>
-        <w:shd w:fill="F5F1FB"/>
-      </w:pPr>
-      <w:r>
-        <w:rPr>
-          <w:b w:val="0"/>
-        </w:rPr>
-        <w:t>Under the worked role policy, can teacher read_review and unknown read_summary?</w:t>
-      </w:r>
-    </w:p>
-    <w:p>
-      <w:pPr>
-        <w:spacing w:line="336" w:lineRule="auto" w:after="180"/>
-      </w:pPr>
-      <w:r>
-        <w:rPr>
-          <w:b w:val="0"/>
-        </w:rPr>
-        <w:t>Teacher can; unknown cannot.</w:t>
-      </w:r>
-    </w:p>
-    <w:p>
-      <w:pPr>
-        <w:spacing w:line="336" w:lineRule="auto" w:after="180"/>
-      </w:pPr>
-      <w:r>
-        <w:rPr>
-          <w:b w:val="0"/>
-        </w:rPr>
-        <w:t>Look up the requested action in the list for each role. The teacher list contains read_review, so that request is permitted. unknown has no policy entry; get supplies an empty list, which does not contain read_summary.</w:t>
-      </w:r>
-    </w:p>
-    <w:p>
-      <w:pPr>
-        <w:spacing w:line="336" w:lineRule="auto" w:after="180"/>
-      </w:pPr>
-      <w:r>
-        <w:rPr>
-          <w:b w:val="0"/>
-        </w:rPr>
-        <w:t xml:space="preserve">This models a </w:t>
-      </w:r>
-      <w:r>
-        <w:rPr>
-          <w:b/>
-        </w:rPr>
-        <w:t>permission</w:t>
-      </w:r>
-      <w:r>
-        <w:rPr>
-          <w:b w:val="0"/>
-        </w:rPr>
-        <w:t xml:space="preserve"> decision after a role is trusted; it does not authenticate a visitor.</w:t>
-      </w:r>
-    </w:p>
-    <w:p>
-      <w:pPr>
-        <w:pStyle w:val="Heading3"/>
-      </w:pPr>
-      <w:r>
-        <w:t>Privacy and least privilege — W3 Repair access control</w:t>
-      </w:r>
-    </w:p>
-    <w:p>
-      <w:pPr>
-        <w:spacing w:line="336" w:lineRule="auto" w:after="180"/>
-      </w:pPr>
-      <w:r>
-        <w:rPr>
-          <w:b w:val="0"/>
-        </w:rPr>
-        <w:t>A website hides teacher answers using CSS but sends them to student browsers. Explain the flaw and required boundary.</w:t>
-      </w:r>
-    </w:p>
-    <w:p>
-      <w:pPr>
-        <w:spacing w:line="336" w:lineRule="auto" w:after="180"/>
-      </w:pPr>
-      <w:r>
-        <w:rPr>
-          <w:b w:val="0"/>
-        </w:rPr>
-        <w:t xml:space="preserve">Students still receive the content. Enforce teacher </w:t>
-      </w:r>
-      <w:r>
-        <w:rPr>
-          <w:b/>
-        </w:rPr>
-        <w:t>authorization</w:t>
-      </w:r>
-      <w:r>
-        <w:rPr>
-          <w:b w:val="0"/>
-        </w:rPr>
-        <w:t xml:space="preserve"> on the server and do not send answers in student responses.</w:t>
-      </w:r>
-    </w:p>
-    <w:p>
-      <w:pPr>
-        <w:pStyle w:val="Heading3"/>
-      </w:pPr>
-      <w:r>
-        <w:t>Privacy and least privilege — W4 Design independently</w:t>
-      </w:r>
-    </w:p>
-    <w:p>
-      <w:pPr>
-        <w:spacing w:line="336" w:lineRule="auto" w:after="180"/>
-      </w:pPr>
-      <w:r>
-        <w:rPr>
-          <w:b w:val="0"/>
-        </w:rPr>
-        <w:t xml:space="preserve">Design a fictional preference summary with student and teacher roles. List necessary fields, permitted actions, a </w:t>
-      </w:r>
-      <w:r>
-        <w:rPr>
-          <w:b/>
-        </w:rPr>
-        <w:t>retention</w:t>
-      </w:r>
-      <w:r>
-        <w:rPr>
-          <w:b w:val="0"/>
-        </w:rPr>
-        <w:t xml:space="preserve"> purpose and a deletion owner.</w:t>
-      </w:r>
-    </w:p>
-    <w:p>
-      <w:pPr>
-        <w:spacing w:line="336" w:lineRule="auto" w:after="180"/>
-      </w:pPr>
-      <w:r>
-        <w:rPr>
-          <w:b w:val="0"/>
-        </w:rPr>
-        <w:t xml:space="preserve">Use anonymous choice/count data, student access to approved summary and teacher access only to necessary review data. State a purpose-limited school-approved </w:t>
-      </w:r>
-      <w:r>
-        <w:rPr>
-          <w:b/>
-        </w:rPr>
-        <w:t>retention</w:t>
-      </w:r>
-      <w:r>
-        <w:rPr>
-          <w:b w:val="0"/>
-        </w:rPr>
-        <w:t xml:space="preserve"> period/</w:t>
-      </w:r>
-      <w:r>
-        <w:rPr>
-          <w:b/>
-        </w:rPr>
-        <w:t>process</w:t>
-      </w:r>
-      <w:r>
-        <w:rPr>
-          <w:b w:val="0"/>
-        </w:rPr>
-        <w:t xml:space="preserve"> and a responsible deletion owner.</w:t>
-      </w:r>
-    </w:p>
-    <w:p>
-      <w:pPr>
-        <w:spacing w:line="336" w:lineRule="auto" w:after="180"/>
-      </w:pPr>
-      <w:r>
-        <w:rPr>
-          <w:b w:val="0"/>
-        </w:rPr>
-        <w:t>Do not collect identifiers without a justified need.</w:t>
-      </w:r>
-    </w:p>
-    <w:p>
-      <w:pPr>
-        <w:pStyle w:val="Heading3"/>
-      </w:pPr>
-      <w:r>
-        <w:t>Privacy and least privilege — W5 Limit the toy model</w:t>
-      </w:r>
-    </w:p>
-    <w:p>
-      <w:pPr>
-        <w:spacing w:line="336" w:lineRule="auto" w:after="180"/>
-        <w:shd w:fill="F5F1FB"/>
-      </w:pPr>
-      <w:r>
-        <w:rPr>
-          <w:b w:val="0"/>
-        </w:rPr>
-        <w:t>Does the allowed function alone prove an app is secure?</w:t>
-      </w:r>
-    </w:p>
-    <w:p>
-      <w:pPr>
-        <w:spacing w:line="336" w:lineRule="auto" w:after="180"/>
-      </w:pPr>
-      <w:r>
-        <w:rPr>
-          <w:b w:val="0"/>
-        </w:rPr>
-        <w:t>No. It omits authentication, server integration, session protection and many other controls; it demonstrates only a policy lookup.</w:t>
-      </w:r>
-    </w:p>
-    <w:p>
-      <w:pPr>
-        <w:pStyle w:val="Heading3"/>
-      </w:pPr>
-      <w:r>
-        <w:t>Assess independent transfer</w:t>
-      </w:r>
-    </w:p>
-    <w:p>
-      <w:pPr>
-        <w:pStyle w:val="Heading3"/>
-      </w:pPr>
-      <w:r>
-        <w:t>Independent question · withhold the key</w:t>
-      </w:r>
-    </w:p>
-    <w:p>
-      <w:pPr>
-        <w:spacing w:line="336" w:lineRule="auto" w:after="180"/>
-        <w:shd w:fill="F5F1FB"/>
-      </w:pPr>
-      <w:r>
-        <w:rPr>
-          <w:b w:val="0"/>
-        </w:rPr>
-        <w:t>Selected case: Scope allows read inventory items A, B. Calls read A, read C, write B. Decide.</w:t>
-      </w:r>
-    </w:p>
-    <w:p>
-      <w:pPr>
-        <w:pStyle w:val="Heading3"/>
-      </w:pPr>
-      <w:r>
-        <w:t>Selected case answer</w:t>
-      </w:r>
-    </w:p>
-    <w:p>
-      <w:pPr>
-        <w:pStyle w:val="Heading3"/>
-      </w:pPr>
-      <w:r>
-        <w:t>Teacher key · Selected case answer</w:t>
-      </w:r>
-    </w:p>
-    <w:p>
-      <w:pPr>
-        <w:spacing w:line="336" w:lineRule="auto" w:after="180"/>
-        <w:shd w:fill="F1F6FC"/>
-      </w:pPr>
-      <w:r>
-        <w:rPr>
-          <w:b w:val="0"/>
-        </w:rPr>
-        <w:t xml:space="preserve">Teacher explanation: read A permitted; read C denied by </w:t>
-      </w:r>
-      <w:r>
-        <w:rPr>
-          <w:b/>
-        </w:rPr>
-        <w:t>resource scope</w:t>
-      </w:r>
-      <w:r>
-        <w:rPr>
-          <w:b w:val="0"/>
-        </w:rPr>
-        <w:t>; write B denied by operation scope.</w:t>
-      </w:r>
-    </w:p>
-    <w:tbl>
-      <w:tblPr>
-        <w:tblStyle w:val="LightShading-Accent1"/>
-        <w:tblW w:type="auto" w:w="0"/>
-        <w:tblLook w:firstColumn="1" w:firstRow="1" w:lastColumn="0" w:lastRow="0" w:noHBand="0" w:noVBand="1" w:val="04A0"/>
-      </w:tblPr>
-      <w:tblGrid>
-        <w:gridCol w:w="5112"/>
-        <w:gridCol w:w="5112"/>
-      </w:tblGrid>
-      <w:tr>
-        <w:trPr>
-          <w:tblHeader/>
-        </w:trPr>
-        <w:tc>
-          <w:tcPr>
-            <w:tcW w:type="dxa" w:w="5112"/>
-          </w:tcPr>
-          <w:p>
-            <w:r>
-              <w:t>Dimension</w:t>
-            </w:r>
-          </w:p>
-        </w:tc>
-        <w:tc>
-          <w:tcPr>
-            <w:tcW w:type="dxa" w:w="5112"/>
-          </w:tcPr>
-          <w:p>
-            <w:r>
-              <w:t>Evidence required</w:t>
-            </w:r>
-          </w:p>
-        </w:tc>
-      </w:tr>
-      <w:tr>
-        <w:tc>
-          <w:tcPr>
-            <w:tcW w:type="dxa" w:w="5112"/>
-          </w:tcPr>
-          <w:p>
-            <w:r>
-              <w:t>Explanation</w:t>
-            </w:r>
-          </w:p>
-        </w:tc>
-        <w:tc>
-          <w:tcPr>
-            <w:tcW w:type="dxa" w:w="5112"/>
-          </w:tcPr>
-          <w:p>
-            <w:r>
-              <w:t>Names the applicable idea or procedure and ties it to the supplied facts.</w:t>
-            </w:r>
-          </w:p>
-        </w:tc>
-      </w:tr>
-      <w:tr>
-        <w:tc>
-          <w:tcPr>
-            <w:tcW w:type="dxa" w:w="5112"/>
-          </w:tcPr>
-          <w:p>
-            <w:r>
-              <w:t>Trace and result</w:t>
-            </w:r>
-          </w:p>
-        </w:tc>
-        <w:tc>
-          <w:tcPr>
-            <w:tcW w:type="dxa" w:w="5112"/>
-          </w:tcPr>
-          <w:p>
-            <w:r>
-              <w:t>Preserves the given inputs and shows the relevant intermediate steps; distinguishes a prediction from an observed execution.</w:t>
-            </w:r>
-          </w:p>
-        </w:tc>
-      </w:tr>
-      <w:tr>
-        <w:tc>
-          <w:tcPr>
-            <w:tcW w:type="dxa" w:w="5112"/>
-          </w:tcPr>
-          <w:p>
-            <w:r>
-              <w:t>Limits</w:t>
-            </w:r>
-          </w:p>
-        </w:tc>
-        <w:tc>
-          <w:tcPr>
-            <w:tcW w:type="dxa" w:w="5112"/>
-          </w:tcPr>
-          <w:p>
-            <w:r>
-              <w:t>States the assumptions, missing evidence or conditions under which the result would change.</w:t>
-            </w:r>
-          </w:p>
-        </w:tc>
-      </w:tr>
-    </w:tbl>
-    <w:p>
-      <w:pPr>
-        <w:pStyle w:val="Heading3"/>
-      </w:pPr>
-      <w:r>
-        <w:t>Teacher key · Selected case answer</w:t>
-      </w:r>
-    </w:p>
-    <w:p>
-      <w:pPr>
-        <w:spacing w:line="336" w:lineRule="auto" w:after="180"/>
-        <w:shd w:fill="F1F6FC"/>
-      </w:pPr>
-      <w:r>
-        <w:rPr>
-          <w:b w:val="0"/>
-        </w:rPr>
-        <w:t>Record each dimension as not yet, with support, or independent. Accept a valid alternative procedure with a defensible trace.</w:t>
-      </w:r>
-    </w:p>
-    <w:p>
-      <w:pPr>
-        <w:spacing w:line="336" w:lineRule="auto" w:after="180"/>
-        <w:shd w:fill="F1F6FC"/>
-      </w:pPr>
-      <w:r>
-        <w:rPr>
-          <w:b w:val="0"/>
-        </w:rPr>
-        <w:t xml:space="preserve">Do not penalise an honestly recorded model failure if the learner correctly explains its </w:t>
-      </w:r>
-      <w:r>
-        <w:rPr>
-          <w:b/>
-        </w:rPr>
-        <w:t>evidence</w:t>
-      </w:r>
-      <w:r>
-        <w:rPr>
-          <w:b w:val="0"/>
-        </w:rPr>
-        <w:t xml:space="preserve"> and limits.</w:t>
-      </w:r>
-    </w:p>
-    <w:p>
-      <w:pPr>
-        <w:pStyle w:val="Heading3"/>
-      </w:pPr>
-      <w:r>
-        <w:t>Feedback that the learner uses</w:t>
-      </w:r>
-    </w:p>
-    <w:p>
-      <w:pPr>
-        <w:spacing w:line="336" w:lineRule="auto" w:after="180"/>
-      </w:pPr>
-      <w:r>
-        <w:rPr>
-          <w:b w:val="0"/>
-        </w:rPr>
-        <w:t>Name the earliest unsupported step and give one action to repair it. Have the learner make that repair now and explain why. Then assess the relevant skill on a fresh, fully specified case.</w:t>
-      </w:r>
-    </w:p>
-    <w:p>
-      <w:pPr>
-        <w:spacing w:line="336" w:lineRule="auto" w:after="180"/>
-      </w:pPr>
-      <w:r>
-        <w:rPr>
-          <w:b w:val="0"/>
-        </w:rPr>
-        <w:t>Confirm it was not previously practised with feedback; solve and check the new case before assigning it. A follow-up design prompt is a starting brief, not automatically an equivalent test.</w:t>
-      </w:r>
-    </w:p>
-    <w:p>
-      <w:pPr>
-        <w:pStyle w:val="Heading1"/>
-      </w:pPr>
-      <w:r>
-        <w:t>06. Connect and extend learning</w:t>
-      </w:r>
-    </w:p>
-    <w:p>
-      <w:r>
-        <w:t>Connect Permissions and Human Review to Transparent Book Recommender, adapt support and plan a later changed-case check.</w:t>
-      </w:r>
-    </w:p>
-    <w:p>
-      <w:pPr>
-        <w:pStyle w:val="Heading3"/>
-      </w:pPr>
-      <w:r>
-        <w:t>Transparent Book Recommender</w:t>
-      </w:r>
-    </w:p>
-    <w:p>
-      <w:pPr>
-        <w:spacing w:line="336" w:lineRule="auto" w:after="180"/>
-      </w:pPr>
-      <w:r>
-        <w:rPr>
-          <w:b w:val="0"/>
-        </w:rPr>
-        <w:t>The recommender may suggest and explain; people decide, borrow, purchase, or share data.</w:t>
-      </w:r>
-    </w:p>
-    <w:p>
-      <w:pPr>
-        <w:spacing w:line="336" w:lineRule="auto" w:after="180"/>
-      </w:pPr>
-      <w:r>
-        <w:rPr>
-          <w:b w:val="0"/>
-        </w:rPr>
-        <w:t xml:space="preserve">Keep the decision, </w:t>
-      </w:r>
-      <w:r>
-        <w:rPr>
-          <w:b/>
-        </w:rPr>
-        <w:t>input</w:t>
-      </w:r>
-      <w:r>
-        <w:rPr>
-          <w:b w:val="0"/>
-        </w:rPr>
-        <w:t xml:space="preserve">, result, explanation and remaining limitation in the project </w:t>
-      </w:r>
-      <w:r>
-        <w:rPr>
-          <w:b/>
-        </w:rPr>
-        <w:t>evidence</w:t>
-      </w:r>
-      <w:r>
-        <w:rPr>
-          <w:b w:val="0"/>
-        </w:rPr>
-        <w:t xml:space="preserve"> record. Retrieve this record next week rather than restarting the project.</w:t>
-      </w:r>
-    </w:p>
-    <w:p>
-      <w:pPr>
-        <w:pStyle w:val="Heading3"/>
-      </w:pPr>
-      <w:r>
-        <w:t>Support and stretch</w:t>
-      </w:r>
-    </w:p>
-    <w:p>
-      <w:pPr>
-        <w:spacing w:line="336" w:lineRule="auto" w:after="180"/>
-      </w:pPr>
-      <w:r>
-        <w:rPr>
-          <w:b w:val="0"/>
-        </w:rPr>
-        <w:t>Trace one record or condition at a time with counters and labelled columns. Stretch: introduce a tie, boundary or missing field and declare its handling policy before rerunning.</w:t>
-      </w:r>
-    </w:p>
-    <w:p>
-      <w:pPr>
-        <w:pStyle w:val="Heading3"/>
-      </w:pPr>
-      <w:r>
-        <w:t>Exit reflection</w:t>
-      </w:r>
-    </w:p>
-    <w:p>
-      <w:pPr>
-        <w:spacing w:line="336" w:lineRule="auto" w:after="180"/>
-      </w:pPr>
-      <w:r>
-        <w:rPr>
-          <w:b w:val="0"/>
-        </w:rPr>
-        <w:t xml:space="preserve">Ask for one decision the learner can now justify and one situation requiring more </w:t>
-      </w:r>
-      <w:r>
-        <w:rPr>
-          <w:b/>
-        </w:rPr>
-        <w:t>evidence</w:t>
-      </w:r>
-      <w:r>
-        <w:rPr>
-          <w:b w:val="0"/>
-        </w:rPr>
-        <w:t xml:space="preserve"> or human review. Confidence ratings are separate from correct independent performance.</w:t>
-      </w:r>
-    </w:p>
-    <w:p>
-      <w:pPr>
-        <w:pStyle w:val="Heading3"/>
-      </w:pPr>
-      <w:r>
-        <w:t>Bridge to the next week</w:t>
-      </w:r>
-    </w:p>
-    <w:p>
-      <w:pPr>
-        <w:spacing w:line="336" w:lineRule="auto" w:after="180"/>
-      </w:pPr>
-      <w:r>
-        <w:rPr>
-          <w:b w:val="0"/>
-        </w:rPr>
-        <w:t xml:space="preserve">Next: Week 32: Project Problem and Success Test. Retrieve today’s </w:t>
-      </w:r>
-      <w:r>
-        <w:rPr>
-          <w:b/>
-        </w:rPr>
-        <w:t>evidence</w:t>
-      </w:r>
-      <w:r>
-        <w:rPr>
-          <w:b w:val="0"/>
-        </w:rPr>
-        <w:t xml:space="preserve"> and identify what carries forward and what is new.</w:t>
-      </w:r>
-    </w:p>
-    <w:p>
-      <w:pPr>
-        <w:pStyle w:val="Heading3"/>
-      </w:pPr>
-      <w:r>
-        <w:t>Support and fresh reassessment</w:t>
-      </w:r>
-    </w:p>
-    <w:p>
-      <w:pPr>
-        <w:spacing w:line="336" w:lineRule="auto" w:after="180"/>
-      </w:pPr>
-      <w:r>
-        <w:rPr>
-          <w:b w:val="0"/>
-        </w:rPr>
-        <w:t xml:space="preserve">Provide an </w:t>
-      </w:r>
-      <w:r>
-        <w:rPr>
-          <w:b/>
-        </w:rPr>
-        <w:t>input</w:t>
-      </w:r>
-      <w:r>
-        <w:rPr>
-          <w:b w:val="0"/>
-        </w:rPr>
-        <w:t>/procedure/result/limit frame and a calculator when needed. Ask students to identify the first step before completing the whole trace.</w:t>
-      </w:r>
-    </w:p>
-    <w:p>
-      <w:pPr>
-        <w:spacing w:line="336" w:lineRule="auto" w:after="180"/>
-      </w:pPr>
-      <w:r>
-        <w:rPr>
-          <w:b w:val="0"/>
-        </w:rPr>
-        <w:t xml:space="preserve">Extension: compare two concrete variants of this </w:t>
-      </w:r>
-      <w:r>
-        <w:rPr>
-          <w:b/>
-        </w:rPr>
-        <w:t>mechanism</w:t>
-      </w:r>
-      <w:r>
-        <w:rPr>
-          <w:b w:val="0"/>
-        </w:rPr>
-        <w:t xml:space="preserve"> while holding unrelated conditions fixed; report both successful and unsuccessful outcomes.</w:t>
-      </w:r>
-    </w:p>
-    <w:p>
-      <w:pPr>
-        <w:spacing w:line="336" w:lineRule="auto" w:after="180"/>
-      </w:pPr>
-      <w:r>
-        <w:rPr>
-          <w:b w:val="0"/>
-        </w:rPr>
-        <w:t xml:space="preserve">W4: read A permitted; read C denied by </w:t>
-      </w:r>
-      <w:r>
-        <w:rPr>
-          <w:b/>
-        </w:rPr>
-        <w:t>resource scope</w:t>
-      </w:r>
-      <w:r>
-        <w:rPr>
-          <w:b w:val="0"/>
-        </w:rPr>
-        <w:t>; write B denied by operation scope. Require intermediate reasoning and the stated scope. Fresh retry: Scope allows read timetable S only; calls read S and delete S.</w:t>
-      </w:r>
-    </w:p>
-    <w:p>
-      <w:pPr>
-        <w:spacing w:line="336" w:lineRule="auto" w:after="180"/>
-      </w:pPr>
-      <w:r>
-        <w:rPr>
-          <w:b w:val="0"/>
-        </w:rPr>
-        <w:t>Expected reasoning: Read permitted; delete denied. Same resource does not imply every operation is allowed.</w:t>
-      </w:r>
-    </w:p>
-    <w:p>
-      <w:pPr>
-        <w:spacing w:line="336" w:lineRule="auto" w:after="180"/>
       </w:pPr>
       <w:r>
         <w:rPr>
@@ -5759,145 +5766,10 @@
     </w:p>
     <w:p>
       <w:pPr>
-        <w:spacing w:line="336" w:lineRule="auto" w:after="180"/>
-      </w:pPr>
-      <w:r>
-        <w:rPr>
-          <w:b w:val="0"/>
-        </w:rPr>
-        <w:t xml:space="preserve">Next connection: Testing pure components. Preserve the current case record and retrieve its </w:t>
-      </w:r>
-      <w:r>
-        <w:rPr>
-          <w:b/>
-        </w:rPr>
-        <w:t>evidence</w:t>
-      </w:r>
-      <w:r>
-        <w:rPr>
-          <w:b w:val="0"/>
-        </w:rPr>
-        <w:t xml:space="preserve"> boundary before moving on.</w:t>
-      </w:r>
-    </w:p>
-    <w:p>
-      <w:pPr>
-        <w:pStyle w:val="Heading3"/>
-      </w:pPr>
-      <w:r>
-        <w:t>Readiness and reassessment for Privacy and least privilege</w:t>
-      </w:r>
-    </w:p>
-    <w:p>
-      <w:pPr>
-        <w:spacing w:line="336" w:lineRule="auto" w:after="180"/>
-      </w:pPr>
-      <w:r>
-        <w:rPr>
-          <w:b w:val="0"/>
-        </w:rPr>
-        <w:t>Use role and action cards. Extension: test direct unauthorized requests in a teacher-approved local demo, never by probing another person's system.</w:t>
-      </w:r>
-    </w:p>
-    <w:p>
-      <w:pPr>
-        <w:spacing w:line="336" w:lineRule="auto" w:after="180"/>
-      </w:pPr>
-      <w:r>
-        <w:rPr>
-          <w:b w:val="0"/>
-        </w:rPr>
-        <w:t xml:space="preserve">Independent W4 </w:t>
-      </w:r>
-      <w:r>
-        <w:rPr>
-          <w:b/>
-        </w:rPr>
-        <w:t>evidence</w:t>
-      </w:r>
-      <w:r>
-        <w:rPr>
-          <w:b w:val="0"/>
-        </w:rPr>
-        <w:t>: Use anonymous choice/count data, student access to approved summary and teacher access only to necessary review data.</w:t>
-      </w:r>
-    </w:p>
-    <w:p>
-      <w:pPr>
-        <w:spacing w:line="336" w:lineRule="auto" w:after="180"/>
-      </w:pPr>
-      <w:r>
-        <w:rPr>
-          <w:b w:val="0"/>
-        </w:rPr>
-        <w:t xml:space="preserve">State a purpose-limited school-approved </w:t>
-      </w:r>
-      <w:r>
-        <w:rPr>
-          <w:b/>
-        </w:rPr>
-        <w:t>retention</w:t>
-      </w:r>
-      <w:r>
-        <w:rPr>
-          <w:b w:val="0"/>
-        </w:rPr>
-        <w:t xml:space="preserve"> period/</w:t>
-      </w:r>
-      <w:r>
-        <w:rPr>
-          <w:b/>
-        </w:rPr>
-        <w:t>process</w:t>
-      </w:r>
-      <w:r>
-        <w:rPr>
-          <w:b w:val="0"/>
-        </w:rPr>
-        <w:t xml:space="preserve"> and a responsible deletion owner. Do not collect identifiers without a justified need. Record whether the learner needed no help, a hint or explanation.</w:t>
-      </w:r>
-    </w:p>
-    <w:p>
-      <w:pPr>
-        <w:spacing w:line="336" w:lineRule="auto" w:after="180"/>
-      </w:pPr>
-      <w:r>
-        <w:rPr>
-          <w:b w:val="0"/>
-        </w:rPr>
-        <w:t xml:space="preserve">Fresh retry: a library category counter. Require category counts without names, default-deny </w:t>
-      </w:r>
-      <w:r>
-        <w:rPr>
-          <w:b/>
-        </w:rPr>
-        <w:t>permission</w:t>
-      </w:r>
-      <w:r>
-        <w:rPr>
-          <w:b w:val="0"/>
-        </w:rPr>
-        <w:t xml:space="preserve">s and an owner for </w:t>
-      </w:r>
-      <w:r>
-        <w:rPr>
-          <w:b/>
-        </w:rPr>
-        <w:t>retention</w:t>
-      </w:r>
-      <w:r>
-        <w:rPr>
-          <w:b w:val="0"/>
-        </w:rPr>
-        <w:t>/deletion decisions.</w:t>
-      </w:r>
-    </w:p>
-    <w:p>
-      <w:pPr>
-        <w:pStyle w:val="Heading3"/>
-      </w:pPr>
-      <w:r>
-        <w:t>Plan the delayed return</w:t>
+        <w:pStyle w:val="Heading2"/>
+      </w:pPr>
+      <w:r>
+        <w:t>Delayed return</w:t>
       </w:r>
     </w:p>
     <w:p>
@@ -6114,48 +5986,318 @@
     </w:p>
     <w:p>
       <w:pPr>
+        <w:pStyle w:val="Heading2"/>
+      </w:pPr>
+      <w:r>
+        <w:t>Bridge to next week</w:t>
+      </w:r>
+    </w:p>
+    <w:p>
+      <w:pPr>
+        <w:spacing w:line="336" w:lineRule="auto" w:after="180"/>
+      </w:pPr>
+      <w:r>
+        <w:rPr>
+          <w:b w:val="0"/>
+        </w:rPr>
+        <w:t xml:space="preserve">Ask for one decision the learner can now justify and one situation requiring more </w:t>
+      </w:r>
+      <w:r>
+        <w:rPr>
+          <w:b/>
+        </w:rPr>
+        <w:t>evidence</w:t>
+      </w:r>
+      <w:r>
+        <w:rPr>
+          <w:b w:val="0"/>
+        </w:rPr>
+        <w:t xml:space="preserve"> or human review. Confidence ratings are separate from correct independent performance.</w:t>
+      </w:r>
+    </w:p>
+    <w:p>
+      <w:pPr>
+        <w:spacing w:line="336" w:lineRule="auto" w:after="180"/>
+      </w:pPr>
+      <w:r>
+        <w:rPr>
+          <w:b w:val="0"/>
+        </w:rPr>
+        <w:t xml:space="preserve">Next: Week 32: Project Problem and Success Test. Retrieve today’s </w:t>
+      </w:r>
+      <w:r>
+        <w:rPr>
+          <w:b/>
+        </w:rPr>
+        <w:t>evidence</w:t>
+      </w:r>
+      <w:r>
+        <w:rPr>
+          <w:b w:val="0"/>
+        </w:rPr>
+        <w:t xml:space="preserve"> and identify what carries forward and what is new.</w:t>
+      </w:r>
+    </w:p>
+    <w:p>
+      <w:pPr>
+        <w:spacing w:line="336" w:lineRule="auto" w:after="180"/>
+      </w:pPr>
+      <w:r>
+        <w:rPr>
+          <w:b w:val="0"/>
+        </w:rPr>
+        <w:t>Next is Week32: Project Problem and Success Test. Carry forward exact task scope, source checks and human decision boundaries when defining project success.</w:t>
+      </w:r>
+    </w:p>
+    <w:p>
+      <w:pPr>
+        <w:pStyle w:val="Heading2"/>
+      </w:pPr>
+      <w:r>
+        <w:t>Extension support and reassessment · reference / check after trying</w:t>
+      </w:r>
+    </w:p>
+    <w:p>
+      <w:pPr>
+        <w:spacing w:line="336" w:lineRule="auto" w:after="180"/>
+      </w:pPr>
+      <w:r>
+        <w:rPr>
+          <w:b w:val="0"/>
+        </w:rPr>
+        <w:t>Use role and action cards. Extension: test direct unauthorized requests in a teacher-approved local demo, never by probing another person's system.</w:t>
+      </w:r>
+    </w:p>
+    <w:p>
+      <w:pPr>
+        <w:spacing w:line="336" w:lineRule="auto" w:after="180"/>
+      </w:pPr>
+      <w:r>
+        <w:rPr>
+          <w:b w:val="0"/>
+        </w:rPr>
+        <w:t xml:space="preserve">Independent W4 </w:t>
+      </w:r>
+      <w:r>
+        <w:rPr>
+          <w:b/>
+        </w:rPr>
+        <w:t>evidence</w:t>
+      </w:r>
+      <w:r>
+        <w:rPr>
+          <w:b w:val="0"/>
+        </w:rPr>
+        <w:t>: Use anonymous choice/count data, student access to approved summary and teacher access only to necessary review data.</w:t>
+      </w:r>
+    </w:p>
+    <w:p>
+      <w:pPr>
+        <w:spacing w:line="336" w:lineRule="auto" w:after="180"/>
+      </w:pPr>
+      <w:r>
+        <w:rPr>
+          <w:b w:val="0"/>
+        </w:rPr>
+        <w:t xml:space="preserve">State a purpose-limited school-approved </w:t>
+      </w:r>
+      <w:r>
+        <w:rPr>
+          <w:b/>
+        </w:rPr>
+        <w:t>retention</w:t>
+      </w:r>
+      <w:r>
+        <w:rPr>
+          <w:b w:val="0"/>
+        </w:rPr>
+        <w:t xml:space="preserve"> period/</w:t>
+      </w:r>
+      <w:r>
+        <w:rPr>
+          <w:b/>
+        </w:rPr>
+        <w:t>process</w:t>
+      </w:r>
+      <w:r>
+        <w:rPr>
+          <w:b w:val="0"/>
+        </w:rPr>
+        <w:t xml:space="preserve"> and a responsible deletion owner. Do not collect identifiers without a justified need. Record whether the learner needed no help, a hint or explanation.</w:t>
+      </w:r>
+    </w:p>
+    <w:p>
+      <w:pPr>
+        <w:spacing w:line="336" w:lineRule="auto" w:after="180"/>
+      </w:pPr>
+      <w:r>
+        <w:rPr>
+          <w:b w:val="0"/>
+        </w:rPr>
+        <w:t xml:space="preserve">Fresh retry: a library category counter. Require category counts without names, default-deny </w:t>
+      </w:r>
+      <w:r>
+        <w:rPr>
+          <w:b/>
+        </w:rPr>
+        <w:t>permission</w:t>
+      </w:r>
+      <w:r>
+        <w:rPr>
+          <w:b w:val="0"/>
+        </w:rPr>
+        <w:t xml:space="preserve">s and an owner for </w:t>
+      </w:r>
+      <w:r>
+        <w:rPr>
+          <w:b/>
+        </w:rPr>
+        <w:t>retention</w:t>
+      </w:r>
+      <w:r>
+        <w:rPr>
+          <w:b w:val="0"/>
+        </w:rPr>
+        <w:t>/deletion decisions.</w:t>
+      </w:r>
+    </w:p>
+    <w:p>
+      <w:pPr>
+        <w:pStyle w:val="Heading2"/>
+      </w:pPr>
+      <w:r>
+        <w:t>Earlier wording, alternatives and picture transcripts · reference / check after trying</w:t>
+      </w:r>
+    </w:p>
+    <w:p>
+      <w:pPr>
+        <w:spacing w:line="336" w:lineRule="auto" w:after="180"/>
+      </w:pPr>
+      <w:r>
+        <w:rPr>
+          <w:b w:val="0"/>
+        </w:rPr>
+        <w:t>Connect and extend learning</w:t>
+      </w:r>
+    </w:p>
+    <w:p>
+      <w:pPr>
         <w:pStyle w:val="Heading3"/>
       </w:pPr>
       <w:r>
+        <w:t>Transparent Book Recommender</w:t>
+      </w:r>
+    </w:p>
+    <w:p>
+      <w:pPr>
+        <w:spacing w:line="336" w:lineRule="auto" w:after="180"/>
+      </w:pPr>
+      <w:r>
+        <w:rPr>
+          <w:b w:val="0"/>
+        </w:rPr>
+        <w:t>The recommender may suggest and explain; people decide, borrow, purchase, or share data.</w:t>
+      </w:r>
+    </w:p>
+    <w:p>
+      <w:pPr>
+        <w:pStyle w:val="Heading3"/>
+      </w:pPr>
+      <w:r>
+        <w:t>Support and stretch</w:t>
+      </w:r>
+    </w:p>
+    <w:p>
+      <w:pPr>
+        <w:spacing w:line="336" w:lineRule="auto" w:after="180"/>
+      </w:pPr>
+      <w:r>
+        <w:rPr>
+          <w:b w:val="0"/>
+        </w:rPr>
+        <w:t>Trace one record or condition at a time with counters and labelled columns. Stretch: introduce a tie, boundary or missing field and declare its handling policy before rerunning.</w:t>
+      </w:r>
+    </w:p>
+    <w:p>
+      <w:pPr>
+        <w:pStyle w:val="Heading3"/>
+      </w:pPr>
+      <w:r>
+        <w:t>Exit reflection</w:t>
+      </w:r>
+    </w:p>
+    <w:p>
+      <w:pPr>
+        <w:pStyle w:val="Heading3"/>
+      </w:pPr>
+      <w:r>
+        <w:t>Bridge to the next week</w:t>
+      </w:r>
+    </w:p>
+    <w:p>
+      <w:pPr>
+        <w:pStyle w:val="Heading3"/>
+      </w:pPr>
+      <w:r>
+        <w:t>Support and fresh reassessment</w:t>
+      </w:r>
+    </w:p>
+    <w:p>
+      <w:pPr>
+        <w:pStyle w:val="Heading3"/>
+      </w:pPr>
+      <w:r>
+        <w:t>Readiness and reassessment for Privacy and least privilege</w:t>
+      </w:r>
+    </w:p>
+    <w:p>
+      <w:pPr>
+        <w:pStyle w:val="Heading3"/>
+      </w:pPr>
+      <w:r>
+        <w:t>Plan the delayed return</w:t>
+      </w:r>
+    </w:p>
+    <w:p>
+      <w:pPr>
+        <w:pStyle w:val="Heading3"/>
+      </w:pPr>
+      <w:r>
         <w:t>Project evidence from this case</w:t>
       </w:r>
     </w:p>
     <w:p>
       <w:pPr>
+        <w:pStyle w:val="Heading1"/>
+      </w:pPr>
+      <w:r>
+        <w:t>Reference bank and extra practice</w:t>
+      </w:r>
+    </w:p>
+    <w:p>
+      <w:pPr>
+        <w:pStyle w:val="Heading1"/>
+      </w:pPr>
+      <w:r>
+        <w:t>07. Reference · Alternative teaching checklist</w:t>
+      </w:r>
+    </w:p>
+    <w:p>
+      <w:r>
+        <w:t>Use as a reminder alongside the main route.</w:t>
+      </w:r>
+    </w:p>
+    <w:p>
+      <w:pPr>
+        <w:pStyle w:val="Heading2"/>
+      </w:pPr>
+      <w:r>
+        <w:t>Planning reference</w:t>
+      </w:r>
+    </w:p>
+    <w:p>
+      <w:pPr>
         <w:spacing w:line="336" w:lineRule="auto" w:after="180"/>
-      </w:pPr>
-      <w:r>
-        <w:rPr>
-          <w:b w:val="0"/>
-        </w:rPr>
-        <w:t>Give the recommender read-only access wherever sufficient, and require explicit owner review for catalogue edits or publication.</w:t>
-      </w:r>
-    </w:p>
-    <w:p>
-      <w:pPr>
-        <w:pStyle w:val="Heading1"/>
-      </w:pPr>
-      <w:r>
-        <w:t>07. Prepare, teach and assess</w:t>
-      </w:r>
-    </w:p>
-    <w:p>
-      <w:r>
-        <w:t>Use this preparation summary alongside the detailed Permissions and Human Review lesson; it is a checklist rather than a replacement for the full sequence.</w:t>
-      </w:r>
-    </w:p>
-    <w:p>
-      <w:pPr>
-        <w:pStyle w:val="Heading3"/>
-      </w:pPr>
-      <w:r>
-        <w:t>Teaching target</w:t>
-      </w:r>
-    </w:p>
-    <w:p>
-      <w:pPr>
-        <w:spacing w:line="336" w:lineRule="auto" w:after="180"/>
-        <w:shd w:fill="EDF7F3"/>
       </w:pPr>
       <w:r>
         <w:rPr>
@@ -6367,16 +6509,7 @@
     </w:p>
     <w:p>
       <w:pPr>
-        <w:pStyle w:val="Heading3"/>
-      </w:pPr>
-      <w:r>
-        <w:t>Supported practice answer</w:t>
-      </w:r>
-    </w:p>
-    <w:p>
-      <w:pPr>
         <w:spacing w:line="336" w:lineRule="auto" w:after="180"/>
-        <w:shd w:fill="F1F6FC"/>
       </w:pPr>
       <w:r>
         <w:rPr>
@@ -6421,16 +6554,7 @@
     </w:p>
     <w:p>
       <w:pPr>
-        <w:pStyle w:val="Heading3"/>
-      </w:pPr>
-      <w:r>
-        <w:t>Repair the misconception</w:t>
-      </w:r>
-    </w:p>
-    <w:p>
-      <w:pPr>
         <w:spacing w:line="336" w:lineRule="auto" w:after="180"/>
-        <w:shd w:fill="FFF5E6"/>
       </w:pPr>
       <w:r>
         <w:rPr>
@@ -6441,16 +6565,7 @@
     </w:p>
     <w:p>
       <w:pPr>
-        <w:pStyle w:val="Heading3"/>
-      </w:pPr>
-      <w:r>
-        <w:t>Support without giving away the answer</w:t>
-      </w:r>
-    </w:p>
-    <w:p>
-      <w:pPr>
         <w:spacing w:line="336" w:lineRule="auto" w:after="180"/>
-        <w:shd w:fill="F1F6F8"/>
       </w:pPr>
       <w:r>
         <w:rPr>
@@ -6473,16 +6588,7 @@
     </w:p>
     <w:p>
       <w:pPr>
-        <w:pStyle w:val="Heading3"/>
-      </w:pPr>
-      <w:r>
-        <w:t>Extend the reasoning</w:t>
-      </w:r>
-    </w:p>
-    <w:p>
-      <w:pPr>
         <w:spacing w:line="336" w:lineRule="auto" w:after="180"/>
-        <w:shd w:fill="F5F1FB"/>
       </w:pPr>
       <w:r>
         <w:rPr>
@@ -6506,7 +6612,6 @@
     <w:p>
       <w:pPr>
         <w:spacing w:line="336" w:lineRule="auto" w:after="180"/>
-        <w:shd w:fill="F5F1FB"/>
       </w:pPr>
       <w:r>
         <w:rPr>
@@ -6517,16 +6622,7 @@
     </w:p>
     <w:p>
       <w:pPr>
-        <w:pStyle w:val="Heading3"/>
-      </w:pPr>
-      <w:r>
-        <w:t>Protect the independent attempt</w:t>
-      </w:r>
-    </w:p>
-    <w:p>
-      <w:pPr>
         <w:spacing w:line="336" w:lineRule="auto" w:after="180"/>
-        <w:shd w:fill="FFF5E6"/>
       </w:pPr>
       <w:r>
         <w:rPr>
@@ -6721,16 +6817,7 @@
     </w:tbl>
     <w:p>
       <w:pPr>
-        <w:pStyle w:val="Heading3"/>
-      </w:pPr>
-      <w:r>
-        <w:t>Project checkpoint</w:t>
-      </w:r>
-    </w:p>
-    <w:p>
-      <w:pPr>
         <w:spacing w:line="336" w:lineRule="auto" w:after="180"/>
-        <w:shd w:fill="EDF7F3"/>
       </w:pPr>
       <w:r>
         <w:rPr>
@@ -6779,12 +6866,20 @@
         <w:pStyle w:val="Heading1"/>
       </w:pPr>
       <w:r>
-        <w:t>08. Use feedback, labs and repair paths</w:t>
-      </w:r>
-    </w:p>
-    <w:p>
-      <w:r>
-        <w:t>Use feedback, earlier review and portfolios purposefully. Apply the coding routine only when this lesson has an executable lab.</w:t>
+        <w:t>08. Reference · Feedback and retained evidence</w:t>
+      </w:r>
+    </w:p>
+    <w:p>
+      <w:r>
+        <w:t>Keep supported practice separate from independent evidence.</w:t>
+      </w:r>
+    </w:p>
+    <w:p>
+      <w:pPr>
+        <w:pStyle w:val="Heading2"/>
+      </w:pPr>
+      <w:r>
+        <w:t>Record and repair</w:t>
       </w:r>
     </w:p>
     <w:p>
@@ -6829,6 +6924,48 @@
         <w:rPr>
           <w:b w:val="0"/>
         </w:rPr>
+        <w:t>Use the earlier worked-explanation links to address a specific missing building block, then return to the current question. Adapt this suggestion after observing the learner; it is not an automatic diagnosis.</w:t>
+      </w:r>
+    </w:p>
+    <w:p>
+      <w:pPr>
+        <w:spacing w:line="336" w:lineRule="auto" w:after="180"/>
+      </w:pPr>
+      <w:r>
+        <w:rPr>
+          <w:b w:val="0"/>
+        </w:rPr>
+        <w:t xml:space="preserve">Collect the completed-work portfolio as </w:t>
+      </w:r>
+      <w:r>
+        <w:rPr>
+          <w:b/>
+        </w:rPr>
+        <w:t>evidence</w:t>
+      </w:r>
+      <w:r>
+        <w:rPr>
+          <w:b w:val="0"/>
+        </w:rPr>
+        <w:t>. Record support separately from correctness, and assess explanation, trace/test and limitations. Progress ticks and quiz selections alone do not establish mastery.</w:t>
+      </w:r>
+    </w:p>
+    <w:p>
+      <w:pPr>
+        <w:pStyle w:val="Heading2"/>
+      </w:pPr>
+      <w:r>
+        <w:t>Earlier wording, alternatives and picture transcripts · reference / check after trying</w:t>
+      </w:r>
+    </w:p>
+    <w:p>
+      <w:pPr>
+        <w:spacing w:line="336" w:lineRule="auto" w:after="180"/>
+      </w:pPr>
+      <w:r>
+        <w:rPr>
+          <w:b w:val="0"/>
+        </w:rPr>
         <w:t xml:space="preserve">Ask students to predict before running code. Preserve errors and actual </w:t>
       </w:r>
       <w:r>
@@ -6846,77 +6983,20 @@
     </w:p>
     <w:p>
       <w:pPr>
-        <w:spacing w:line="336" w:lineRule="auto" w:after="180"/>
-      </w:pPr>
-      <w:r>
-        <w:rPr>
-          <w:b w:val="0"/>
-        </w:rPr>
-        <w:t>Use the earlier worked-explanation links to address a specific missing building block, then return to the current question. Adapt this suggestion after observing the learner; it is not an automatic diagnosis.</w:t>
-      </w:r>
-    </w:p>
-    <w:p>
-      <w:pPr>
-        <w:spacing w:line="336" w:lineRule="auto" w:after="180"/>
-      </w:pPr>
-      <w:r>
-        <w:rPr>
-          <w:b w:val="0"/>
-        </w:rPr>
-        <w:t xml:space="preserve">Collect the completed-work portfolio as </w:t>
-      </w:r>
-      <w:r>
-        <w:rPr>
-          <w:b/>
-        </w:rPr>
-        <w:t>evidence</w:t>
-      </w:r>
-      <w:r>
-        <w:rPr>
-          <w:b w:val="0"/>
-        </w:rPr>
-        <w:t>. Record support separately from correctness, and assess explanation, trace/test and limitations. Progress ticks and quiz selections alone do not establish mastery.</w:t>
-      </w:r>
-    </w:p>
-    <w:p>
-      <w:pPr>
         <w:pStyle w:val="Heading1"/>
       </w:pPr>
       <w:r>
-        <w:t>09. Visual concept journey</w:t>
-      </w:r>
-    </w:p>
-    <w:p>
-      <w:r>
-        <w:t>Show one Permissions and Human Review graphic at a time, request a prediction and discuss its trace before the independent assessment.</w:t>
-      </w:r>
-    </w:p>
-    <w:p>
-      <w:pPr>
-        <w:spacing w:line="336" w:lineRule="auto" w:after="180"/>
-      </w:pPr>
-      <w:r>
-        <w:rPr>
-          <w:b w:val="0"/>
-        </w:rPr>
-        <w:t xml:space="preserve">Use one picture at a time. Hide a worked result before asking for a </w:t>
-      </w:r>
-      <w:r>
-        <w:rPr>
-          <w:b/>
-        </w:rPr>
-        <w:t>prediction</w:t>
-      </w:r>
-      <w:r>
-        <w:rPr>
-          <w:b w:val="0"/>
-        </w:rPr>
-        <w:t>, then reveal it for feedback. These are supported teaching cases; retain the separate independent assessment for a fresh first attempt.</w:t>
-      </w:r>
-    </w:p>
-    <w:p>
-      <w:pPr>
-        <w:pStyle w:val="Heading3"/>
+        <w:t>09. Reference · Teach with the six pictures</w:t>
+      </w:r>
+    </w:p>
+    <w:p>
+      <w:r>
+        <w:t>Choose a picture for a specific explanation.</w:t>
+      </w:r>
+    </w:p>
+    <w:p>
+      <w:pPr>
+        <w:pStyle w:val="Heading2"/>
       </w:pPr>
       <w:r>
         <w:t>01. Permissions and Human Review: the case</w:t>
@@ -6927,7 +7007,7 @@
         <w:drawing>
           <wp:inline xmlns:a="http://schemas.openxmlformats.org/drawingml/2006/main" xmlns:pic="http://schemas.openxmlformats.org/drawingml/2006/picture">
             <wp:extent cx="5486400" cy="2834640"/>
-            <wp:docPr id="2" name="Picture 2" descr="A fictional catalogue helper receives a narrowly scoped tool token. Supplied facts: Token allows read on catalogue records R2 and R5 only. No write permission is granted. Proposals: read R2; read R8; write R5. Generated text claims all are helpful."/>
+            <wp:docPr id="3" name="Picture 3" descr="A fictional catalogue helper receives a narrowly scoped tool token. Supplied facts: Token allows read on catalogue records R2 and R5 only. No write permission is granted. Proposals: read R2; read R8; write R5. Generated text claims all are helpful."/>
             <wp:cNvGraphicFramePr>
               <a:graphicFrameLocks noChangeAspect="1"/>
             </wp:cNvGraphicFramePr>
@@ -6939,7 +7019,7 @@
                     <pic:cNvPicPr/>
                   </pic:nvPicPr>
                   <pic:blipFill>
-                    <a:blip r:embed="rId10"/>
+                    <a:blip r:embed="rId11"/>
                     <a:stretch>
                       <a:fillRect/>
                     </a:stretch>
@@ -6995,7 +7075,6 @@
     <w:p>
       <w:pPr>
         <w:spacing w:line="336" w:lineRule="auto" w:after="180"/>
-        <w:shd w:fill="F5F1FB"/>
       </w:pPr>
       <w:r>
         <w:rPr>
@@ -7006,16 +7085,7 @@
     </w:p>
     <w:p>
       <w:pPr>
-        <w:pStyle w:val="Heading3"/>
-      </w:pPr>
-      <w:r>
-        <w:t>Discuss while showing the picture</w:t>
-      </w:r>
-    </w:p>
-    <w:p>
-      <w:pPr>
         <w:spacing w:line="336" w:lineRule="auto" w:after="180"/>
-        <w:shd w:fill="F1F6F8"/>
       </w:pPr>
       <w:r>
         <w:rPr>
@@ -7026,7 +7096,7 @@
     </w:p>
     <w:p>
       <w:pPr>
-        <w:pStyle w:val="Heading3"/>
+        <w:pStyle w:val="Heading2"/>
       </w:pPr>
       <w:r>
         <w:t>02. Follow the deciding steps</w:t>
@@ -7037,7 +7107,7 @@
         <w:drawing>
           <wp:inline xmlns:a="http://schemas.openxmlformats.org/drawingml/2006/main" xmlns:pic="http://schemas.openxmlformats.org/drawingml/2006/picture">
             <wp:extent cx="5486400" cy="4005072"/>
-            <wp:docPr id="3" name="Picture 3" descr="Read token: Authorised operation is read; authorised objects are R2,R5. → Allowed call: read R2 matches both operation and object: allow. → Wrong object: read R8 fails object scope: deny. → Wrong operation: write R5 fails operation scope: deny even for an allowed record."/>
+            <wp:docPr id="4" name="Picture 4" descr="Read token: Authorised operation is read; authorised objects are R2,R5. → Allowed call: read R2 matches both operation and object: allow. → Wrong object: read R8 fails object scope: deny. → Wrong operation: write R5 fails operation scope: deny even for an allowed record."/>
             <wp:cNvGraphicFramePr>
               <a:graphicFrameLocks noChangeAspect="1"/>
             </wp:cNvGraphicFramePr>
@@ -7049,7 +7119,7 @@
                     <pic:cNvPicPr/>
                   </pic:nvPicPr>
                   <pic:blipFill>
-                    <a:blip r:embed="rId11"/>
+                    <a:blip r:embed="rId9"/>
                     <a:stretch>
                       <a:fillRect/>
                     </a:stretch>
@@ -7082,7 +7152,6 @@
     <w:p>
       <w:pPr>
         <w:spacing w:line="336" w:lineRule="auto" w:after="180"/>
-        <w:shd w:fill="F5F1FB"/>
       </w:pPr>
       <w:r>
         <w:rPr>
@@ -7105,16 +7174,7 @@
     </w:p>
     <w:p>
       <w:pPr>
-        <w:pStyle w:val="Heading3"/>
-      </w:pPr>
-      <w:r>
-        <w:t>Discuss while showing the picture</w:t>
-      </w:r>
-    </w:p>
-    <w:p>
-      <w:pPr>
         <w:spacing w:line="336" w:lineRule="auto" w:after="180"/>
-        <w:shd w:fill="F1F6F8"/>
       </w:pPr>
       <w:r>
         <w:rPr>
@@ -7137,7 +7197,7 @@
     </w:p>
     <w:p>
       <w:pPr>
-        <w:pStyle w:val="Heading3"/>
+        <w:pStyle w:val="Heading2"/>
       </w:pPr>
       <w:r>
         <w:t>03. Least privilege and tool scopes — evidence trace</w:t>
@@ -7148,7 +7208,7 @@
         <w:drawing>
           <wp:inline xmlns:a="http://schemas.openxmlformats.org/drawingml/2006/main" xmlns:pic="http://schemas.openxmlformats.org/drawingml/2006/picture">
             <wp:extent cx="5486400" cy="2996184"/>
-            <wp:docPr id="4" name="Picture 4" descr="Least privilege and tool scopes — evidence trace. Tool token permits lookup(public-room). A proposed call writes teacher notes. | A reporting assistant may lookup public rooms but may not write records, send messages or read teacher notes. Check actor, operation and resource before executing a proposed call. | Both operation and resource exceed scope; deny before execution, regardless of generated confidence."/>
+            <wp:docPr id="5" name="Picture 5" descr="Least privilege and tool scopes — evidence trace. Tool token permits lookup(public-room). A proposed call writes teacher notes. | A reporting assistant may lookup public rooms but may not write records, send messages or read teacher notes. Check actor, operation and resource before executing a proposed call. | Both operation and resource exceed scope; deny before execution, regardless of generated confidence."/>
             <wp:cNvGraphicFramePr>
               <a:graphicFrameLocks noChangeAspect="1"/>
             </wp:cNvGraphicFramePr>
@@ -7233,7 +7293,6 @@
     <w:p>
       <w:pPr>
         <w:spacing w:line="336" w:lineRule="auto" w:after="180"/>
-        <w:shd w:fill="F5F1FB"/>
       </w:pPr>
       <w:r>
         <w:rPr>
@@ -7244,16 +7303,7 @@
     </w:p>
     <w:p>
       <w:pPr>
-        <w:pStyle w:val="Heading3"/>
-      </w:pPr>
-      <w:r>
-        <w:t>Discuss while showing the picture</w:t>
-      </w:r>
-    </w:p>
-    <w:p>
-      <w:pPr>
         <w:spacing w:line="336" w:lineRule="auto" w:after="180"/>
-        <w:shd w:fill="F1F6F8"/>
       </w:pPr>
       <w:r>
         <w:rPr>
@@ -7264,7 +7314,7 @@
     </w:p>
     <w:p>
       <w:pPr>
-        <w:pStyle w:val="Heading3"/>
+        <w:pStyle w:val="Heading2"/>
       </w:pPr>
       <w:r>
         <w:t>04. Change one thing. Trace what follows.</w:t>
@@ -7275,7 +7325,7 @@
         <w:drawing>
           <wp:inline xmlns:a="http://schemas.openxmlformats.org/drawingml/2006/main" xmlns:pic="http://schemas.openxmlformats.org/drawingml/2006/picture">
             <wp:extent cx="5486400" cy="3179064"/>
-            <wp:docPr id="5" name="Picture 5" descr="Original case: write R5 fails operation scope: deny even for an allowed record. Changed condition: The helper says it needs write R5 to correct an apparent typo. Expected result: The write remains denied under the existing token. Reason: A useful purpose does not create an authorised operation; an authorised owner must review any scope change."/>
+            <wp:docPr id="6" name="Picture 6" descr="Original case: write R5 fails operation scope: deny even for an allowed record. Changed condition: The helper says it needs write R5 to correct an apparent typo. Expected result: The write remains denied under the existing token. Reason: A useful purpose does not create an authorised operation; an authorised owner must review any scope change."/>
             <wp:cNvGraphicFramePr>
               <a:graphicFrameLocks noChangeAspect="1"/>
             </wp:cNvGraphicFramePr>
@@ -7331,7 +7381,6 @@
     <w:p>
       <w:pPr>
         <w:spacing w:line="336" w:lineRule="auto" w:after="180"/>
-        <w:shd w:fill="F5F1FB"/>
       </w:pPr>
       <w:r>
         <w:rPr>
@@ -7342,16 +7391,7 @@
     </w:p>
     <w:p>
       <w:pPr>
-        <w:pStyle w:val="Heading3"/>
-      </w:pPr>
-      <w:r>
-        <w:t>Discuss while showing the picture</w:t>
-      </w:r>
-    </w:p>
-    <w:p>
-      <w:pPr>
         <w:spacing w:line="336" w:lineRule="auto" w:after="180"/>
-        <w:shd w:fill="F1F6F8"/>
       </w:pPr>
       <w:r>
         <w:rPr>
@@ -7363,7 +7403,6 @@
     <w:p>
       <w:pPr>
         <w:spacing w:line="336" w:lineRule="auto" w:after="180"/>
-        <w:shd w:fill="F1F6F8"/>
       </w:pPr>
       <w:r>
         <w:rPr>
@@ -7374,7 +7413,7 @@
     </w:p>
     <w:p>
       <w:pPr>
-        <w:pStyle w:val="Heading3"/>
+        <w:pStyle w:val="Heading2"/>
       </w:pPr>
       <w:r>
         <w:t>05. Connect the explanation to its limit</w:t>
@@ -7385,7 +7424,7 @@
         <w:drawing>
           <wp:inline xmlns:a="http://schemas.openxmlformats.org/drawingml/2006/main" xmlns:pic="http://schemas.openxmlformats.org/drawingml/2006/picture">
             <wp:extent cx="5486400" cy="2834640"/>
-            <wp:docPr id="6" name="Picture 6" descr="Permissions are concrete restrictions, not a confidence score or a general instruction to be useful. Each proposed call must match both dimensions before it happens. A request written inside catalogue text cannot enlarge the token’s authority. Denial should preserve the proposed action and reason without executing the disallowed mutation. Limit: Permission checks do not establish that a read result is trustworthy or that an allowed action is factually correct."/>
+            <wp:docPr id="7" name="Picture 7" descr="Permissions are concrete restrictions, not a confidence score or a general instruction to be useful. Each proposed call must match both dimensions before it happens. A request written inside catalogue text cannot enlarge the token’s authority. Denial should preserve the proposed action and reason without executing the disallowed mutation. Limit: Permission checks do not establish that a read result is trustworthy or that an allowed action is factually correct."/>
             <wp:cNvGraphicFramePr>
               <a:graphicFrameLocks noChangeAspect="1"/>
             </wp:cNvGraphicFramePr>
@@ -7470,7 +7509,6 @@
     <w:p>
       <w:pPr>
         <w:spacing w:line="336" w:lineRule="auto" w:after="180"/>
-        <w:shd w:fill="F5F1FB"/>
       </w:pPr>
       <w:r>
         <w:rPr>
@@ -7481,16 +7519,7 @@
     </w:p>
     <w:p>
       <w:pPr>
-        <w:pStyle w:val="Heading3"/>
-      </w:pPr>
-      <w:r>
-        <w:t>Discuss while showing the picture</w:t>
-      </w:r>
-    </w:p>
-    <w:p>
-      <w:pPr>
         <w:spacing w:line="336" w:lineRule="auto" w:after="180"/>
-        <w:shd w:fill="F1F6F8"/>
       </w:pPr>
       <w:r>
         <w:rPr>
@@ -7502,7 +7531,6 @@
     <w:p>
       <w:pPr>
         <w:spacing w:line="336" w:lineRule="auto" w:after="180"/>
-        <w:shd w:fill="F1F6F8"/>
       </w:pPr>
       <w:r>
         <w:rPr>
@@ -7525,7 +7553,7 @@
     </w:p>
     <w:p>
       <w:pPr>
-        <w:pStyle w:val="Heading3"/>
+        <w:pStyle w:val="Heading2"/>
       </w:pPr>
       <w:r>
         <w:t>06. Make the idea visible in your project</w:t>
@@ -7536,7 +7564,7 @@
         <w:drawing>
           <wp:inline xmlns:a="http://schemas.openxmlformats.org/drawingml/2006/main" xmlns:pic="http://schemas.openxmlformats.org/drawingml/2006/picture">
             <wp:extent cx="5486400" cy="3380232"/>
-            <wp:docPr id="7" name="Picture 7" descr="Give the recommender read-only access wherever sufficient, and require explicit owner review for catalogue edits or publication. Draw your input, deciding step, result and limit. Supported question: Which proposal is allowed, and why is an authorised object alone insufficient?"/>
+            <wp:docPr id="8" name="Picture 8" descr="Give the recommender read-only access wherever sufficient, and require explicit owner review for catalogue edits or publication. Draw your input, deciding step, result and limit. Supported question: Which proposal is allowed, and why is an authorised object alone insufficient?"/>
             <wp:cNvGraphicFramePr>
               <a:graphicFrameLocks noChangeAspect="1"/>
             </wp:cNvGraphicFramePr>
@@ -7604,7 +7632,6 @@
     <w:p>
       <w:pPr>
         <w:spacing w:line="336" w:lineRule="auto" w:after="180"/>
-        <w:shd w:fill="F5F1FB"/>
       </w:pPr>
       <w:r>
         <w:rPr>
@@ -7627,46 +7654,115 @@
     </w:p>
     <w:p>
       <w:pPr>
+        <w:spacing w:line="336" w:lineRule="auto" w:after="180"/>
+      </w:pPr>
+      <w:r>
+        <w:rPr>
+          <w:b w:val="0"/>
+        </w:rPr>
+        <w:t xml:space="preserve">Teacher prompt: Draw your project trace and justify the deciding step using </w:t>
+      </w:r>
+      <w:r>
+        <w:rPr>
+          <w:b/>
+        </w:rPr>
+        <w:t>evidence</w:t>
+      </w:r>
+      <w:r>
+        <w:rPr>
+          <w:b w:val="0"/>
+        </w:rPr>
+        <w:t>. Ask learners to describe one label or arrow in ordinary words. Use the adjacent transcript if the image is difficult to see.</w:t>
+      </w:r>
+    </w:p>
+    <w:p>
+      <w:pPr>
+        <w:spacing w:line="336" w:lineRule="auto" w:after="180"/>
+      </w:pPr>
+      <w:r>
+        <w:rPr>
+          <w:b w:val="0"/>
+        </w:rPr>
+        <w:t>Supported practice key: Only read R2. R5 is an allowed object for reading, but its write operation exceeds scope.</w:t>
+      </w:r>
+    </w:p>
+    <w:p>
+      <w:pPr>
+        <w:pStyle w:val="Heading2"/>
+      </w:pPr>
+      <w:r>
+        <w:t>Earlier wording, alternatives and picture transcripts · reference / check after trying</w:t>
+      </w:r>
+    </w:p>
+    <w:p>
+      <w:pPr>
+        <w:spacing w:line="336" w:lineRule="auto" w:after="180"/>
+      </w:pPr>
+      <w:r>
+        <w:rPr>
+          <w:b w:val="0"/>
+        </w:rPr>
+        <w:t xml:space="preserve">Use one picture at a time. Hide a worked result before asking for a </w:t>
+      </w:r>
+      <w:r>
+        <w:rPr>
+          <w:b/>
+        </w:rPr>
+        <w:t>prediction</w:t>
+      </w:r>
+      <w:r>
+        <w:rPr>
+          <w:b w:val="0"/>
+        </w:rPr>
+        <w:t>, then reveal it for feedback. These are supported teaching cases; retain the separate independent assessment for a fresh first attempt.</w:t>
+      </w:r>
+    </w:p>
+    <w:p>
+      <w:pPr>
         <w:pStyle w:val="Heading3"/>
       </w:pPr>
       <w:r>
-        <w:t>Discuss while showing the picture</w:t>
-      </w:r>
-    </w:p>
-    <w:p>
-      <w:pPr>
-        <w:spacing w:line="336" w:lineRule="auto" w:after="180"/>
-        <w:shd w:fill="F1F6F8"/>
-      </w:pPr>
-      <w:r>
-        <w:rPr>
-          <w:b w:val="0"/>
-        </w:rPr>
-        <w:t xml:space="preserve">Teacher prompt: Draw your project trace and justify the deciding step using </w:t>
-      </w:r>
-      <w:r>
-        <w:rPr>
-          <w:b/>
-        </w:rPr>
-        <w:t>evidence</w:t>
-      </w:r>
-      <w:r>
-        <w:rPr>
-          <w:b w:val="0"/>
-        </w:rPr>
-        <w:t>. Ask learners to describe one label or arrow in ordinary words. Use the adjacent transcript if the image is difficult to see.</w:t>
-      </w:r>
-    </w:p>
-    <w:p>
-      <w:pPr>
-        <w:spacing w:line="336" w:lineRule="auto" w:after="180"/>
-        <w:shd w:fill="F1F6F8"/>
-      </w:pPr>
-      <w:r>
-        <w:rPr>
-          <w:b w:val="0"/>
-        </w:rPr>
-        <w:t>Supported practice key: Only read R2. R5 is an allowed object for reading, but its write operation exceeds scope.</w:t>
+        <w:t>01. Permissions and Human Review: the case</w:t>
+      </w:r>
+    </w:p>
+    <w:p>
+      <w:pPr>
+        <w:pStyle w:val="Heading3"/>
+      </w:pPr>
+      <w:r>
+        <w:t>02. Follow the deciding steps</w:t>
+      </w:r>
+    </w:p>
+    <w:p>
+      <w:pPr>
+        <w:pStyle w:val="Heading3"/>
+      </w:pPr>
+      <w:r>
+        <w:t>03. Least privilege and tool scopes — evidence trace</w:t>
+      </w:r>
+    </w:p>
+    <w:p>
+      <w:pPr>
+        <w:pStyle w:val="Heading3"/>
+      </w:pPr>
+      <w:r>
+        <w:t>04. Change one thing. Trace what follows.</w:t>
+      </w:r>
+    </w:p>
+    <w:p>
+      <w:pPr>
+        <w:pStyle w:val="Heading3"/>
+      </w:pPr>
+      <w:r>
+        <w:t>05. Connect the explanation to its limit</w:t>
+      </w:r>
+    </w:p>
+    <w:p>
+      <w:pPr>
+        <w:pStyle w:val="Heading3"/>
+      </w:pPr>
+      <w:r>
+        <w:t>06. Make the idea visible in your project</w:t>
       </w:r>
     </w:p>
     <w:sectPr>
